--- a/06-学生侧材料/讲义/4-分析化学/有效数字与误差分析-超级充实版（自学完整）.docx
+++ b/06-学生侧材料/讲义/4-分析化学/有效数字与误差分析-超级充实版（自学完整）.docx
@@ -4473,7 +4473,7 @@
         <w:rPr>
           <w:rFonts w:hint="eastAsia" w:ascii="Times New Roman" w:hAnsi="Times New Roman" w:eastAsia="FangSong" w:cs="Times New Roman"/>
         </w:rPr>
-        <w:t>这就是为什么常量分析要称</w:t>
+        <w:t>因此常量分析要称</w:t>
       </w:r>
       <w:r>
         <w:rPr>
@@ -34837,7 +34837,7 @@
     <ns0:name ns0:val="Verbatim Char"/>
     <ns0:basedOn ns0:val="BodyTextChar"/>
     <ns0:rPr>
-      <ns0:rFonts ns0:ascii="SimSun" ns0:hAnsi="SimSun" ns0:eastAsia="SimSun" ns0:cs="SimSun"/>
+      <ns0:rFonts ns0:ascii="SimSun" ns0:cs="SimSun" ns0:eastAsia="SimSun" ns0:hAnsi="SimSun"/>
       <ns0:b ns0:val="0"/>
       <ns0:sz ns0:val="20"/>
     </ns0:rPr>
@@ -34915,7 +34915,7 @@
       <w:wordWrap w:val="off"/>
     </w:pPr>
     <ns0:rPr>
-      <w:rFonts w:ascii="SimSun" w:hAnsi="SimSun" w:eastAsia="SimSun" w:cs="SimSun"/>
+      <w:rFonts ns0:ascii="SimSun" ns0:hAnsi="SimSun" ns0:eastAsia="SimSun" ns0:cs="SimSun"/>
     </ns0:rPr>
   </w:style>
   <w:style w:type="character" w:customStyle="1" w:styleId="KeywordTok">

--- a/06-学生侧材料/讲义/4-分析化学/有效数字与误差分析-超级充实版（自学完整）.docx
+++ b/06-学生侧材料/讲义/4-分析化学/有效数字与误差分析-超级充实版（自学完整）.docx
@@ -24360,11 +24360,22 @@
     </w:p>
     <w:p>
       <w:pPr>
-        <w:numPr>
-          <w:ilvl w:val="0"/>
-          <w:numId w:val="1002"/>
-        </w:numPr>
+        <w:pStyle w:val="BodyText"/>
       </w:pPr>
+      <w:r>
+        <w:rPr>
+          <w:rFonts w:ascii="Times New Roman" w:hAnsi="Times New Roman" w:eastAsia="Times New Roman" w:cs="Times New Roman"/>
+          <w:b/>
+          <w:bCs/>
+        </w:rPr>
+        <w:t xml:space="preserve">1.</w:t>
+      </w:r>
+      <w:r>
+        <w:rPr>
+          <w:rFonts w:ascii="Times New Roman" w:hAnsi="Times New Roman" w:eastAsia="Times New Roman" w:cs="Times New Roman"/>
+        </w:rPr>
+        <w:t xml:space="preserve"> </w:t>
+      </w:r>
       <w:r>
         <w:rPr>
           <w:rFonts w:hint="eastAsia" w:ascii="Times New Roman" w:hAnsi="Times New Roman" w:eastAsia="FangSong" w:cs="Times New Roman"/>
@@ -24411,11 +24422,22 @@
     </w:p>
     <w:p>
       <w:pPr>
-        <w:numPr>
-          <w:ilvl w:val="0"/>
-          <w:numId w:val="1002"/>
-        </w:numPr>
+        <w:pStyle w:val="BodyText"/>
       </w:pPr>
+      <w:r>
+        <w:rPr>
+          <w:rFonts w:ascii="Times New Roman" w:hAnsi="Times New Roman" w:eastAsia="Times New Roman" w:cs="Times New Roman"/>
+          <w:b/>
+          <w:bCs/>
+        </w:rPr>
+        <w:t xml:space="preserve">2.</w:t>
+      </w:r>
+      <w:r>
+        <w:rPr>
+          <w:rFonts w:ascii="Times New Roman" w:hAnsi="Times New Roman" w:eastAsia="Times New Roman" w:cs="Times New Roman"/>
+        </w:rPr>
+        <w:t xml:space="preserve"> </w:t>
+      </w:r>
       <w:r>
         <w:rPr>
           <w:rFonts w:hint="eastAsia" w:ascii="Times New Roman" w:hAnsi="Times New Roman" w:eastAsia="FangSong" w:cs="Times New Roman"/>
@@ -24684,7 +24706,7 @@
     </w:p>
     <w:p>
       <w:pPr>
-        <w:pStyle w:val="FirstParagraph"/>
+        <w:pStyle w:val="BodyText"/>
       </w:pPr>
       <w:r>
         <w:rPr>
@@ -24713,11 +24735,22 @@
     </w:p>
     <w:p>
       <w:pPr>
-        <w:numPr>
-          <w:ilvl w:val="0"/>
-          <w:numId w:val="1003"/>
-        </w:numPr>
+        <w:pStyle w:val="BodyText"/>
       </w:pPr>
+      <w:r>
+        <w:rPr>
+          <w:rFonts w:ascii="Times New Roman" w:hAnsi="Times New Roman" w:eastAsia="Times New Roman" w:cs="Times New Roman"/>
+          <w:b/>
+          <w:bCs/>
+        </w:rPr>
+        <w:t xml:space="preserve">3.</w:t>
+      </w:r>
+      <w:r>
+        <w:rPr>
+          <w:rFonts w:ascii="Times New Roman" w:hAnsi="Times New Roman" w:eastAsia="Times New Roman" w:cs="Times New Roman"/>
+        </w:rPr>
+        <w:t xml:space="preserve"> </w:t>
+      </w:r>
       <w:r>
         <w:rPr>
           <w:rFonts w:hint="eastAsia" w:ascii="Times New Roman" w:hAnsi="Times New Roman" w:eastAsia="FangSong" w:cs="Times New Roman"/>
@@ -24769,11 +24802,22 @@
     </w:p>
     <w:p>
       <w:pPr>
-        <w:numPr>
-          <w:ilvl w:val="0"/>
-          <w:numId w:val="1003"/>
-        </w:numPr>
+        <w:pStyle w:val="BodyText"/>
       </w:pPr>
+      <w:r>
+        <w:rPr>
+          <w:rFonts w:ascii="Times New Roman" w:hAnsi="Times New Roman" w:eastAsia="Times New Roman" w:cs="Times New Roman"/>
+          <w:b/>
+          <w:bCs/>
+        </w:rPr>
+        <w:t xml:space="preserve">4.</w:t>
+      </w:r>
+      <w:r>
+        <w:rPr>
+          <w:rFonts w:ascii="Times New Roman" w:hAnsi="Times New Roman" w:eastAsia="Times New Roman" w:cs="Times New Roman"/>
+        </w:rPr>
+        <w:t xml:space="preserve"> </w:t>
+      </w:r>
       <w:r>
         <w:rPr>
           <w:rFonts w:hint="eastAsia" w:ascii="Times New Roman" w:hAnsi="Times New Roman" w:eastAsia="Times New Roman" w:cs="Times New Roman"/>
@@ -24843,7 +24887,7 @@
     </w:p>
     <w:p>
       <w:pPr>
-        <w:pStyle w:val="FirstParagraph"/>
+        <w:pStyle w:val="BodyText"/>
       </w:pPr>
       <w:r>
         <w:rPr>
@@ -24872,11 +24916,22 @@
     </w:p>
     <w:p>
       <w:pPr>
-        <w:numPr>
-          <w:ilvl w:val="0"/>
-          <w:numId w:val="1004"/>
-        </w:numPr>
+        <w:pStyle w:val="BodyText"/>
       </w:pPr>
+      <w:r>
+        <w:rPr>
+          <w:rFonts w:ascii="Times New Roman" w:hAnsi="Times New Roman" w:eastAsia="Times New Roman" w:cs="Times New Roman"/>
+          <w:b/>
+          <w:bCs/>
+        </w:rPr>
+        <w:t xml:space="preserve">5.</w:t>
+      </w:r>
+      <w:r>
+        <w:rPr>
+          <w:rFonts w:ascii="Times New Roman" w:hAnsi="Times New Roman" w:eastAsia="Times New Roman" w:cs="Times New Roman"/>
+        </w:rPr>
+        <w:t xml:space="preserve"> </w:t>
+      </w:r>
       <w:r>
         <w:rPr>
           <w:rFonts w:hint="eastAsia" w:ascii="Times New Roman" w:hAnsi="Times New Roman" w:eastAsia="FangSong" w:cs="Times New Roman"/>
@@ -24941,11 +24996,22 @@
     </w:p>
     <w:p>
       <w:pPr>
-        <w:numPr>
-          <w:ilvl w:val="0"/>
-          <w:numId w:val="1004"/>
-        </w:numPr>
+        <w:pStyle w:val="BodyText"/>
       </w:pPr>
+      <w:r>
+        <w:rPr>
+          <w:rFonts w:ascii="Times New Roman" w:hAnsi="Times New Roman" w:eastAsia="Times New Roman" w:cs="Times New Roman"/>
+          <w:b/>
+          <w:bCs/>
+        </w:rPr>
+        <w:t xml:space="preserve">6.</w:t>
+      </w:r>
+      <w:r>
+        <w:rPr>
+          <w:rFonts w:ascii="Times New Roman" w:hAnsi="Times New Roman" w:eastAsia="Times New Roman" w:cs="Times New Roman"/>
+        </w:rPr>
+        <w:t xml:space="preserve"> </w:t>
+      </w:r>
       <w:r>
         <w:rPr>
           <w:rFonts w:hint="eastAsia" w:ascii="Times New Roman" w:hAnsi="Times New Roman" w:eastAsia="FangSong" w:cs="Times New Roman"/>
@@ -25010,11 +25076,22 @@
     </w:p>
     <w:p>
       <w:pPr>
-        <w:numPr>
-          <w:ilvl w:val="0"/>
-          <w:numId w:val="1004"/>
-        </w:numPr>
+        <w:pStyle w:val="BodyText"/>
       </w:pPr>
+      <w:r>
+        <w:rPr>
+          <w:rFonts w:ascii="Times New Roman" w:hAnsi="Times New Roman" w:eastAsia="Times New Roman" w:cs="Times New Roman"/>
+          <w:b/>
+          <w:bCs/>
+        </w:rPr>
+        <w:t xml:space="preserve">7.</w:t>
+      </w:r>
+      <w:r>
+        <w:rPr>
+          <w:rFonts w:ascii="Times New Roman" w:hAnsi="Times New Roman" w:eastAsia="Times New Roman" w:cs="Times New Roman"/>
+        </w:rPr>
+        <w:t xml:space="preserve"> </w:t>
+      </w:r>
       <w:r>
         <w:rPr>
           <w:rFonts w:hint="eastAsia" w:ascii="Times New Roman" w:hAnsi="Times New Roman" w:eastAsia="FangSong" w:cs="Times New Roman"/>
@@ -25293,11 +25370,22 @@
     </w:p>
     <w:p>
       <w:pPr>
-        <w:numPr>
-          <w:ilvl w:val="0"/>
-          <w:numId w:val="1005"/>
-        </w:numPr>
+        <w:pStyle w:val="BodyText"/>
       </w:pPr>
+      <w:r>
+        <w:rPr>
+          <w:rFonts w:ascii="Times New Roman" w:hAnsi="Times New Roman" w:eastAsia="Times New Roman" w:cs="Times New Roman"/>
+          <w:b/>
+          <w:bCs/>
+        </w:rPr>
+        <w:t xml:space="preserve">8.</w:t>
+      </w:r>
+      <w:r>
+        <w:rPr>
+          <w:rFonts w:ascii="Times New Roman" w:hAnsi="Times New Roman" w:eastAsia="Times New Roman" w:cs="Times New Roman"/>
+        </w:rPr>
+        <w:t xml:space="preserve"> </w:t>
+      </w:r>
       <w:r>
         <w:rPr>
           <w:rFonts w:hint="eastAsia" w:ascii="Times New Roman" w:hAnsi="Times New Roman" w:eastAsia="FangSong" w:cs="Times New Roman"/>
@@ -25355,11 +25443,22 @@
     </w:p>
     <w:p>
       <w:pPr>
-        <w:numPr>
-          <w:ilvl w:val="0"/>
-          <w:numId w:val="1005"/>
-        </w:numPr>
+        <w:pStyle w:val="BodyText"/>
       </w:pPr>
+      <w:r>
+        <w:rPr>
+          <w:rFonts w:ascii="Times New Roman" w:hAnsi="Times New Roman" w:eastAsia="Times New Roman" w:cs="Times New Roman"/>
+          <w:b/>
+          <w:bCs/>
+        </w:rPr>
+        <w:t xml:space="preserve">9.</w:t>
+      </w:r>
+      <w:r>
+        <w:rPr>
+          <w:rFonts w:ascii="Times New Roman" w:hAnsi="Times New Roman" w:eastAsia="Times New Roman" w:cs="Times New Roman"/>
+        </w:rPr>
+        <w:t xml:space="preserve"> </w:t>
+      </w:r>
       <w:r>
         <w:rPr>
           <w:rFonts w:hint="eastAsia" w:ascii="Times New Roman" w:hAnsi="Times New Roman" w:eastAsia="FangSong" w:cs="Times New Roman"/>
@@ -25489,7 +25588,7 @@
     </w:p>
     <w:p>
       <w:pPr>
-        <w:pStyle w:val="FirstParagraph"/>
+        <w:pStyle w:val="BodyText"/>
       </w:pPr>
       <w:r>
         <w:rPr>
@@ -25518,12 +25617,22 @@
     </w:p>
     <w:p>
       <w:pPr>
-        <w:pStyle w:val="Compact"/>
-        <w:numPr>
-          <w:ilvl w:val="0"/>
-          <w:numId w:val="1006"/>
-        </w:numPr>
+        <w:pStyle w:val="BodyText"/>
       </w:pPr>
+      <w:r>
+        <w:rPr>
+          <w:rFonts w:ascii="Times New Roman" w:hAnsi="Times New Roman" w:eastAsia="Times New Roman" w:cs="Times New Roman"/>
+          <w:b/>
+          <w:bCs/>
+        </w:rPr>
+        <w:t xml:space="preserve">10.</w:t>
+      </w:r>
+      <w:r>
+        <w:rPr>
+          <w:rFonts w:ascii="Times New Roman" w:hAnsi="Times New Roman" w:eastAsia="Times New Roman" w:cs="Times New Roman"/>
+        </w:rPr>
+        <w:t xml:space="preserve"> </w:t>
+      </w:r>
       <w:r>
         <w:rPr>
           <w:rFonts w:hint="eastAsia" w:ascii="Times New Roman" w:hAnsi="Times New Roman" w:eastAsia="Times New Roman" w:cs="Times New Roman"/>
@@ -25671,7 +25780,7 @@
     </w:p>
     <w:p>
       <w:pPr>
-        <w:pStyle w:val="FirstParagraph"/>
+        <w:pStyle w:val="BodyText"/>
       </w:pPr>
       <w:r>
         <w:rPr>
@@ -25708,11 +25817,22 @@
     </w:p>
     <w:p>
       <w:pPr>
-        <w:numPr>
-          <w:ilvl w:val="0"/>
-          <w:numId w:val="1007"/>
-        </w:numPr>
+        <w:pStyle w:val="BodyText"/>
       </w:pPr>
+      <w:r>
+        <w:rPr>
+          <w:rFonts w:ascii="Times New Roman" w:hAnsi="Times New Roman" w:eastAsia="Times New Roman" w:cs="Times New Roman"/>
+          <w:b/>
+          <w:bCs/>
+        </w:rPr>
+        <w:t xml:space="preserve">11.</w:t>
+      </w:r>
+      <w:r>
+        <w:rPr>
+          <w:rFonts w:ascii="Times New Roman" w:hAnsi="Times New Roman" w:eastAsia="Times New Roman" w:cs="Times New Roman"/>
+        </w:rPr>
+        <w:t xml:space="preserve"> </w:t>
+      </w:r>
       <w:r>
         <w:rPr>
           <w:rFonts w:hint="eastAsia" w:ascii="Times New Roman" w:hAnsi="Times New Roman" w:eastAsia="Times New Roman" w:cs="Times New Roman"/>
@@ -25836,11 +25956,22 @@
     </w:p>
     <w:p>
       <w:pPr>
-        <w:numPr>
-          <w:ilvl w:val="0"/>
-          <w:numId w:val="1007"/>
-        </w:numPr>
+        <w:pStyle w:val="BodyText"/>
       </w:pPr>
+      <w:r>
+        <w:rPr>
+          <w:rFonts w:ascii="Times New Roman" w:hAnsi="Times New Roman" w:eastAsia="Times New Roman" w:cs="Times New Roman"/>
+          <w:b/>
+          <w:bCs/>
+        </w:rPr>
+        <w:t xml:space="preserve">12.</w:t>
+      </w:r>
+      <w:r>
+        <w:rPr>
+          <w:rFonts w:ascii="Times New Roman" w:hAnsi="Times New Roman" w:eastAsia="Times New Roman" w:cs="Times New Roman"/>
+        </w:rPr>
+        <w:t xml:space="preserve"> </w:t>
+      </w:r>
       <w:r>
         <w:rPr>
           <w:rFonts w:hint="eastAsia" w:ascii="Times New Roman" w:hAnsi="Times New Roman" w:eastAsia="Times New Roman" w:cs="Times New Roman"/>
@@ -25934,11 +26065,22 @@
     </w:p>
     <w:p>
       <w:pPr>
-        <w:numPr>
-          <w:ilvl w:val="0"/>
-          <w:numId w:val="1007"/>
-        </w:numPr>
+        <w:pStyle w:val="BodyText"/>
       </w:pPr>
+      <w:r>
+        <w:rPr>
+          <w:rFonts w:ascii="Times New Roman" w:hAnsi="Times New Roman" w:eastAsia="Times New Roman" w:cs="Times New Roman"/>
+          <w:b/>
+          <w:bCs/>
+        </w:rPr>
+        <w:t xml:space="preserve">13.</w:t>
+      </w:r>
+      <w:r>
+        <w:rPr>
+          <w:rFonts w:ascii="Times New Roman" w:hAnsi="Times New Roman" w:eastAsia="Times New Roman" w:cs="Times New Roman"/>
+        </w:rPr>
+        <w:t xml:space="preserve"> </w:t>
+      </w:r>
       <w:r>
         <w:rPr>
           <w:rFonts w:hint="eastAsia" w:ascii="Times New Roman" w:hAnsi="Times New Roman" w:eastAsia="FangSong" w:cs="Times New Roman"/>
@@ -26034,11 +26176,22 @@
     </w:p>
     <w:p>
       <w:pPr>
-        <w:numPr>
-          <w:ilvl w:val="0"/>
-          <w:numId w:val="1008"/>
-        </w:numPr>
+        <w:pStyle w:val="FirstParagraph"/>
       </w:pPr>
+      <w:r>
+        <w:rPr>
+          <w:rFonts w:ascii="Times New Roman" w:hAnsi="Times New Roman" w:eastAsia="Times New Roman" w:cs="Times New Roman"/>
+          <w:b/>
+          <w:bCs/>
+        </w:rPr>
+        <w:t xml:space="preserve">14.</w:t>
+      </w:r>
+      <w:r>
+        <w:rPr>
+          <w:rFonts w:ascii="Times New Roman" w:hAnsi="Times New Roman" w:eastAsia="Times New Roman" w:cs="Times New Roman"/>
+        </w:rPr>
+        <w:t xml:space="preserve"> </w:t>
+      </w:r>
       <w:r>
         <w:rPr>
           <w:rFonts w:hint="eastAsia" w:ascii="Times New Roman" w:hAnsi="Times New Roman" w:eastAsia="Times New Roman" w:cs="Times New Roman"/>
@@ -26128,11 +26281,22 @@
     </w:p>
     <w:p>
       <w:pPr>
-        <w:numPr>
-          <w:ilvl w:val="0"/>
-          <w:numId w:val="1008"/>
-        </w:numPr>
+        <w:pStyle w:val="BodyText"/>
       </w:pPr>
+      <w:r>
+        <w:rPr>
+          <w:rFonts w:ascii="Times New Roman" w:hAnsi="Times New Roman" w:eastAsia="Times New Roman" w:cs="Times New Roman"/>
+          <w:b/>
+          <w:bCs/>
+        </w:rPr>
+        <w:t xml:space="preserve">15.</w:t>
+      </w:r>
+      <w:r>
+        <w:rPr>
+          <w:rFonts w:ascii="Times New Roman" w:hAnsi="Times New Roman" w:eastAsia="Times New Roman" w:cs="Times New Roman"/>
+        </w:rPr>
+        <w:t xml:space="preserve"> </w:t>
+      </w:r>
       <w:r>
         <w:rPr>
           <w:rFonts w:hint="eastAsia" w:ascii="Times New Roman" w:hAnsi="Times New Roman" w:eastAsia="FangSong" w:cs="Times New Roman"/>
@@ -26317,11 +26481,22 @@
     </w:p>
     <w:p>
       <w:pPr>
-        <w:numPr>
-          <w:ilvl w:val="0"/>
-          <w:numId w:val="1008"/>
-        </w:numPr>
+        <w:pStyle w:val="BodyText"/>
       </w:pPr>
+      <w:r>
+        <w:rPr>
+          <w:rFonts w:ascii="Times New Roman" w:hAnsi="Times New Roman" w:eastAsia="Times New Roman" w:cs="Times New Roman"/>
+          <w:b/>
+          <w:bCs/>
+        </w:rPr>
+        <w:t xml:space="preserve">16.</w:t>
+      </w:r>
+      <w:r>
+        <w:rPr>
+          <w:rFonts w:ascii="Times New Roman" w:hAnsi="Times New Roman" w:eastAsia="Times New Roman" w:cs="Times New Roman"/>
+        </w:rPr>
+        <w:t xml:space="preserve"> </w:t>
+      </w:r>
       <w:r>
         <w:rPr>
           <w:rFonts w:hint="eastAsia" w:ascii="Times New Roman" w:hAnsi="Times New Roman" w:eastAsia="Times New Roman" w:cs="Times New Roman"/>
@@ -32443,7 +32618,7 @@
         <w:pStyle w:val="Compact"/>
         <w:numPr>
           <w:ilvl w:val="0"/>
-          <w:numId w:val="1009"/>
+          <w:numId w:val="1002"/>
         </w:numPr>
       </w:pPr>
       <w:r>
@@ -32518,7 +32693,7 @@
         <w:pStyle w:val="Compact"/>
         <w:numPr>
           <w:ilvl w:val="0"/>
-          <w:numId w:val="1009"/>
+          <w:numId w:val="1002"/>
         </w:numPr>
       </w:pPr>
       <w:r>
@@ -32587,7 +32762,7 @@
         <w:pStyle w:val="Compact"/>
         <w:numPr>
           <w:ilvl w:val="0"/>
-          <w:numId w:val="1009"/>
+          <w:numId w:val="1002"/>
         </w:numPr>
       </w:pPr>
       <w:r>
@@ -32758,7 +32933,7 @@
         <w:pStyle w:val="Compact"/>
         <w:numPr>
           <w:ilvl w:val="0"/>
-          <w:numId w:val="1009"/>
+          <w:numId w:val="1002"/>
         </w:numPr>
       </w:pPr>
       <w:r>
@@ -32869,7 +33044,7 @@
         <w:pStyle w:val="Compact"/>
         <w:numPr>
           <w:ilvl w:val="0"/>
-          <w:numId w:val="1009"/>
+          <w:numId w:val="1002"/>
         </w:numPr>
       </w:pPr>
       <w:r>
@@ -32944,7 +33119,7 @@
         <w:pStyle w:val="Compact"/>
         <w:numPr>
           <w:ilvl w:val="0"/>
-          <w:numId w:val="1009"/>
+          <w:numId w:val="1002"/>
         </w:numPr>
       </w:pPr>
       <w:r>
@@ -33025,7 +33200,7 @@
         <w:pStyle w:val="Compact"/>
         <w:numPr>
           <w:ilvl w:val="0"/>
-          <w:numId w:val="1009"/>
+          <w:numId w:val="1002"/>
         </w:numPr>
       </w:pPr>
       <w:r>
@@ -33342,601 +33517,6 @@
       </w:rPr>
     </w:lvl>
   </w:abstractNum>
-  <w:abstractNum w:abstractNumId="99411">
-    <w:nsid w:val="00A99411"/>
-    <w:multiLevelType w:val="multilevel"/>
-    <w:lvl w:ilvl="0">
-      <w:start w:val="1"/>
-      <w:numFmt w:val="decimal"/>
-      <w:lvlText w:val="%1."/>
-      <w:lvlJc w:val="left"/>
-      <w:pPr>
-        <w:ind w:left="720" w:hanging="360"/>
-      </w:pPr>
-    </w:lvl>
-    <w:lvl w:ilvl="1">
-      <w:start w:val="1"/>
-      <w:numFmt w:val="decimal"/>
-      <w:lvlText w:val="%2."/>
-      <w:lvlJc w:val="left"/>
-      <w:pPr>
-        <w:ind w:left="1440" w:hanging="360"/>
-      </w:pPr>
-    </w:lvl>
-    <w:lvl w:ilvl="2">
-      <w:start w:val="1"/>
-      <w:numFmt w:val="decimal"/>
-      <w:lvlText w:val="%3."/>
-      <w:lvlJc w:val="left"/>
-      <w:pPr>
-        <w:ind w:left="2160" w:hanging="360"/>
-      </w:pPr>
-    </w:lvl>
-    <w:lvl w:ilvl="3">
-      <w:start w:val="1"/>
-      <w:numFmt w:val="decimal"/>
-      <w:lvlText w:val="%4."/>
-      <w:lvlJc w:val="left"/>
-      <w:pPr>
-        <w:ind w:left="2880" w:hanging="360"/>
-      </w:pPr>
-    </w:lvl>
-    <w:lvl w:ilvl="4">
-      <w:start w:val="1"/>
-      <w:numFmt w:val="decimal"/>
-      <w:lvlText w:val="%5."/>
-      <w:lvlJc w:val="left"/>
-      <w:pPr>
-        <w:ind w:left="3600" w:hanging="360"/>
-      </w:pPr>
-    </w:lvl>
-    <w:lvl w:ilvl="5">
-      <w:start w:val="1"/>
-      <w:numFmt w:val="decimal"/>
-      <w:lvlText w:val="%6."/>
-      <w:lvlJc w:val="left"/>
-      <w:pPr>
-        <w:ind w:left="4320" w:hanging="360"/>
-      </w:pPr>
-    </w:lvl>
-    <w:lvl w:ilvl="6">
-      <w:start w:val="1"/>
-      <w:numFmt w:val="decimal"/>
-      <w:lvlText w:val="%7."/>
-      <w:lvlJc w:val="left"/>
-      <w:pPr>
-        <w:ind w:left="5040" w:hanging="360"/>
-      </w:pPr>
-    </w:lvl>
-    <w:lvl w:ilvl="7">
-      <w:start w:val="1"/>
-      <w:numFmt w:val="decimal"/>
-      <w:lvlText w:val="%8."/>
-      <w:lvlJc w:val="left"/>
-      <w:pPr>
-        <w:ind w:left="5760" w:hanging="360"/>
-      </w:pPr>
-    </w:lvl>
-    <w:lvl w:ilvl="8">
-      <w:start w:val="1"/>
-      <w:numFmt w:val="decimal"/>
-      <w:lvlText w:val="%9."/>
-      <w:lvlJc w:val="left"/>
-      <w:pPr>
-        <w:ind w:left="6480" w:hanging="360"/>
-      </w:pPr>
-    </w:lvl>
-  </w:abstractNum>
-  <w:abstractNum w:abstractNumId="99413">
-    <w:nsid w:val="00A99413"/>
-    <w:multiLevelType w:val="multilevel"/>
-    <w:lvl w:ilvl="0">
-      <w:start w:val="3"/>
-      <w:numFmt w:val="decimal"/>
-      <w:lvlText w:val="%1."/>
-      <w:lvlJc w:val="left"/>
-      <w:pPr>
-        <w:ind w:left="720" w:hanging="360"/>
-      </w:pPr>
-    </w:lvl>
-    <w:lvl w:ilvl="1">
-      <w:start w:val="3"/>
-      <w:numFmt w:val="decimal"/>
-      <w:lvlText w:val="%2."/>
-      <w:lvlJc w:val="left"/>
-      <w:pPr>
-        <w:ind w:left="1440" w:hanging="360"/>
-      </w:pPr>
-    </w:lvl>
-    <w:lvl w:ilvl="2">
-      <w:start w:val="3"/>
-      <w:numFmt w:val="decimal"/>
-      <w:lvlText w:val="%3."/>
-      <w:lvlJc w:val="left"/>
-      <w:pPr>
-        <w:ind w:left="2160" w:hanging="360"/>
-      </w:pPr>
-    </w:lvl>
-    <w:lvl w:ilvl="3">
-      <w:start w:val="3"/>
-      <w:numFmt w:val="decimal"/>
-      <w:lvlText w:val="%4."/>
-      <w:lvlJc w:val="left"/>
-      <w:pPr>
-        <w:ind w:left="2880" w:hanging="360"/>
-      </w:pPr>
-    </w:lvl>
-    <w:lvl w:ilvl="4">
-      <w:start w:val="3"/>
-      <w:numFmt w:val="decimal"/>
-      <w:lvlText w:val="%5."/>
-      <w:lvlJc w:val="left"/>
-      <w:pPr>
-        <w:ind w:left="3600" w:hanging="360"/>
-      </w:pPr>
-    </w:lvl>
-    <w:lvl w:ilvl="5">
-      <w:start w:val="3"/>
-      <w:numFmt w:val="decimal"/>
-      <w:lvlText w:val="%6."/>
-      <w:lvlJc w:val="left"/>
-      <w:pPr>
-        <w:ind w:left="4320" w:hanging="360"/>
-      </w:pPr>
-    </w:lvl>
-    <w:lvl w:ilvl="6">
-      <w:start w:val="3"/>
-      <w:numFmt w:val="decimal"/>
-      <w:lvlText w:val="%7."/>
-      <w:lvlJc w:val="left"/>
-      <w:pPr>
-        <w:ind w:left="5040" w:hanging="360"/>
-      </w:pPr>
-    </w:lvl>
-    <w:lvl w:ilvl="7">
-      <w:start w:val="3"/>
-      <w:numFmt w:val="decimal"/>
-      <w:lvlText w:val="%8."/>
-      <w:lvlJc w:val="left"/>
-      <w:pPr>
-        <w:ind w:left="5760" w:hanging="360"/>
-      </w:pPr>
-    </w:lvl>
-    <w:lvl w:ilvl="8">
-      <w:start w:val="3"/>
-      <w:numFmt w:val="decimal"/>
-      <w:lvlText w:val="%9."/>
-      <w:lvlJc w:val="left"/>
-      <w:pPr>
-        <w:ind w:left="6480" w:hanging="360"/>
-      </w:pPr>
-    </w:lvl>
-  </w:abstractNum>
-  <w:abstractNum w:abstractNumId="99415">
-    <w:nsid w:val="00A99415"/>
-    <w:multiLevelType w:val="multilevel"/>
-    <w:lvl w:ilvl="0">
-      <w:start w:val="5"/>
-      <w:numFmt w:val="decimal"/>
-      <w:lvlText w:val="%1."/>
-      <w:lvlJc w:val="left"/>
-      <w:pPr>
-        <w:ind w:left="720" w:hanging="360"/>
-      </w:pPr>
-    </w:lvl>
-    <w:lvl w:ilvl="1">
-      <w:start w:val="5"/>
-      <w:numFmt w:val="decimal"/>
-      <w:lvlText w:val="%2."/>
-      <w:lvlJc w:val="left"/>
-      <w:pPr>
-        <w:ind w:left="1440" w:hanging="360"/>
-      </w:pPr>
-    </w:lvl>
-    <w:lvl w:ilvl="2">
-      <w:start w:val="5"/>
-      <w:numFmt w:val="decimal"/>
-      <w:lvlText w:val="%3."/>
-      <w:lvlJc w:val="left"/>
-      <w:pPr>
-        <w:ind w:left="2160" w:hanging="360"/>
-      </w:pPr>
-    </w:lvl>
-    <w:lvl w:ilvl="3">
-      <w:start w:val="5"/>
-      <w:numFmt w:val="decimal"/>
-      <w:lvlText w:val="%4."/>
-      <w:lvlJc w:val="left"/>
-      <w:pPr>
-        <w:ind w:left="2880" w:hanging="360"/>
-      </w:pPr>
-    </w:lvl>
-    <w:lvl w:ilvl="4">
-      <w:start w:val="5"/>
-      <w:numFmt w:val="decimal"/>
-      <w:lvlText w:val="%5."/>
-      <w:lvlJc w:val="left"/>
-      <w:pPr>
-        <w:ind w:left="3600" w:hanging="360"/>
-      </w:pPr>
-    </w:lvl>
-    <w:lvl w:ilvl="5">
-      <w:start w:val="5"/>
-      <w:numFmt w:val="decimal"/>
-      <w:lvlText w:val="%6."/>
-      <w:lvlJc w:val="left"/>
-      <w:pPr>
-        <w:ind w:left="4320" w:hanging="360"/>
-      </w:pPr>
-    </w:lvl>
-    <w:lvl w:ilvl="6">
-      <w:start w:val="5"/>
-      <w:numFmt w:val="decimal"/>
-      <w:lvlText w:val="%7."/>
-      <w:lvlJc w:val="left"/>
-      <w:pPr>
-        <w:ind w:left="5040" w:hanging="360"/>
-      </w:pPr>
-    </w:lvl>
-    <w:lvl w:ilvl="7">
-      <w:start w:val="5"/>
-      <w:numFmt w:val="decimal"/>
-      <w:lvlText w:val="%8."/>
-      <w:lvlJc w:val="left"/>
-      <w:pPr>
-        <w:ind w:left="5760" w:hanging="360"/>
-      </w:pPr>
-    </w:lvl>
-    <w:lvl w:ilvl="8">
-      <w:start w:val="5"/>
-      <w:numFmt w:val="decimal"/>
-      <w:lvlText w:val="%9."/>
-      <w:lvlJc w:val="left"/>
-      <w:pPr>
-        <w:ind w:left="6480" w:hanging="360"/>
-      </w:pPr>
-    </w:lvl>
-  </w:abstractNum>
-  <w:abstractNum w:abstractNumId="99418">
-    <w:nsid w:val="00A99418"/>
-    <w:multiLevelType w:val="multilevel"/>
-    <w:lvl w:ilvl="0">
-      <w:start w:val="8"/>
-      <w:numFmt w:val="decimal"/>
-      <w:lvlText w:val="%1."/>
-      <w:lvlJc w:val="left"/>
-      <w:pPr>
-        <w:ind w:left="720" w:hanging="360"/>
-      </w:pPr>
-    </w:lvl>
-    <w:lvl w:ilvl="1">
-      <w:start w:val="8"/>
-      <w:numFmt w:val="decimal"/>
-      <w:lvlText w:val="%2."/>
-      <w:lvlJc w:val="left"/>
-      <w:pPr>
-        <w:ind w:left="1440" w:hanging="360"/>
-      </w:pPr>
-    </w:lvl>
-    <w:lvl w:ilvl="2">
-      <w:start w:val="8"/>
-      <w:numFmt w:val="decimal"/>
-      <w:lvlText w:val="%3."/>
-      <w:lvlJc w:val="left"/>
-      <w:pPr>
-        <w:ind w:left="2160" w:hanging="360"/>
-      </w:pPr>
-    </w:lvl>
-    <w:lvl w:ilvl="3">
-      <w:start w:val="8"/>
-      <w:numFmt w:val="decimal"/>
-      <w:lvlText w:val="%4."/>
-      <w:lvlJc w:val="left"/>
-      <w:pPr>
-        <w:ind w:left="2880" w:hanging="360"/>
-      </w:pPr>
-    </w:lvl>
-    <w:lvl w:ilvl="4">
-      <w:start w:val="8"/>
-      <w:numFmt w:val="decimal"/>
-      <w:lvlText w:val="%5."/>
-      <w:lvlJc w:val="left"/>
-      <w:pPr>
-        <w:ind w:left="3600" w:hanging="360"/>
-      </w:pPr>
-    </w:lvl>
-    <w:lvl w:ilvl="5">
-      <w:start w:val="8"/>
-      <w:numFmt w:val="decimal"/>
-      <w:lvlText w:val="%6."/>
-      <w:lvlJc w:val="left"/>
-      <w:pPr>
-        <w:ind w:left="4320" w:hanging="360"/>
-      </w:pPr>
-    </w:lvl>
-    <w:lvl w:ilvl="6">
-      <w:start w:val="8"/>
-      <w:numFmt w:val="decimal"/>
-      <w:lvlText w:val="%7."/>
-      <w:lvlJc w:val="left"/>
-      <w:pPr>
-        <w:ind w:left="5040" w:hanging="360"/>
-      </w:pPr>
-    </w:lvl>
-    <w:lvl w:ilvl="7">
-      <w:start w:val="8"/>
-      <w:numFmt w:val="decimal"/>
-      <w:lvlText w:val="%8."/>
-      <w:lvlJc w:val="left"/>
-      <w:pPr>
-        <w:ind w:left="5760" w:hanging="360"/>
-      </w:pPr>
-    </w:lvl>
-    <w:lvl w:ilvl="8">
-      <w:start w:val="8"/>
-      <w:numFmt w:val="decimal"/>
-      <w:lvlText w:val="%9."/>
-      <w:lvlJc w:val="left"/>
-      <w:pPr>
-        <w:ind w:left="6480" w:hanging="360"/>
-      </w:pPr>
-    </w:lvl>
-  </w:abstractNum>
-  <w:abstractNum w:abstractNumId="994110">
-    <w:nsid w:val="0A994110"/>
-    <w:multiLevelType w:val="multilevel"/>
-    <w:lvl w:ilvl="0">
-      <w:start w:val="10"/>
-      <w:numFmt w:val="decimal"/>
-      <w:lvlText w:val="%1."/>
-      <w:lvlJc w:val="left"/>
-      <w:pPr>
-        <w:ind w:left="720" w:hanging="360"/>
-      </w:pPr>
-    </w:lvl>
-    <w:lvl w:ilvl="1">
-      <w:start w:val="10"/>
-      <w:numFmt w:val="decimal"/>
-      <w:lvlText w:val="%2."/>
-      <w:lvlJc w:val="left"/>
-      <w:pPr>
-        <w:ind w:left="1440" w:hanging="360"/>
-      </w:pPr>
-    </w:lvl>
-    <w:lvl w:ilvl="2">
-      <w:start w:val="10"/>
-      <w:numFmt w:val="decimal"/>
-      <w:lvlText w:val="%3."/>
-      <w:lvlJc w:val="left"/>
-      <w:pPr>
-        <w:ind w:left="2160" w:hanging="360"/>
-      </w:pPr>
-    </w:lvl>
-    <w:lvl w:ilvl="3">
-      <w:start w:val="10"/>
-      <w:numFmt w:val="decimal"/>
-      <w:lvlText w:val="%4."/>
-      <w:lvlJc w:val="left"/>
-      <w:pPr>
-        <w:ind w:left="2880" w:hanging="360"/>
-      </w:pPr>
-    </w:lvl>
-    <w:lvl w:ilvl="4">
-      <w:start w:val="10"/>
-      <w:numFmt w:val="decimal"/>
-      <w:lvlText w:val="%5."/>
-      <w:lvlJc w:val="left"/>
-      <w:pPr>
-        <w:ind w:left="3600" w:hanging="360"/>
-      </w:pPr>
-    </w:lvl>
-    <w:lvl w:ilvl="5">
-      <w:start w:val="10"/>
-      <w:numFmt w:val="decimal"/>
-      <w:lvlText w:val="%6."/>
-      <w:lvlJc w:val="left"/>
-      <w:pPr>
-        <w:ind w:left="4320" w:hanging="360"/>
-      </w:pPr>
-    </w:lvl>
-    <w:lvl w:ilvl="6">
-      <w:start w:val="10"/>
-      <w:numFmt w:val="decimal"/>
-      <w:lvlText w:val="%7."/>
-      <w:lvlJc w:val="left"/>
-      <w:pPr>
-        <w:ind w:left="5040" w:hanging="360"/>
-      </w:pPr>
-    </w:lvl>
-    <w:lvl w:ilvl="7">
-      <w:start w:val="10"/>
-      <w:numFmt w:val="decimal"/>
-      <w:lvlText w:val="%8."/>
-      <w:lvlJc w:val="left"/>
-      <w:pPr>
-        <w:ind w:left="5760" w:hanging="360"/>
-      </w:pPr>
-    </w:lvl>
-    <w:lvl w:ilvl="8">
-      <w:start w:val="10"/>
-      <w:numFmt w:val="decimal"/>
-      <w:lvlText w:val="%9."/>
-      <w:lvlJc w:val="left"/>
-      <w:pPr>
-        <w:ind w:left="6480" w:hanging="360"/>
-      </w:pPr>
-    </w:lvl>
-  </w:abstractNum>
-  <w:abstractNum w:abstractNumId="994111">
-    <w:nsid w:val="0A994111"/>
-    <w:multiLevelType w:val="multilevel"/>
-    <w:lvl w:ilvl="0">
-      <w:start w:val="11"/>
-      <w:numFmt w:val="decimal"/>
-      <w:lvlText w:val="%1."/>
-      <w:lvlJc w:val="left"/>
-      <w:pPr>
-        <w:ind w:left="720" w:hanging="360"/>
-      </w:pPr>
-    </w:lvl>
-    <w:lvl w:ilvl="1">
-      <w:start w:val="11"/>
-      <w:numFmt w:val="decimal"/>
-      <w:lvlText w:val="%2."/>
-      <w:lvlJc w:val="left"/>
-      <w:pPr>
-        <w:ind w:left="1440" w:hanging="360"/>
-      </w:pPr>
-    </w:lvl>
-    <w:lvl w:ilvl="2">
-      <w:start w:val="11"/>
-      <w:numFmt w:val="decimal"/>
-      <w:lvlText w:val="%3."/>
-      <w:lvlJc w:val="left"/>
-      <w:pPr>
-        <w:ind w:left="2160" w:hanging="360"/>
-      </w:pPr>
-    </w:lvl>
-    <w:lvl w:ilvl="3">
-      <w:start w:val="11"/>
-      <w:numFmt w:val="decimal"/>
-      <w:lvlText w:val="%4."/>
-      <w:lvlJc w:val="left"/>
-      <w:pPr>
-        <w:ind w:left="2880" w:hanging="360"/>
-      </w:pPr>
-    </w:lvl>
-    <w:lvl w:ilvl="4">
-      <w:start w:val="11"/>
-      <w:numFmt w:val="decimal"/>
-      <w:lvlText w:val="%5."/>
-      <w:lvlJc w:val="left"/>
-      <w:pPr>
-        <w:ind w:left="3600" w:hanging="360"/>
-      </w:pPr>
-    </w:lvl>
-    <w:lvl w:ilvl="5">
-      <w:start w:val="11"/>
-      <w:numFmt w:val="decimal"/>
-      <w:lvlText w:val="%6."/>
-      <w:lvlJc w:val="left"/>
-      <w:pPr>
-        <w:ind w:left="4320" w:hanging="360"/>
-      </w:pPr>
-    </w:lvl>
-    <w:lvl w:ilvl="6">
-      <w:start w:val="11"/>
-      <w:numFmt w:val="decimal"/>
-      <w:lvlText w:val="%7."/>
-      <w:lvlJc w:val="left"/>
-      <w:pPr>
-        <w:ind w:left="5040" w:hanging="360"/>
-      </w:pPr>
-    </w:lvl>
-    <w:lvl w:ilvl="7">
-      <w:start w:val="11"/>
-      <w:numFmt w:val="decimal"/>
-      <w:lvlText w:val="%8."/>
-      <w:lvlJc w:val="left"/>
-      <w:pPr>
-        <w:ind w:left="5760" w:hanging="360"/>
-      </w:pPr>
-    </w:lvl>
-    <w:lvl w:ilvl="8">
-      <w:start w:val="11"/>
-      <w:numFmt w:val="decimal"/>
-      <w:lvlText w:val="%9."/>
-      <w:lvlJc w:val="left"/>
-      <w:pPr>
-        <w:ind w:left="6480" w:hanging="360"/>
-      </w:pPr>
-    </w:lvl>
-  </w:abstractNum>
-  <w:abstractNum w:abstractNumId="994114">
-    <w:nsid w:val="0A994114"/>
-    <w:multiLevelType w:val="multilevel"/>
-    <w:lvl w:ilvl="0">
-      <w:start w:val="14"/>
-      <w:numFmt w:val="decimal"/>
-      <w:lvlText w:val="%1."/>
-      <w:lvlJc w:val="left"/>
-      <w:pPr>
-        <w:ind w:left="720" w:hanging="360"/>
-      </w:pPr>
-    </w:lvl>
-    <w:lvl w:ilvl="1">
-      <w:start w:val="14"/>
-      <w:numFmt w:val="decimal"/>
-      <w:lvlText w:val="%2."/>
-      <w:lvlJc w:val="left"/>
-      <w:pPr>
-        <w:ind w:left="1440" w:hanging="360"/>
-      </w:pPr>
-    </w:lvl>
-    <w:lvl w:ilvl="2">
-      <w:start w:val="14"/>
-      <w:numFmt w:val="decimal"/>
-      <w:lvlText w:val="%3."/>
-      <w:lvlJc w:val="left"/>
-      <w:pPr>
-        <w:ind w:left="2160" w:hanging="360"/>
-      </w:pPr>
-    </w:lvl>
-    <w:lvl w:ilvl="3">
-      <w:start w:val="14"/>
-      <w:numFmt w:val="decimal"/>
-      <w:lvlText w:val="%4."/>
-      <w:lvlJc w:val="left"/>
-      <w:pPr>
-        <w:ind w:left="2880" w:hanging="360"/>
-      </w:pPr>
-    </w:lvl>
-    <w:lvl w:ilvl="4">
-      <w:start w:val="14"/>
-      <w:numFmt w:val="decimal"/>
-      <w:lvlText w:val="%5."/>
-      <w:lvlJc w:val="left"/>
-      <w:pPr>
-        <w:ind w:left="3600" w:hanging="360"/>
-      </w:pPr>
-    </w:lvl>
-    <w:lvl w:ilvl="5">
-      <w:start w:val="14"/>
-      <w:numFmt w:val="decimal"/>
-      <w:lvlText w:val="%6."/>
-      <w:lvlJc w:val="left"/>
-      <w:pPr>
-        <w:ind w:left="4320" w:hanging="360"/>
-      </w:pPr>
-    </w:lvl>
-    <w:lvl w:ilvl="6">
-      <w:start w:val="14"/>
-      <w:numFmt w:val="decimal"/>
-      <w:lvlText w:val="%7."/>
-      <w:lvlJc w:val="left"/>
-      <w:pPr>
-        <w:ind w:left="5040" w:hanging="360"/>
-      </w:pPr>
-    </w:lvl>
-    <w:lvl w:ilvl="7">
-      <w:start w:val="14"/>
-      <w:numFmt w:val="decimal"/>
-      <w:lvlText w:val="%8."/>
-      <w:lvlJc w:val="left"/>
-      <w:pPr>
-        <w:ind w:left="5760" w:hanging="360"/>
-      </w:pPr>
-    </w:lvl>
-    <w:lvl w:ilvl="8">
-      <w:start w:val="14"/>
-      <w:numFmt w:val="decimal"/>
-      <w:lvlText w:val="%9."/>
-      <w:lvlJc w:val="left"/>
-      <w:pPr>
-        <w:ind w:left="6480" w:hanging="360"/>
-      </w:pPr>
-    </w:lvl>
-  </w:abstractNum>
   <w:num w:numId="1000">
     <w:abstractNumId w:val="990"/>
   </w:num>
@@ -33944,216 +33524,6 @@
     <w:abstractNumId w:val="991"/>
   </w:num>
   <w:num w:numId="1002">
-    <w:abstractNumId w:val="99411"/>
-    <w:lvlOverride w:ilvl="0">
-      <w:startOverride w:val="1"/>
-    </w:lvlOverride>
-    <w:lvlOverride w:ilvl="1">
-      <w:startOverride w:val="1"/>
-    </w:lvlOverride>
-    <w:lvlOverride w:ilvl="2">
-      <w:startOverride w:val="1"/>
-    </w:lvlOverride>
-    <w:lvlOverride w:ilvl="3">
-      <w:startOverride w:val="1"/>
-    </w:lvlOverride>
-    <w:lvlOverride w:ilvl="4">
-      <w:startOverride w:val="1"/>
-    </w:lvlOverride>
-    <w:lvlOverride w:ilvl="5">
-      <w:startOverride w:val="1"/>
-    </w:lvlOverride>
-    <w:lvlOverride w:ilvl="6">
-      <w:startOverride w:val="1"/>
-    </w:lvlOverride>
-    <w:lvlOverride w:ilvl="7">
-      <w:startOverride w:val="1"/>
-    </w:lvlOverride>
-    <w:lvlOverride w:ilvl="8">
-      <w:startOverride w:val="1"/>
-    </w:lvlOverride>
-  </w:num>
-  <w:num w:numId="1003">
-    <w:abstractNumId w:val="99413"/>
-    <w:lvlOverride w:ilvl="0">
-      <w:startOverride w:val="3"/>
-    </w:lvlOverride>
-    <w:lvlOverride w:ilvl="1">
-      <w:startOverride w:val="3"/>
-    </w:lvlOverride>
-    <w:lvlOverride w:ilvl="2">
-      <w:startOverride w:val="3"/>
-    </w:lvlOverride>
-    <w:lvlOverride w:ilvl="3">
-      <w:startOverride w:val="3"/>
-    </w:lvlOverride>
-    <w:lvlOverride w:ilvl="4">
-      <w:startOverride w:val="3"/>
-    </w:lvlOverride>
-    <w:lvlOverride w:ilvl="5">
-      <w:startOverride w:val="3"/>
-    </w:lvlOverride>
-    <w:lvlOverride w:ilvl="6">
-      <w:startOverride w:val="3"/>
-    </w:lvlOverride>
-    <w:lvlOverride w:ilvl="7">
-      <w:startOverride w:val="3"/>
-    </w:lvlOverride>
-    <w:lvlOverride w:ilvl="8">
-      <w:startOverride w:val="3"/>
-    </w:lvlOverride>
-  </w:num>
-  <w:num w:numId="1004">
-    <w:abstractNumId w:val="99415"/>
-    <w:lvlOverride w:ilvl="0">
-      <w:startOverride w:val="5"/>
-    </w:lvlOverride>
-    <w:lvlOverride w:ilvl="1">
-      <w:startOverride w:val="5"/>
-    </w:lvlOverride>
-    <w:lvlOverride w:ilvl="2">
-      <w:startOverride w:val="5"/>
-    </w:lvlOverride>
-    <w:lvlOverride w:ilvl="3">
-      <w:startOverride w:val="5"/>
-    </w:lvlOverride>
-    <w:lvlOverride w:ilvl="4">
-      <w:startOverride w:val="5"/>
-    </w:lvlOverride>
-    <w:lvlOverride w:ilvl="5">
-      <w:startOverride w:val="5"/>
-    </w:lvlOverride>
-    <w:lvlOverride w:ilvl="6">
-      <w:startOverride w:val="5"/>
-    </w:lvlOverride>
-    <w:lvlOverride w:ilvl="7">
-      <w:startOverride w:val="5"/>
-    </w:lvlOverride>
-    <w:lvlOverride w:ilvl="8">
-      <w:startOverride w:val="5"/>
-    </w:lvlOverride>
-  </w:num>
-  <w:num w:numId="1005">
-    <w:abstractNumId w:val="99418"/>
-    <w:lvlOverride w:ilvl="0">
-      <w:startOverride w:val="8"/>
-    </w:lvlOverride>
-    <w:lvlOverride w:ilvl="1">
-      <w:startOverride w:val="8"/>
-    </w:lvlOverride>
-    <w:lvlOverride w:ilvl="2">
-      <w:startOverride w:val="8"/>
-    </w:lvlOverride>
-    <w:lvlOverride w:ilvl="3">
-      <w:startOverride w:val="8"/>
-    </w:lvlOverride>
-    <w:lvlOverride w:ilvl="4">
-      <w:startOverride w:val="8"/>
-    </w:lvlOverride>
-    <w:lvlOverride w:ilvl="5">
-      <w:startOverride w:val="8"/>
-    </w:lvlOverride>
-    <w:lvlOverride w:ilvl="6">
-      <w:startOverride w:val="8"/>
-    </w:lvlOverride>
-    <w:lvlOverride w:ilvl="7">
-      <w:startOverride w:val="8"/>
-    </w:lvlOverride>
-    <w:lvlOverride w:ilvl="8">
-      <w:startOverride w:val="8"/>
-    </w:lvlOverride>
-  </w:num>
-  <w:num w:numId="1006">
-    <w:abstractNumId w:val="994110"/>
-    <w:lvlOverride w:ilvl="0">
-      <w:startOverride w:val="10"/>
-    </w:lvlOverride>
-    <w:lvlOverride w:ilvl="1">
-      <w:startOverride w:val="10"/>
-    </w:lvlOverride>
-    <w:lvlOverride w:ilvl="2">
-      <w:startOverride w:val="10"/>
-    </w:lvlOverride>
-    <w:lvlOverride w:ilvl="3">
-      <w:startOverride w:val="10"/>
-    </w:lvlOverride>
-    <w:lvlOverride w:ilvl="4">
-      <w:startOverride w:val="10"/>
-    </w:lvlOverride>
-    <w:lvlOverride w:ilvl="5">
-      <w:startOverride w:val="10"/>
-    </w:lvlOverride>
-    <w:lvlOverride w:ilvl="6">
-      <w:startOverride w:val="10"/>
-    </w:lvlOverride>
-    <w:lvlOverride w:ilvl="7">
-      <w:startOverride w:val="10"/>
-    </w:lvlOverride>
-    <w:lvlOverride w:ilvl="8">
-      <w:startOverride w:val="10"/>
-    </w:lvlOverride>
-  </w:num>
-  <w:num w:numId="1007">
-    <w:abstractNumId w:val="994111"/>
-    <w:lvlOverride w:ilvl="0">
-      <w:startOverride w:val="11"/>
-    </w:lvlOverride>
-    <w:lvlOverride w:ilvl="1">
-      <w:startOverride w:val="11"/>
-    </w:lvlOverride>
-    <w:lvlOverride w:ilvl="2">
-      <w:startOverride w:val="11"/>
-    </w:lvlOverride>
-    <w:lvlOverride w:ilvl="3">
-      <w:startOverride w:val="11"/>
-    </w:lvlOverride>
-    <w:lvlOverride w:ilvl="4">
-      <w:startOverride w:val="11"/>
-    </w:lvlOverride>
-    <w:lvlOverride w:ilvl="5">
-      <w:startOverride w:val="11"/>
-    </w:lvlOverride>
-    <w:lvlOverride w:ilvl="6">
-      <w:startOverride w:val="11"/>
-    </w:lvlOverride>
-    <w:lvlOverride w:ilvl="7">
-      <w:startOverride w:val="11"/>
-    </w:lvlOverride>
-    <w:lvlOverride w:ilvl="8">
-      <w:startOverride w:val="11"/>
-    </w:lvlOverride>
-  </w:num>
-  <w:num w:numId="1008">
-    <w:abstractNumId w:val="994114"/>
-    <w:lvlOverride w:ilvl="0">
-      <w:startOverride w:val="14"/>
-    </w:lvlOverride>
-    <w:lvlOverride w:ilvl="1">
-      <w:startOverride w:val="14"/>
-    </w:lvlOverride>
-    <w:lvlOverride w:ilvl="2">
-      <w:startOverride w:val="14"/>
-    </w:lvlOverride>
-    <w:lvlOverride w:ilvl="3">
-      <w:startOverride w:val="14"/>
-    </w:lvlOverride>
-    <w:lvlOverride w:ilvl="4">
-      <w:startOverride w:val="14"/>
-    </w:lvlOverride>
-    <w:lvlOverride w:ilvl="5">
-      <w:startOverride w:val="14"/>
-    </w:lvlOverride>
-    <w:lvlOverride w:ilvl="6">
-      <w:startOverride w:val="14"/>
-    </w:lvlOverride>
-    <w:lvlOverride w:ilvl="7">
-      <w:startOverride w:val="14"/>
-    </w:lvlOverride>
-    <w:lvlOverride w:ilvl="8">
-      <w:startOverride w:val="14"/>
-    </w:lvlOverride>
-  </w:num>
-  <w:num w:numId="1009">
     <w:abstractNumId w:val="991"/>
   </w:num>
 </w:numbering>

--- a/06-学生侧材料/讲义/4-分析化学/有效数字与误差分析-超级充实版（自学完整）.docx
+++ b/06-学生侧材料/讲义/4-分析化学/有效数字与误差分析-超级充实版（自学完整）.docx
@@ -64,13 +64,55 @@
     <w:p>
       <w:pPr>
         <w:pStyle w:val="Heading2"/>
-        <w:spacing w:after="120" w:before="280"/>
+        <w:spacing w:before="280" w:after="120"/>
       </w:pPr>
       <w:r>
         <w:rPr>
           <w:rFonts w:hint="eastAsia" w:ascii="Times New Roman" w:hAnsi="Times New Roman" w:eastAsia="SimHei" w:cs="Times New Roman"/>
         </w:rPr>
         <w:t xml:space="preserve">学习目标</w:t>
+      </w:r>
+    </w:p>
+    <w:p>
+      <w:pPr>
+        <w:pStyle w:val="BlockText"/>
+        <w:spacing w:after="80"/>
+      </w:pPr>
+      <w:r>
+        <w:rPr>
+          <w:rFonts w:hint="eastAsia" w:ascii="Times New Roman" w:hAnsi="Times New Roman" w:eastAsia="FangSong" w:cs="Times New Roman"/>
+        </w:rPr>
+        <w:t>对齐考纲</w:t>
+      </w:r>
+      <w:r>
+        <w:rPr>
+          <w:rFonts w:hint="eastAsia" w:ascii="Times New Roman" w:hAnsi="Times New Roman" w:eastAsia="Times New Roman" w:cs="Times New Roman"/>
+        </w:rPr>
+        <w:t>：§01</w:t>
+      </w:r>
+      <w:r>
+        <w:rPr>
+          <w:rFonts w:ascii="Times New Roman" w:hAnsi="Times New Roman" w:eastAsia="Times New Roman" w:cs="Times New Roman"/>
+        </w:rPr>
+        <w:t xml:space="preserve"> </w:t>
+      </w:r>
+      <w:r>
+        <w:rPr>
+          <w:rFonts w:hint="eastAsia" w:ascii="Times New Roman" w:hAnsi="Times New Roman" w:eastAsia="FangSong" w:cs="Times New Roman"/>
+        </w:rPr>
+        <w:t xml:space="preserve">有效数字</w:t>
+      </w:r>
+      <w:r>
+        <w:rPr>
+          <w:rFonts w:ascii="Times New Roman" w:hAnsi="Times New Roman" w:eastAsia="Times New Roman" w:cs="Times New Roman"/>
+        </w:rPr>
+        <w:t xml:space="preserve"> · §19 </w:t>
+      </w:r>
+      <w:r>
+        <w:rPr>
+          <w:rFonts w:hint="eastAsia" w:ascii="Times New Roman" w:hAnsi="Times New Roman" w:eastAsia="FangSong" w:cs="Times New Roman"/>
+        </w:rPr>
+        <w:t xml:space="preserve">误差分析</w:t>
       </w:r>
     </w:p>
     <w:tbl>
@@ -100,7 +142,7 @@
                 <w:rFonts w:hint="eastAsia" w:ascii="Times New Roman" w:hAnsi="Times New Roman" w:eastAsia="SimHei" w:cs="Times New Roman"/>
                 <w:b/>
               </w:rPr>
-              <w:t xml:space="preserve">模块</w:t>
+              <w:t xml:space="preserve">考纲条目</w:t>
             </w:r>
           </w:p>
         </w:tc>
@@ -116,7 +158,7 @@
                 <w:rFonts w:hint="eastAsia" w:ascii="Times New Roman" w:hAnsi="Times New Roman" w:eastAsia="SimHei" w:cs="Times New Roman"/>
                 <w:b/>
               </w:rPr>
-              <w:t xml:space="preserve">核心能力</w:t>
+              <w:t xml:space="preserve">学完本讲你应能</w:t>
             </w:r>
           </w:p>
         </w:tc>
@@ -131,11 +173,27 @@
             </w:pPr>
             <w:r>
               <w:rPr>
-                <w:rFonts w:hint="eastAsia" w:ascii="Times New Roman" w:hAnsi="Times New Roman" w:eastAsia="FangSong" w:cs="Times New Roman"/>
-                <w:b/>
-                <w:bCs/>
+                <w:rFonts w:ascii="Times New Roman" w:hAnsi="Times New Roman" w:eastAsia="Times New Roman" w:cs="Times New Roman"/>
+              </w:rPr>
+              <w:t xml:space="preserve">§01 </w:t>
+            </w:r>
+            <w:r>
+              <w:rPr>
+                <w:rFonts w:hint="eastAsia" w:ascii="Times New Roman" w:hAnsi="Times New Roman" w:eastAsia="FangSong" w:cs="Times New Roman"/>
               </w:rPr>
               <w:t xml:space="preserve">有效数字</w:t>
+            </w:r>
+            <w:r>
+              <w:rPr>
+                <w:rFonts w:ascii="Times New Roman" w:hAnsi="Times New Roman" w:eastAsia="Times New Roman" w:cs="Times New Roman"/>
+              </w:rPr>
+              <w:t xml:space="preserve"> · </w:t>
+            </w:r>
+            <w:r>
+              <w:rPr>
+                <w:rFonts w:hint="eastAsia" w:ascii="Times New Roman" w:hAnsi="Times New Roman" w:eastAsia="FangSong" w:cs="Times New Roman"/>
+              </w:rPr>
+              <w:t xml:space="preserve">修约与运算规则</w:t>
             </w:r>
           </w:p>
         </w:tc>
@@ -291,11 +349,27 @@
             </w:pPr>
             <w:r>
               <w:rPr>
-                <w:rFonts w:hint="eastAsia" w:ascii="Times New Roman" w:hAnsi="Times New Roman" w:eastAsia="FangSong" w:cs="Times New Roman"/>
-                <w:b/>
-                <w:bCs/>
-              </w:rPr>
-              <w:t xml:space="preserve">误差评价</w:t>
+                <w:rFonts w:ascii="Times New Roman" w:hAnsi="Times New Roman" w:eastAsia="Times New Roman" w:cs="Times New Roman"/>
+              </w:rPr>
+              <w:t xml:space="preserve">§19 </w:t>
+            </w:r>
+            <w:r>
+              <w:rPr>
+                <w:rFonts w:hint="eastAsia" w:ascii="Times New Roman" w:hAnsi="Times New Roman" w:eastAsia="FangSong" w:cs="Times New Roman"/>
+              </w:rPr>
+              <w:t xml:space="preserve">误差分析</w:t>
+            </w:r>
+            <w:r>
+              <w:rPr>
+                <w:rFonts w:ascii="Times New Roman" w:hAnsi="Times New Roman" w:eastAsia="Times New Roman" w:cs="Times New Roman"/>
+              </w:rPr>
+              <w:t xml:space="preserve"> · </w:t>
+            </w:r>
+            <w:r>
+              <w:rPr>
+                <w:rFonts w:hint="eastAsia" w:ascii="Times New Roman" w:hAnsi="Times New Roman" w:eastAsia="FangSong" w:cs="Times New Roman"/>
+              </w:rPr>
+              <w:t xml:space="preserve">误差分类与准确度精密度</w:t>
             </w:r>
           </w:p>
         </w:tc>
@@ -379,11 +453,27 @@
             </w:pPr>
             <w:r>
               <w:rPr>
-                <w:rFonts w:hint="eastAsia" w:ascii="Times New Roman" w:hAnsi="Times New Roman" w:eastAsia="FangSong" w:cs="Times New Roman"/>
-                <w:b/>
-                <w:bCs/>
-              </w:rPr>
-              <w:t xml:space="preserve">偏差统计</w:t>
+                <w:rFonts w:ascii="Times New Roman" w:hAnsi="Times New Roman" w:eastAsia="Times New Roman" w:cs="Times New Roman"/>
+              </w:rPr>
+              <w:t xml:space="preserve">§19 </w:t>
+            </w:r>
+            <w:r>
+              <w:rPr>
+                <w:rFonts w:hint="eastAsia" w:ascii="Times New Roman" w:hAnsi="Times New Roman" w:eastAsia="FangSong" w:cs="Times New Roman"/>
+              </w:rPr>
+              <w:t xml:space="preserve">误差分析</w:t>
+            </w:r>
+            <w:r>
+              <w:rPr>
+                <w:rFonts w:ascii="Times New Roman" w:hAnsi="Times New Roman" w:eastAsia="Times New Roman" w:cs="Times New Roman"/>
+              </w:rPr>
+              <w:t xml:space="preserve"> · </w:t>
+            </w:r>
+            <w:r>
+              <w:rPr>
+                <w:rFonts w:hint="eastAsia" w:ascii="Times New Roman" w:hAnsi="Times New Roman" w:eastAsia="FangSong" w:cs="Times New Roman"/>
+              </w:rPr>
+              <w:t xml:space="preserve">偏差计算与误差传递</w:t>
             </w:r>
           </w:p>
         </w:tc>
@@ -437,11 +527,27 @@
             </w:pPr>
             <w:r>
               <w:rPr>
-                <w:rFonts w:hint="eastAsia" w:ascii="Times New Roman" w:hAnsi="Times New Roman" w:eastAsia="FangSong" w:cs="Times New Roman"/>
-                <w:b/>
-                <w:bCs/>
-              </w:rPr>
-              <w:t xml:space="preserve">异常值取舍</w:t>
+                <w:rFonts w:ascii="Times New Roman" w:hAnsi="Times New Roman" w:eastAsia="Times New Roman" w:cs="Times New Roman"/>
+              </w:rPr>
+              <w:t xml:space="preserve">§19 </w:t>
+            </w:r>
+            <w:r>
+              <w:rPr>
+                <w:rFonts w:hint="eastAsia" w:ascii="Times New Roman" w:hAnsi="Times New Roman" w:eastAsia="FangSong" w:cs="Times New Roman"/>
+              </w:rPr>
+              <w:t xml:space="preserve">误差分析</w:t>
+            </w:r>
+            <w:r>
+              <w:rPr>
+                <w:rFonts w:ascii="Times New Roman" w:hAnsi="Times New Roman" w:eastAsia="Times New Roman" w:cs="Times New Roman"/>
+              </w:rPr>
+              <w:t xml:space="preserve"> · </w:t>
+            </w:r>
+            <w:r>
+              <w:rPr>
+                <w:rFonts w:hint="eastAsia" w:ascii="Times New Roman" w:hAnsi="Times New Roman" w:eastAsia="FangSong" w:cs="Times New Roman"/>
+              </w:rPr>
+              <w:t xml:space="preserve">可疑值取舍</w:t>
             </w:r>
           </w:p>
         </w:tc>
@@ -501,11 +607,27 @@
             </w:pPr>
             <w:r>
               <w:rPr>
-                <w:rFonts w:hint="eastAsia" w:ascii="Times New Roman" w:hAnsi="Times New Roman" w:eastAsia="FangSong" w:cs="Times New Roman"/>
-                <w:b/>
-                <w:bCs/>
-              </w:rPr>
-              <w:t xml:space="preserve">视野延伸</w:t>
+                <w:rFonts w:ascii="Times New Roman" w:hAnsi="Times New Roman" w:eastAsia="Times New Roman" w:cs="Times New Roman"/>
+              </w:rPr>
+              <w:t xml:space="preserve">§19 </w:t>
+            </w:r>
+            <w:r>
+              <w:rPr>
+                <w:rFonts w:hint="eastAsia" w:ascii="Times New Roman" w:hAnsi="Times New Roman" w:eastAsia="FangSong" w:cs="Times New Roman"/>
+              </w:rPr>
+              <w:t xml:space="preserve">误差分析</w:t>
+            </w:r>
+            <w:r>
+              <w:rPr>
+                <w:rFonts w:ascii="Times New Roman" w:hAnsi="Times New Roman" w:eastAsia="Times New Roman" w:cs="Times New Roman"/>
+              </w:rPr>
+              <w:t xml:space="preserve"> · </w:t>
+            </w:r>
+            <w:r>
+              <w:rPr>
+                <w:rFonts w:hint="eastAsia" w:ascii="Times New Roman" w:hAnsi="Times New Roman" w:eastAsia="FangSong" w:cs="Times New Roman"/>
+              </w:rPr>
+              <w:t xml:space="preserve">置信区间与统计检验</w:t>
             </w:r>
           </w:p>
         </w:tc>

--- a/06-学生侧材料/讲义/4-分析化学/有效数字与误差分析-超级充实版（自学完整）.docx
+++ b/06-学生侧材料/讲义/4-分析化学/有效数字与误差分析-超级充实版（自学完整）.docx
@@ -6672,7 +6672,7 @@
     </w:p>
     <w:bookmarkEnd w:id="14"/>
     <w:bookmarkEnd w:id="15"/>
-    <w:bookmarkStart w:id="24" w:name="二误差的基本概念-结果可靠不可靠"/>
+    <w:bookmarkStart w:id="21" w:name="二误差的基本概念-结果可靠不可靠"/>
     <w:p>
       <w:pPr>
         <w:pStyle w:val="Heading2"/>
@@ -8902,7 +8902,7 @@
       </w:r>
     </w:p>
     <w:bookmarkEnd w:id="18"/>
-    <w:bookmarkStart w:id="22" w:name="准确度与精密度"/>
+    <w:bookmarkStart w:id="19" w:name="准确度与精密度"/>
     <w:p>
       <w:pPr>
         <w:pStyle w:val="Heading3"/>
@@ -9104,54 +9104,56 @@
     </w:p>
     <w:p>
       <w:pPr>
-        <w:pStyle w:val="BodyText"/>
-        <w:spacing w:after="80" w:before="160"/>
-        <w:jc w:val="center"/>
+        <w:pStyle w:val="BlockText"/>
+        <w:spacing w:after="80"/>
       </w:pPr>
       <w:r>
         <w:rPr>
           <w:rFonts w:ascii="Times New Roman" w:hAnsi="Times New Roman" w:eastAsia="Times New Roman" w:cs="Times New Roman"/>
         </w:rPr>
-        <w:drawing>
-          <wp:inline>
-            <wp:extent cx="3600000" cy="2530626"/>
-            <wp:effectExtent b="0" l="0" r="0" t="0"/>
-            <wp:docPr descr="" title="" id="20" name="Picture"/>
-            <a:graphic>
-              <a:graphicData uri="http://schemas.openxmlformats.org/drawingml/2006/picture">
-                <pic:pic>
-                  <pic:nvPicPr>
-                    <pic:cNvPr descr="af11145bcc67286caf937c45e65defbcfd4cfda10a6b0dadf2c646e13d0dbe16.jpg" id="21" name="Picture"/>
-                    <pic:cNvPicPr>
-                      <a:picLocks noChangeArrowheads="1" noChangeAspect="1"/>
-                    </pic:cNvPicPr>
-                  </pic:nvPicPr>
-                  <pic:blipFill>
-                    <a:blip r:embed="rId19"/>
-                    <a:stretch>
-                      <a:fillRect/>
-                    </a:stretch>
-                  </pic:blipFill>
-                  <pic:spPr bwMode="auto">
-                    <a:xfrm>
-                      <a:off x="0" y="0"/>
-                      <a:ext cx="3600000" cy="2530626"/>
-                    </a:xfrm>
-                    <a:prstGeom prst="rect">
-                      <a:avLst/>
-                    </a:prstGeom>
-                    <a:noFill/>
-                    <a:ln w="9525">
-                      <a:noFill/>
-                      <a:headEnd/>
-                      <a:tailEnd/>
-                    </a:ln>
-                  </pic:spPr>
-                </pic:pic>
-              </a:graphicData>
-            </a:graphic>
-          </wp:inline>
-        </w:drawing>
+        <w:t xml:space="preserve">⛔ </w:t>
+      </w:r>
+      <w:r>
+        <w:rPr>
+          <w:rFonts w:hint="eastAsia" w:ascii="Times New Roman" w:hAnsi="Times New Roman" w:eastAsia="FangSong" w:cs="Times New Roman"/>
+        </w:rPr>
+        <w:t>待补教材图</w:t>
+      </w:r>
+      <w:r>
+        <w:rPr>
+          <w:rFonts w:hint="eastAsia" w:ascii="Times New Roman" w:hAnsi="Times New Roman" w:eastAsia="Times New Roman" w:cs="Times New Roman"/>
+        </w:rPr>
+        <w:t>：</w:t>
+      </w:r>
+      <w:r>
+        <w:rPr>
+          <w:rFonts w:hint="eastAsia" w:ascii="Times New Roman" w:hAnsi="Times New Roman" w:eastAsia="FangSong" w:cs="Times New Roman"/>
+        </w:rPr>
+        <w:t>甲乙丙丁四人测量结果靶面图</w:t>
+      </w:r>
+      <w:r>
+        <w:rPr>
+          <w:rFonts w:hint="eastAsia" w:ascii="Times New Roman" w:hAnsi="Times New Roman" w:eastAsia="Times New Roman" w:cs="Times New Roman"/>
+        </w:rPr>
+        <w:t>（《</w:t>
+      </w:r>
+      <w:r>
+        <w:rPr>
+          <w:rFonts w:hint="eastAsia" w:ascii="Times New Roman" w:hAnsi="Times New Roman" w:eastAsia="FangSong" w:cs="Times New Roman"/>
+        </w:rPr>
+        <w:t>分析化学</w:t>
+      </w:r>
+      <w:r>
+        <w:rPr>
+          <w:rFonts w:hint="eastAsia" w:ascii="Times New Roman" w:hAnsi="Times New Roman" w:eastAsia="Times New Roman" w:cs="Times New Roman"/>
+        </w:rPr>
+        <w:t>》</w:t>
+      </w:r>
+      <w:r>
+        <w:rPr>
+          <w:rFonts w:hint="eastAsia" w:ascii="Times New Roman" w:hAnsi="Times New Roman" w:eastAsia="FangSong" w:cs="Times New Roman"/>
+        </w:rPr>
+        <w:t>第六版</w:t>
       </w:r>
       <w:r>
         <w:rPr>
@@ -9162,58 +9164,146 @@
       <w:r>
         <w:rPr>
           <w:rFonts w:hint="eastAsia" w:ascii="Times New Roman" w:hAnsi="Times New Roman" w:eastAsia="FangSong" w:cs="Times New Roman"/>
-          <w:i/>
-          <w:iCs/>
         </w:rPr>
         <w:t>图</w:t>
       </w:r>
       <w:r>
         <w:rPr>
           <w:rFonts w:hint="eastAsia" w:ascii="Times New Roman" w:hAnsi="Times New Roman" w:eastAsia="Times New Roman" w:cs="Times New Roman"/>
-          <w:i/>
-          <w:iCs/>
-        </w:rPr>
-        <w:t>1</w:t>
-      </w:r>
-      <w:r>
-        <w:rPr>
-          <w:rFonts w:ascii="Times New Roman" w:hAnsi="Times New Roman" w:eastAsia="Times New Roman" w:cs="Times New Roman"/>
-          <w:i/>
-          <w:iCs/>
+        </w:rPr>
+        <w:t>3-1，</w:t>
+      </w:r>
+      <w:r>
+        <w:rPr>
+          <w:rFonts w:hint="eastAsia" w:ascii="Times New Roman" w:hAnsi="Times New Roman" w:eastAsia="FangSong" w:cs="Times New Roman"/>
+        </w:rPr>
+        <w:t>真值</w:t>
+      </w:r>
+      <w:r>
+        <w:rPr>
+          <w:rFonts w:ascii="Times New Roman" w:hAnsi="Times New Roman" w:eastAsia="Times New Roman" w:cs="Times New Roman"/>
         </w:rPr>
         <w:t xml:space="preserve"> </w:t>
       </w:r>
       <w:r>
         <w:rPr>
-          <w:rFonts w:hint="eastAsia" w:ascii="Times New Roman" w:hAnsi="Times New Roman" w:eastAsia="FangSong" w:cs="Times New Roman"/>
-          <w:i/>
-          <w:iCs/>
-        </w:rPr>
-        <w:t>甲乙丙丁四人测量结果靶面图</w:t>
-      </w:r>
-      <w:r>
-        <w:rPr>
-          <w:rFonts w:hint="eastAsia" w:ascii="Times New Roman" w:hAnsi="Times New Roman" w:eastAsia="Times New Roman" w:cs="Times New Roman"/>
-          <w:i/>
-          <w:iCs/>
-        </w:rPr>
-        <w:t>：</w:t>
-      </w:r>
-      <w:r>
-        <w:rPr>
-          <w:rFonts w:hint="eastAsia" w:ascii="Times New Roman" w:hAnsi="Times New Roman" w:eastAsia="FangSong" w:cs="Times New Roman"/>
-          <w:i/>
-          <w:iCs/>
-        </w:rPr>
-        <w:t>真值</w:t>
-      </w:r>
-      <w:r>
-        <w:rPr>
-          <w:rFonts w:ascii="Times New Roman" w:hAnsi="Times New Roman" w:eastAsia="Times New Roman" w:cs="Times New Roman"/>
-          <w:i/>
-          <w:iCs/>
-        </w:rPr>
-        <w:t xml:space="preserve"> 50.36%</w:t>
+          <w:rFonts w:hint="eastAsia" w:ascii="Times New Roman" w:hAnsi="Times New Roman" w:eastAsia="Times New Roman" w:cs="Times New Roman"/>
+        </w:rPr>
+        <w:t>50.36%）——</w:t>
+      </w:r>
+      <w:r>
+        <w:rPr>
+          <w:rFonts w:hint="eastAsia" w:ascii="Times New Roman" w:hAnsi="Times New Roman" w:eastAsia="FangSong" w:cs="Times New Roman"/>
+        </w:rPr>
+        <w:t>准确度与精密度的四象限类比</w:t>
+      </w:r>
+      <w:r>
+        <w:rPr>
+          <w:rFonts w:hint="eastAsia" w:ascii="Times New Roman" w:hAnsi="Times New Roman" w:eastAsia="Times New Roman" w:cs="Times New Roman"/>
+        </w:rPr>
+        <w:t>。</w:t>
+      </w:r>
+      <w:r>
+        <w:rPr>
+          <w:rFonts w:hint="eastAsia" w:ascii="Times New Roman" w:hAnsi="Times New Roman" w:eastAsia="FangSong" w:cs="Times New Roman"/>
+        </w:rPr>
+        <w:t>原位曾错放</w:t>
+      </w:r>
+      <w:r>
+        <w:rPr>
+          <w:rFonts w:ascii="Times New Roman" w:hAnsi="Times New Roman" w:eastAsia="Times New Roman" w:cs="Times New Roman"/>
+        </w:rPr>
+        <w:t xml:space="preserve"> t </w:t>
+      </w:r>
+      <w:r>
+        <w:rPr>
+          <w:rFonts w:hint="eastAsia" w:ascii="Times New Roman" w:hAnsi="Times New Roman" w:eastAsia="FangSong" w:cs="Times New Roman"/>
+        </w:rPr>
+        <w:t>分布曲线图</w:t>
+      </w:r>
+      <w:r>
+        <w:rPr>
+          <w:rFonts w:hint="eastAsia" w:ascii="Times New Roman" w:hAnsi="Times New Roman" w:eastAsia="Times New Roman" w:cs="Times New Roman"/>
+        </w:rPr>
+        <w:t>（</w:t>
+      </w:r>
+      <w:r>
+        <w:rPr>
+          <w:rFonts w:hint="eastAsia" w:ascii="Times New Roman" w:hAnsi="Times New Roman" w:eastAsia="FangSong" w:cs="Times New Roman"/>
+        </w:rPr>
+        <w:t>图库索引语义即</w:t>
+      </w:r>
+      <w:r>
+        <w:rPr>
+          <w:rFonts w:ascii="Times New Roman" w:hAnsi="Times New Roman" w:eastAsia="Times New Roman" w:cs="Times New Roman"/>
+        </w:rPr>
+        <w:t xml:space="preserve"> t </w:t>
+      </w:r>
+      <w:r>
+        <w:rPr>
+          <w:rFonts w:hint="eastAsia" w:ascii="Times New Roman" w:hAnsi="Times New Roman" w:eastAsia="FangSong" w:cs="Times New Roman"/>
+        </w:rPr>
+        <w:t>分布</w:t>
+      </w:r>
+      <w:r>
+        <w:rPr>
+          <w:rFonts w:hint="eastAsia" w:ascii="Times New Roman" w:hAnsi="Times New Roman" w:eastAsia="Times New Roman" w:cs="Times New Roman"/>
+        </w:rPr>
+        <w:t>，</w:t>
+      </w:r>
+      <w:r>
+        <w:rPr>
+          <w:rFonts w:hint="eastAsia" w:ascii="Times New Roman" w:hAnsi="Times New Roman" w:eastAsia="FangSong" w:cs="Times New Roman"/>
+        </w:rPr>
+        <w:t>批</w:t>
+      </w:r>
+      <w:r>
+        <w:rPr>
+          <w:rFonts w:hint="eastAsia" w:ascii="Times New Roman" w:hAnsi="Times New Roman" w:eastAsia="Times New Roman" w:cs="Times New Roman"/>
+        </w:rPr>
+        <w:t>31</w:t>
+      </w:r>
+      <w:r>
+        <w:rPr>
+          <w:rFonts w:ascii="Times New Roman" w:hAnsi="Times New Roman" w:eastAsia="Times New Roman" w:cs="Times New Roman"/>
+        </w:rPr>
+        <w:t xml:space="preserve"> </w:t>
+      </w:r>
+      <w:r>
+        <w:rPr>
+          <w:rFonts w:hint="eastAsia" w:ascii="Times New Roman" w:hAnsi="Times New Roman" w:eastAsia="FangSong" w:cs="Times New Roman"/>
+        </w:rPr>
+        <w:t xml:space="preserve">已移至</w:t>
+      </w:r>
+      <w:r>
+        <w:rPr>
+          <w:rFonts w:ascii="Times New Roman" w:hAnsi="Times New Roman" w:eastAsia="Times New Roman" w:cs="Times New Roman"/>
+        </w:rPr>
+        <w:t xml:space="preserve"> §5.2 </w:t>
+      </w:r>
+      <w:r>
+        <w:rPr>
+          <w:rFonts w:hint="eastAsia" w:ascii="Times New Roman" w:hAnsi="Times New Roman" w:eastAsia="FangSong" w:cs="Times New Roman"/>
+        </w:rPr>
+        <w:t>真正归属处</w:t>
+      </w:r>
+      <w:r>
+        <w:rPr>
+          <w:rFonts w:hint="eastAsia" w:ascii="Times New Roman" w:hAnsi="Times New Roman" w:eastAsia="Times New Roman" w:cs="Times New Roman"/>
+        </w:rPr>
+        <w:t>），</w:t>
+      </w:r>
+      <w:r>
+        <w:rPr>
+          <w:rFonts w:hint="eastAsia" w:ascii="Times New Roman" w:hAnsi="Times New Roman" w:eastAsia="FangSong" w:cs="Times New Roman"/>
+        </w:rPr>
+        <w:t>本图位宁缺毋滥</w:t>
+      </w:r>
+      <w:r>
+        <w:rPr>
+          <w:rFonts w:hint="eastAsia" w:ascii="Times New Roman" w:hAnsi="Times New Roman" w:eastAsia="Times New Roman" w:cs="Times New Roman"/>
+        </w:rPr>
+        <w:t>。</w:t>
       </w:r>
     </w:p>
     <w:tbl>
@@ -9881,8 +9971,8 @@
         <w:t>。</w:t>
       </w:r>
     </w:p>
-    <w:bookmarkEnd w:id="22"/>
-    <w:bookmarkStart w:id="23" w:name="偏差统计量"/>
+    <w:bookmarkEnd w:id="19"/>
+    <w:bookmarkStart w:id="20" w:name="偏差统计量"/>
     <w:p>
       <w:pPr>
         <w:pStyle w:val="Heading3"/>
@@ -10965,9 +11055,9 @@
         </w:pict>
       </w:r>
     </w:p>
-    <w:bookmarkEnd w:id="23"/>
-    <w:bookmarkEnd w:id="24"/>
-    <w:bookmarkStart w:id="27" w:name="三误差传递-每一步误差如何累积"/>
+    <w:bookmarkEnd w:id="20"/>
+    <w:bookmarkEnd w:id="21"/>
+    <w:bookmarkStart w:id="24" w:name="三误差传递-每一步误差如何累积"/>
     <w:p>
       <w:pPr>
         <w:pStyle w:val="Heading2"/>
@@ -11127,7 +11217,7 @@
         <w:t xml:space="preserve">误差分析</w:t>
       </w:r>
     </w:p>
-    <w:bookmarkStart w:id="25" w:name="系统误差传递"/>
+    <w:bookmarkStart w:id="22" w:name="系统误差传递"/>
     <w:p>
       <w:pPr>
         <w:pStyle w:val="Heading3"/>
@@ -11925,8 +12015,8 @@
         <w:t>）。</w:t>
       </w:r>
     </w:p>
-    <w:bookmarkEnd w:id="25"/>
-    <w:bookmarkStart w:id="26" w:name="随机误差传递"/>
+    <w:bookmarkEnd w:id="22"/>
+    <w:bookmarkStart w:id="23" w:name="随机误差传递"/>
     <w:p>
       <w:pPr>
         <w:pStyle w:val="Heading3"/>
@@ -13539,9 +13629,9 @@
         </w:pict>
       </w:r>
     </w:p>
-    <w:bookmarkEnd w:id="26"/>
-    <w:bookmarkEnd w:id="27"/>
-    <w:bookmarkStart w:id="30" w:name="四异常值取舍-q-检验与-grubbs-检验"/>
+    <w:bookmarkEnd w:id="23"/>
+    <w:bookmarkEnd w:id="24"/>
+    <w:bookmarkStart w:id="27" w:name="四异常值取舍-q-检验与-grubbs-检验"/>
     <w:p>
       <w:pPr>
         <w:pStyle w:val="Heading2"/>
@@ -13701,7 +13791,7 @@
         <w:t>）</w:t>
       </w:r>
     </w:p>
-    <w:bookmarkStart w:id="28" w:name="q-检验dixon-检验简化版"/>
+    <w:bookmarkStart w:id="25" w:name="q-检验dixon-检验简化版"/>
     <w:p>
       <w:pPr>
         <w:pStyle w:val="Heading3"/>
@@ -14673,8 +14763,8 @@
         </w:tc>
       </w:tr>
     </w:tbl>
-    <w:bookmarkEnd w:id="28"/>
-    <w:bookmarkStart w:id="29" w:name="grubbs-检验更可靠"/>
+    <w:bookmarkEnd w:id="25"/>
+    <w:bookmarkStart w:id="26" w:name="grubbs-检验更可靠"/>
     <w:p>
       <w:pPr>
         <w:pStyle w:val="Heading3"/>
@@ -15546,8 +15636,8 @@
         </w:pict>
       </w:r>
     </w:p>
-    <w:bookmarkEnd w:id="29"/>
-    <w:bookmarkEnd w:id="30"/>
+    <w:bookmarkEnd w:id="26"/>
+    <w:bookmarkEnd w:id="27"/>
     <w:bookmarkStart w:id="42" w:name="五统计处理视野-置信区间与显著性检验"/>
     <w:p>
       <w:pPr>
@@ -15684,7 +15774,7 @@
         <w:t>）</w:t>
       </w:r>
     </w:p>
-    <w:bookmarkStart w:id="34" w:name="随机误差的正态分布"/>
+    <w:bookmarkStart w:id="31" w:name="随机误差的正态分布"/>
     <w:p>
       <w:pPr>
         <w:pStyle w:val="Heading3"/>
@@ -16229,18 +16319,18 @@
           <wp:inline>
             <wp:extent cx="3600000" cy="2624491"/>
             <wp:effectExtent b="0" l="0" r="0" t="0"/>
-            <wp:docPr descr="" title="" id="32" name="Picture"/>
+            <wp:docPr descr="" title="" id="29" name="Picture"/>
             <a:graphic>
               <a:graphicData uri="http://schemas.openxmlformats.org/drawingml/2006/picture">
                 <pic:pic>
                   <pic:nvPicPr>
-                    <pic:cNvPr descr="f178263ac2b346af802a37db132484a685ddca027789e8092fdca25b72303ab7.jpg" id="33" name="Picture"/>
+                    <pic:cNvPr descr="f178263ac2b346af802a37db132484a685ddca027789e8092fdca25b72303ab7.jpg" id="30" name="Picture"/>
                     <pic:cNvPicPr>
                       <a:picLocks noChangeArrowheads="1" noChangeAspect="1"/>
                     </pic:cNvPicPr>
                   </pic:nvPicPr>
                   <pic:blipFill>
-                    <a:blip r:embed="rId31"/>
+                    <a:blip r:embed="rId28"/>
                     <a:stretch>
                       <a:fillRect/>
                     </a:stretch>
@@ -16336,7 +16426,7 @@
         <w:t xml:space="preserve">规则</w:t>
       </w:r>
     </w:p>
-    <w:bookmarkEnd w:id="34"/>
+    <w:bookmarkEnd w:id="31"/>
     <w:bookmarkStart w:id="35" w:name="t-分布与置信区间"/>
     <w:p>
       <w:pPr>
@@ -16605,6 +16695,260 @@
     <w:p>
       <w:pPr>
         <w:pStyle w:val="FirstParagraph"/>
+        <w:spacing w:before="160" w:after="80"/>
+        <w:jc w:val="center"/>
+      </w:pPr>
+      <w:r>
+        <w:rPr>
+          <w:rFonts w:ascii="Times New Roman" w:hAnsi="Times New Roman" w:eastAsia="FangSong" w:cs="Times New Roman"/>
+          <w:b w:val="0"/>
+          <w:i w:val="0"/>
+          <w:sz w:val="21"/>
+        </w:rPr>
+        <w:drawing>
+          <wp:inline>
+            <wp:extent cx="3600000" cy="2530626"/>
+            <wp:effectExtent b="0" l="0" r="0" t="0"/>
+            <wp:docPr descr="" title="" id="33" name="Picture"/>
+            <a:graphic>
+              <a:graphicData uri="http://schemas.openxmlformats.org/drawingml/2006/picture">
+                <pic:pic>
+                  <pic:nvPicPr>
+                    <pic:cNvPr descr="af11145bcc67286caf937c45e65defbcfd4cfda10a6b0dadf2c646e13d0dbe16.jpg" id="34" name="Picture"/>
+                    <pic:cNvPicPr>
+                      <a:picLocks noChangeArrowheads="1" noChangeAspect="1"/>
+                    </pic:cNvPicPr>
+                  </pic:nvPicPr>
+                  <pic:blipFill>
+                    <a:blip r:embed="rId32"/>
+                    <a:stretch>
+                      <a:fillRect/>
+                    </a:stretch>
+                  </pic:blipFill>
+                  <pic:spPr bwMode="auto">
+                    <a:xfrm>
+                      <a:off x="0" y="0"/>
+                      <a:ext cx="3600000" cy="2530626"/>
+                    </a:xfrm>
+                    <a:prstGeom prst="rect">
+                      <a:avLst/>
+                    </a:prstGeom>
+                    <a:noFill/>
+                    <a:ln w="9525">
+                      <a:noFill/>
+                      <a:headEnd/>
+                      <a:tailEnd/>
+                    </a:ln>
+                  </pic:spPr>
+                </pic:pic>
+              </a:graphicData>
+            </a:graphic>
+          </wp:inline>
+        </w:drawing>
+      </w:r>
+      <w:r>
+        <w:rPr>
+          <w:rFonts w:ascii="Times New Roman" w:hAnsi="Times New Roman" w:eastAsia="FangSong" w:cs="Times New Roman"/>
+          <w:b w:val="0"/>
+          <w:i w:val="0"/>
+          <w:sz w:val="21"/>
+        </w:rPr>
+        <w:t xml:space="preserve"> </w:t>
+      </w:r>
+      <w:r>
+        <w:rPr>
+          <w:rFonts w:hint="eastAsia" w:ascii="Times New Roman" w:hAnsi="Times New Roman" w:eastAsia="FangSong" w:cs="Times New Roman"/>
+          <w:b w:val="0"/>
+          <w:i w:val="0"/>
+          <w:iCs/>
+          <w:sz w:val="21"/>
+        </w:rPr>
+        <w:t xml:space="preserve">图</w:t>
+      </w:r>
+      <w:r>
+        <w:rPr>
+          <w:rFonts w:ascii="Times New Roman" w:hAnsi="Times New Roman" w:eastAsia="FangSong" w:cs="Times New Roman"/>
+          <w:b w:val="0"/>
+          <w:i w:val="0"/>
+          <w:iCs/>
+          <w:sz w:val="21"/>
+        </w:rPr>
+        <w:t xml:space="preserve"> t </w:t>
+      </w:r>
+      <w:r>
+        <w:rPr>
+          <w:rFonts w:hint="eastAsia" w:ascii="Times New Roman" w:hAnsi="Times New Roman" w:eastAsia="FangSong" w:cs="Times New Roman"/>
+          <w:b w:val="0"/>
+          <w:i w:val="0"/>
+          <w:iCs/>
+          <w:sz w:val="21"/>
+        </w:rPr>
+        <w:t>分布概率密度曲线</w:t>
+      </w:r>
+      <w:r>
+        <w:rPr>
+          <w:rFonts w:hint="eastAsia" w:ascii="Times New Roman" w:hAnsi="Times New Roman" w:eastAsia="FangSong" w:cs="Times New Roman"/>
+          <w:b w:val="0"/>
+          <w:i w:val="0"/>
+          <w:iCs/>
+          <w:sz w:val="21"/>
+        </w:rPr>
+        <w:t>（</w:t>
+      </w:r>
+      <w:r>
+        <w:rPr>
+          <w:rFonts w:hint="eastAsia" w:ascii="Times New Roman" w:hAnsi="Times New Roman" w:eastAsia="FangSong" w:cs="Times New Roman"/>
+          <w:b w:val="0"/>
+          <w:i w:val="0"/>
+          <w:iCs/>
+          <w:sz w:val="21"/>
+        </w:rPr>
+        <w:t>自由度</w:t>
+      </w:r>
+      <w:r>
+        <w:rPr>
+          <w:rFonts w:ascii="Times New Roman" w:hAnsi="Times New Roman" w:eastAsia="FangSong" w:cs="Times New Roman"/>
+          <w:b w:val="0"/>
+          <w:i w:val="0"/>
+          <w:iCs/>
+          <w:sz w:val="21"/>
+        </w:rPr>
+        <w:t xml:space="preserve"> f = </w:t>
+      </w:r>
+      <w:r>
+        <w:rPr>
+          <w:rFonts w:hint="eastAsia" w:ascii="Times New Roman" w:hAnsi="Times New Roman" w:eastAsia="FangSong" w:cs="Times New Roman"/>
+          <w:b w:val="0"/>
+          <w:i w:val="0"/>
+          <w:iCs/>
+          <w:sz w:val="21"/>
+        </w:rPr>
+        <w:t xml:space="preserve">1、5、∞）：f</w:t>
+      </w:r>
+      <w:r>
+        <w:rPr>
+          <w:rFonts w:ascii="Times New Roman" w:hAnsi="Times New Roman" w:eastAsia="FangSong" w:cs="Times New Roman"/>
+          <w:b w:val="0"/>
+          <w:i w:val="0"/>
+          <w:iCs/>
+          <w:sz w:val="21"/>
+        </w:rPr>
+        <w:t xml:space="preserve"> </w:t>
+      </w:r>
+      <w:r>
+        <w:rPr>
+          <w:rFonts w:hint="eastAsia" w:ascii="Times New Roman" w:hAnsi="Times New Roman" w:eastAsia="FangSong" w:cs="Times New Roman"/>
+          <w:b w:val="0"/>
+          <w:i w:val="0"/>
+          <w:iCs/>
+          <w:sz w:val="21"/>
+        </w:rPr>
+        <w:t>越小分布越平坦</w:t>
+      </w:r>
+      <w:r>
+        <w:rPr>
+          <w:rFonts w:hint="eastAsia" w:ascii="Times New Roman" w:hAnsi="Times New Roman" w:eastAsia="FangSong" w:cs="Times New Roman"/>
+          <w:b w:val="0"/>
+          <w:i w:val="0"/>
+          <w:iCs/>
+          <w:sz w:val="21"/>
+        </w:rPr>
+        <w:t>（</w:t>
+      </w:r>
+      <w:r>
+        <w:rPr>
+          <w:rFonts w:hint="eastAsia" w:ascii="Times New Roman" w:hAnsi="Times New Roman" w:eastAsia="FangSong" w:cs="Times New Roman"/>
+          <w:b w:val="0"/>
+          <w:i w:val="0"/>
+          <w:iCs/>
+          <w:sz w:val="21"/>
+        </w:rPr>
+        <w:t>尾部越厚</w:t>
+      </w:r>
+      <w:r>
+        <w:rPr>
+          <w:rFonts w:hint="eastAsia" w:ascii="Times New Roman" w:hAnsi="Times New Roman" w:eastAsia="FangSong" w:cs="Times New Roman"/>
+          <w:b w:val="0"/>
+          <w:i w:val="0"/>
+          <w:iCs/>
+          <w:sz w:val="21"/>
+        </w:rPr>
+        <w:t>），f</w:t>
+      </w:r>
+      <w:r>
+        <w:rPr>
+          <w:rFonts w:ascii="Times New Roman" w:hAnsi="Times New Roman" w:eastAsia="FangSong" w:cs="Times New Roman"/>
+          <w:b w:val="0"/>
+          <w:i w:val="0"/>
+          <w:iCs/>
+          <w:sz w:val="21"/>
+        </w:rPr>
+        <w:t xml:space="preserve"> → ∞ </w:t>
+      </w:r>
+      <w:r>
+        <w:rPr>
+          <w:rFonts w:hint="eastAsia" w:ascii="Times New Roman" w:hAnsi="Times New Roman" w:eastAsia="FangSong" w:cs="Times New Roman"/>
+          <w:b w:val="0"/>
+          <w:i w:val="0"/>
+          <w:iCs/>
+          <w:sz w:val="21"/>
+        </w:rPr>
+        <w:t>时与标准正态分布重合</w:t>
+      </w:r>
+      <w:r>
+        <w:rPr>
+          <w:rFonts w:hint="eastAsia" w:ascii="Times New Roman" w:hAnsi="Times New Roman" w:eastAsia="FangSong" w:cs="Times New Roman"/>
+          <w:b w:val="0"/>
+          <w:i w:val="0"/>
+          <w:iCs/>
+          <w:sz w:val="21"/>
+        </w:rPr>
+        <w:t>——</w:t>
+      </w:r>
+      <w:r>
+        <w:rPr>
+          <w:rFonts w:hint="eastAsia" w:ascii="Times New Roman" w:hAnsi="Times New Roman" w:eastAsia="FangSong" w:cs="Times New Roman"/>
+          <w:b w:val="0"/>
+          <w:i w:val="0"/>
+          <w:iCs/>
+          <w:sz w:val="21"/>
+        </w:rPr>
+        <w:t>这正是小样本须用</w:t>
+      </w:r>
+      <w:r>
+        <w:rPr>
+          <w:rFonts w:ascii="Times New Roman" w:hAnsi="Times New Roman" w:eastAsia="FangSong" w:cs="Times New Roman"/>
+          <w:b w:val="0"/>
+          <w:i w:val="0"/>
+          <w:iCs/>
+          <w:sz w:val="21"/>
+        </w:rPr>
+        <w:t xml:space="preserve"> t </w:t>
+      </w:r>
+      <w:r>
+        <w:rPr>
+          <w:rFonts w:hint="eastAsia" w:ascii="Times New Roman" w:hAnsi="Times New Roman" w:eastAsia="FangSong" w:cs="Times New Roman"/>
+          <w:b w:val="0"/>
+          <w:i w:val="0"/>
+          <w:iCs/>
+          <w:sz w:val="21"/>
+        </w:rPr>
+        <w:t>分布代替正态分布的原因</w:t>
+      </w:r>
+      <w:r>
+        <w:rPr>
+          <w:rFonts w:hint="eastAsia" w:ascii="Times New Roman" w:hAnsi="Times New Roman" w:eastAsia="FangSong" w:cs="Times New Roman"/>
+          <w:b w:val="0"/>
+          <w:i w:val="0"/>
+          <w:iCs/>
+          <w:sz w:val="21"/>
+        </w:rPr>
+        <w:t>。</w:t>
+      </w:r>
+    </w:p>
+    <w:p>
+      <w:pPr>
+        <w:pStyle w:val="BodyText"/>
       </w:pPr>
       <w:r>
         <w:rPr>
@@ -27594,7 +27938,7 @@
           <m:t>=</m:t>
         </m:r>
         <m:r>
-          <m:t>0.0996</m:t>
+          <m:t>0.09954</m:t>
         </m:r>
       </m:oMath>
       <w:r>
@@ -27607,7 +27951,19 @@
         <w:rPr>
           <w:rFonts w:hint="eastAsia" w:ascii="Times New Roman" w:hAnsi="Times New Roman" w:eastAsia="Times New Roman" w:cs="Times New Roman"/>
         </w:rPr>
-        <w:t xml:space="preserve">mol/L（3</w:t>
+        <w:t>mol/L（</w:t>
+      </w:r>
+      <w:r>
+        <w:rPr>
+          <w:rFonts w:hint="eastAsia" w:ascii="Times New Roman" w:hAnsi="Times New Roman" w:eastAsia="FangSong" w:cs="Times New Roman"/>
+        </w:rPr>
+        <w:t>乘除运算取最少有效位数</w:t>
+      </w:r>
+      <w:r>
+        <w:rPr>
+          <w:rFonts w:hint="eastAsia" w:ascii="Times New Roman" w:hAnsi="Times New Roman" w:eastAsia="Times New Roman" w:cs="Times New Roman"/>
+        </w:rPr>
+        <w:t>：0.4086</w:t>
       </w:r>
       <w:r>
         <w:rPr>
@@ -27619,31 +27975,67 @@
         <w:rPr>
           <w:rFonts w:hint="eastAsia" w:ascii="Times New Roman" w:hAnsi="Times New Roman" w:eastAsia="FangSong" w:cs="Times New Roman"/>
         </w:rPr>
+        <w:t xml:space="preserve">为</w:t>
+      </w:r>
+      <w:r>
+        <w:rPr>
+          <w:rFonts w:ascii="Times New Roman" w:hAnsi="Times New Roman" w:eastAsia="Times New Roman" w:cs="Times New Roman"/>
+        </w:rPr>
+        <w:t xml:space="preserve"> 4 </w:t>
+      </w:r>
+      <w:r>
+        <w:rPr>
+          <w:rFonts w:hint="eastAsia" w:ascii="Times New Roman" w:hAnsi="Times New Roman" w:eastAsia="FangSong" w:cs="Times New Roman"/>
+        </w:rPr>
         <w:t>位</w:t>
       </w:r>
       <w:r>
         <w:rPr>
           <w:rFonts w:hint="eastAsia" w:ascii="Times New Roman" w:hAnsi="Times New Roman" w:eastAsia="Times New Roman" w:cs="Times New Roman"/>
         </w:rPr>
-        <w:t>——</w:t>
-      </w:r>
-      <w:r>
-        <w:rPr>
-          <w:rFonts w:hint="eastAsia" w:ascii="Times New Roman" w:hAnsi="Times New Roman" w:eastAsia="FangSong" w:cs="Times New Roman"/>
-        </w:rPr>
-        <w:t>数据中最少为</w:t>
-      </w:r>
-      <w:r>
-        <w:rPr>
-          <w:rFonts w:ascii="Times New Roman" w:hAnsi="Times New Roman" w:eastAsia="Times New Roman" w:cs="Times New Roman"/>
-        </w:rPr>
-        <w:t xml:space="preserve"> 0.02010 </w:t>
-      </w:r>
-      <w:r>
-        <w:rPr>
-          <w:rFonts w:hint="eastAsia" w:ascii="Times New Roman" w:hAnsi="Times New Roman" w:eastAsia="FangSong" w:cs="Times New Roman"/>
-        </w:rPr>
-        <w:t xml:space="preserve">的</w:t>
+        <w:t>、204.22</w:t>
+      </w:r>
+      <w:r>
+        <w:rPr>
+          <w:rFonts w:ascii="Times New Roman" w:hAnsi="Times New Roman" w:eastAsia="Times New Roman" w:cs="Times New Roman"/>
+        </w:rPr>
+        <w:t xml:space="preserve"> </w:t>
+      </w:r>
+      <w:r>
+        <w:rPr>
+          <w:rFonts w:hint="eastAsia" w:ascii="Times New Roman" w:hAnsi="Times New Roman" w:eastAsia="FangSong" w:cs="Times New Roman"/>
+        </w:rPr>
+        <w:t xml:space="preserve">为</w:t>
+      </w:r>
+      <w:r>
+        <w:rPr>
+          <w:rFonts w:ascii="Times New Roman" w:hAnsi="Times New Roman" w:eastAsia="Times New Roman" w:cs="Times New Roman"/>
+        </w:rPr>
+        <w:t xml:space="preserve"> 5 </w:t>
+      </w:r>
+      <w:r>
+        <w:rPr>
+          <w:rFonts w:hint="eastAsia" w:ascii="Times New Roman" w:hAnsi="Times New Roman" w:eastAsia="FangSong" w:cs="Times New Roman"/>
+        </w:rPr>
+        <w:t>位</w:t>
+      </w:r>
+      <w:r>
+        <w:rPr>
+          <w:rFonts w:hint="eastAsia" w:ascii="Times New Roman" w:hAnsi="Times New Roman" w:eastAsia="Times New Roman" w:cs="Times New Roman"/>
+        </w:rPr>
+        <w:t>、0.02010</w:t>
+      </w:r>
+      <w:r>
+        <w:rPr>
+          <w:rFonts w:ascii="Times New Roman" w:hAnsi="Times New Roman" w:eastAsia="Times New Roman" w:cs="Times New Roman"/>
+        </w:rPr>
+        <w:t xml:space="preserve"> </w:t>
+      </w:r>
+      <w:r>
+        <w:rPr>
+          <w:rFonts w:hint="eastAsia" w:ascii="Times New Roman" w:hAnsi="Times New Roman" w:eastAsia="FangSong" w:cs="Times New Roman"/>
+        </w:rPr>
+        <w:t xml:space="preserve">为</w:t>
       </w:r>
       <w:r>
         <w:rPr>
@@ -27655,25 +28047,193 @@
         <w:rPr>
           <w:rFonts w:hint="eastAsia" w:ascii="Times New Roman" w:hAnsi="Times New Roman" w:eastAsia="FangSong" w:cs="Times New Roman"/>
         </w:rPr>
+        <w:t xml:space="preserve">位</w:t>
+      </w:r>
+      <w:r>
+        <w:rPr>
+          <w:rFonts w:ascii="Times New Roman" w:hAnsi="Times New Roman" w:eastAsia="Times New Roman" w:cs="Times New Roman"/>
+        </w:rPr>
+        <w:t xml:space="preserve"> → </w:t>
+      </w:r>
+      <w:r>
+        <w:rPr>
+          <w:rFonts w:hint="eastAsia" w:ascii="Times New Roman" w:hAnsi="Times New Roman" w:eastAsia="FangSong" w:cs="Times New Roman"/>
+        </w:rPr>
+        <w:t xml:space="preserve">结果保留</w:t>
+      </w:r>
+      <w:r>
+        <w:rPr>
+          <w:rFonts w:ascii="Times New Roman" w:hAnsi="Times New Roman" w:eastAsia="Times New Roman" w:cs="Times New Roman"/>
+        </w:rPr>
+        <w:t xml:space="preserve"> 4 </w:t>
+      </w:r>
+      <w:r>
+        <w:rPr>
+          <w:rFonts w:hint="eastAsia" w:ascii="Times New Roman" w:hAnsi="Times New Roman" w:eastAsia="FangSong" w:cs="Times New Roman"/>
+        </w:rPr>
         <w:t>位</w:t>
       </w:r>
       <w:r>
         <w:rPr>
           <w:rFonts w:hint="eastAsia" w:ascii="Times New Roman" w:hAnsi="Times New Roman" w:eastAsia="Times New Roman" w:cs="Times New Roman"/>
         </w:rPr>
+        <w:t>）〔</w:t>
+      </w:r>
+      <w:r>
+        <w:rPr>
+          <w:rFonts w:hint="eastAsia" w:ascii="Times New Roman" w:hAnsi="Times New Roman" w:eastAsia="FangSong" w:cs="Times New Roman"/>
+        </w:rPr>
+        <w:t>校勘注</w:t>
+      </w:r>
+      <w:r>
+        <w:rPr>
+          <w:rFonts w:hint="eastAsia" w:ascii="Times New Roman" w:hAnsi="Times New Roman" w:eastAsia="Times New Roman" w:cs="Times New Roman"/>
+        </w:rPr>
+        <w:t>：</w:t>
+      </w:r>
+      <w:r>
+        <w:rPr>
+          <w:rFonts w:hint="eastAsia" w:ascii="Times New Roman" w:hAnsi="Times New Roman" w:eastAsia="FangSong" w:cs="Times New Roman"/>
+        </w:rPr>
+        <w:t>原答案数值</w:t>
+      </w:r>
+      <w:r>
+        <w:rPr>
+          <w:rFonts w:ascii="Times New Roman" w:hAnsi="Times New Roman" w:eastAsia="Times New Roman" w:cs="Times New Roman"/>
+        </w:rPr>
+        <w:t xml:space="preserve"> 0.0996 </w:t>
+      </w:r>
+      <w:r>
+        <w:rPr>
+          <w:rFonts w:hint="eastAsia" w:ascii="Times New Roman" w:hAnsi="Times New Roman" w:eastAsia="FangSong" w:cs="Times New Roman"/>
+        </w:rPr>
+        <w:t xml:space="preserve">与</w:t>
+      </w:r>
+      <w:r>
+        <w:rPr>
+          <w:rFonts w:ascii="Times New Roman" w:hAnsi="Times New Roman" w:eastAsia="Times New Roman" w:cs="Times New Roman"/>
+        </w:rPr>
+        <w:t xml:space="preserve"> 0.09956 </w:t>
+      </w:r>
+      <w:r>
+        <w:rPr>
+          <w:rFonts w:hint="eastAsia" w:ascii="Times New Roman" w:hAnsi="Times New Roman" w:eastAsia="FangSong" w:cs="Times New Roman"/>
+        </w:rPr>
+        <w:t>均有误</w:t>
+      </w:r>
+      <w:r>
+        <w:rPr>
+          <w:rFonts w:hint="eastAsia" w:ascii="Times New Roman" w:hAnsi="Times New Roman" w:eastAsia="Times New Roman" w:cs="Times New Roman"/>
+        </w:rPr>
+        <w:t>（</w:t>
+      </w:r>
+      <w:r>
+        <w:rPr>
+          <w:rFonts w:hint="eastAsia" w:ascii="Times New Roman" w:hAnsi="Times New Roman" w:eastAsia="FangSong" w:cs="Times New Roman"/>
+        </w:rPr>
+        <w:t>正确值</w:t>
+      </w:r>
+      <w:r>
+        <w:rPr>
+          <w:rFonts w:ascii="Times New Roman" w:hAnsi="Times New Roman" w:eastAsia="Times New Roman" w:cs="Times New Roman"/>
+        </w:rPr>
+        <w:t xml:space="preserve"> </w:t>
+      </w:r>
+      <w:r>
+        <w:rPr>
+          <w:rFonts w:hint="eastAsia" w:ascii="Times New Roman" w:hAnsi="Times New Roman" w:eastAsia="Times New Roman" w:cs="Times New Roman"/>
+        </w:rPr>
+        <w:t>0.099542…），</w:t>
+      </w:r>
+      <w:r>
+        <w:rPr>
+          <w:rFonts w:hint="eastAsia" w:ascii="Times New Roman" w:hAnsi="Times New Roman" w:eastAsia="FangSong" w:cs="Times New Roman"/>
+        </w:rPr>
+        <w:t>且</w:t>
+      </w:r>
+      <w:r>
+        <w:rPr>
+          <w:rFonts w:hint="eastAsia" w:ascii="Times New Roman" w:hAnsi="Times New Roman" w:eastAsia="Times New Roman" w:cs="Times New Roman"/>
+        </w:rPr>
+        <w:t>「3</w:t>
+      </w:r>
+      <w:r>
+        <w:rPr>
+          <w:rFonts w:ascii="Times New Roman" w:hAnsi="Times New Roman" w:eastAsia="Times New Roman" w:cs="Times New Roman"/>
+        </w:rPr>
+        <w:t xml:space="preserve"> </w:t>
+      </w:r>
+      <w:r>
+        <w:rPr>
+          <w:rFonts w:hint="eastAsia" w:ascii="Times New Roman" w:hAnsi="Times New Roman" w:eastAsia="FangSong" w:cs="Times New Roman"/>
+        </w:rPr>
+        <w:t>位</w:t>
+      </w:r>
+      <w:r>
+        <w:rPr>
+          <w:rFonts w:hint="eastAsia" w:ascii="Times New Roman" w:hAnsi="Times New Roman" w:eastAsia="Times New Roman" w:cs="Times New Roman"/>
+        </w:rPr>
+        <w:t>」</w:t>
+      </w:r>
+      <w:r>
+        <w:rPr>
+          <w:rFonts w:hint="eastAsia" w:ascii="Times New Roman" w:hAnsi="Times New Roman" w:eastAsia="FangSong" w:cs="Times New Roman"/>
+        </w:rPr>
+        <w:t>与</w:t>
+      </w:r>
+      <w:r>
+        <w:rPr>
+          <w:rFonts w:hint="eastAsia" w:ascii="Times New Roman" w:hAnsi="Times New Roman" w:eastAsia="Times New Roman" w:cs="Times New Roman"/>
+        </w:rPr>
+        <w:t>「</w:t>
+      </w:r>
+      <w:r>
+        <w:rPr>
+          <w:rFonts w:hint="eastAsia" w:ascii="Times New Roman" w:hAnsi="Times New Roman" w:eastAsia="FangSong" w:cs="Times New Roman"/>
+        </w:rPr>
+        <w:t>结果</w:t>
+      </w:r>
+      <w:r>
+        <w:rPr>
+          <w:rFonts w:ascii="Times New Roman" w:hAnsi="Times New Roman" w:eastAsia="Times New Roman" w:cs="Times New Roman"/>
+        </w:rPr>
+        <w:t xml:space="preserve"> 4 </w:t>
+      </w:r>
+      <w:r>
+        <w:rPr>
+          <w:rFonts w:hint="eastAsia" w:ascii="Times New Roman" w:hAnsi="Times New Roman" w:eastAsia="FangSong" w:cs="Times New Roman"/>
+        </w:rPr>
+        <w:t>位</w:t>
+      </w:r>
+      <w:r>
+        <w:rPr>
+          <w:rFonts w:hint="eastAsia" w:ascii="Times New Roman" w:hAnsi="Times New Roman" w:eastAsia="Times New Roman" w:cs="Times New Roman"/>
+        </w:rPr>
+        <w:t>」</w:t>
+      </w:r>
+      <w:r>
+        <w:rPr>
+          <w:rFonts w:hint="eastAsia" w:ascii="Times New Roman" w:hAnsi="Times New Roman" w:eastAsia="FangSong" w:cs="Times New Roman"/>
+        </w:rPr>
+        <w:t>两个结论自相矛盾</w:t>
+      </w:r>
+      <w:r>
+        <w:rPr>
+          <w:rFonts w:hint="eastAsia" w:ascii="Times New Roman" w:hAnsi="Times New Roman" w:eastAsia="Times New Roman" w:cs="Times New Roman"/>
+        </w:rPr>
         <w:t>，</w:t>
       </w:r>
       <w:r>
         <w:rPr>
           <w:rFonts w:hint="eastAsia" w:ascii="Times New Roman" w:hAnsi="Times New Roman" w:eastAsia="FangSong" w:cs="Times New Roman"/>
         </w:rPr>
-        <w:t>但按含量报出惯例浓度保留</w:t>
-      </w:r>
-      <w:r>
-        <w:rPr>
-          <w:rFonts w:ascii="Times New Roman" w:hAnsi="Times New Roman" w:eastAsia="Times New Roman" w:cs="Times New Roman"/>
-        </w:rPr>
-        <w:t xml:space="preserve"> 3 </w:t>
+        <w:t>现统一为</w:t>
+      </w:r>
+      <w:r>
+        <w:rPr>
+          <w:rFonts w:ascii="Times New Roman" w:hAnsi="Times New Roman" w:eastAsia="Times New Roman" w:cs="Times New Roman"/>
+        </w:rPr>
+        <w:t xml:space="preserve"> 4 </w:t>
       </w:r>
       <w:r>
         <w:rPr>
@@ -27685,145 +28245,7 @@
         <w:rPr>
           <w:rFonts w:hint="eastAsia" w:ascii="Times New Roman" w:hAnsi="Times New Roman" w:eastAsia="Times New Roman" w:cs="Times New Roman"/>
         </w:rPr>
-        <w:t>，</w:t>
-      </w:r>
-      <w:r>
-        <w:rPr>
-          <w:rFonts w:hint="eastAsia" w:ascii="Times New Roman" w:hAnsi="Times New Roman" w:eastAsia="FangSong" w:cs="Times New Roman"/>
-        </w:rPr>
-        <w:t>具体以数据精度定</w:t>
-      </w:r>
-      <w:r>
-        <w:rPr>
-          <w:rFonts w:hint="eastAsia" w:ascii="Times New Roman" w:hAnsi="Times New Roman" w:eastAsia="Times New Roman" w:cs="Times New Roman"/>
-        </w:rPr>
-        <w:t>。0.4086</w:t>
-      </w:r>
-      <w:r>
-        <w:rPr>
-          <w:rFonts w:ascii="Times New Roman" w:hAnsi="Times New Roman" w:eastAsia="Times New Roman" w:cs="Times New Roman"/>
-        </w:rPr>
-        <w:t xml:space="preserve"> </w:t>
-      </w:r>
-      <w:r>
-        <w:rPr>
-          <w:rFonts w:hint="eastAsia" w:ascii="Times New Roman" w:hAnsi="Times New Roman" w:eastAsia="FangSong" w:cs="Times New Roman"/>
-        </w:rPr>
-        <w:t xml:space="preserve">为</w:t>
-      </w:r>
-      <w:r>
-        <w:rPr>
-          <w:rFonts w:ascii="Times New Roman" w:hAnsi="Times New Roman" w:eastAsia="Times New Roman" w:cs="Times New Roman"/>
-        </w:rPr>
-        <w:t xml:space="preserve"> 4 </w:t>
-      </w:r>
-      <w:r>
-        <w:rPr>
-          <w:rFonts w:hint="eastAsia" w:ascii="Times New Roman" w:hAnsi="Times New Roman" w:eastAsia="FangSong" w:cs="Times New Roman"/>
-        </w:rPr>
-        <w:t>位</w:t>
-      </w:r>
-      <w:r>
-        <w:rPr>
-          <w:rFonts w:hint="eastAsia" w:ascii="Times New Roman" w:hAnsi="Times New Roman" w:eastAsia="Times New Roman" w:cs="Times New Roman"/>
-        </w:rPr>
-        <w:t>，204.22</w:t>
-      </w:r>
-      <w:r>
-        <w:rPr>
-          <w:rFonts w:ascii="Times New Roman" w:hAnsi="Times New Roman" w:eastAsia="Times New Roman" w:cs="Times New Roman"/>
-        </w:rPr>
-        <w:t xml:space="preserve"> </w:t>
-      </w:r>
-      <w:r>
-        <w:rPr>
-          <w:rFonts w:hint="eastAsia" w:ascii="Times New Roman" w:hAnsi="Times New Roman" w:eastAsia="FangSong" w:cs="Times New Roman"/>
-        </w:rPr>
-        <w:t xml:space="preserve">为</w:t>
-      </w:r>
-      <w:r>
-        <w:rPr>
-          <w:rFonts w:ascii="Times New Roman" w:hAnsi="Times New Roman" w:eastAsia="Times New Roman" w:cs="Times New Roman"/>
-        </w:rPr>
-        <w:t xml:space="preserve"> 5 </w:t>
-      </w:r>
-      <w:r>
-        <w:rPr>
-          <w:rFonts w:hint="eastAsia" w:ascii="Times New Roman" w:hAnsi="Times New Roman" w:eastAsia="FangSong" w:cs="Times New Roman"/>
-        </w:rPr>
-        <w:t>位</w:t>
-      </w:r>
-      <w:r>
-        <w:rPr>
-          <w:rFonts w:hint="eastAsia" w:ascii="Times New Roman" w:hAnsi="Times New Roman" w:eastAsia="Times New Roman" w:cs="Times New Roman"/>
-        </w:rPr>
-        <w:t>，20.10</w:t>
-      </w:r>
-      <w:r>
-        <w:rPr>
-          <w:rFonts w:ascii="Times New Roman" w:hAnsi="Times New Roman" w:eastAsia="Times New Roman" w:cs="Times New Roman"/>
-        </w:rPr>
-        <w:t xml:space="preserve"> mL </w:t>
-      </w:r>
-      <w:r>
-        <w:rPr>
-          <w:rFonts w:hint="eastAsia" w:ascii="Times New Roman" w:hAnsi="Times New Roman" w:eastAsia="FangSong" w:cs="Times New Roman"/>
-        </w:rPr>
-        <w:t xml:space="preserve">为</w:t>
-      </w:r>
-      <w:r>
-        <w:rPr>
-          <w:rFonts w:ascii="Times New Roman" w:hAnsi="Times New Roman" w:eastAsia="Times New Roman" w:cs="Times New Roman"/>
-        </w:rPr>
-        <w:t xml:space="preserve"> 4 </w:t>
-      </w:r>
-      <w:r>
-        <w:rPr>
-          <w:rFonts w:hint="eastAsia" w:ascii="Times New Roman" w:hAnsi="Times New Roman" w:eastAsia="FangSong" w:cs="Times New Roman"/>
-        </w:rPr>
-        <w:t xml:space="preserve">位</w:t>
-      </w:r>
-      <w:r>
-        <w:rPr>
-          <w:rFonts w:ascii="Times New Roman" w:hAnsi="Times New Roman" w:eastAsia="Times New Roman" w:cs="Times New Roman"/>
-        </w:rPr>
-        <w:t xml:space="preserve"> → </w:t>
-      </w:r>
-      <w:r>
-        <w:rPr>
-          <w:rFonts w:hint="eastAsia" w:ascii="Times New Roman" w:hAnsi="Times New Roman" w:eastAsia="FangSong" w:cs="Times New Roman"/>
-        </w:rPr>
-        <w:t xml:space="preserve">结果</w:t>
-      </w:r>
-      <w:r>
-        <w:rPr>
-          <w:rFonts w:ascii="Times New Roman" w:hAnsi="Times New Roman" w:eastAsia="Times New Roman" w:cs="Times New Roman"/>
-        </w:rPr>
-        <w:t xml:space="preserve"> 4 </w:t>
-      </w:r>
-      <w:r>
-        <w:rPr>
-          <w:rFonts w:hint="eastAsia" w:ascii="Times New Roman" w:hAnsi="Times New Roman" w:eastAsia="FangSong" w:cs="Times New Roman"/>
-        </w:rPr>
-        <w:t>位</w:t>
-      </w:r>
-      <w:r>
-        <w:rPr>
-          <w:rFonts w:hint="eastAsia" w:ascii="Times New Roman" w:hAnsi="Times New Roman" w:eastAsia="Times New Roman" w:cs="Times New Roman"/>
-        </w:rPr>
-        <w:t>：0.09956</w:t>
-      </w:r>
-      <w:r>
-        <w:rPr>
-          <w:rFonts w:ascii="Times New Roman" w:hAnsi="Times New Roman" w:eastAsia="Times New Roman" w:cs="Times New Roman"/>
-        </w:rPr>
-        <w:t xml:space="preserve"> </w:t>
-      </w:r>
-      <w:r>
-        <w:rPr>
-          <w:rFonts w:hint="eastAsia" w:ascii="Times New Roman" w:hAnsi="Times New Roman" w:eastAsia="Times New Roman" w:cs="Times New Roman"/>
-        </w:rPr>
-        <w:t xml:space="preserve">mol/L）</w:t>
+        <w:t>。〕</w:t>
       </w:r>
     </w:p>
     <w:bookmarkEnd w:id="57"/>
@@ -28709,37 +29131,7 @@
         <w:rPr>
           <w:rFonts w:hint="eastAsia" w:ascii="Times New Roman" w:hAnsi="Times New Roman" w:eastAsia="FangSong" w:cs="Times New Roman"/>
         </w:rPr>
-        <w:t>五前为偶</w:t>
-      </w:r>
-      <w:r>
-        <w:rPr>
-          <w:rFonts w:ascii="Times New Roman" w:hAnsi="Times New Roman" w:eastAsia="Times New Roman" w:cs="Times New Roman"/>
-        </w:rPr>
-        <w:t xml:space="preserve"> </w:t>
-      </w:r>
-      <w:r>
-        <w:rPr>
-          <w:rFonts w:hint="eastAsia" w:ascii="Times New Roman" w:hAnsi="Times New Roman" w:eastAsia="Times New Roman" w:cs="Times New Roman"/>
-        </w:rPr>
-        <w:t>7？</w:t>
-      </w:r>
-      <w:r>
-        <w:rPr>
-          <w:rFonts w:hint="eastAsia" w:ascii="Times New Roman" w:hAnsi="Times New Roman" w:eastAsia="FangSong" w:cs="Times New Roman"/>
-        </w:rPr>
-        <w:t>注意</w:t>
-      </w:r>
-      <w:r>
-        <w:rPr>
-          <w:rFonts w:ascii="Times New Roman" w:hAnsi="Times New Roman" w:eastAsia="Times New Roman" w:cs="Times New Roman"/>
-        </w:rPr>
-        <w:t xml:space="preserve"> 2.675 </w:t>
-      </w:r>
-      <w:r>
-        <w:rPr>
-          <w:rFonts w:hint="eastAsia" w:ascii="Times New Roman" w:hAnsi="Times New Roman" w:eastAsia="FangSong" w:cs="Times New Roman"/>
-        </w:rPr>
-        <w:t xml:space="preserve">修约到</w:t>
+        <w:t>本身已是</w:t>
       </w:r>
       <w:r>
         <w:rPr>
@@ -28751,7 +29143,7 @@
         <w:rPr>
           <w:rFonts w:hint="eastAsia" w:ascii="Times New Roman" w:hAnsi="Times New Roman" w:eastAsia="FangSong" w:cs="Times New Roman"/>
         </w:rPr>
-        <w:t>位已足够</w:t>
+        <w:t>位有效数字</w:t>
       </w:r>
       <w:r>
         <w:rPr>
@@ -28763,31 +29155,19 @@
         <w:rPr>
           <w:rFonts w:hint="eastAsia" w:ascii="Times New Roman" w:hAnsi="Times New Roman" w:eastAsia="FangSong" w:cs="Times New Roman"/>
         </w:rPr>
-        <w:t>即</w:t>
-      </w:r>
-      <w:r>
-        <w:rPr>
-          <w:rFonts w:ascii="Times New Roman" w:hAnsi="Times New Roman" w:eastAsia="Times New Roman" w:cs="Times New Roman"/>
-        </w:rPr>
-        <w:t xml:space="preserve"> </w:t>
-      </w:r>
-      <w:r>
-        <w:rPr>
-          <w:rFonts w:hint="eastAsia" w:ascii="Times New Roman" w:hAnsi="Times New Roman" w:eastAsia="Times New Roman" w:cs="Times New Roman"/>
-        </w:rPr>
-        <w:t xml:space="preserve">267.5）；0.003250（0.003250</w:t>
-      </w:r>
-      <w:r>
-        <w:rPr>
-          <w:rFonts w:ascii="Times New Roman" w:hAnsi="Times New Roman" w:eastAsia="Times New Roman" w:cs="Times New Roman"/>
-        </w:rPr>
-        <w:t xml:space="preserve"> </w:t>
-      </w:r>
-      <w:r>
-        <w:rPr>
-          <w:rFonts w:hint="eastAsia" w:ascii="Times New Roman" w:hAnsi="Times New Roman" w:eastAsia="FangSong" w:cs="Times New Roman"/>
-        </w:rPr>
-        <w:t xml:space="preserve">已是</w:t>
+        <w:t>无需修约</w:t>
+      </w:r>
+      <w:r>
+        <w:rPr>
+          <w:rFonts w:hint="eastAsia" w:ascii="Times New Roman" w:hAnsi="Times New Roman" w:eastAsia="Times New Roman" w:cs="Times New Roman"/>
+        </w:rPr>
+        <w:t>）；0.003250（</w:t>
+      </w:r>
+      <w:r>
+        <w:rPr>
+          <w:rFonts w:hint="eastAsia" w:ascii="Times New Roman" w:hAnsi="Times New Roman" w:eastAsia="FangSong" w:cs="Times New Roman"/>
+        </w:rPr>
+        <w:t>已是</w:t>
       </w:r>
       <w:r>
         <w:rPr>
@@ -28860,7 +29240,45 @@
         <w:rPr>
           <w:rFonts w:hint="eastAsia" w:ascii="Times New Roman" w:hAnsi="Times New Roman" w:eastAsia="Times New Roman" w:cs="Times New Roman"/>
         </w:rPr>
-        <w:t xml:space="preserve">）；185.7（185.65</w:t>
+        <w:t>，</w:t>
+      </w:r>
+      <w:r>
+        <w:rPr>
+          <w:rFonts w:hint="eastAsia" w:ascii="Times New Roman" w:hAnsi="Times New Roman" w:eastAsia="FangSong" w:cs="Times New Roman"/>
+        </w:rPr>
+        <w:t>末尾零在小数点后</w:t>
+      </w:r>
+      <w:r>
+        <w:rPr>
+          <w:rFonts w:hint="eastAsia" w:ascii="Times New Roman" w:hAnsi="Times New Roman" w:eastAsia="Times New Roman" w:cs="Times New Roman"/>
+        </w:rPr>
+        <w:t>、</w:t>
+      </w:r>
+      <w:r>
+        <w:rPr>
+          <w:rFonts w:hint="eastAsia" w:ascii="Times New Roman" w:hAnsi="Times New Roman" w:eastAsia="FangSong" w:cs="Times New Roman"/>
+        </w:rPr>
+        <w:t>有效</w:t>
+      </w:r>
+      <w:r>
+        <w:rPr>
+          <w:rFonts w:hint="eastAsia" w:ascii="Times New Roman" w:hAnsi="Times New Roman" w:eastAsia="Times New Roman" w:cs="Times New Roman"/>
+        </w:rPr>
+        <w:t>）；</w:t>
+      </w:r>
+      <w:r>
+        <w:rPr>
+          <w:rFonts w:ascii="Times New Roman" w:hAnsi="Times New Roman" w:eastAsia="Times New Roman" w:cs="Times New Roman"/>
+          <w:b/>
+          <w:bCs/>
+        </w:rPr>
+        <w:t xml:space="preserve">185.6</w:t>
+      </w:r>
+      <w:r>
+        <w:rPr>
+          <w:rFonts w:hint="eastAsia" w:ascii="Times New Roman" w:hAnsi="Times New Roman" w:eastAsia="Times New Roman" w:cs="Times New Roman"/>
+        </w:rPr>
+        <w:t xml:space="preserve">（185.65</w:t>
       </w:r>
       <w:r>
         <w:rPr>
@@ -28872,19 +29290,85 @@
         <w:rPr>
           <w:rFonts w:hint="eastAsia" w:ascii="Times New Roman" w:hAnsi="Times New Roman" w:eastAsia="FangSong" w:cs="Times New Roman"/>
         </w:rPr>
-        <w:t xml:space="preserve">五前为偶</w:t>
-      </w:r>
-      <w:r>
-        <w:rPr>
-          <w:rFonts w:ascii="Times New Roman" w:hAnsi="Times New Roman" w:eastAsia="Times New Roman" w:cs="Times New Roman"/>
-        </w:rPr>
-        <w:t xml:space="preserve"> 6 → </w:t>
-      </w:r>
-      <w:r>
-        <w:rPr>
-          <w:rFonts w:hint="eastAsia" w:ascii="Times New Roman" w:hAnsi="Times New Roman" w:eastAsia="Times New Roman" w:cs="Times New Roman"/>
-        </w:rPr>
-        <w:t xml:space="preserve">185.6）；</w:t>
+        <w:t xml:space="preserve">修约到</w:t>
+      </w:r>
+      <w:r>
+        <w:rPr>
+          <w:rFonts w:ascii="Times New Roman" w:hAnsi="Times New Roman" w:eastAsia="Times New Roman" w:cs="Times New Roman"/>
+        </w:rPr>
+        <w:t xml:space="preserve"> 4 </w:t>
+      </w:r>
+      <w:r>
+        <w:rPr>
+          <w:rFonts w:hint="eastAsia" w:ascii="Times New Roman" w:hAnsi="Times New Roman" w:eastAsia="FangSong" w:cs="Times New Roman"/>
+        </w:rPr>
+        <w:t>位</w:t>
+      </w:r>
+      <w:r>
+        <w:rPr>
+          <w:rFonts w:hint="eastAsia" w:ascii="Times New Roman" w:hAnsi="Times New Roman" w:eastAsia="Times New Roman" w:cs="Times New Roman"/>
+        </w:rPr>
+        <w:t>：</w:t>
+      </w:r>
+      <w:r>
+        <w:rPr>
+          <w:rFonts w:hint="eastAsia" w:ascii="Times New Roman" w:hAnsi="Times New Roman" w:eastAsia="FangSong" w:cs="Times New Roman"/>
+        </w:rPr>
+        <w:t>第</w:t>
+      </w:r>
+      <w:r>
+        <w:rPr>
+          <w:rFonts w:ascii="Times New Roman" w:hAnsi="Times New Roman" w:eastAsia="Times New Roman" w:cs="Times New Roman"/>
+        </w:rPr>
+        <w:t xml:space="preserve"> 5 </w:t>
+      </w:r>
+      <w:r>
+        <w:rPr>
+          <w:rFonts w:hint="eastAsia" w:ascii="Times New Roman" w:hAnsi="Times New Roman" w:eastAsia="FangSong" w:cs="Times New Roman"/>
+        </w:rPr>
+        <w:t xml:space="preserve">位为</w:t>
+      </w:r>
+      <w:r>
+        <w:rPr>
+          <w:rFonts w:ascii="Times New Roman" w:hAnsi="Times New Roman" w:eastAsia="Times New Roman" w:cs="Times New Roman"/>
+        </w:rPr>
+        <w:t xml:space="preserve"> 5、5 </w:t>
+      </w:r>
+      <w:r>
+        <w:rPr>
+          <w:rFonts w:hint="eastAsia" w:ascii="Times New Roman" w:hAnsi="Times New Roman" w:eastAsia="FangSong" w:cs="Times New Roman"/>
+        </w:rPr>
+        <w:t xml:space="preserve">前为</w:t>
+      </w:r>
+      <w:r>
+        <w:rPr>
+          <w:rFonts w:ascii="Times New Roman" w:hAnsi="Times New Roman" w:eastAsia="Times New Roman" w:cs="Times New Roman"/>
+        </w:rPr>
+        <w:t xml:space="preserve"> 6 </w:t>
+      </w:r>
+      <w:r>
+        <w:rPr>
+          <w:rFonts w:hint="eastAsia" w:ascii="Times New Roman" w:hAnsi="Times New Roman" w:eastAsia="FangSong" w:cs="Times New Roman"/>
+        </w:rPr>
+        <w:t xml:space="preserve">偶</w:t>
+      </w:r>
+      <w:r>
+        <w:rPr>
+          <w:rFonts w:ascii="Times New Roman" w:hAnsi="Times New Roman" w:eastAsia="Times New Roman" w:cs="Times New Roman"/>
+        </w:rPr>
+        <w:t xml:space="preserve"> → </w:t>
+      </w:r>
+      <w:r>
+        <w:rPr>
+          <w:rFonts w:hint="eastAsia" w:ascii="Times New Roman" w:hAnsi="Times New Roman" w:eastAsia="FangSong" w:cs="Times New Roman"/>
+        </w:rPr>
+        <w:t>舍去使末位为偶</w:t>
+      </w:r>
+      <w:r>
+        <w:rPr>
+          <w:rFonts w:hint="eastAsia" w:ascii="Times New Roman" w:hAnsi="Times New Roman" w:eastAsia="Times New Roman" w:cs="Times New Roman"/>
+        </w:rPr>
+        <w:t>）；</w:t>
       </w:r>
       <m:oMath>
         <m:oMathPr>
@@ -28927,13 +29411,67 @@
         <w:rPr>
           <w:rFonts w:ascii="Times New Roman" w:hAnsi="Times New Roman" w:eastAsia="Times New Roman" w:cs="Times New Roman"/>
         </w:rPr>
-        <w:t xml:space="preserve"> → </w:t>
-      </w:r>
-      <w:r>
-        <w:rPr>
-          <w:rFonts w:hint="eastAsia" w:ascii="Times New Roman" w:hAnsi="Times New Roman" w:eastAsia="Times New Roman" w:cs="Times New Roman"/>
-        </w:rPr>
-        <w:t xml:space="preserve">1.246）。</w:t>
+        <w:t xml:space="preserve"> </w:t>
+      </w:r>
+      <w:r>
+        <w:rPr>
+          <w:rFonts w:hint="eastAsia" w:ascii="Times New Roman" w:hAnsi="Times New Roman" w:eastAsia="FangSong" w:cs="Times New Roman"/>
+        </w:rPr>
+        <w:t xml:space="preserve">修约到</w:t>
+      </w:r>
+      <w:r>
+        <w:rPr>
+          <w:rFonts w:ascii="Times New Roman" w:hAnsi="Times New Roman" w:eastAsia="Times New Roman" w:cs="Times New Roman"/>
+        </w:rPr>
+        <w:t xml:space="preserve"> 4 </w:t>
+      </w:r>
+      <w:r>
+        <w:rPr>
+          <w:rFonts w:hint="eastAsia" w:ascii="Times New Roman" w:hAnsi="Times New Roman" w:eastAsia="FangSong" w:cs="Times New Roman"/>
+        </w:rPr>
+        <w:t>位</w:t>
+      </w:r>
+      <w:r>
+        <w:rPr>
+          <w:rFonts w:hint="eastAsia" w:ascii="Times New Roman" w:hAnsi="Times New Roman" w:eastAsia="Times New Roman" w:cs="Times New Roman"/>
+        </w:rPr>
+        <w:t>：</w:t>
+      </w:r>
+      <w:r>
+        <w:rPr>
+          <w:rFonts w:hint="eastAsia" w:ascii="Times New Roman" w:hAnsi="Times New Roman" w:eastAsia="FangSong" w:cs="Times New Roman"/>
+        </w:rPr>
+        <w:t>第</w:t>
+      </w:r>
+      <w:r>
+        <w:rPr>
+          <w:rFonts w:ascii="Times New Roman" w:hAnsi="Times New Roman" w:eastAsia="Times New Roman" w:cs="Times New Roman"/>
+        </w:rPr>
+        <w:t xml:space="preserve"> 5 </w:t>
+      </w:r>
+      <w:r>
+        <w:rPr>
+          <w:rFonts w:hint="eastAsia" w:ascii="Times New Roman" w:hAnsi="Times New Roman" w:eastAsia="FangSong" w:cs="Times New Roman"/>
+        </w:rPr>
+        <w:t xml:space="preserve">位为</w:t>
+      </w:r>
+      <w:r>
+        <w:rPr>
+          <w:rFonts w:ascii="Times New Roman" w:hAnsi="Times New Roman" w:eastAsia="Times New Roman" w:cs="Times New Roman"/>
+        </w:rPr>
+        <w:t xml:space="preserve"> 6 → </w:t>
+      </w:r>
+      <w:r>
+        <w:rPr>
+          <w:rFonts w:hint="eastAsia" w:ascii="Times New Roman" w:hAnsi="Times New Roman" w:eastAsia="FangSong" w:cs="Times New Roman"/>
+        </w:rPr>
+        <w:t>进位</w:t>
+      </w:r>
+      <w:r>
+        <w:rPr>
+          <w:rFonts w:hint="eastAsia" w:ascii="Times New Roman" w:hAnsi="Times New Roman" w:eastAsia="Times New Roman" w:cs="Times New Roman"/>
+        </w:rPr>
+        <w:t>）。</w:t>
       </w:r>
       <w:r>
         <w:rPr>
@@ -28995,7 +29533,182 @@
         <w:rPr>
           <w:rFonts w:hint="eastAsia" w:ascii="Times New Roman" w:hAnsi="Times New Roman" w:eastAsia="Times New Roman" w:cs="Times New Roman"/>
         </w:rPr>
-        <w:t>。</w:t>
+        <w:t>。〔</w:t>
+      </w:r>
+      <w:r>
+        <w:rPr>
+          <w:rFonts w:hint="eastAsia" w:ascii="Times New Roman" w:hAnsi="Times New Roman" w:eastAsia="FangSong" w:cs="Times New Roman"/>
+        </w:rPr>
+        <w:t>校勘注</w:t>
+      </w:r>
+      <w:r>
+        <w:rPr>
+          <w:rFonts w:hint="eastAsia" w:ascii="Times New Roman" w:hAnsi="Times New Roman" w:eastAsia="Times New Roman" w:cs="Times New Roman"/>
+        </w:rPr>
+        <w:t>：</w:t>
+      </w:r>
+      <w:r>
+        <w:rPr>
+          <w:rFonts w:hint="eastAsia" w:ascii="Times New Roman" w:hAnsi="Times New Roman" w:eastAsia="FangSong" w:cs="Times New Roman"/>
+        </w:rPr>
+        <w:t>原答案</w:t>
+      </w:r>
+      <w:r>
+        <w:rPr>
+          <w:rFonts w:hint="eastAsia" w:ascii="Times New Roman" w:hAnsi="Times New Roman" w:eastAsia="Times New Roman" w:cs="Times New Roman"/>
+        </w:rPr>
+        <w:t>「185.7」</w:t>
+      </w:r>
+      <w:r>
+        <w:rPr>
+          <w:rFonts w:hint="eastAsia" w:ascii="Times New Roman" w:hAnsi="Times New Roman" w:eastAsia="FangSong" w:cs="Times New Roman"/>
+        </w:rPr>
+        <w:t>与其后括号内正确推理</w:t>
+      </w:r>
+      <w:r>
+        <w:rPr>
+          <w:rFonts w:hint="eastAsia" w:ascii="Times New Roman" w:hAnsi="Times New Roman" w:eastAsia="Times New Roman" w:cs="Times New Roman"/>
+        </w:rPr>
+        <w:t>「→</w:t>
+      </w:r>
+      <w:r>
+        <w:rPr>
+          <w:rFonts w:ascii="Times New Roman" w:hAnsi="Times New Roman" w:eastAsia="Times New Roman" w:cs="Times New Roman"/>
+        </w:rPr>
+        <w:t xml:space="preserve"> </w:t>
+      </w:r>
+      <w:r>
+        <w:rPr>
+          <w:rFonts w:hint="eastAsia" w:ascii="Times New Roman" w:hAnsi="Times New Roman" w:eastAsia="Times New Roman" w:cs="Times New Roman"/>
+        </w:rPr>
+        <w:t>185.6」</w:t>
+      </w:r>
+      <w:r>
+        <w:rPr>
+          <w:rFonts w:hint="eastAsia" w:ascii="Times New Roman" w:hAnsi="Times New Roman" w:eastAsia="FangSong" w:cs="Times New Roman"/>
+        </w:rPr>
+        <w:t>自相矛盾</w:t>
+      </w:r>
+      <w:r>
+        <w:rPr>
+          <w:rFonts w:hint="eastAsia" w:ascii="Times New Roman" w:hAnsi="Times New Roman" w:eastAsia="Times New Roman" w:cs="Times New Roman"/>
+        </w:rPr>
+        <w:t>，</w:t>
+      </w:r>
+      <w:r>
+        <w:rPr>
+          <w:rFonts w:hint="eastAsia" w:ascii="Times New Roman" w:hAnsi="Times New Roman" w:eastAsia="FangSong" w:cs="Times New Roman"/>
+        </w:rPr>
+        <w:t>已统一为</w:t>
+      </w:r>
+      <w:r>
+        <w:rPr>
+          <w:rFonts w:ascii="Times New Roman" w:hAnsi="Times New Roman" w:eastAsia="Times New Roman" w:cs="Times New Roman"/>
+        </w:rPr>
+        <w:t xml:space="preserve"> </w:t>
+      </w:r>
+      <w:r>
+        <w:rPr>
+          <w:rFonts w:hint="eastAsia" w:ascii="Times New Roman" w:hAnsi="Times New Roman" w:eastAsia="Times New Roman" w:cs="Times New Roman"/>
+        </w:rPr>
+        <w:t>185.6；「</w:t>
+      </w:r>
+      <w:r>
+        <w:rPr>
+          <w:rFonts w:hint="eastAsia" w:ascii="Times New Roman" w:hAnsi="Times New Roman" w:eastAsia="FangSong" w:cs="Times New Roman"/>
+        </w:rPr>
+        <w:t>五前为偶</w:t>
+      </w:r>
+      <w:r>
+        <w:rPr>
+          <w:rFonts w:ascii="Times New Roman" w:hAnsi="Times New Roman" w:eastAsia="Times New Roman" w:cs="Times New Roman"/>
+        </w:rPr>
+        <w:t xml:space="preserve"> </w:t>
+      </w:r>
+      <w:r>
+        <w:rPr>
+          <w:rFonts w:hint="eastAsia" w:ascii="Times New Roman" w:hAnsi="Times New Roman" w:eastAsia="Times New Roman" w:cs="Times New Roman"/>
+        </w:rPr>
+        <w:t>7」</w:t>
+      </w:r>
+      <w:r>
+        <w:rPr>
+          <w:rFonts w:hint="eastAsia" w:ascii="Times New Roman" w:hAnsi="Times New Roman" w:eastAsia="FangSong" w:cs="Times New Roman"/>
+        </w:rPr>
+        <w:t>表述有误</w:t>
+      </w:r>
+      <w:r>
+        <w:rPr>
+          <w:rFonts w:hint="eastAsia" w:ascii="Times New Roman" w:hAnsi="Times New Roman" w:eastAsia="Times New Roman" w:cs="Times New Roman"/>
+        </w:rPr>
+        <w:t>（7</w:t>
+      </w:r>
+      <w:r>
+        <w:rPr>
+          <w:rFonts w:ascii="Times New Roman" w:hAnsi="Times New Roman" w:eastAsia="Times New Roman" w:cs="Times New Roman"/>
+        </w:rPr>
+        <w:t xml:space="preserve"> </w:t>
+      </w:r>
+      <w:r>
+        <w:rPr>
+          <w:rFonts w:hint="eastAsia" w:ascii="Times New Roman" w:hAnsi="Times New Roman" w:eastAsia="FangSong" w:cs="Times New Roman"/>
+        </w:rPr>
+        <w:t>为奇数</w:t>
+      </w:r>
+      <w:r>
+        <w:rPr>
+          <w:rFonts w:hint="eastAsia" w:ascii="Times New Roman" w:hAnsi="Times New Roman" w:eastAsia="Times New Roman" w:cs="Times New Roman"/>
+        </w:rPr>
+        <w:t>），</w:t>
+      </w:r>
+      <w:r>
+        <w:rPr>
+          <w:rFonts w:hint="eastAsia" w:ascii="Times New Roman" w:hAnsi="Times New Roman" w:eastAsia="FangSong" w:cs="Times New Roman"/>
+        </w:rPr>
+        <w:t>且</w:t>
+      </w:r>
+      <w:r>
+        <w:rPr>
+          <w:rFonts w:ascii="Times New Roman" w:hAnsi="Times New Roman" w:eastAsia="Times New Roman" w:cs="Times New Roman"/>
+        </w:rPr>
+        <w:t xml:space="preserve"> 2.675×10</w:t>
+      </w:r>
+      <w:r>
+        <w:rPr>
+          <w:rFonts w:ascii="Times New Roman" w:hAnsi="Times New Roman" w:eastAsia="Times New Roman" w:cs="Times New Roman"/>
+          <w:vertAlign w:val="superscript"/>
+        </w:rPr>
+        <w:t>2</w:t>
+      </w:r>
+      <w:r>
+        <w:rPr>
+          <w:rFonts w:ascii="Times New Roman" w:hAnsi="Times New Roman" w:eastAsia="Times New Roman" w:cs="Times New Roman"/>
+        </w:rPr>
+        <w:t xml:space="preserve"> </w:t>
+      </w:r>
+      <w:r>
+        <w:rPr>
+          <w:rFonts w:hint="eastAsia" w:ascii="Times New Roman" w:hAnsi="Times New Roman" w:eastAsia="FangSong" w:cs="Times New Roman"/>
+        </w:rPr>
+        <w:t xml:space="preserve">本就</w:t>
+      </w:r>
+      <w:r>
+        <w:rPr>
+          <w:rFonts w:ascii="Times New Roman" w:hAnsi="Times New Roman" w:eastAsia="Times New Roman" w:cs="Times New Roman"/>
+        </w:rPr>
+        <w:t xml:space="preserve"> 4 </w:t>
+      </w:r>
+      <w:r>
+        <w:rPr>
+          <w:rFonts w:hint="eastAsia" w:ascii="Times New Roman" w:hAnsi="Times New Roman" w:eastAsia="FangSong" w:cs="Times New Roman"/>
+        </w:rPr>
+        <w:t>位无需修约</w:t>
+      </w:r>
+      <w:r>
+        <w:rPr>
+          <w:rFonts w:hint="eastAsia" w:ascii="Times New Roman" w:hAnsi="Times New Roman" w:eastAsia="Times New Roman" w:cs="Times New Roman"/>
+        </w:rPr>
+        <w:t>。〕</w:t>
       </w:r>
     </w:p>
     <w:p>
@@ -29631,7 +30344,7 @@
           <m:t>≈</m:t>
         </m:r>
         <m:r>
-          <m:t>0.25</m:t>
+          <m:t>0.24</m:t>
         </m:r>
         <m:r>
           <m:rPr>

--- a/06-学生侧材料/讲义/4-分析化学/有效数字与误差分析-超级充实版（自学完整）.docx
+++ b/06-学生侧材料/讲义/4-分析化学/有效数字与误差分析-超级充实版（自学完整）.docx
@@ -2,51 +2,628 @@
 <file path=word/document.xml><?xml version="1.0" encoding="utf-8"?>
 <w:document xmlns:w="http://schemas.openxmlformats.org/wordprocessingml/2006/main" xmlns:m="http://schemas.openxmlformats.org/officeDocument/2006/math" xmlns:r="http://schemas.openxmlformats.org/officeDocument/2006/relationships" xmlns:o="urn:schemas-microsoft-com:office:office" xmlns:v="urn:schemas-microsoft-com:vml" xmlns:w10="urn:schemas-microsoft-com:office:word" xmlns:a="http://schemas.openxmlformats.org/drawingml/2006/main" xmlns:pic="http://schemas.openxmlformats.org/drawingml/2006/picture" xmlns:wp="http://schemas.openxmlformats.org/drawingml/2006/wordprocessingDrawing">
   <w:body>
-    <w:bookmarkStart w:id="30" w:name="有效数字与误差分析-超级充实版自学完整"/>
+    <w:bookmarkStart w:id="9" w:name="学习目标与考纲锚点"/>
     <w:p>
       <w:pPr>
-        <w:pStyle w:val="Heading1"/>
+        <w:pStyle w:val="Heading2"/>
         <w:spacing w:before="280" w:after="120"/>
+      </w:pPr>
+      <w:r>
+        <w:rPr>
+          <w:rFonts w:hint="eastAsia" w:ascii="Times New Roman" w:hAnsi="Times New Roman" w:eastAsia="SimHei" w:cs="Times New Roman"/>
+        </w:rPr>
+        <w:t xml:space="preserve">学习目标与考纲锚点</w:t>
+      </w:r>
+    </w:p>
+    <w:p>
+      <w:pPr>
+        <w:pStyle w:val="BlockText"/>
+        <w:spacing w:after="80"/>
+        <w:ind w:firstLine="420"/>
+      </w:pPr>
+      <w:r>
+        <w:rPr>
+          <w:rFonts w:hint="eastAsia" w:ascii="Times New Roman" w:hAnsi="Times New Roman" w:eastAsia="FangSong" w:cs="Times New Roman"/>
+        </w:rPr>
+        <w:t>对齐考纲</w:t>
+      </w:r>
+      <w:r>
+        <w:rPr>
+          <w:rFonts w:hint="eastAsia" w:ascii="Times New Roman" w:hAnsi="Times New Roman" w:eastAsia="Times New Roman" w:cs="Times New Roman"/>
+        </w:rPr>
+        <w:t>：§01</w:t>
+      </w:r>
+      <w:r>
+        <w:rPr>
+          <w:rFonts w:ascii="Times New Roman" w:hAnsi="Times New Roman" w:eastAsia="Times New Roman" w:cs="Times New Roman"/>
+        </w:rPr>
+        <w:t xml:space="preserve"> </w:t>
+      </w:r>
+      <w:r>
+        <w:rPr>
+          <w:rFonts w:hint="eastAsia" w:ascii="Times New Roman" w:hAnsi="Times New Roman" w:eastAsia="FangSong" w:cs="Times New Roman"/>
+        </w:rPr>
+        <w:t xml:space="preserve">有效数字</w:t>
+      </w:r>
+      <w:r>
+        <w:rPr>
+          <w:rFonts w:ascii="Times New Roman" w:hAnsi="Times New Roman" w:eastAsia="Times New Roman" w:cs="Times New Roman"/>
+        </w:rPr>
+        <w:t xml:space="preserve"> · §19 </w:t>
+      </w:r>
+      <w:r>
+        <w:rPr>
+          <w:rFonts w:hint="eastAsia" w:ascii="Times New Roman" w:hAnsi="Times New Roman" w:eastAsia="FangSong" w:cs="Times New Roman"/>
+        </w:rPr>
+        <w:t xml:space="preserve">误差分析</w:t>
+      </w:r>
+    </w:p>
+    <w:tbl>
+      <w:tblPr>
+        <w:tblStyle w:val="Table"/>
+        <w:tblW w:type="pct" w:w="5000"/>
+        <w:tblLayout w:type="fixed"/>
+        <w:tblLook w:firstRow="1" w:lastRow="0" w:firstColumn="0" w:lastColumn="0" w:noHBand="0" w:noVBand="0" w:val="0020"/>
         <w:jc w:val="center"/>
+        <w:tblBorders>
+          <w:top w:val="single" w:sz="12" w:space="0" w:color="333333"/>
+          <w:bottom w:val="single" w:sz="12" w:space="0" w:color="333333"/>
+          <w:left w:val="none"/>
+          <w:right w:val="none"/>
+          <w:insideH w:val="none"/>
+          <w:insideV w:val="none"/>
+        </w:tblBorders>
+      </w:tblPr>
+      <w:tblGrid>
+        <w:gridCol w:w="3960"/>
+        <w:gridCol w:w="3960"/>
+      </w:tblGrid>
+      <w:tr>
+        <w:trPr>
+          <w:tblHeader w:val="on"/>
+        </w:trPr>
+        <w:tc>
+          <w:tcPr>
+            <w:tcBorders>
+              <w:bottom w:val="single" w:sz="6" w:space="0" w:color="333333"/>
+            </w:tcBorders>
+          </w:tcPr>
+          <w:p>
+            <w:pPr>
+              <w:pStyle w:val="Compact"/>
+              <w:jc w:val="center"/>
+            </w:pPr>
+            <w:r>
+              <w:rPr>
+                <w:rFonts w:hint="eastAsia" w:ascii="Times New Roman" w:hAnsi="Times New Roman" w:eastAsia="SimHei" w:cs="Times New Roman"/>
+                <w:b/>
+              </w:rPr>
+              <w:t xml:space="preserve">考纲条目</w:t>
+            </w:r>
+          </w:p>
+        </w:tc>
+        <w:tc>
+          <w:tcPr>
+            <w:tcBorders>
+              <w:bottom w:val="single" w:sz="6" w:space="0" w:color="333333"/>
+            </w:tcBorders>
+          </w:tcPr>
+          <w:p>
+            <w:pPr>
+              <w:pStyle w:val="Compact"/>
+              <w:jc w:val="center"/>
+            </w:pPr>
+            <w:r>
+              <w:rPr>
+                <w:rFonts w:hint="eastAsia" w:ascii="Times New Roman" w:hAnsi="Times New Roman" w:eastAsia="SimHei" w:cs="Times New Roman"/>
+                <w:b/>
+              </w:rPr>
+              <w:t xml:space="preserve">学完本讲应能</w:t>
+            </w:r>
+          </w:p>
+        </w:tc>
+      </w:tr>
+      <w:tr>
+        <w:tc>
+          <w:tcPr/>
+          <w:p>
+            <w:pPr>
+              <w:pStyle w:val="Compact"/>
+              <w:jc w:val="center"/>
+            </w:pPr>
+            <w:r>
+              <w:rPr>
+                <w:rFonts w:ascii="Times New Roman" w:hAnsi="Times New Roman" w:eastAsia="Times New Roman" w:cs="Times New Roman"/>
+              </w:rPr>
+              <w:t xml:space="preserve">§01 </w:t>
+            </w:r>
+            <w:r>
+              <w:rPr>
+                <w:rFonts w:hint="eastAsia" w:ascii="Times New Roman" w:hAnsi="Times New Roman" w:eastAsia="FangSong" w:cs="Times New Roman"/>
+              </w:rPr>
+              <w:t xml:space="preserve">有效数字</w:t>
+            </w:r>
+            <w:r>
+              <w:rPr>
+                <w:rFonts w:ascii="Times New Roman" w:hAnsi="Times New Roman" w:eastAsia="Times New Roman" w:cs="Times New Roman"/>
+              </w:rPr>
+              <w:t xml:space="preserve"> · </w:t>
+            </w:r>
+            <w:r>
+              <w:rPr>
+                <w:rFonts w:hint="eastAsia" w:ascii="Times New Roman" w:hAnsi="Times New Roman" w:eastAsia="FangSong" w:cs="Times New Roman"/>
+              </w:rPr>
+              <w:t xml:space="preserve">位数辨识与修约</w:t>
+            </w:r>
+          </w:p>
+        </w:tc>
+        <w:tc>
+          <w:tcPr/>
+          <w:p>
+            <w:pPr>
+              <w:pStyle w:val="Compact"/>
+              <w:jc w:val="center"/>
+            </w:pPr>
+            <w:r>
+              <w:rPr>
+                <w:rFonts w:hint="eastAsia" w:ascii="Times New Roman" w:hAnsi="Times New Roman" w:eastAsia="FangSong" w:cs="Times New Roman"/>
+              </w:rPr>
+              <w:t>准确辨识各类数值</w:t>
+            </w:r>
+            <w:r>
+              <w:rPr>
+                <w:rFonts w:hint="eastAsia" w:ascii="Times New Roman" w:hAnsi="Times New Roman" w:eastAsia="Times New Roman" w:cs="Times New Roman"/>
+              </w:rPr>
+              <w:t>（</w:t>
+            </w:r>
+            <w:r>
+              <w:rPr>
+                <w:rFonts w:hint="eastAsia" w:ascii="Times New Roman" w:hAnsi="Times New Roman" w:eastAsia="FangSong" w:cs="Times New Roman"/>
+              </w:rPr>
+              <w:t>含对数</w:t>
+            </w:r>
+            <w:r>
+              <w:rPr>
+                <w:rFonts w:hint="eastAsia" w:ascii="Times New Roman" w:hAnsi="Times New Roman" w:eastAsia="Times New Roman" w:cs="Times New Roman"/>
+              </w:rPr>
+              <w:t>、</w:t>
+            </w:r>
+            <m:oMath>
+              <m:r>
+                <m:rPr>
+                  <m:sty m:val="p"/>
+                </m:rPr>
+                <m:t>p</m:t>
+              </m:r>
+              <m:r>
+                <m:rPr>
+                  <m:sty m:val="p"/>
+                </m:rPr>
+                <m:t>H</m:t>
+              </m:r>
+            </m:oMath>
+            <w:r>
+              <w:rPr>
+                <w:rFonts w:hint="eastAsia" w:ascii="Times New Roman" w:hAnsi="Times New Roman" w:eastAsia="Times New Roman" w:cs="Times New Roman"/>
+              </w:rPr>
+              <w:t>、</w:t>
+            </w:r>
+            <w:r>
+              <w:rPr>
+                <w:rFonts w:hint="eastAsia" w:ascii="Times New Roman" w:hAnsi="Times New Roman" w:eastAsia="FangSong" w:cs="Times New Roman"/>
+              </w:rPr>
+              <w:t>指数形式</w:t>
+            </w:r>
+            <w:r>
+              <w:rPr>
+                <w:rFonts w:hint="eastAsia" w:ascii="Times New Roman" w:hAnsi="Times New Roman" w:eastAsia="Times New Roman" w:cs="Times New Roman"/>
+              </w:rPr>
+              <w:t>）</w:t>
+            </w:r>
+            <w:r>
+              <w:rPr>
+                <w:rFonts w:hint="eastAsia" w:ascii="Times New Roman" w:hAnsi="Times New Roman" w:eastAsia="FangSong" w:cs="Times New Roman"/>
+              </w:rPr>
+              <w:t>的有效数字位数</w:t>
+            </w:r>
+            <w:r>
+              <w:rPr>
+                <w:rFonts w:hint="eastAsia" w:ascii="Times New Roman" w:hAnsi="Times New Roman" w:eastAsia="Times New Roman" w:cs="Times New Roman"/>
+              </w:rPr>
+              <w:t>，</w:t>
+            </w:r>
+            <w:r>
+              <w:rPr>
+                <w:rFonts w:hint="eastAsia" w:ascii="Times New Roman" w:hAnsi="Times New Roman" w:eastAsia="FangSong" w:cs="Times New Roman"/>
+              </w:rPr>
+              <w:t>按</w:t>
+            </w:r>
+            <w:r>
+              <w:rPr>
+                <w:rFonts w:ascii="Times New Roman" w:hAnsi="Times New Roman" w:eastAsia="Times New Roman" w:cs="Times New Roman"/>
+              </w:rPr>
+              <w:t xml:space="preserve"> GB/T 8170 </w:t>
+            </w:r>
+            <w:r>
+              <w:rPr>
+                <w:rFonts w:hint="eastAsia" w:ascii="Times New Roman" w:hAnsi="Times New Roman" w:eastAsia="FangSong" w:cs="Times New Roman"/>
+              </w:rPr>
+              <w:t xml:space="preserve">规则完成四舍五入与一次性修约</w:t>
+            </w:r>
+          </w:p>
+        </w:tc>
+      </w:tr>
+      <w:tr>
+        <w:tc>
+          <w:tcPr/>
+          <w:p>
+            <w:pPr>
+              <w:pStyle w:val="Compact"/>
+              <w:jc w:val="center"/>
+            </w:pPr>
+            <w:r>
+              <w:rPr>
+                <w:rFonts w:ascii="Times New Roman" w:hAnsi="Times New Roman" w:eastAsia="Times New Roman" w:cs="Times New Roman"/>
+              </w:rPr>
+              <w:t xml:space="preserve">§01 </w:t>
+            </w:r>
+            <w:r>
+              <w:rPr>
+                <w:rFonts w:hint="eastAsia" w:ascii="Times New Roman" w:hAnsi="Times New Roman" w:eastAsia="FangSong" w:cs="Times New Roman"/>
+              </w:rPr>
+              <w:t xml:space="preserve">有效数字</w:t>
+            </w:r>
+            <w:r>
+              <w:rPr>
+                <w:rFonts w:ascii="Times New Roman" w:hAnsi="Times New Roman" w:eastAsia="Times New Roman" w:cs="Times New Roman"/>
+              </w:rPr>
+              <w:t xml:space="preserve"> · </w:t>
+            </w:r>
+            <w:r>
+              <w:rPr>
+                <w:rFonts w:hint="eastAsia" w:ascii="Times New Roman" w:hAnsi="Times New Roman" w:eastAsia="FangSong" w:cs="Times New Roman"/>
+              </w:rPr>
+              <w:t xml:space="preserve">运算与精度保持</w:t>
+            </w:r>
+          </w:p>
+        </w:tc>
+        <w:tc>
+          <w:tcPr/>
+          <w:p>
+            <w:pPr>
+              <w:pStyle w:val="Compact"/>
+              <w:jc w:val="center"/>
+            </w:pPr>
+            <w:r>
+              <w:rPr>
+                <w:rFonts w:hint="eastAsia" w:ascii="Times New Roman" w:hAnsi="Times New Roman" w:eastAsia="FangSong" w:cs="Times New Roman"/>
+              </w:rPr>
+              <w:t>掌握加减法按小数位数</w:t>
+            </w:r>
+            <w:r>
+              <w:rPr>
+                <w:rFonts w:hint="eastAsia" w:ascii="Times New Roman" w:hAnsi="Times New Roman" w:eastAsia="Times New Roman" w:cs="Times New Roman"/>
+              </w:rPr>
+              <w:t>、</w:t>
+            </w:r>
+            <w:r>
+              <w:rPr>
+                <w:rFonts w:hint="eastAsia" w:ascii="Times New Roman" w:hAnsi="Times New Roman" w:eastAsia="FangSong" w:cs="Times New Roman"/>
+              </w:rPr>
+              <w:t>乘除法按有效位数最少的运算规则</w:t>
+            </w:r>
+            <w:r>
+              <w:rPr>
+                <w:rFonts w:hint="eastAsia" w:ascii="Times New Roman" w:hAnsi="Times New Roman" w:eastAsia="Times New Roman" w:cs="Times New Roman"/>
+              </w:rPr>
+              <w:t>，</w:t>
+            </w:r>
+            <w:r>
+              <w:rPr>
+                <w:rFonts w:hint="eastAsia" w:ascii="Times New Roman" w:hAnsi="Times New Roman" w:eastAsia="FangSong" w:cs="Times New Roman"/>
+              </w:rPr>
+              <w:t>理解中间过程多保留一位</w:t>
+            </w:r>
+            <w:r>
+              <w:rPr>
+                <w:rFonts w:hint="eastAsia" w:ascii="Times New Roman" w:hAnsi="Times New Roman" w:eastAsia="Times New Roman" w:cs="Times New Roman"/>
+              </w:rPr>
+              <w:t>、</w:t>
+            </w:r>
+            <w:r>
+              <w:rPr>
+                <w:rFonts w:hint="eastAsia" w:ascii="Times New Roman" w:hAnsi="Times New Roman" w:eastAsia="FangSong" w:cs="Times New Roman"/>
+              </w:rPr>
+              <w:t>结果再修约的精度控制</w:t>
+            </w:r>
+          </w:p>
+        </w:tc>
+      </w:tr>
+      <w:tr>
+        <w:tc>
+          <w:tcPr/>
+          <w:p>
+            <w:pPr>
+              <w:pStyle w:val="Compact"/>
+              <w:jc w:val="center"/>
+            </w:pPr>
+            <w:r>
+              <w:rPr>
+                <w:rFonts w:ascii="Times New Roman" w:hAnsi="Times New Roman" w:eastAsia="Times New Roman" w:cs="Times New Roman"/>
+              </w:rPr>
+              <w:t xml:space="preserve">§19 </w:t>
+            </w:r>
+            <w:r>
+              <w:rPr>
+                <w:rFonts w:hint="eastAsia" w:ascii="Times New Roman" w:hAnsi="Times New Roman" w:eastAsia="FangSong" w:cs="Times New Roman"/>
+              </w:rPr>
+              <w:t xml:space="preserve">误差分析</w:t>
+            </w:r>
+            <w:r>
+              <w:rPr>
+                <w:rFonts w:ascii="Times New Roman" w:hAnsi="Times New Roman" w:eastAsia="Times New Roman" w:cs="Times New Roman"/>
+              </w:rPr>
+              <w:t xml:space="preserve"> · </w:t>
+            </w:r>
+            <w:r>
+              <w:rPr>
+                <w:rFonts w:hint="eastAsia" w:ascii="Times New Roman" w:hAnsi="Times New Roman" w:eastAsia="FangSong" w:cs="Times New Roman"/>
+              </w:rPr>
+              <w:t xml:space="preserve">误差分类与来源</w:t>
+            </w:r>
+          </w:p>
+        </w:tc>
+        <w:tc>
+          <w:tcPr/>
+          <w:p>
+            <w:pPr>
+              <w:pStyle w:val="Compact"/>
+              <w:jc w:val="center"/>
+            </w:pPr>
+            <w:r>
+              <w:rPr>
+                <w:rFonts w:hint="eastAsia" w:ascii="Times New Roman" w:hAnsi="Times New Roman" w:eastAsia="FangSong" w:cs="Times New Roman"/>
+              </w:rPr>
+              <w:t>区分系统误差与随机误差</w:t>
+            </w:r>
+            <w:r>
+              <w:rPr>
+                <w:rFonts w:hint="eastAsia" w:ascii="Times New Roman" w:hAnsi="Times New Roman" w:eastAsia="Times New Roman" w:cs="Times New Roman"/>
+              </w:rPr>
+              <w:t>、</w:t>
+            </w:r>
+            <w:r>
+              <w:rPr>
+                <w:rFonts w:hint="eastAsia" w:ascii="Times New Roman" w:hAnsi="Times New Roman" w:eastAsia="FangSong" w:cs="Times New Roman"/>
+              </w:rPr>
+              <w:t>准确度与精密度</w:t>
+            </w:r>
+            <w:r>
+              <w:rPr>
+                <w:rFonts w:hint="eastAsia" w:ascii="Times New Roman" w:hAnsi="Times New Roman" w:eastAsia="Times New Roman" w:cs="Times New Roman"/>
+              </w:rPr>
+              <w:t>，</w:t>
+            </w:r>
+            <w:r>
+              <w:rPr>
+                <w:rFonts w:hint="eastAsia" w:ascii="Times New Roman" w:hAnsi="Times New Roman" w:eastAsia="FangSong" w:cs="Times New Roman"/>
+              </w:rPr>
+              <w:t>识别仪器</w:t>
+            </w:r>
+            <w:r>
+              <w:rPr>
+                <w:rFonts w:hint="eastAsia" w:ascii="Times New Roman" w:hAnsi="Times New Roman" w:eastAsia="Times New Roman" w:cs="Times New Roman"/>
+              </w:rPr>
+              <w:t>、</w:t>
+            </w:r>
+            <w:r>
+              <w:rPr>
+                <w:rFonts w:hint="eastAsia" w:ascii="Times New Roman" w:hAnsi="Times New Roman" w:eastAsia="FangSong" w:cs="Times New Roman"/>
+              </w:rPr>
+              <w:t>方法</w:t>
+            </w:r>
+            <w:r>
+              <w:rPr>
+                <w:rFonts w:hint="eastAsia" w:ascii="Times New Roman" w:hAnsi="Times New Roman" w:eastAsia="Times New Roman" w:cs="Times New Roman"/>
+              </w:rPr>
+              <w:t>、</w:t>
+            </w:r>
+            <w:r>
+              <w:rPr>
+                <w:rFonts w:hint="eastAsia" w:ascii="Times New Roman" w:hAnsi="Times New Roman" w:eastAsia="FangSong" w:cs="Times New Roman"/>
+              </w:rPr>
+              <w:t>操作与试剂等系统误差来源及其减免途径</w:t>
+            </w:r>
+          </w:p>
+        </w:tc>
+      </w:tr>
+      <w:tr>
+        <w:tc>
+          <w:tcPr/>
+          <w:p>
+            <w:pPr>
+              <w:pStyle w:val="Compact"/>
+              <w:jc w:val="center"/>
+            </w:pPr>
+            <w:r>
+              <w:rPr>
+                <w:rFonts w:ascii="Times New Roman" w:hAnsi="Times New Roman" w:eastAsia="Times New Roman" w:cs="Times New Roman"/>
+              </w:rPr>
+              <w:t xml:space="preserve">§19 </w:t>
+            </w:r>
+            <w:r>
+              <w:rPr>
+                <w:rFonts w:hint="eastAsia" w:ascii="Times New Roman" w:hAnsi="Times New Roman" w:eastAsia="FangSong" w:cs="Times New Roman"/>
+              </w:rPr>
+              <w:t xml:space="preserve">误差分析</w:t>
+            </w:r>
+            <w:r>
+              <w:rPr>
+                <w:rFonts w:ascii="Times New Roman" w:hAnsi="Times New Roman" w:eastAsia="Times New Roman" w:cs="Times New Roman"/>
+              </w:rPr>
+              <w:t xml:space="preserve"> · </w:t>
+            </w:r>
+            <w:r>
+              <w:rPr>
+                <w:rFonts w:hint="eastAsia" w:ascii="Times New Roman" w:hAnsi="Times New Roman" w:eastAsia="FangSong" w:cs="Times New Roman"/>
+              </w:rPr>
+              <w:t xml:space="preserve">误差传递与极值设计</w:t>
+            </w:r>
+          </w:p>
+        </w:tc>
+        <w:tc>
+          <w:tcPr/>
+          <w:p>
+            <w:pPr>
+              <w:pStyle w:val="Compact"/>
+              <w:jc w:val="center"/>
+            </w:pPr>
+            <w:r>
+              <w:rPr>
+                <w:rFonts w:hint="eastAsia" w:ascii="Times New Roman" w:hAnsi="Times New Roman" w:eastAsia="FangSong" w:cs="Times New Roman"/>
+              </w:rPr>
+              <w:t>掌握加减与乘除运算的误差传递公式</w:t>
+            </w:r>
+            <w:r>
+              <w:rPr>
+                <w:rFonts w:hint="eastAsia" w:ascii="Times New Roman" w:hAnsi="Times New Roman" w:eastAsia="Times New Roman" w:cs="Times New Roman"/>
+              </w:rPr>
+              <w:t>，</w:t>
+            </w:r>
+            <w:r>
+              <w:rPr>
+                <w:rFonts w:hint="eastAsia" w:ascii="Times New Roman" w:hAnsi="Times New Roman" w:eastAsia="FangSong" w:cs="Times New Roman"/>
+              </w:rPr>
+              <w:t>对天平</w:t>
+            </w:r>
+            <w:r>
+              <w:rPr>
+                <w:rFonts w:hint="eastAsia" w:ascii="Times New Roman" w:hAnsi="Times New Roman" w:eastAsia="Times New Roman" w:cs="Times New Roman"/>
+              </w:rPr>
+              <w:t>、</w:t>
+            </w:r>
+            <w:r>
+              <w:rPr>
+                <w:rFonts w:hint="eastAsia" w:ascii="Times New Roman" w:hAnsi="Times New Roman" w:eastAsia="FangSong" w:cs="Times New Roman"/>
+              </w:rPr>
+              <w:t>移液管等量器的极限相对误差作综合推算与取样量设计</w:t>
+            </w:r>
+          </w:p>
+        </w:tc>
+      </w:tr>
+      <w:tr>
+        <w:tc>
+          <w:tcPr/>
+          <w:p>
+            <w:pPr>
+              <w:pStyle w:val="Compact"/>
+              <w:jc w:val="center"/>
+            </w:pPr>
+            <w:r>
+              <w:rPr>
+                <w:rFonts w:ascii="Times New Roman" w:hAnsi="Times New Roman" w:eastAsia="Times New Roman" w:cs="Times New Roman"/>
+              </w:rPr>
+              <w:t xml:space="preserve">§19 </w:t>
+            </w:r>
+            <w:r>
+              <w:rPr>
+                <w:rFonts w:hint="eastAsia" w:ascii="Times New Roman" w:hAnsi="Times New Roman" w:eastAsia="FangSong" w:cs="Times New Roman"/>
+              </w:rPr>
+              <w:t xml:space="preserve">误差分析</w:t>
+            </w:r>
+            <w:r>
+              <w:rPr>
+                <w:rFonts w:ascii="Times New Roman" w:hAnsi="Times New Roman" w:eastAsia="Times New Roman" w:cs="Times New Roman"/>
+              </w:rPr>
+              <w:t xml:space="preserve"> · </w:t>
+            </w:r>
+            <w:r>
+              <w:rPr>
+                <w:rFonts w:hint="eastAsia" w:ascii="Times New Roman" w:hAnsi="Times New Roman" w:eastAsia="FangSong" w:cs="Times New Roman"/>
+              </w:rPr>
+              <w:t xml:space="preserve">数据处理与统计判据</w:t>
+            </w:r>
+          </w:p>
+        </w:tc>
+        <w:tc>
+          <w:tcPr/>
+          <w:p>
+            <w:pPr>
+              <w:pStyle w:val="Compact"/>
+              <w:jc w:val="center"/>
+            </w:pPr>
+            <w:r>
+              <w:rPr>
+                <w:rFonts w:hint="eastAsia" w:ascii="Times New Roman" w:hAnsi="Times New Roman" w:eastAsia="FangSong" w:cs="Times New Roman"/>
+              </w:rPr>
+              <w:t>掌握可疑值取舍</w:t>
+            </w:r>
+            <w:r>
+              <w:rPr>
+                <w:rFonts w:hint="eastAsia" w:ascii="Times New Roman" w:hAnsi="Times New Roman" w:eastAsia="Times New Roman" w:cs="Times New Roman"/>
+              </w:rPr>
+              <w:t>、</w:t>
+            </w:r>
+            <w:r>
+              <w:rPr>
+                <w:rFonts w:hint="eastAsia" w:ascii="Times New Roman" w:hAnsi="Times New Roman" w:eastAsia="FangSong" w:cs="Times New Roman"/>
+              </w:rPr>
+              <w:t>置信区间与最小二乘回归的适用条件</w:t>
+            </w:r>
+            <w:r>
+              <w:rPr>
+                <w:rFonts w:hint="eastAsia" w:ascii="Times New Roman" w:hAnsi="Times New Roman" w:eastAsia="Times New Roman" w:cs="Times New Roman"/>
+              </w:rPr>
+              <w:t>，</w:t>
+            </w:r>
+            <w:r>
+              <w:rPr>
+                <w:rFonts w:hint="eastAsia" w:ascii="Times New Roman" w:hAnsi="Times New Roman" w:eastAsia="FangSong" w:cs="Times New Roman"/>
+              </w:rPr>
+              <w:t>理解</w:t>
+            </w:r>
+            <w:r>
+              <w:rPr>
+                <w:rFonts w:ascii="Times New Roman" w:hAnsi="Times New Roman" w:eastAsia="Times New Roman" w:cs="Times New Roman"/>
+              </w:rPr>
+              <w:t xml:space="preserve"> </w:t>
+            </w:r>
+            <m:oMath>
+              <m:r>
+                <m:t>3</m:t>
+              </m:r>
+              <m:r>
+                <m:t>σ</m:t>
+              </m:r>
+            </m:oMath>
+            <w:r>
+              <w:rPr>
+                <w:rFonts w:ascii="Times New Roman" w:hAnsi="Times New Roman" w:eastAsia="Times New Roman" w:cs="Times New Roman"/>
+              </w:rPr>
+              <w:t xml:space="preserve"> </w:t>
+            </w:r>
+            <w:r>
+              <w:rPr>
+                <w:rFonts w:hint="eastAsia" w:ascii="Times New Roman" w:hAnsi="Times New Roman" w:eastAsia="FangSong" w:cs="Times New Roman"/>
+              </w:rPr>
+              <w:t xml:space="preserve">准则与检出限评价</w:t>
+            </w:r>
+          </w:p>
+        </w:tc>
+      </w:tr>
+    </w:tbl>
+    <w:p>
+      <w:pPr>
+        <w:spacing w:before="160" w:after="80"/>
       </w:pPr>
       <w:r>
-        <w:rPr>
-          <w:rFonts w:hint="eastAsia" w:ascii="Times New Roman" w:hAnsi="Times New Roman" w:eastAsia="SimHei" w:cs="Times New Roman"/>
-        </w:rPr>
-        <w:t>有效数字与误差分析</w:t>
-      </w:r>
-      <w:r>
-        <w:rPr>
-          <w:rFonts w:hint="eastAsia" w:ascii="Times New Roman" w:hAnsi="Times New Roman" w:eastAsia="Times New Roman" w:cs="Times New Roman"/>
-        </w:rPr>
-        <w:t>-</w:t>
-      </w:r>
-      <w:r>
-        <w:rPr>
-          <w:rFonts w:hint="eastAsia" w:ascii="Times New Roman" w:hAnsi="Times New Roman" w:eastAsia="SimHei" w:cs="Times New Roman"/>
-        </w:rPr>
-        <w:t>超级充实版</w:t>
-      </w:r>
-      <w:r>
-        <w:rPr>
-          <w:rFonts w:hint="eastAsia" w:ascii="Times New Roman" w:hAnsi="Times New Roman" w:eastAsia="Times New Roman" w:cs="Times New Roman"/>
-        </w:rPr>
-        <w:t>（</w:t>
-      </w:r>
-      <w:r>
-        <w:rPr>
-          <w:rFonts w:hint="eastAsia" w:ascii="Times New Roman" w:hAnsi="Times New Roman" w:eastAsia="SimHei" w:cs="Times New Roman"/>
-        </w:rPr>
-        <w:t>自学完整</w:t>
-      </w:r>
-      <w:r>
-        <w:rPr>
-          <w:rFonts w:hint="eastAsia" w:ascii="Times New Roman" w:hAnsi="Times New Roman" w:eastAsia="Times New Roman" w:cs="Times New Roman"/>
-        </w:rPr>
-        <w:t>）</w:t>
+        <w:pict>
+          <v:rect style="width:0;height:1.5pt" o:hralign="center" o:hrstd="t" o:hr="t"/>
+        </w:pict>
       </w:r>
     </w:p>
-    <w:bookmarkStart w:id="9" w:name="有效数字物理极限对数法则与数理修约"/>
+    <w:bookmarkEnd w:id="9"/>
+    <w:bookmarkStart w:id="10" w:name="有效数字物理极限对数法则与数理修约"/>
     <w:p>
       <w:pPr>
         <w:pStyle w:val="Heading2"/>
@@ -2647,8 +3224,8 @@
         <w:t>。</w:t>
       </w:r>
     </w:p>
-    <w:bookmarkEnd w:id="9"/>
-    <w:bookmarkStart w:id="10" w:name="运算法则与中间过程精度保持"/>
+    <w:bookmarkEnd w:id="10"/>
+    <w:bookmarkStart w:id="11" w:name="运算法则与中间过程精度保持"/>
     <w:p>
       <w:pPr>
         <w:pStyle w:val="Heading2"/>
@@ -3838,8 +4415,8 @@
         <w:t xml:space="preserve">。</w:t>
       </w:r>
     </w:p>
-    <w:bookmarkEnd w:id="10"/>
-    <w:bookmarkStart w:id="26" w:name="误差分类与测量范围极值优化"/>
+    <w:bookmarkEnd w:id="11"/>
+    <w:bookmarkStart w:id="27" w:name="误差分类与测量范围极值优化"/>
     <w:p>
       <w:pPr>
         <w:pStyle w:val="Heading2"/>
@@ -4304,18 +4881,18 @@
           <wp:inline>
             <wp:extent cx="2667000" cy="1582931"/>
             <wp:effectExtent b="0" l="0" r="0" t="0"/>
-            <wp:docPr descr="" title="" id="12" name="Picture"/>
+            <wp:docPr descr="" title="" id="13" name="Picture"/>
             <a:graphic>
               <a:graphicData uri="http://schemas.openxmlformats.org/drawingml/2006/picture">
                 <pic:pic>
                   <pic:nvPicPr>
-                    <pic:cNvPr descr="11a6ee0a0dd50419adaa854997a6f242c1c55c67eee06e9f0ba87038863049c5.jpg" id="13" name="Picture"/>
+                    <pic:cNvPr descr="11a6ee0a0dd50419adaa854997a6f242c1c55c67eee06e9f0ba87038863049c5.jpg" id="14" name="Picture"/>
                     <pic:cNvPicPr>
                       <a:picLocks noChangeArrowheads="1" noChangeAspect="1"/>
                     </pic:cNvPicPr>
                   </pic:nvPicPr>
                   <pic:blipFill>
-                    <a:blip r:embed="rId11"/>
+                    <a:blip r:embed="rId12"/>
                     <a:stretch>
                       <a:fillRect/>
                     </a:stretch>
@@ -4422,18 +4999,18 @@
           <wp:inline>
             <wp:extent cx="2667000" cy="810863"/>
             <wp:effectExtent b="0" l="0" r="0" t="0"/>
-            <wp:docPr descr="" title="" id="15" name="Picture"/>
+            <wp:docPr descr="" title="" id="16" name="Picture"/>
             <a:graphic>
               <a:graphicData uri="http://schemas.openxmlformats.org/drawingml/2006/picture">
                 <pic:pic>
                   <pic:nvPicPr>
-                    <pic:cNvPr descr="b065ecfdc21b739a5adc918a084d44e08b2774a393fa602a5109160bdb768f10.jpg" id="16" name="Picture"/>
+                    <pic:cNvPr descr="b065ecfdc21b739a5adc918a084d44e08b2774a393fa602a5109160bdb768f10.jpg" id="17" name="Picture"/>
                     <pic:cNvPicPr>
                       <a:picLocks noChangeArrowheads="1" noChangeAspect="1"/>
                     </pic:cNvPicPr>
                   </pic:nvPicPr>
                   <pic:blipFill>
-                    <a:blip r:embed="rId14"/>
+                    <a:blip r:embed="rId15"/>
                     <a:stretch>
                       <a:fillRect/>
                     </a:stretch>
@@ -5323,18 +5900,18 @@
           <wp:inline>
             <wp:extent cx="2667000" cy="1944311"/>
             <wp:effectExtent b="0" l="0" r="0" t="0"/>
-            <wp:docPr descr="" title="" id="18" name="Picture"/>
+            <wp:docPr descr="" title="" id="19" name="Picture"/>
             <a:graphic>
               <a:graphicData uri="http://schemas.openxmlformats.org/drawingml/2006/picture">
                 <pic:pic>
                   <pic:nvPicPr>
-                    <pic:cNvPr descr="f178263ac2b346af802a37db132484a685ddca027789e8092fdca25b72303ab7.jpg" id="19" name="Picture"/>
+                    <pic:cNvPr descr="f178263ac2b346af802a37db132484a685ddca027789e8092fdca25b72303ab7.jpg" id="20" name="Picture"/>
                     <pic:cNvPicPr>
                       <a:picLocks noChangeArrowheads="1" noChangeAspect="1"/>
                     </pic:cNvPicPr>
                   </pic:nvPicPr>
                   <pic:blipFill>
-                    <a:blip r:embed="rId17"/>
+                    <a:blip r:embed="rId18"/>
                     <a:stretch>
                       <a:fillRect/>
                     </a:stretch>
@@ -7861,18 +8438,18 @@
           <wp:inline>
             <wp:extent cx="2476500" cy="2003713"/>
             <wp:effectExtent b="0" l="0" r="0" t="0"/>
-            <wp:docPr descr="" title="" id="21" name="Picture"/>
+            <wp:docPr descr="" title="" id="22" name="Picture"/>
             <a:graphic>
               <a:graphicData uri="http://schemas.openxmlformats.org/drawingml/2006/picture">
                 <pic:pic>
                   <pic:nvPicPr>
-                    <pic:cNvPr descr="3d9b209febb741f06ee4cdf4d332767c9faa9924dddd40a153711145f7dde0f6.jpg" id="22" name="Picture"/>
+                    <pic:cNvPr descr="3d9b209febb741f06ee4cdf4d332767c9faa9924dddd40a153711145f7dde0f6.jpg" id="23" name="Picture"/>
                     <pic:cNvPicPr>
                       <a:picLocks noChangeArrowheads="1" noChangeAspect="1"/>
                     </pic:cNvPicPr>
                   </pic:nvPicPr>
                   <pic:blipFill>
-                    <a:blip r:embed="rId20"/>
+                    <a:blip r:embed="rId21"/>
                     <a:stretch>
                       <a:fillRect/>
                     </a:stretch>
@@ -7955,18 +8532,18 @@
           <wp:inline>
             <wp:extent cx="2667000" cy="2050427"/>
             <wp:effectExtent b="0" l="0" r="0" t="0"/>
-            <wp:docPr descr="" title="" id="24" name="Picture"/>
+            <wp:docPr descr="" title="" id="25" name="Picture"/>
             <a:graphic>
               <a:graphicData uri="http://schemas.openxmlformats.org/drawingml/2006/picture">
                 <pic:pic>
                   <pic:nvPicPr>
-                    <pic:cNvPr descr="a215b815fa6f6456ac8eb9758f085db2a18150f9a2cd64eb993d8a64a527bd98.jpg" id="25" name="Picture"/>
+                    <pic:cNvPr descr="a215b815fa6f6456ac8eb9758f085db2a18150f9a2cd64eb993d8a64a527bd98.jpg" id="26" name="Picture"/>
                     <pic:cNvPicPr>
                       <a:picLocks noChangeArrowheads="1" noChangeAspect="1"/>
                     </pic:cNvPicPr>
                   </pic:nvPicPr>
                   <pic:blipFill>
-                    <a:blip r:embed="rId23"/>
+                    <a:blip r:embed="rId24"/>
                     <a:stretch>
                       <a:fillRect/>
                     </a:stretch>
@@ -8047,8 +8624,8 @@
         <w:t>。</w:t>
       </w:r>
     </w:p>
-    <w:bookmarkEnd w:id="26"/>
-    <w:bookmarkStart w:id="27" w:name="常见失分陷阱辨析与赛场防错指南"/>
+    <w:bookmarkEnd w:id="27"/>
+    <w:bookmarkStart w:id="28" w:name="常见失分陷阱辨析与赛场防错指南"/>
     <w:p>
       <w:pPr>
         <w:pStyle w:val="Heading2"/>
@@ -9701,8 +10278,8 @@
         <w:t xml:space="preserve">。</w:t>
       </w:r>
     </w:p>
-    <w:bookmarkEnd w:id="27"/>
-    <w:bookmarkStart w:id="29" w:name="竞赛思考强化题与微观机理精解"/>
+    <w:bookmarkEnd w:id="28"/>
+    <w:bookmarkStart w:id="30" w:name="竞赛思考强化题与微观机理精解"/>
     <w:p>
       <w:pPr>
         <w:pStyle w:val="Heading2"/>
@@ -9733,42 +10310,6 @@
           <w:bCs/>
         </w:rPr>
         <w:t xml:space="preserve">1.</w:t>
-      </w:r>
-      <w:r>
-        <w:rPr>
-          <w:rFonts w:ascii="Times New Roman" w:hAnsi="Times New Roman" w:eastAsia="Times New Roman" w:cs="Times New Roman"/>
-        </w:rPr>
-        <w:t xml:space="preserve"> </w:t>
-      </w:r>
-      <w:r>
-        <w:rPr>
-          <w:rFonts w:hint="eastAsia" w:ascii="Times New Roman" w:hAnsi="Times New Roman" w:eastAsia="Times New Roman" w:cs="Times New Roman"/>
-        </w:rPr>
-        <w:t>[</w:t>
-      </w:r>
-      <w:r>
-        <w:rPr>
-          <w:rFonts w:hint="eastAsia" w:ascii="Times New Roman" w:hAnsi="Times New Roman" w:eastAsia="FangSong" w:cs="Times New Roman"/>
-        </w:rPr>
-        <w:t>讲义精编</w:t>
-      </w:r>
-      <w:r>
-        <w:rPr>
-          <w:rFonts w:hint="eastAsia" w:ascii="Times New Roman" w:hAnsi="Times New Roman" w:eastAsia="Times New Roman" w:cs="Times New Roman"/>
-        </w:rPr>
-        <w:t>·</w:t>
-      </w:r>
-      <w:r>
-        <w:rPr>
-          <w:rFonts w:hint="eastAsia" w:ascii="Times New Roman" w:hAnsi="Times New Roman" w:eastAsia="FangSong" w:cs="Times New Roman"/>
-        </w:rPr>
-        <w:t>有效数字位数辨识</w:t>
-      </w:r>
-      <w:r>
-        <w:rPr>
-          <w:rFonts w:hint="eastAsia" w:ascii="Times New Roman" w:hAnsi="Times New Roman" w:eastAsia="Times New Roman" w:cs="Times New Roman"/>
-        </w:rPr>
-        <w:t>]</w:t>
       </w:r>
       <w:r>
         <w:rPr>
@@ -10277,48 +10818,6 @@
       </w:r>
       <w:r>
         <w:rPr>
-          <w:rFonts w:hint="eastAsia" w:ascii="Times New Roman" w:hAnsi="Times New Roman" w:eastAsia="Times New Roman" w:cs="Times New Roman"/>
-        </w:rPr>
-        <w:t>[</w:t>
-      </w:r>
-      <w:r>
-        <w:rPr>
-          <w:rFonts w:hint="eastAsia" w:ascii="Times New Roman" w:hAnsi="Times New Roman" w:eastAsia="FangSong" w:cs="Times New Roman"/>
-        </w:rPr>
-        <w:t>讲义精编</w:t>
-      </w:r>
-      <w:r>
-        <w:rPr>
-          <w:rFonts w:hint="eastAsia" w:ascii="Times New Roman" w:hAnsi="Times New Roman" w:eastAsia="Times New Roman" w:cs="Times New Roman"/>
-        </w:rPr>
-        <w:t>·GB/T</w:t>
-      </w:r>
-      <w:r>
-        <w:rPr>
-          <w:rFonts w:ascii="Times New Roman" w:hAnsi="Times New Roman" w:eastAsia="Times New Roman" w:cs="Times New Roman"/>
-        </w:rPr>
-        <w:t xml:space="preserve"> 8170 </w:t>
-      </w:r>
-      <w:r>
-        <w:rPr>
-          <w:rFonts w:hint="eastAsia" w:ascii="Times New Roman" w:hAnsi="Times New Roman" w:eastAsia="FangSong" w:cs="Times New Roman"/>
-        </w:rPr>
-        <w:t>修约规则应用</w:t>
-      </w:r>
-      <w:r>
-        <w:rPr>
-          <w:rFonts w:hint="eastAsia" w:ascii="Times New Roman" w:hAnsi="Times New Roman" w:eastAsia="Times New Roman" w:cs="Times New Roman"/>
-        </w:rPr>
-        <w:t>]</w:t>
-      </w:r>
-      <w:r>
-        <w:rPr>
-          <w:rFonts w:ascii="Times New Roman" w:hAnsi="Times New Roman" w:eastAsia="Times New Roman" w:cs="Times New Roman"/>
-        </w:rPr>
-        <w:t xml:space="preserve"> </w:t>
-      </w:r>
-      <w:r>
-        <w:rPr>
           <w:rFonts w:hint="eastAsia" w:ascii="Times New Roman" w:hAnsi="Times New Roman" w:eastAsia="FangSong" w:cs="Times New Roman"/>
         </w:rPr>
         <w:t xml:space="preserve">严格依据国家标准</w:t>
@@ -10777,42 +11276,6 @@
           <w:bCs/>
         </w:rPr>
         <w:t xml:space="preserve">3.</w:t>
-      </w:r>
-      <w:r>
-        <w:rPr>
-          <w:rFonts w:ascii="Times New Roman" w:hAnsi="Times New Roman" w:eastAsia="Times New Roman" w:cs="Times New Roman"/>
-        </w:rPr>
-        <w:t xml:space="preserve"> </w:t>
-      </w:r>
-      <w:r>
-        <w:rPr>
-          <w:rFonts w:hint="eastAsia" w:ascii="Times New Roman" w:hAnsi="Times New Roman" w:eastAsia="Times New Roman" w:cs="Times New Roman"/>
-        </w:rPr>
-        <w:t>[</w:t>
-      </w:r>
-      <w:r>
-        <w:rPr>
-          <w:rFonts w:hint="eastAsia" w:ascii="Times New Roman" w:hAnsi="Times New Roman" w:eastAsia="FangSong" w:cs="Times New Roman"/>
-        </w:rPr>
-        <w:t>讲义精编</w:t>
-      </w:r>
-      <w:r>
-        <w:rPr>
-          <w:rFonts w:hint="eastAsia" w:ascii="Times New Roman" w:hAnsi="Times New Roman" w:eastAsia="Times New Roman" w:cs="Times New Roman"/>
-        </w:rPr>
-        <w:t>·</w:t>
-      </w:r>
-      <w:r>
-        <w:rPr>
-          <w:rFonts w:hint="eastAsia" w:ascii="Times New Roman" w:hAnsi="Times New Roman" w:eastAsia="FangSong" w:cs="Times New Roman"/>
-        </w:rPr>
-        <w:t>加减与乘除混合代数式有效数字运算</w:t>
-      </w:r>
-      <w:r>
-        <w:rPr>
-          <w:rFonts w:hint="eastAsia" w:ascii="Times New Roman" w:hAnsi="Times New Roman" w:eastAsia="Times New Roman" w:cs="Times New Roman"/>
-        </w:rPr>
-        <w:t>]</w:t>
       </w:r>
       <w:r>
         <w:rPr>
@@ -10986,42 +11449,6 @@
       </w:r>
       <w:r>
         <w:rPr>
-          <w:rFonts w:hint="eastAsia" w:ascii="Times New Roman" w:hAnsi="Times New Roman" w:eastAsia="Times New Roman" w:cs="Times New Roman"/>
-        </w:rPr>
-        <w:t>[</w:t>
-      </w:r>
-      <w:r>
-        <w:rPr>
-          <w:rFonts w:hint="eastAsia" w:ascii="Times New Roman" w:hAnsi="Times New Roman" w:eastAsia="FangSong" w:cs="Times New Roman"/>
-        </w:rPr>
-        <w:t>讲义精编</w:t>
-      </w:r>
-      <w:r>
-        <w:rPr>
-          <w:rFonts w:hint="eastAsia" w:ascii="Times New Roman" w:hAnsi="Times New Roman" w:eastAsia="Times New Roman" w:cs="Times New Roman"/>
-        </w:rPr>
-        <w:t>·</w:t>
-      </w:r>
-      <w:r>
-        <w:rPr>
-          <w:rFonts w:hint="eastAsia" w:ascii="Times New Roman" w:hAnsi="Times New Roman" w:eastAsia="FangSong" w:cs="Times New Roman"/>
-        </w:rPr>
-        <w:t>滴定分析结果计算与报数位数确定</w:t>
-      </w:r>
-      <w:r>
-        <w:rPr>
-          <w:rFonts w:hint="eastAsia" w:ascii="Times New Roman" w:hAnsi="Times New Roman" w:eastAsia="Times New Roman" w:cs="Times New Roman"/>
-        </w:rPr>
-        <w:t>]</w:t>
-      </w:r>
-      <w:r>
-        <w:rPr>
-          <w:rFonts w:ascii="Times New Roman" w:hAnsi="Times New Roman" w:eastAsia="Times New Roman" w:cs="Times New Roman"/>
-        </w:rPr>
-        <w:t xml:space="preserve"> </w:t>
-      </w:r>
-      <w:r>
-        <w:rPr>
           <w:rFonts w:hint="eastAsia" w:ascii="Times New Roman" w:hAnsi="Times New Roman" w:eastAsia="FangSong" w:cs="Times New Roman"/>
         </w:rPr>
         <w:t>称取分析纯基准物质邻苯二甲酸氢钾</w:t>
@@ -11529,42 +11956,6 @@
       </w:r>
       <w:r>
         <w:rPr>
-          <w:rFonts w:hint="eastAsia" w:ascii="Times New Roman" w:hAnsi="Times New Roman" w:eastAsia="Times New Roman" w:cs="Times New Roman"/>
-        </w:rPr>
-        <w:t>[</w:t>
-      </w:r>
-      <w:r>
-        <w:rPr>
-          <w:rFonts w:hint="eastAsia" w:ascii="Times New Roman" w:hAnsi="Times New Roman" w:eastAsia="FangSong" w:cs="Times New Roman"/>
-        </w:rPr>
-        <w:t>讲义精编</w:t>
-      </w:r>
-      <w:r>
-        <w:rPr>
-          <w:rFonts w:hint="eastAsia" w:ascii="Times New Roman" w:hAnsi="Times New Roman" w:eastAsia="Times New Roman" w:cs="Times New Roman"/>
-        </w:rPr>
-        <w:t>·</w:t>
-      </w:r>
-      <w:r>
-        <w:rPr>
-          <w:rFonts w:hint="eastAsia" w:ascii="Times New Roman" w:hAnsi="Times New Roman" w:eastAsia="FangSong" w:cs="Times New Roman"/>
-        </w:rPr>
-        <w:t>误差类型辨析与系统误差减免策略</w:t>
-      </w:r>
-      <w:r>
-        <w:rPr>
-          <w:rFonts w:hint="eastAsia" w:ascii="Times New Roman" w:hAnsi="Times New Roman" w:eastAsia="Times New Roman" w:cs="Times New Roman"/>
-        </w:rPr>
-        <w:t>]</w:t>
-      </w:r>
-      <w:r>
-        <w:rPr>
-          <w:rFonts w:ascii="Times New Roman" w:hAnsi="Times New Roman" w:eastAsia="Times New Roman" w:cs="Times New Roman"/>
-        </w:rPr>
-        <w:t xml:space="preserve"> </w:t>
-      </w:r>
-      <w:r>
-        <w:rPr>
           <w:rFonts w:hint="eastAsia" w:ascii="Times New Roman" w:hAnsi="Times New Roman" w:eastAsia="FangSong" w:cs="Times New Roman"/>
         </w:rPr>
         <w:t>分析下列分析测定过程中发生的异常或操作缺陷</w:t>
@@ -12032,42 +12423,6 @@
           <w:bCs/>
         </w:rPr>
         <w:t xml:space="preserve">6.</w:t>
-      </w:r>
-      <w:r>
-        <w:rPr>
-          <w:rFonts w:ascii="Times New Roman" w:hAnsi="Times New Roman" w:eastAsia="Times New Roman" w:cs="Times New Roman"/>
-        </w:rPr>
-        <w:t xml:space="preserve"> </w:t>
-      </w:r>
-      <w:r>
-        <w:rPr>
-          <w:rFonts w:hint="eastAsia" w:ascii="Times New Roman" w:hAnsi="Times New Roman" w:eastAsia="Times New Roman" w:cs="Times New Roman"/>
-        </w:rPr>
-        <w:t>[</w:t>
-      </w:r>
-      <w:r>
-        <w:rPr>
-          <w:rFonts w:hint="eastAsia" w:ascii="Times New Roman" w:hAnsi="Times New Roman" w:eastAsia="FangSong" w:cs="Times New Roman"/>
-        </w:rPr>
-        <w:t>讲义精编</w:t>
-      </w:r>
-      <w:r>
-        <w:rPr>
-          <w:rFonts w:hint="eastAsia" w:ascii="Times New Roman" w:hAnsi="Times New Roman" w:eastAsia="Times New Roman" w:cs="Times New Roman"/>
-        </w:rPr>
-        <w:t>·</w:t>
-      </w:r>
-      <w:r>
-        <w:rPr>
-          <w:rFonts w:hint="eastAsia" w:ascii="Times New Roman" w:hAnsi="Times New Roman" w:eastAsia="FangSong" w:cs="Times New Roman"/>
-        </w:rPr>
-        <w:t>准确度与精密度指标体系测算</w:t>
-      </w:r>
-      <w:r>
-        <w:rPr>
-          <w:rFonts w:hint="eastAsia" w:ascii="Times New Roman" w:hAnsi="Times New Roman" w:eastAsia="Times New Roman" w:cs="Times New Roman"/>
-        </w:rPr>
-        <w:t>]</w:t>
       </w:r>
       <w:r>
         <w:rPr>
@@ -12678,42 +13033,6 @@
       </w:r>
       <w:r>
         <w:rPr>
-          <w:rFonts w:hint="eastAsia" w:ascii="Times New Roman" w:hAnsi="Times New Roman" w:eastAsia="Times New Roman" w:cs="Times New Roman"/>
-        </w:rPr>
-        <w:t>[</w:t>
-      </w:r>
-      <w:r>
-        <w:rPr>
-          <w:rFonts w:hint="eastAsia" w:ascii="Times New Roman" w:hAnsi="Times New Roman" w:eastAsia="FangSong" w:cs="Times New Roman"/>
-        </w:rPr>
-        <w:t>讲义精编</w:t>
-      </w:r>
-      <w:r>
-        <w:rPr>
-          <w:rFonts w:hint="eastAsia" w:ascii="Times New Roman" w:hAnsi="Times New Roman" w:eastAsia="Times New Roman" w:cs="Times New Roman"/>
-        </w:rPr>
-        <w:t>·</w:t>
-      </w:r>
-      <w:r>
-        <w:rPr>
-          <w:rFonts w:hint="eastAsia" w:ascii="Times New Roman" w:hAnsi="Times New Roman" w:eastAsia="FangSong" w:cs="Times New Roman"/>
-        </w:rPr>
-        <w:t>分析天平与移液管极限相对误差及取样量设计</w:t>
-      </w:r>
-      <w:r>
-        <w:rPr>
-          <w:rFonts w:hint="eastAsia" w:ascii="Times New Roman" w:hAnsi="Times New Roman" w:eastAsia="Times New Roman" w:cs="Times New Roman"/>
-        </w:rPr>
-        <w:t>]</w:t>
-      </w:r>
-      <w:r>
-        <w:rPr>
-          <w:rFonts w:ascii="Times New Roman" w:hAnsi="Times New Roman" w:eastAsia="Times New Roman" w:cs="Times New Roman"/>
-        </w:rPr>
-        <w:t xml:space="preserve"> </w:t>
-      </w:r>
-      <w:r>
-        <w:rPr>
           <w:rFonts w:hint="eastAsia" w:ascii="Times New Roman" w:hAnsi="Times New Roman" w:eastAsia="FangSong" w:cs="Times New Roman"/>
         </w:rPr>
         <w:t>在经典化学分析定量实验中</w:t>
@@ -13269,42 +13588,6 @@
           <w:bCs/>
         </w:rPr>
         <w:t xml:space="preserve">8.</w:t>
-      </w:r>
-      <w:r>
-        <w:rPr>
-          <w:rFonts w:ascii="Times New Roman" w:hAnsi="Times New Roman" w:eastAsia="Times New Roman" w:cs="Times New Roman"/>
-        </w:rPr>
-        <w:t xml:space="preserve"> </w:t>
-      </w:r>
-      <w:r>
-        <w:rPr>
-          <w:rFonts w:hint="eastAsia" w:ascii="Times New Roman" w:hAnsi="Times New Roman" w:eastAsia="Times New Roman" w:cs="Times New Roman"/>
-        </w:rPr>
-        <w:t>[</w:t>
-      </w:r>
-      <w:r>
-        <w:rPr>
-          <w:rFonts w:hint="eastAsia" w:ascii="Times New Roman" w:hAnsi="Times New Roman" w:eastAsia="FangSong" w:cs="Times New Roman"/>
-        </w:rPr>
-        <w:t>讲义精编</w:t>
-      </w:r>
-      <w:r>
-        <w:rPr>
-          <w:rFonts w:hint="eastAsia" w:ascii="Times New Roman" w:hAnsi="Times New Roman" w:eastAsia="Times New Roman" w:cs="Times New Roman"/>
-        </w:rPr>
-        <w:t>·</w:t>
-      </w:r>
-      <w:r>
-        <w:rPr>
-          <w:rFonts w:hint="eastAsia" w:ascii="Times New Roman" w:hAnsi="Times New Roman" w:eastAsia="FangSong" w:cs="Times New Roman"/>
-        </w:rPr>
-        <w:t>滴定分析系统误差极值传递综合推导</w:t>
-      </w:r>
-      <w:r>
-        <w:rPr>
-          <w:rFonts w:hint="eastAsia" w:ascii="Times New Roman" w:hAnsi="Times New Roman" w:eastAsia="Times New Roman" w:cs="Times New Roman"/>
-        </w:rPr>
-        <w:t>]</w:t>
       </w:r>
       <w:r>
         <w:rPr>
@@ -13983,42 +14266,6 @@
       </w:r>
       <w:r>
         <w:rPr>
-          <w:rFonts w:hint="eastAsia" w:ascii="Times New Roman" w:hAnsi="Times New Roman" w:eastAsia="Times New Roman" w:cs="Times New Roman"/>
-        </w:rPr>
-        <w:t>[</w:t>
-      </w:r>
-      <w:r>
-        <w:rPr>
-          <w:rFonts w:hint="eastAsia" w:ascii="Times New Roman" w:hAnsi="Times New Roman" w:eastAsia="FangSong" w:cs="Times New Roman"/>
-        </w:rPr>
-        <w:t>讲义精编</w:t>
-      </w:r>
-      <w:r>
-        <w:rPr>
-          <w:rFonts w:hint="eastAsia" w:ascii="Times New Roman" w:hAnsi="Times New Roman" w:eastAsia="Times New Roman" w:cs="Times New Roman"/>
-        </w:rPr>
-        <w:t>·</w:t>
-      </w:r>
-      <w:r>
-        <w:rPr>
-          <w:rFonts w:hint="eastAsia" w:ascii="Times New Roman" w:hAnsi="Times New Roman" w:eastAsia="FangSong" w:cs="Times New Roman"/>
-        </w:rPr>
-        <w:t>凯氏定氮法复杂函数随机误差传递方差加和推导</w:t>
-      </w:r>
-      <w:r>
-        <w:rPr>
-          <w:rFonts w:hint="eastAsia" w:ascii="Times New Roman" w:hAnsi="Times New Roman" w:eastAsia="Times New Roman" w:cs="Times New Roman"/>
-        </w:rPr>
-        <w:t>]</w:t>
-      </w:r>
-      <w:r>
-        <w:rPr>
-          <w:rFonts w:ascii="Times New Roman" w:hAnsi="Times New Roman" w:eastAsia="Times New Roman" w:cs="Times New Roman"/>
-        </w:rPr>
-        <w:t xml:space="preserve"> </w:t>
-      </w:r>
-      <w:r>
-        <w:rPr>
           <w:rFonts w:hint="eastAsia" w:ascii="Times New Roman" w:hAnsi="Times New Roman" w:eastAsia="FangSong" w:cs="Times New Roman"/>
         </w:rPr>
         <w:t>在凯氏定氮法测定蛋白质样品中氮含量</w:t>
@@ -15137,42 +15384,6 @@
           <w:bCs/>
         </w:rPr>
         <w:t xml:space="preserve">10.</w:t>
-      </w:r>
-      <w:r>
-        <w:rPr>
-          <w:rFonts w:ascii="Times New Roman" w:hAnsi="Times New Roman" w:eastAsia="Times New Roman" w:cs="Times New Roman"/>
-        </w:rPr>
-        <w:t xml:space="preserve"> </w:t>
-      </w:r>
-      <w:r>
-        <w:rPr>
-          <w:rFonts w:hint="eastAsia" w:ascii="Times New Roman" w:hAnsi="Times New Roman" w:eastAsia="Times New Roman" w:cs="Times New Roman"/>
-        </w:rPr>
-        <w:t>[</w:t>
-      </w:r>
-      <w:r>
-        <w:rPr>
-          <w:rFonts w:hint="eastAsia" w:ascii="Times New Roman" w:hAnsi="Times New Roman" w:eastAsia="FangSong" w:cs="Times New Roman"/>
-        </w:rPr>
-        <w:t>讲义精编</w:t>
-      </w:r>
-      <w:r>
-        <w:rPr>
-          <w:rFonts w:hint="eastAsia" w:ascii="Times New Roman" w:hAnsi="Times New Roman" w:eastAsia="Times New Roman" w:cs="Times New Roman"/>
-        </w:rPr>
-        <w:t>·</w:t>
-      </w:r>
-      <w:r>
-        <w:rPr>
-          <w:rFonts w:hint="eastAsia" w:ascii="Times New Roman" w:hAnsi="Times New Roman" w:eastAsia="FangSong" w:cs="Times New Roman"/>
-        </w:rPr>
-        <w:t>分光光度法最佳吸光度区间数理推导</w:t>
-      </w:r>
-      <w:r>
-        <w:rPr>
-          <w:rFonts w:hint="eastAsia" w:ascii="Times New Roman" w:hAnsi="Times New Roman" w:eastAsia="Times New Roman" w:cs="Times New Roman"/>
-        </w:rPr>
-        <w:t>]</w:t>
       </w:r>
       <w:r>
         <w:rPr>
@@ -15780,68 +15991,6 @@
       </w:r>
       <w:r>
         <w:rPr>
-          <w:rFonts w:hint="eastAsia" w:ascii="Times New Roman" w:hAnsi="Times New Roman" w:eastAsia="Times New Roman" w:cs="Times New Roman"/>
-        </w:rPr>
-        <w:t>[</w:t>
-      </w:r>
-      <w:r>
-        <w:rPr>
-          <w:rFonts w:hint="eastAsia" w:ascii="Times New Roman" w:hAnsi="Times New Roman" w:eastAsia="FangSong" w:cs="Times New Roman"/>
-        </w:rPr>
-        <w:t>讲义精编</w:t>
-      </w:r>
-      <w:r>
-        <w:rPr>
-          <w:rFonts w:hint="eastAsia" w:ascii="Times New Roman" w:hAnsi="Times New Roman" w:eastAsia="Times New Roman" w:cs="Times New Roman"/>
-        </w:rPr>
-        <w:t>·</w:t>
-      </w:r>
-      <w:r>
-        <w:rPr>
-          <w:rFonts w:hint="eastAsia" w:ascii="Times New Roman" w:hAnsi="Times New Roman" w:eastAsia="FangSong" w:cs="Times New Roman"/>
-        </w:rPr>
-        <w:t>正态分布概率积分与</w:t>
-      </w:r>
-      <w:r>
-        <w:rPr>
-          <w:rFonts w:ascii="Times New Roman" w:hAnsi="Times New Roman" w:eastAsia="Times New Roman" w:cs="Times New Roman"/>
-        </w:rPr>
-        <w:t xml:space="preserve"> </w:t>
-      </w:r>
-      <m:oMath>
-        <m:r>
-          <m:t>3</m:t>
-        </m:r>
-        <m:r>
-          <m:t>σ</m:t>
-        </m:r>
-      </m:oMath>
-      <w:r>
-        <w:rPr>
-          <w:rFonts w:ascii="Times New Roman" w:hAnsi="Times New Roman" w:eastAsia="Times New Roman" w:cs="Times New Roman"/>
-        </w:rPr>
-        <w:t xml:space="preserve"> </w:t>
-      </w:r>
-      <w:r>
-        <w:rPr>
-          <w:rFonts w:hint="eastAsia" w:ascii="Times New Roman" w:hAnsi="Times New Roman" w:eastAsia="FangSong" w:cs="Times New Roman"/>
-        </w:rPr>
-        <w:t>准则</w:t>
-      </w:r>
-      <w:r>
-        <w:rPr>
-          <w:rFonts w:hint="eastAsia" w:ascii="Times New Roman" w:hAnsi="Times New Roman" w:eastAsia="Times New Roman" w:cs="Times New Roman"/>
-        </w:rPr>
-        <w:t>]</w:t>
-      </w:r>
-      <w:r>
-        <w:rPr>
-          <w:rFonts w:ascii="Times New Roman" w:hAnsi="Times New Roman" w:eastAsia="Times New Roman" w:cs="Times New Roman"/>
-        </w:rPr>
-        <w:t xml:space="preserve"> </w:t>
-      </w:r>
-      <w:r>
-        <w:rPr>
           <w:rFonts w:hint="eastAsia" w:ascii="Times New Roman" w:hAnsi="Times New Roman" w:eastAsia="FangSong" w:cs="Times New Roman"/>
         </w:rPr>
         <w:t>某分析方法在测量大量平行标准试样中铅含量时</w:t>
@@ -16400,42 +16549,6 @@
           <w:bCs/>
         </w:rPr>
         <w:t xml:space="preserve">12.</w:t>
-      </w:r>
-      <w:r>
-        <w:rPr>
-          <w:rFonts w:ascii="Times New Roman" w:hAnsi="Times New Roman" w:eastAsia="Times New Roman" w:cs="Times New Roman"/>
-        </w:rPr>
-        <w:t xml:space="preserve"> </w:t>
-      </w:r>
-      <w:r>
-        <w:rPr>
-          <w:rFonts w:hint="eastAsia" w:ascii="Times New Roman" w:hAnsi="Times New Roman" w:eastAsia="Times New Roman" w:cs="Times New Roman"/>
-        </w:rPr>
-        <w:t>[</w:t>
-      </w:r>
-      <w:r>
-        <w:rPr>
-          <w:rFonts w:hint="eastAsia" w:ascii="Times New Roman" w:hAnsi="Times New Roman" w:eastAsia="FangSong" w:cs="Times New Roman"/>
-        </w:rPr>
-        <w:t>讲义精编</w:t>
-      </w:r>
-      <w:r>
-        <w:rPr>
-          <w:rFonts w:hint="eastAsia" w:ascii="Times New Roman" w:hAnsi="Times New Roman" w:eastAsia="Times New Roman" w:cs="Times New Roman"/>
-        </w:rPr>
-        <w:t>·</w:t>
-      </w:r>
-      <w:r>
-        <w:rPr>
-          <w:rFonts w:hint="eastAsia" w:ascii="Times New Roman" w:hAnsi="Times New Roman" w:eastAsia="FangSong" w:cs="Times New Roman"/>
-        </w:rPr>
-        <w:t>均值抽样标准误差与平行测定次数设计</w:t>
-      </w:r>
-      <w:r>
-        <w:rPr>
-          <w:rFonts w:hint="eastAsia" w:ascii="Times New Roman" w:hAnsi="Times New Roman" w:eastAsia="Times New Roman" w:cs="Times New Roman"/>
-        </w:rPr>
-        <w:t>]</w:t>
       </w:r>
       <w:r>
         <w:rPr>
@@ -16963,42 +17076,6 @@
       </w:r>
       <w:r>
         <w:rPr>
-          <w:rFonts w:hint="eastAsia" w:ascii="Times New Roman" w:hAnsi="Times New Roman" w:eastAsia="Times New Roman" w:cs="Times New Roman"/>
-        </w:rPr>
-        <w:t>[</w:t>
-      </w:r>
-      <w:r>
-        <w:rPr>
-          <w:rFonts w:hint="eastAsia" w:ascii="Times New Roman" w:hAnsi="Times New Roman" w:eastAsia="FangSong" w:cs="Times New Roman"/>
-        </w:rPr>
-        <w:t>讲义精编</w:t>
-      </w:r>
-      <w:r>
-        <w:rPr>
-          <w:rFonts w:hint="eastAsia" w:ascii="Times New Roman" w:hAnsi="Times New Roman" w:eastAsia="Times New Roman" w:cs="Times New Roman"/>
-        </w:rPr>
-        <w:t>·</w:t>
-      </w:r>
-      <w:r>
-        <w:rPr>
-          <w:rFonts w:hint="eastAsia" w:ascii="Times New Roman" w:hAnsi="Times New Roman" w:eastAsia="FangSong" w:cs="Times New Roman"/>
-        </w:rPr>
-        <w:t>小样本总体均值置信区间测算</w:t>
-      </w:r>
-      <w:r>
-        <w:rPr>
-          <w:rFonts w:hint="eastAsia" w:ascii="Times New Roman" w:hAnsi="Times New Roman" w:eastAsia="Times New Roman" w:cs="Times New Roman"/>
-        </w:rPr>
-        <w:t>]</w:t>
-      </w:r>
-      <w:r>
-        <w:rPr>
-          <w:rFonts w:ascii="Times New Roman" w:hAnsi="Times New Roman" w:eastAsia="Times New Roman" w:cs="Times New Roman"/>
-        </w:rPr>
-        <w:t xml:space="preserve"> </w:t>
-      </w:r>
-      <w:r>
-        <w:rPr>
           <w:rFonts w:hint="eastAsia" w:ascii="Times New Roman" w:hAnsi="Times New Roman" w:eastAsia="FangSong" w:cs="Times New Roman"/>
         </w:rPr>
         <w:t xml:space="preserve">对某铁矿石标样中铁的质量分数进行</w:t>
@@ -17427,42 +17504,6 @@
       </w:r>
       <w:r>
         <w:rPr>
-          <w:rFonts w:hint="eastAsia" w:ascii="Times New Roman" w:hAnsi="Times New Roman" w:eastAsia="Times New Roman" w:cs="Times New Roman"/>
-        </w:rPr>
-        <w:t>[</w:t>
-      </w:r>
-      <w:r>
-        <w:rPr>
-          <w:rFonts w:hint="eastAsia" w:ascii="Times New Roman" w:hAnsi="Times New Roman" w:eastAsia="FangSong" w:cs="Times New Roman"/>
-        </w:rPr>
-        <w:t>讲义精编</w:t>
-      </w:r>
-      <w:r>
-        <w:rPr>
-          <w:rFonts w:hint="eastAsia" w:ascii="Times New Roman" w:hAnsi="Times New Roman" w:eastAsia="Times New Roman" w:cs="Times New Roman"/>
-        </w:rPr>
-        <w:t>·</w:t>
-      </w:r>
-      <w:r>
-        <w:rPr>
-          <w:rFonts w:hint="eastAsia" w:ascii="Times New Roman" w:hAnsi="Times New Roman" w:eastAsia="FangSong" w:cs="Times New Roman"/>
-        </w:rPr>
-        <w:t>不同置信度对置信区间宽度的影响分析</w:t>
-      </w:r>
-      <w:r>
-        <w:rPr>
-          <w:rFonts w:hint="eastAsia" w:ascii="Times New Roman" w:hAnsi="Times New Roman" w:eastAsia="Times New Roman" w:cs="Times New Roman"/>
-        </w:rPr>
-        <w:t>]</w:t>
-      </w:r>
-      <w:r>
-        <w:rPr>
-          <w:rFonts w:ascii="Times New Roman" w:hAnsi="Times New Roman" w:eastAsia="Times New Roman" w:cs="Times New Roman"/>
-        </w:rPr>
-        <w:t xml:space="preserve"> </w:t>
-      </w:r>
-      <w:r>
-        <w:rPr>
           <w:rFonts w:hint="eastAsia" w:ascii="Times New Roman" w:hAnsi="Times New Roman" w:eastAsia="FangSong" w:cs="Times New Roman"/>
         </w:rPr>
         <w:t xml:space="preserve">利用题</w:t>
@@ -17964,42 +18005,6 @@
           <w:bCs/>
         </w:rPr>
         <w:t xml:space="preserve">15.</w:t>
-      </w:r>
-      <w:r>
-        <w:rPr>
-          <w:rFonts w:ascii="Times New Roman" w:hAnsi="Times New Roman" w:eastAsia="Times New Roman" w:cs="Times New Roman"/>
-        </w:rPr>
-        <w:t xml:space="preserve"> </w:t>
-      </w:r>
-      <w:r>
-        <w:rPr>
-          <w:rFonts w:hint="eastAsia" w:ascii="Times New Roman" w:hAnsi="Times New Roman" w:eastAsia="Times New Roman" w:cs="Times New Roman"/>
-        </w:rPr>
-        <w:t>[</w:t>
-      </w:r>
-      <w:r>
-        <w:rPr>
-          <w:rFonts w:hint="eastAsia" w:ascii="Times New Roman" w:hAnsi="Times New Roman" w:eastAsia="FangSong" w:cs="Times New Roman"/>
-        </w:rPr>
-        <w:t>讲义精编</w:t>
-      </w:r>
-      <w:r>
-        <w:rPr>
-          <w:rFonts w:hint="eastAsia" w:ascii="Times New Roman" w:hAnsi="Times New Roman" w:eastAsia="Times New Roman" w:cs="Times New Roman"/>
-        </w:rPr>
-        <w:t>·</w:t>
-      </w:r>
-      <w:r>
-        <w:rPr>
-          <w:rFonts w:hint="eastAsia" w:ascii="Times New Roman" w:hAnsi="Times New Roman" w:eastAsia="FangSong" w:cs="Times New Roman"/>
-        </w:rPr>
-        <w:t>分光光度法标准工作曲线最小二乘法线性回归</w:t>
-      </w:r>
-      <w:r>
-        <w:rPr>
-          <w:rFonts w:hint="eastAsia" w:ascii="Times New Roman" w:hAnsi="Times New Roman" w:eastAsia="Times New Roman" w:cs="Times New Roman"/>
-        </w:rPr>
-        <w:t>]</w:t>
       </w:r>
       <w:r>
         <w:rPr>
@@ -19141,42 +19146,6 @@
       </w:r>
       <w:r>
         <w:rPr>
-          <w:rFonts w:hint="eastAsia" w:ascii="Times New Roman" w:hAnsi="Times New Roman" w:eastAsia="Times New Roman" w:cs="Times New Roman"/>
-        </w:rPr>
-        <w:t>[</w:t>
-      </w:r>
-      <w:r>
-        <w:rPr>
-          <w:rFonts w:hint="eastAsia" w:ascii="Times New Roman" w:hAnsi="Times New Roman" w:eastAsia="FangSong" w:cs="Times New Roman"/>
-        </w:rPr>
-        <w:t>讲义精编</w:t>
-      </w:r>
-      <w:r>
-        <w:rPr>
-          <w:rFonts w:hint="eastAsia" w:ascii="Times New Roman" w:hAnsi="Times New Roman" w:eastAsia="Times New Roman" w:cs="Times New Roman"/>
-        </w:rPr>
-        <w:t>·</w:t>
-      </w:r>
-      <w:r>
-        <w:rPr>
-          <w:rFonts w:hint="eastAsia" w:ascii="Times New Roman" w:hAnsi="Times New Roman" w:eastAsia="FangSong" w:cs="Times New Roman"/>
-        </w:rPr>
-        <w:t>重铬酸钾法标定硫酸亚铁铵综合不确定度分量评估</w:t>
-      </w:r>
-      <w:r>
-        <w:rPr>
-          <w:rFonts w:hint="eastAsia" w:ascii="Times New Roman" w:hAnsi="Times New Roman" w:eastAsia="Times New Roman" w:cs="Times New Roman"/>
-        </w:rPr>
-        <w:t>]</w:t>
-      </w:r>
-      <w:r>
-        <w:rPr>
-          <w:rFonts w:ascii="Times New Roman" w:hAnsi="Times New Roman" w:eastAsia="Times New Roman" w:cs="Times New Roman"/>
-        </w:rPr>
-        <w:t xml:space="preserve"> </w:t>
-      </w:r>
-      <w:r>
-        <w:rPr>
           <w:rFonts w:hint="eastAsia" w:ascii="Times New Roman" w:hAnsi="Times New Roman" w:eastAsia="FangSong" w:cs="Times New Roman"/>
         </w:rPr>
         <w:t>以基准试剂重铬酸钾</w:t>
@@ -20337,42 +20306,6 @@
           <w:bCs/>
         </w:rPr>
         <w:t xml:space="preserve">17.</w:t>
-      </w:r>
-      <w:r>
-        <w:rPr>
-          <w:rFonts w:ascii="Times New Roman" w:hAnsi="Times New Roman" w:eastAsia="Times New Roman" w:cs="Times New Roman"/>
-        </w:rPr>
-        <w:t xml:space="preserve"> </w:t>
-      </w:r>
-      <w:r>
-        <w:rPr>
-          <w:rFonts w:hint="eastAsia" w:ascii="Times New Roman" w:hAnsi="Times New Roman" w:eastAsia="Times New Roman" w:cs="Times New Roman"/>
-        </w:rPr>
-        <w:t>[</w:t>
-      </w:r>
-      <w:r>
-        <w:rPr>
-          <w:rFonts w:hint="eastAsia" w:ascii="Times New Roman" w:hAnsi="Times New Roman" w:eastAsia="FangSong" w:cs="Times New Roman"/>
-        </w:rPr>
-        <w:t>讲义精编</w:t>
-      </w:r>
-      <w:r>
-        <w:rPr>
-          <w:rFonts w:hint="eastAsia" w:ascii="Times New Roman" w:hAnsi="Times New Roman" w:eastAsia="Times New Roman" w:cs="Times New Roman"/>
-        </w:rPr>
-        <w:t>·</w:t>
-      </w:r>
-      <w:r>
-        <w:rPr>
-          <w:rFonts w:hint="eastAsia" w:ascii="Times New Roman" w:hAnsi="Times New Roman" w:eastAsia="FangSong" w:cs="Times New Roman"/>
-        </w:rPr>
-        <w:t>强弱混合酸分步滴定误差传递与滴定终点控制</w:t>
-      </w:r>
-      <w:r>
-        <w:rPr>
-          <w:rFonts w:hint="eastAsia" w:ascii="Times New Roman" w:hAnsi="Times New Roman" w:eastAsia="Times New Roman" w:cs="Times New Roman"/>
-        </w:rPr>
-        <w:t>]</w:t>
       </w:r>
       <w:r>
         <w:rPr>
@@ -21340,42 +21273,6 @@
           <w:bCs/>
         </w:rPr>
         <w:t xml:space="preserve">18.</w:t>
-      </w:r>
-      <w:r>
-        <w:rPr>
-          <w:rFonts w:ascii="Times New Roman" w:hAnsi="Times New Roman" w:eastAsia="Times New Roman" w:cs="Times New Roman"/>
-        </w:rPr>
-        <w:t xml:space="preserve"> </w:t>
-      </w:r>
-      <w:r>
-        <w:rPr>
-          <w:rFonts w:hint="eastAsia" w:ascii="Times New Roman" w:hAnsi="Times New Roman" w:eastAsia="Times New Roman" w:cs="Times New Roman"/>
-        </w:rPr>
-        <w:t>[</w:t>
-      </w:r>
-      <w:r>
-        <w:rPr>
-          <w:rFonts w:hint="eastAsia" w:ascii="Times New Roman" w:hAnsi="Times New Roman" w:eastAsia="FangSong" w:cs="Times New Roman"/>
-        </w:rPr>
-        <w:t>讲义精编</w:t>
-      </w:r>
-      <w:r>
-        <w:rPr>
-          <w:rFonts w:hint="eastAsia" w:ascii="Times New Roman" w:hAnsi="Times New Roman" w:eastAsia="Times New Roman" w:cs="Times New Roman"/>
-        </w:rPr>
-        <w:t>·</w:t>
-      </w:r>
-      <w:r>
-        <w:rPr>
-          <w:rFonts w:hint="eastAsia" w:ascii="Times New Roman" w:hAnsi="Times New Roman" w:eastAsia="FangSong" w:cs="Times New Roman"/>
-        </w:rPr>
-        <w:t>微量化学分析中空白值波动与检出限评价</w:t>
-      </w:r>
-      <w:r>
-        <w:rPr>
-          <w:rFonts w:hint="eastAsia" w:ascii="Times New Roman" w:hAnsi="Times New Roman" w:eastAsia="Times New Roman" w:cs="Times New Roman"/>
-        </w:rPr>
-        <w:t>]</w:t>
       </w:r>
       <w:r>
         <w:rPr>
@@ -25233,7 +25130,7 @@
         <w:t>？</w:t>
       </w:r>
     </w:p>
-    <w:bookmarkStart w:id="28" w:name="参考答案与精解"/>
+    <w:bookmarkStart w:id="29" w:name="参考答案与精解"/>
     <w:p>
       <w:pPr>
         <w:pStyle w:val="Heading3"/>
@@ -63689,7 +63586,6 @@
         <w:t>。</w:t>
       </w:r>
     </w:p>
-    <w:bookmarkEnd w:id="28"/>
     <w:bookmarkEnd w:id="29"/>
     <w:bookmarkEnd w:id="30"/>
     <w:sectPr>

--- a/06-学生侧材料/讲义/4-分析化学/有效数字与误差分析-超级充实版（自学完整）.docx
+++ b/06-学生侧材料/讲义/4-分析化学/有效数字与误差分析-超级充实版（自学完整）.docx
@@ -2,628 +2,7 @@
 <file path=word/document.xml><?xml version="1.0" encoding="utf-8"?>
 <w:document xmlns:w="http://schemas.openxmlformats.org/wordprocessingml/2006/main" xmlns:m="http://schemas.openxmlformats.org/officeDocument/2006/math" xmlns:r="http://schemas.openxmlformats.org/officeDocument/2006/relationships" xmlns:o="urn:schemas-microsoft-com:office:office" xmlns:v="urn:schemas-microsoft-com:vml" xmlns:w10="urn:schemas-microsoft-com:office:word" xmlns:a="http://schemas.openxmlformats.org/drawingml/2006/main" xmlns:pic="http://schemas.openxmlformats.org/drawingml/2006/picture" xmlns:wp="http://schemas.openxmlformats.org/drawingml/2006/wordprocessingDrawing">
   <w:body>
-    <w:bookmarkStart w:id="9" w:name="学习目标与考纲锚点"/>
-    <w:p>
-      <w:pPr>
-        <w:pStyle w:val="Heading2"/>
-        <w:spacing w:before="280" w:after="120"/>
-      </w:pPr>
-      <w:r>
-        <w:rPr>
-          <w:rFonts w:hint="eastAsia" w:ascii="Times New Roman" w:hAnsi="Times New Roman" w:eastAsia="SimHei" w:cs="Times New Roman"/>
-        </w:rPr>
-        <w:t xml:space="preserve">学习目标与考纲锚点</w:t>
-      </w:r>
-    </w:p>
-    <w:p>
-      <w:pPr>
-        <w:pStyle w:val="BlockText"/>
-        <w:spacing w:after="80"/>
-        <w:ind w:firstLine="420"/>
-      </w:pPr>
-      <w:r>
-        <w:rPr>
-          <w:rFonts w:hint="eastAsia" w:ascii="Times New Roman" w:hAnsi="Times New Roman" w:eastAsia="FangSong" w:cs="Times New Roman"/>
-        </w:rPr>
-        <w:t>对齐考纲</w:t>
-      </w:r>
-      <w:r>
-        <w:rPr>
-          <w:rFonts w:hint="eastAsia" w:ascii="Times New Roman" w:hAnsi="Times New Roman" w:eastAsia="Times New Roman" w:cs="Times New Roman"/>
-        </w:rPr>
-        <w:t>：§01</w:t>
-      </w:r>
-      <w:r>
-        <w:rPr>
-          <w:rFonts w:ascii="Times New Roman" w:hAnsi="Times New Roman" w:eastAsia="Times New Roman" w:cs="Times New Roman"/>
-        </w:rPr>
-        <w:t xml:space="preserve"> </w:t>
-      </w:r>
-      <w:r>
-        <w:rPr>
-          <w:rFonts w:hint="eastAsia" w:ascii="Times New Roman" w:hAnsi="Times New Roman" w:eastAsia="FangSong" w:cs="Times New Roman"/>
-        </w:rPr>
-        <w:t xml:space="preserve">有效数字</w:t>
-      </w:r>
-      <w:r>
-        <w:rPr>
-          <w:rFonts w:ascii="Times New Roman" w:hAnsi="Times New Roman" w:eastAsia="Times New Roman" w:cs="Times New Roman"/>
-        </w:rPr>
-        <w:t xml:space="preserve"> · §19 </w:t>
-      </w:r>
-      <w:r>
-        <w:rPr>
-          <w:rFonts w:hint="eastAsia" w:ascii="Times New Roman" w:hAnsi="Times New Roman" w:eastAsia="FangSong" w:cs="Times New Roman"/>
-        </w:rPr>
-        <w:t xml:space="preserve">误差分析</w:t>
-      </w:r>
-    </w:p>
-    <w:tbl>
-      <w:tblPr>
-        <w:tblStyle w:val="Table"/>
-        <w:tblW w:type="pct" w:w="5000"/>
-        <w:tblLayout w:type="fixed"/>
-        <w:tblLook w:firstRow="1" w:lastRow="0" w:firstColumn="0" w:lastColumn="0" w:noHBand="0" w:noVBand="0" w:val="0020"/>
-        <w:jc w:val="center"/>
-        <w:tblBorders>
-          <w:top w:val="single" w:sz="12" w:space="0" w:color="333333"/>
-          <w:bottom w:val="single" w:sz="12" w:space="0" w:color="333333"/>
-          <w:left w:val="none"/>
-          <w:right w:val="none"/>
-          <w:insideH w:val="none"/>
-          <w:insideV w:val="none"/>
-        </w:tblBorders>
-      </w:tblPr>
-      <w:tblGrid>
-        <w:gridCol w:w="3960"/>
-        <w:gridCol w:w="3960"/>
-      </w:tblGrid>
-      <w:tr>
-        <w:trPr>
-          <w:tblHeader w:val="on"/>
-        </w:trPr>
-        <w:tc>
-          <w:tcPr>
-            <w:tcBorders>
-              <w:bottom w:val="single" w:sz="6" w:space="0" w:color="333333"/>
-            </w:tcBorders>
-          </w:tcPr>
-          <w:p>
-            <w:pPr>
-              <w:pStyle w:val="Compact"/>
-              <w:jc w:val="center"/>
-            </w:pPr>
-            <w:r>
-              <w:rPr>
-                <w:rFonts w:hint="eastAsia" w:ascii="Times New Roman" w:hAnsi="Times New Roman" w:eastAsia="SimHei" w:cs="Times New Roman"/>
-                <w:b/>
-              </w:rPr>
-              <w:t xml:space="preserve">考纲条目</w:t>
-            </w:r>
-          </w:p>
-        </w:tc>
-        <w:tc>
-          <w:tcPr>
-            <w:tcBorders>
-              <w:bottom w:val="single" w:sz="6" w:space="0" w:color="333333"/>
-            </w:tcBorders>
-          </w:tcPr>
-          <w:p>
-            <w:pPr>
-              <w:pStyle w:val="Compact"/>
-              <w:jc w:val="center"/>
-            </w:pPr>
-            <w:r>
-              <w:rPr>
-                <w:rFonts w:hint="eastAsia" w:ascii="Times New Roman" w:hAnsi="Times New Roman" w:eastAsia="SimHei" w:cs="Times New Roman"/>
-                <w:b/>
-              </w:rPr>
-              <w:t xml:space="preserve">学完本讲应能</w:t>
-            </w:r>
-          </w:p>
-        </w:tc>
-      </w:tr>
-      <w:tr>
-        <w:tc>
-          <w:tcPr/>
-          <w:p>
-            <w:pPr>
-              <w:pStyle w:val="Compact"/>
-              <w:jc w:val="center"/>
-            </w:pPr>
-            <w:r>
-              <w:rPr>
-                <w:rFonts w:ascii="Times New Roman" w:hAnsi="Times New Roman" w:eastAsia="Times New Roman" w:cs="Times New Roman"/>
-              </w:rPr>
-              <w:t xml:space="preserve">§01 </w:t>
-            </w:r>
-            <w:r>
-              <w:rPr>
-                <w:rFonts w:hint="eastAsia" w:ascii="Times New Roman" w:hAnsi="Times New Roman" w:eastAsia="FangSong" w:cs="Times New Roman"/>
-              </w:rPr>
-              <w:t xml:space="preserve">有效数字</w:t>
-            </w:r>
-            <w:r>
-              <w:rPr>
-                <w:rFonts w:ascii="Times New Roman" w:hAnsi="Times New Roman" w:eastAsia="Times New Roman" w:cs="Times New Roman"/>
-              </w:rPr>
-              <w:t xml:space="preserve"> · </w:t>
-            </w:r>
-            <w:r>
-              <w:rPr>
-                <w:rFonts w:hint="eastAsia" w:ascii="Times New Roman" w:hAnsi="Times New Roman" w:eastAsia="FangSong" w:cs="Times New Roman"/>
-              </w:rPr>
-              <w:t xml:space="preserve">位数辨识与修约</w:t>
-            </w:r>
-          </w:p>
-        </w:tc>
-        <w:tc>
-          <w:tcPr/>
-          <w:p>
-            <w:pPr>
-              <w:pStyle w:val="Compact"/>
-              <w:jc w:val="center"/>
-            </w:pPr>
-            <w:r>
-              <w:rPr>
-                <w:rFonts w:hint="eastAsia" w:ascii="Times New Roman" w:hAnsi="Times New Roman" w:eastAsia="FangSong" w:cs="Times New Roman"/>
-              </w:rPr>
-              <w:t>准确辨识各类数值</w:t>
-            </w:r>
-            <w:r>
-              <w:rPr>
-                <w:rFonts w:hint="eastAsia" w:ascii="Times New Roman" w:hAnsi="Times New Roman" w:eastAsia="Times New Roman" w:cs="Times New Roman"/>
-              </w:rPr>
-              <w:t>（</w:t>
-            </w:r>
-            <w:r>
-              <w:rPr>
-                <w:rFonts w:hint="eastAsia" w:ascii="Times New Roman" w:hAnsi="Times New Roman" w:eastAsia="FangSong" w:cs="Times New Roman"/>
-              </w:rPr>
-              <w:t>含对数</w:t>
-            </w:r>
-            <w:r>
-              <w:rPr>
-                <w:rFonts w:hint="eastAsia" w:ascii="Times New Roman" w:hAnsi="Times New Roman" w:eastAsia="Times New Roman" w:cs="Times New Roman"/>
-              </w:rPr>
-              <w:t>、</w:t>
-            </w:r>
-            <m:oMath>
-              <m:r>
-                <m:rPr>
-                  <m:sty m:val="p"/>
-                </m:rPr>
-                <m:t>p</m:t>
-              </m:r>
-              <m:r>
-                <m:rPr>
-                  <m:sty m:val="p"/>
-                </m:rPr>
-                <m:t>H</m:t>
-              </m:r>
-            </m:oMath>
-            <w:r>
-              <w:rPr>
-                <w:rFonts w:hint="eastAsia" w:ascii="Times New Roman" w:hAnsi="Times New Roman" w:eastAsia="Times New Roman" w:cs="Times New Roman"/>
-              </w:rPr>
-              <w:t>、</w:t>
-            </w:r>
-            <w:r>
-              <w:rPr>
-                <w:rFonts w:hint="eastAsia" w:ascii="Times New Roman" w:hAnsi="Times New Roman" w:eastAsia="FangSong" w:cs="Times New Roman"/>
-              </w:rPr>
-              <w:t>指数形式</w:t>
-            </w:r>
-            <w:r>
-              <w:rPr>
-                <w:rFonts w:hint="eastAsia" w:ascii="Times New Roman" w:hAnsi="Times New Roman" w:eastAsia="Times New Roman" w:cs="Times New Roman"/>
-              </w:rPr>
-              <w:t>）</w:t>
-            </w:r>
-            <w:r>
-              <w:rPr>
-                <w:rFonts w:hint="eastAsia" w:ascii="Times New Roman" w:hAnsi="Times New Roman" w:eastAsia="FangSong" w:cs="Times New Roman"/>
-              </w:rPr>
-              <w:t>的有效数字位数</w:t>
-            </w:r>
-            <w:r>
-              <w:rPr>
-                <w:rFonts w:hint="eastAsia" w:ascii="Times New Roman" w:hAnsi="Times New Roman" w:eastAsia="Times New Roman" w:cs="Times New Roman"/>
-              </w:rPr>
-              <w:t>，</w:t>
-            </w:r>
-            <w:r>
-              <w:rPr>
-                <w:rFonts w:hint="eastAsia" w:ascii="Times New Roman" w:hAnsi="Times New Roman" w:eastAsia="FangSong" w:cs="Times New Roman"/>
-              </w:rPr>
-              <w:t>按</w:t>
-            </w:r>
-            <w:r>
-              <w:rPr>
-                <w:rFonts w:ascii="Times New Roman" w:hAnsi="Times New Roman" w:eastAsia="Times New Roman" w:cs="Times New Roman"/>
-              </w:rPr>
-              <w:t xml:space="preserve"> GB/T 8170 </w:t>
-            </w:r>
-            <w:r>
-              <w:rPr>
-                <w:rFonts w:hint="eastAsia" w:ascii="Times New Roman" w:hAnsi="Times New Roman" w:eastAsia="FangSong" w:cs="Times New Roman"/>
-              </w:rPr>
-              <w:t xml:space="preserve">规则完成四舍五入与一次性修约</w:t>
-            </w:r>
-          </w:p>
-        </w:tc>
-      </w:tr>
-      <w:tr>
-        <w:tc>
-          <w:tcPr/>
-          <w:p>
-            <w:pPr>
-              <w:pStyle w:val="Compact"/>
-              <w:jc w:val="center"/>
-            </w:pPr>
-            <w:r>
-              <w:rPr>
-                <w:rFonts w:ascii="Times New Roman" w:hAnsi="Times New Roman" w:eastAsia="Times New Roman" w:cs="Times New Roman"/>
-              </w:rPr>
-              <w:t xml:space="preserve">§01 </w:t>
-            </w:r>
-            <w:r>
-              <w:rPr>
-                <w:rFonts w:hint="eastAsia" w:ascii="Times New Roman" w:hAnsi="Times New Roman" w:eastAsia="FangSong" w:cs="Times New Roman"/>
-              </w:rPr>
-              <w:t xml:space="preserve">有效数字</w:t>
-            </w:r>
-            <w:r>
-              <w:rPr>
-                <w:rFonts w:ascii="Times New Roman" w:hAnsi="Times New Roman" w:eastAsia="Times New Roman" w:cs="Times New Roman"/>
-              </w:rPr>
-              <w:t xml:space="preserve"> · </w:t>
-            </w:r>
-            <w:r>
-              <w:rPr>
-                <w:rFonts w:hint="eastAsia" w:ascii="Times New Roman" w:hAnsi="Times New Roman" w:eastAsia="FangSong" w:cs="Times New Roman"/>
-              </w:rPr>
-              <w:t xml:space="preserve">运算与精度保持</w:t>
-            </w:r>
-          </w:p>
-        </w:tc>
-        <w:tc>
-          <w:tcPr/>
-          <w:p>
-            <w:pPr>
-              <w:pStyle w:val="Compact"/>
-              <w:jc w:val="center"/>
-            </w:pPr>
-            <w:r>
-              <w:rPr>
-                <w:rFonts w:hint="eastAsia" w:ascii="Times New Roman" w:hAnsi="Times New Roman" w:eastAsia="FangSong" w:cs="Times New Roman"/>
-              </w:rPr>
-              <w:t>掌握加减法按小数位数</w:t>
-            </w:r>
-            <w:r>
-              <w:rPr>
-                <w:rFonts w:hint="eastAsia" w:ascii="Times New Roman" w:hAnsi="Times New Roman" w:eastAsia="Times New Roman" w:cs="Times New Roman"/>
-              </w:rPr>
-              <w:t>、</w:t>
-            </w:r>
-            <w:r>
-              <w:rPr>
-                <w:rFonts w:hint="eastAsia" w:ascii="Times New Roman" w:hAnsi="Times New Roman" w:eastAsia="FangSong" w:cs="Times New Roman"/>
-              </w:rPr>
-              <w:t>乘除法按有效位数最少的运算规则</w:t>
-            </w:r>
-            <w:r>
-              <w:rPr>
-                <w:rFonts w:hint="eastAsia" w:ascii="Times New Roman" w:hAnsi="Times New Roman" w:eastAsia="Times New Roman" w:cs="Times New Roman"/>
-              </w:rPr>
-              <w:t>，</w:t>
-            </w:r>
-            <w:r>
-              <w:rPr>
-                <w:rFonts w:hint="eastAsia" w:ascii="Times New Roman" w:hAnsi="Times New Roman" w:eastAsia="FangSong" w:cs="Times New Roman"/>
-              </w:rPr>
-              <w:t>理解中间过程多保留一位</w:t>
-            </w:r>
-            <w:r>
-              <w:rPr>
-                <w:rFonts w:hint="eastAsia" w:ascii="Times New Roman" w:hAnsi="Times New Roman" w:eastAsia="Times New Roman" w:cs="Times New Roman"/>
-              </w:rPr>
-              <w:t>、</w:t>
-            </w:r>
-            <w:r>
-              <w:rPr>
-                <w:rFonts w:hint="eastAsia" w:ascii="Times New Roman" w:hAnsi="Times New Roman" w:eastAsia="FangSong" w:cs="Times New Roman"/>
-              </w:rPr>
-              <w:t>结果再修约的精度控制</w:t>
-            </w:r>
-          </w:p>
-        </w:tc>
-      </w:tr>
-      <w:tr>
-        <w:tc>
-          <w:tcPr/>
-          <w:p>
-            <w:pPr>
-              <w:pStyle w:val="Compact"/>
-              <w:jc w:val="center"/>
-            </w:pPr>
-            <w:r>
-              <w:rPr>
-                <w:rFonts w:ascii="Times New Roman" w:hAnsi="Times New Roman" w:eastAsia="Times New Roman" w:cs="Times New Roman"/>
-              </w:rPr>
-              <w:t xml:space="preserve">§19 </w:t>
-            </w:r>
-            <w:r>
-              <w:rPr>
-                <w:rFonts w:hint="eastAsia" w:ascii="Times New Roman" w:hAnsi="Times New Roman" w:eastAsia="FangSong" w:cs="Times New Roman"/>
-              </w:rPr>
-              <w:t xml:space="preserve">误差分析</w:t>
-            </w:r>
-            <w:r>
-              <w:rPr>
-                <w:rFonts w:ascii="Times New Roman" w:hAnsi="Times New Roman" w:eastAsia="Times New Roman" w:cs="Times New Roman"/>
-              </w:rPr>
-              <w:t xml:space="preserve"> · </w:t>
-            </w:r>
-            <w:r>
-              <w:rPr>
-                <w:rFonts w:hint="eastAsia" w:ascii="Times New Roman" w:hAnsi="Times New Roman" w:eastAsia="FangSong" w:cs="Times New Roman"/>
-              </w:rPr>
-              <w:t xml:space="preserve">误差分类与来源</w:t>
-            </w:r>
-          </w:p>
-        </w:tc>
-        <w:tc>
-          <w:tcPr/>
-          <w:p>
-            <w:pPr>
-              <w:pStyle w:val="Compact"/>
-              <w:jc w:val="center"/>
-            </w:pPr>
-            <w:r>
-              <w:rPr>
-                <w:rFonts w:hint="eastAsia" w:ascii="Times New Roman" w:hAnsi="Times New Roman" w:eastAsia="FangSong" w:cs="Times New Roman"/>
-              </w:rPr>
-              <w:t>区分系统误差与随机误差</w:t>
-            </w:r>
-            <w:r>
-              <w:rPr>
-                <w:rFonts w:hint="eastAsia" w:ascii="Times New Roman" w:hAnsi="Times New Roman" w:eastAsia="Times New Roman" w:cs="Times New Roman"/>
-              </w:rPr>
-              <w:t>、</w:t>
-            </w:r>
-            <w:r>
-              <w:rPr>
-                <w:rFonts w:hint="eastAsia" w:ascii="Times New Roman" w:hAnsi="Times New Roman" w:eastAsia="FangSong" w:cs="Times New Roman"/>
-              </w:rPr>
-              <w:t>准确度与精密度</w:t>
-            </w:r>
-            <w:r>
-              <w:rPr>
-                <w:rFonts w:hint="eastAsia" w:ascii="Times New Roman" w:hAnsi="Times New Roman" w:eastAsia="Times New Roman" w:cs="Times New Roman"/>
-              </w:rPr>
-              <w:t>，</w:t>
-            </w:r>
-            <w:r>
-              <w:rPr>
-                <w:rFonts w:hint="eastAsia" w:ascii="Times New Roman" w:hAnsi="Times New Roman" w:eastAsia="FangSong" w:cs="Times New Roman"/>
-              </w:rPr>
-              <w:t>识别仪器</w:t>
-            </w:r>
-            <w:r>
-              <w:rPr>
-                <w:rFonts w:hint="eastAsia" w:ascii="Times New Roman" w:hAnsi="Times New Roman" w:eastAsia="Times New Roman" w:cs="Times New Roman"/>
-              </w:rPr>
-              <w:t>、</w:t>
-            </w:r>
-            <w:r>
-              <w:rPr>
-                <w:rFonts w:hint="eastAsia" w:ascii="Times New Roman" w:hAnsi="Times New Roman" w:eastAsia="FangSong" w:cs="Times New Roman"/>
-              </w:rPr>
-              <w:t>方法</w:t>
-            </w:r>
-            <w:r>
-              <w:rPr>
-                <w:rFonts w:hint="eastAsia" w:ascii="Times New Roman" w:hAnsi="Times New Roman" w:eastAsia="Times New Roman" w:cs="Times New Roman"/>
-              </w:rPr>
-              <w:t>、</w:t>
-            </w:r>
-            <w:r>
-              <w:rPr>
-                <w:rFonts w:hint="eastAsia" w:ascii="Times New Roman" w:hAnsi="Times New Roman" w:eastAsia="FangSong" w:cs="Times New Roman"/>
-              </w:rPr>
-              <w:t>操作与试剂等系统误差来源及其减免途径</w:t>
-            </w:r>
-          </w:p>
-        </w:tc>
-      </w:tr>
-      <w:tr>
-        <w:tc>
-          <w:tcPr/>
-          <w:p>
-            <w:pPr>
-              <w:pStyle w:val="Compact"/>
-              <w:jc w:val="center"/>
-            </w:pPr>
-            <w:r>
-              <w:rPr>
-                <w:rFonts w:ascii="Times New Roman" w:hAnsi="Times New Roman" w:eastAsia="Times New Roman" w:cs="Times New Roman"/>
-              </w:rPr>
-              <w:t xml:space="preserve">§19 </w:t>
-            </w:r>
-            <w:r>
-              <w:rPr>
-                <w:rFonts w:hint="eastAsia" w:ascii="Times New Roman" w:hAnsi="Times New Roman" w:eastAsia="FangSong" w:cs="Times New Roman"/>
-              </w:rPr>
-              <w:t xml:space="preserve">误差分析</w:t>
-            </w:r>
-            <w:r>
-              <w:rPr>
-                <w:rFonts w:ascii="Times New Roman" w:hAnsi="Times New Roman" w:eastAsia="Times New Roman" w:cs="Times New Roman"/>
-              </w:rPr>
-              <w:t xml:space="preserve"> · </w:t>
-            </w:r>
-            <w:r>
-              <w:rPr>
-                <w:rFonts w:hint="eastAsia" w:ascii="Times New Roman" w:hAnsi="Times New Roman" w:eastAsia="FangSong" w:cs="Times New Roman"/>
-              </w:rPr>
-              <w:t xml:space="preserve">误差传递与极值设计</w:t>
-            </w:r>
-          </w:p>
-        </w:tc>
-        <w:tc>
-          <w:tcPr/>
-          <w:p>
-            <w:pPr>
-              <w:pStyle w:val="Compact"/>
-              <w:jc w:val="center"/>
-            </w:pPr>
-            <w:r>
-              <w:rPr>
-                <w:rFonts w:hint="eastAsia" w:ascii="Times New Roman" w:hAnsi="Times New Roman" w:eastAsia="FangSong" w:cs="Times New Roman"/>
-              </w:rPr>
-              <w:t>掌握加减与乘除运算的误差传递公式</w:t>
-            </w:r>
-            <w:r>
-              <w:rPr>
-                <w:rFonts w:hint="eastAsia" w:ascii="Times New Roman" w:hAnsi="Times New Roman" w:eastAsia="Times New Roman" w:cs="Times New Roman"/>
-              </w:rPr>
-              <w:t>，</w:t>
-            </w:r>
-            <w:r>
-              <w:rPr>
-                <w:rFonts w:hint="eastAsia" w:ascii="Times New Roman" w:hAnsi="Times New Roman" w:eastAsia="FangSong" w:cs="Times New Roman"/>
-              </w:rPr>
-              <w:t>对天平</w:t>
-            </w:r>
-            <w:r>
-              <w:rPr>
-                <w:rFonts w:hint="eastAsia" w:ascii="Times New Roman" w:hAnsi="Times New Roman" w:eastAsia="Times New Roman" w:cs="Times New Roman"/>
-              </w:rPr>
-              <w:t>、</w:t>
-            </w:r>
-            <w:r>
-              <w:rPr>
-                <w:rFonts w:hint="eastAsia" w:ascii="Times New Roman" w:hAnsi="Times New Roman" w:eastAsia="FangSong" w:cs="Times New Roman"/>
-              </w:rPr>
-              <w:t>移液管等量器的极限相对误差作综合推算与取样量设计</w:t>
-            </w:r>
-          </w:p>
-        </w:tc>
-      </w:tr>
-      <w:tr>
-        <w:tc>
-          <w:tcPr/>
-          <w:p>
-            <w:pPr>
-              <w:pStyle w:val="Compact"/>
-              <w:jc w:val="center"/>
-            </w:pPr>
-            <w:r>
-              <w:rPr>
-                <w:rFonts w:ascii="Times New Roman" w:hAnsi="Times New Roman" w:eastAsia="Times New Roman" w:cs="Times New Roman"/>
-              </w:rPr>
-              <w:t xml:space="preserve">§19 </w:t>
-            </w:r>
-            <w:r>
-              <w:rPr>
-                <w:rFonts w:hint="eastAsia" w:ascii="Times New Roman" w:hAnsi="Times New Roman" w:eastAsia="FangSong" w:cs="Times New Roman"/>
-              </w:rPr>
-              <w:t xml:space="preserve">误差分析</w:t>
-            </w:r>
-            <w:r>
-              <w:rPr>
-                <w:rFonts w:ascii="Times New Roman" w:hAnsi="Times New Roman" w:eastAsia="Times New Roman" w:cs="Times New Roman"/>
-              </w:rPr>
-              <w:t xml:space="preserve"> · </w:t>
-            </w:r>
-            <w:r>
-              <w:rPr>
-                <w:rFonts w:hint="eastAsia" w:ascii="Times New Roman" w:hAnsi="Times New Roman" w:eastAsia="FangSong" w:cs="Times New Roman"/>
-              </w:rPr>
-              <w:t xml:space="preserve">数据处理与统计判据</w:t>
-            </w:r>
-          </w:p>
-        </w:tc>
-        <w:tc>
-          <w:tcPr/>
-          <w:p>
-            <w:pPr>
-              <w:pStyle w:val="Compact"/>
-              <w:jc w:val="center"/>
-            </w:pPr>
-            <w:r>
-              <w:rPr>
-                <w:rFonts w:hint="eastAsia" w:ascii="Times New Roman" w:hAnsi="Times New Roman" w:eastAsia="FangSong" w:cs="Times New Roman"/>
-              </w:rPr>
-              <w:t>掌握可疑值取舍</w:t>
-            </w:r>
-            <w:r>
-              <w:rPr>
-                <w:rFonts w:hint="eastAsia" w:ascii="Times New Roman" w:hAnsi="Times New Roman" w:eastAsia="Times New Roman" w:cs="Times New Roman"/>
-              </w:rPr>
-              <w:t>、</w:t>
-            </w:r>
-            <w:r>
-              <w:rPr>
-                <w:rFonts w:hint="eastAsia" w:ascii="Times New Roman" w:hAnsi="Times New Roman" w:eastAsia="FangSong" w:cs="Times New Roman"/>
-              </w:rPr>
-              <w:t>置信区间与最小二乘回归的适用条件</w:t>
-            </w:r>
-            <w:r>
-              <w:rPr>
-                <w:rFonts w:hint="eastAsia" w:ascii="Times New Roman" w:hAnsi="Times New Roman" w:eastAsia="Times New Roman" w:cs="Times New Roman"/>
-              </w:rPr>
-              <w:t>，</w:t>
-            </w:r>
-            <w:r>
-              <w:rPr>
-                <w:rFonts w:hint="eastAsia" w:ascii="Times New Roman" w:hAnsi="Times New Roman" w:eastAsia="FangSong" w:cs="Times New Roman"/>
-              </w:rPr>
-              <w:t>理解</w:t>
-            </w:r>
-            <w:r>
-              <w:rPr>
-                <w:rFonts w:ascii="Times New Roman" w:hAnsi="Times New Roman" w:eastAsia="Times New Roman" w:cs="Times New Roman"/>
-              </w:rPr>
-              <w:t xml:space="preserve"> </w:t>
-            </w:r>
-            <m:oMath>
-              <m:r>
-                <m:t>3</m:t>
-              </m:r>
-              <m:r>
-                <m:t>σ</m:t>
-              </m:r>
-            </m:oMath>
-            <w:r>
-              <w:rPr>
-                <w:rFonts w:ascii="Times New Roman" w:hAnsi="Times New Roman" w:eastAsia="Times New Roman" w:cs="Times New Roman"/>
-              </w:rPr>
-              <w:t xml:space="preserve"> </w:t>
-            </w:r>
-            <w:r>
-              <w:rPr>
-                <w:rFonts w:hint="eastAsia" w:ascii="Times New Roman" w:hAnsi="Times New Roman" w:eastAsia="FangSong" w:cs="Times New Roman"/>
-              </w:rPr>
-              <w:t xml:space="preserve">准则与检出限评价</w:t>
-            </w:r>
-          </w:p>
-        </w:tc>
-      </w:tr>
-    </w:tbl>
-    <w:p>
-      <w:pPr>
-        <w:spacing w:before="160" w:after="80"/>
-      </w:pPr>
-      <w:r>
-        <w:pict>
-          <v:rect style="width:0;height:1.5pt" o:hralign="center" o:hrstd="t" o:hr="t"/>
-        </w:pict>
-      </w:r>
-    </w:p>
-    <w:bookmarkEnd w:id="9"/>
-    <w:bookmarkStart w:id="10" w:name="有效数字物理极限对数法则与数理修约"/>
+    <w:bookmarkStart w:id="9" w:name="有效数字物理极限对数法则与数理修约"/>
     <w:p>
       <w:pPr>
         <w:pStyle w:val="Heading2"/>
@@ -3224,8 +2603,8 @@
         <w:t>。</w:t>
       </w:r>
     </w:p>
-    <w:bookmarkEnd w:id="10"/>
-    <w:bookmarkStart w:id="11" w:name="运算法则与中间过程精度保持"/>
+    <w:bookmarkEnd w:id="9"/>
+    <w:bookmarkStart w:id="10" w:name="运算法则与中间过程精度保持"/>
     <w:p>
       <w:pPr>
         <w:pStyle w:val="Heading2"/>
@@ -4415,8 +3794,8 @@
         <w:t xml:space="preserve">。</w:t>
       </w:r>
     </w:p>
-    <w:bookmarkEnd w:id="11"/>
-    <w:bookmarkStart w:id="27" w:name="误差分类与测量范围极值优化"/>
+    <w:bookmarkEnd w:id="10"/>
+    <w:bookmarkStart w:id="26" w:name="误差分类与测量范围极值优化"/>
     <w:p>
       <w:pPr>
         <w:pStyle w:val="Heading2"/>
@@ -4881,18 +4260,18 @@
           <wp:inline>
             <wp:extent cx="2667000" cy="1582931"/>
             <wp:effectExtent b="0" l="0" r="0" t="0"/>
-            <wp:docPr descr="" title="" id="13" name="Picture"/>
+            <wp:docPr descr="" title="" id="12" name="Picture"/>
             <a:graphic>
               <a:graphicData uri="http://schemas.openxmlformats.org/drawingml/2006/picture">
                 <pic:pic>
                   <pic:nvPicPr>
-                    <pic:cNvPr descr="11a6ee0a0dd50419adaa854997a6f242c1c55c67eee06e9f0ba87038863049c5.jpg" id="14" name="Picture"/>
+                    <pic:cNvPr descr="11a6ee0a0dd50419adaa854997a6f242c1c55c67eee06e9f0ba87038863049c5.jpg" id="13" name="Picture"/>
                     <pic:cNvPicPr>
                       <a:picLocks noChangeArrowheads="1" noChangeAspect="1"/>
                     </pic:cNvPicPr>
                   </pic:nvPicPr>
                   <pic:blipFill>
-                    <a:blip r:embed="rId12"/>
+                    <a:blip r:embed="rId11"/>
                     <a:stretch>
                       <a:fillRect/>
                     </a:stretch>
@@ -4966,24 +4345,6 @@
         </w:rPr>
         <w:t>干燥条件与标定对象对照表</w:t>
       </w:r>
-      <w:r>
-        <w:rPr>
-          <w:rFonts w:hint="eastAsia" w:ascii="Times New Roman" w:hAnsi="Times New Roman" w:eastAsia="Times New Roman" w:cs="Times New Roman"/>
-        </w:rPr>
-        <w:t>。</w:t>
-      </w:r>
-      <w:r>
-        <w:rPr>
-          <w:rFonts w:hint="eastAsia" w:ascii="Times New Roman" w:hAnsi="Times New Roman" w:eastAsia="FangSong" w:cs="Times New Roman"/>
-        </w:rPr>
-        <w:t>选用适宜基准试剂是消除方法与试剂系统误差的关键前提</w:t>
-      </w:r>
-      <w:r>
-        <w:rPr>
-          <w:rFonts w:hint="eastAsia" w:ascii="Times New Roman" w:hAnsi="Times New Roman" w:eastAsia="Times New Roman" w:cs="Times New Roman"/>
-        </w:rPr>
-        <w:t>。</w:t>
-      </w:r>
     </w:p>
     <w:p>
       <w:pPr>
@@ -4999,18 +4360,18 @@
           <wp:inline>
             <wp:extent cx="2667000" cy="810863"/>
             <wp:effectExtent b="0" l="0" r="0" t="0"/>
-            <wp:docPr descr="" title="" id="16" name="Picture"/>
+            <wp:docPr descr="" title="" id="15" name="Picture"/>
             <a:graphic>
               <a:graphicData uri="http://schemas.openxmlformats.org/drawingml/2006/picture">
                 <pic:pic>
                   <pic:nvPicPr>
-                    <pic:cNvPr descr="b065ecfdc21b739a5adc918a084d44e08b2774a393fa602a5109160bdb768f10.jpg" id="17" name="Picture"/>
+                    <pic:cNvPr descr="b065ecfdc21b739a5adc918a084d44e08b2774a393fa602a5109160bdb768f10.jpg" id="16" name="Picture"/>
                     <pic:cNvPicPr>
                       <a:picLocks noChangeArrowheads="1" noChangeAspect="1"/>
                     </pic:cNvPicPr>
                   </pic:nvPicPr>
                   <pic:blipFill>
-                    <a:blip r:embed="rId15"/>
+                    <a:blip r:embed="rId14"/>
                     <a:stretch>
                       <a:fillRect/>
                     </a:stretch>
@@ -5071,12 +4432,6 @@
           <w:rFonts w:hint="eastAsia" w:ascii="Times New Roman" w:hAnsi="Times New Roman" w:eastAsia="FangSong" w:cs="Times New Roman"/>
         </w:rPr>
         <w:t>络合滴定与沉淀滴定常用基准物质性质与标定对象对照表</w:t>
-      </w:r>
-      <w:r>
-        <w:rPr>
-          <w:rFonts w:hint="eastAsia" w:ascii="Times New Roman" w:hAnsi="Times New Roman" w:eastAsia="Times New Roman" w:cs="Times New Roman"/>
-        </w:rPr>
-        <w:t>。</w:t>
       </w:r>
     </w:p>
     <w:p>
@@ -5900,18 +5255,18 @@
           <wp:inline>
             <wp:extent cx="2667000" cy="1944311"/>
             <wp:effectExtent b="0" l="0" r="0" t="0"/>
-            <wp:docPr descr="" title="" id="19" name="Picture"/>
+            <wp:docPr descr="" title="" id="18" name="Picture"/>
             <a:graphic>
               <a:graphicData uri="http://schemas.openxmlformats.org/drawingml/2006/picture">
                 <pic:pic>
                   <pic:nvPicPr>
-                    <pic:cNvPr descr="f178263ac2b346af802a37db132484a685ddca027789e8092fdca25b72303ab7.jpg" id="20" name="Picture"/>
+                    <pic:cNvPr descr="f178263ac2b346af802a37db132484a685ddca027789e8092fdca25b72303ab7.jpg" id="19" name="Picture"/>
                     <pic:cNvPicPr>
                       <a:picLocks noChangeArrowheads="1" noChangeAspect="1"/>
                     </pic:cNvPicPr>
                   </pic:nvPicPr>
                   <pic:blipFill>
-                    <a:blip r:embed="rId18"/>
+                    <a:blip r:embed="rId17"/>
                     <a:stretch>
                       <a:fillRect/>
                     </a:stretch>
@@ -5995,19 +5350,7 @@
         <w:rPr>
           <w:rFonts w:hint="eastAsia" w:ascii="Times New Roman" w:hAnsi="Times New Roman" w:eastAsia="Times New Roman" w:cs="Times New Roman"/>
         </w:rPr>
-        <w:t>）。</w:t>
-      </w:r>
-      <w:r>
-        <w:rPr>
-          <w:rFonts w:hint="eastAsia" w:ascii="Times New Roman" w:hAnsi="Times New Roman" w:eastAsia="FangSong" w:cs="Times New Roman"/>
-        </w:rPr>
-        <w:t>大样本随机误差严格服从高斯对称分布</w:t>
-      </w:r>
-      <w:r>
-        <w:rPr>
-          <w:rFonts w:hint="eastAsia" w:ascii="Times New Roman" w:hAnsi="Times New Roman" w:eastAsia="Times New Roman" w:cs="Times New Roman"/>
-        </w:rPr>
-        <w:t>。</w:t>
+        <w:t>）</w:t>
       </w:r>
     </w:p>
     <w:p>
@@ -8438,18 +7781,18 @@
           <wp:inline>
             <wp:extent cx="2476500" cy="2003713"/>
             <wp:effectExtent b="0" l="0" r="0" t="0"/>
-            <wp:docPr descr="" title="" id="22" name="Picture"/>
+            <wp:docPr descr="" title="" id="21" name="Picture"/>
             <a:graphic>
               <a:graphicData uri="http://schemas.openxmlformats.org/drawingml/2006/picture">
                 <pic:pic>
                   <pic:nvPicPr>
-                    <pic:cNvPr descr="3d9b209febb741f06ee4cdf4d332767c9faa9924dddd40a153711145f7dde0f6.jpg" id="23" name="Picture"/>
+                    <pic:cNvPr descr="3d9b209febb741f06ee4cdf4d332767c9faa9924dddd40a153711145f7dde0f6.jpg" id="22" name="Picture"/>
                     <pic:cNvPicPr>
                       <a:picLocks noChangeArrowheads="1" noChangeAspect="1"/>
                     </pic:cNvPicPr>
                   </pic:nvPicPr>
                   <pic:blipFill>
-                    <a:blip r:embed="rId21"/>
+                    <a:blip r:embed="rId20"/>
                     <a:stretch>
                       <a:fillRect/>
                     </a:stretch>
@@ -8511,12 +7854,6 @@
         </w:rPr>
         <w:t>分光光度法比色皿样品池入射光与透射光光路示意图</w:t>
       </w:r>
-      <w:r>
-        <w:rPr>
-          <w:rFonts w:hint="eastAsia" w:ascii="Times New Roman" w:hAnsi="Times New Roman" w:eastAsia="Times New Roman" w:cs="Times New Roman"/>
-        </w:rPr>
-        <w:t>。</w:t>
-      </w:r>
     </w:p>
     <w:p>
       <w:pPr>
@@ -8532,18 +7869,18 @@
           <wp:inline>
             <wp:extent cx="2667000" cy="2050427"/>
             <wp:effectExtent b="0" l="0" r="0" t="0"/>
-            <wp:docPr descr="" title="" id="25" name="Picture"/>
+            <wp:docPr descr="" title="" id="24" name="Picture"/>
             <a:graphic>
               <a:graphicData uri="http://schemas.openxmlformats.org/drawingml/2006/picture">
                 <pic:pic>
                   <pic:nvPicPr>
-                    <pic:cNvPr descr="a215b815fa6f6456ac8eb9758f085db2a18150f9a2cd64eb993d8a64a527bd98.jpg" id="26" name="Picture"/>
+                    <pic:cNvPr descr="a215b815fa6f6456ac8eb9758f085db2a18150f9a2cd64eb993d8a64a527bd98.jpg" id="25" name="Picture"/>
                     <pic:cNvPicPr>
                       <a:picLocks noChangeArrowheads="1" noChangeAspect="1"/>
                     </pic:cNvPicPr>
                   </pic:nvPicPr>
                   <pic:blipFill>
-                    <a:blip r:embed="rId24"/>
+                    <a:blip r:embed="rId23"/>
                     <a:stretch>
                       <a:fillRect/>
                     </a:stretch>
@@ -8617,15 +7954,9 @@
         </w:rPr>
         <w:t>浓度标准曲线的测定点分布与线性拟合回归线</w:t>
       </w:r>
-      <w:r>
-        <w:rPr>
-          <w:rFonts w:hint="eastAsia" w:ascii="Times New Roman" w:hAnsi="Times New Roman" w:eastAsia="Times New Roman" w:cs="Times New Roman"/>
-        </w:rPr>
-        <w:t>。</w:t>
-      </w:r>
     </w:p>
-    <w:bookmarkEnd w:id="27"/>
-    <w:bookmarkStart w:id="28" w:name="常见失分陷阱辨析与赛场防错指南"/>
+    <w:bookmarkEnd w:id="26"/>
+    <w:bookmarkStart w:id="28" w:name="课后习题"/>
     <w:p>
       <w:pPr>
         <w:pStyle w:val="Heading2"/>
@@ -8641,1661 +7972,7 @@
         <w:rPr>
           <w:rFonts w:hint="eastAsia" w:ascii="Times New Roman" w:hAnsi="Times New Roman" w:eastAsia="SimHei" w:cs="Times New Roman"/>
         </w:rPr>
-        <w:t xml:space="preserve">常见失分陷阱辨析与赛场防错指南</w:t>
-      </w:r>
-    </w:p>
-    <w:p>
-      <w:pPr>
-        <w:pStyle w:val="FirstParagraph"/>
-        <w:ind w:firstLine="420"/>
-      </w:pPr>
-      <w:r>
-        <w:rPr>
-          <w:rFonts w:hint="eastAsia" w:ascii="Times New Roman" w:hAnsi="Times New Roman" w:eastAsia="FangSong" w:cs="Times New Roman"/>
-        </w:rPr>
-        <w:t>在化学竞赛阅卷中</w:t>
-      </w:r>
-      <w:r>
-        <w:rPr>
-          <w:rFonts w:hint="eastAsia" w:ascii="Times New Roman" w:hAnsi="Times New Roman" w:eastAsia="Times New Roman" w:cs="Times New Roman"/>
-        </w:rPr>
-        <w:t>，</w:t>
-      </w:r>
-      <w:r>
-        <w:rPr>
-          <w:rFonts w:hint="eastAsia" w:ascii="Times New Roman" w:hAnsi="Times New Roman" w:eastAsia="FangSong" w:cs="Times New Roman"/>
-        </w:rPr>
-        <w:t>定量分析板块因微观概念模糊导致的失分极具隐蔽性</w:t>
-      </w:r>
-      <w:r>
-        <w:rPr>
-          <w:rFonts w:hint="eastAsia" w:ascii="Times New Roman" w:hAnsi="Times New Roman" w:eastAsia="Times New Roman" w:cs="Times New Roman"/>
-        </w:rPr>
-        <w:t>。</w:t>
-      </w:r>
-      <w:r>
-        <w:rPr>
-          <w:rFonts w:hint="eastAsia" w:ascii="Times New Roman" w:hAnsi="Times New Roman" w:eastAsia="FangSong" w:cs="Times New Roman"/>
-        </w:rPr>
-        <w:t>掌握以下四大典型易错雷区与防错准则</w:t>
-      </w:r>
-      <w:r>
-        <w:rPr>
-          <w:rFonts w:hint="eastAsia" w:ascii="Times New Roman" w:hAnsi="Times New Roman" w:eastAsia="Times New Roman" w:cs="Times New Roman"/>
-        </w:rPr>
-        <w:t>，</w:t>
-      </w:r>
-      <w:r>
-        <w:rPr>
-          <w:rFonts w:hint="eastAsia" w:ascii="Times New Roman" w:hAnsi="Times New Roman" w:eastAsia="FangSong" w:cs="Times New Roman"/>
-        </w:rPr>
-        <w:t>可确保定量答题分毫不失</w:t>
-      </w:r>
-      <w:r>
-        <w:rPr>
-          <w:rFonts w:hint="eastAsia" w:ascii="Times New Roman" w:hAnsi="Times New Roman" w:eastAsia="Times New Roman" w:cs="Times New Roman"/>
-        </w:rPr>
-        <w:t>：</w:t>
-      </w:r>
-    </w:p>
-    <w:p>
-      <w:pPr>
-        <w:pStyle w:val="BodyText"/>
-        <w:ind w:firstLine="420"/>
-      </w:pPr>
-      <w:r>
-        <w:rPr>
-          <w:rFonts w:hint="eastAsia" w:ascii="Times New Roman" w:hAnsi="Times New Roman" w:eastAsia="FangSong" w:cs="Times New Roman"/>
-        </w:rPr>
-        <w:t>雷区一</w:t>
-      </w:r>
-      <w:r>
-        <w:rPr>
-          <w:rFonts w:hint="eastAsia" w:ascii="Times New Roman" w:hAnsi="Times New Roman" w:eastAsia="Times New Roman" w:cs="Times New Roman"/>
-        </w:rPr>
-        <w:t>：</w:t>
-      </w:r>
-      <w:r>
-        <w:rPr>
-          <w:rFonts w:hint="eastAsia" w:ascii="Times New Roman" w:hAnsi="Times New Roman" w:eastAsia="FangSong" w:cs="Times New Roman"/>
-        </w:rPr>
-        <w:t>对数有效数字</w:t>
-      </w:r>
-      <w:r>
-        <w:rPr>
-          <w:rFonts w:hint="eastAsia" w:ascii="Times New Roman" w:hAnsi="Times New Roman" w:eastAsia="Times New Roman" w:cs="Times New Roman"/>
-        </w:rPr>
-        <w:t>“</w:t>
-      </w:r>
-      <w:r>
-        <w:rPr>
-          <w:rFonts w:hint="eastAsia" w:ascii="Times New Roman" w:hAnsi="Times New Roman" w:eastAsia="FangSong" w:cs="Times New Roman"/>
-        </w:rPr>
-        <w:t>首数</w:t>
-      </w:r>
-      <w:r>
-        <w:rPr>
-          <w:rFonts w:hint="eastAsia" w:ascii="Times New Roman" w:hAnsi="Times New Roman" w:eastAsia="Times New Roman" w:cs="Times New Roman"/>
-        </w:rPr>
-        <w:t>”</w:t>
-      </w:r>
-      <w:r>
-        <w:rPr>
-          <w:rFonts w:hint="eastAsia" w:ascii="Times New Roman" w:hAnsi="Times New Roman" w:eastAsia="FangSong" w:cs="Times New Roman"/>
-        </w:rPr>
-        <w:t>与</w:t>
-      </w:r>
-      <w:r>
-        <w:rPr>
-          <w:rFonts w:hint="eastAsia" w:ascii="Times New Roman" w:hAnsi="Times New Roman" w:eastAsia="Times New Roman" w:cs="Times New Roman"/>
-        </w:rPr>
-        <w:t>“</w:t>
-      </w:r>
-      <w:r>
-        <w:rPr>
-          <w:rFonts w:hint="eastAsia" w:ascii="Times New Roman" w:hAnsi="Times New Roman" w:eastAsia="FangSong" w:cs="Times New Roman"/>
-        </w:rPr>
-        <w:t>尾数</w:t>
-      </w:r>
-      <w:r>
-        <w:rPr>
-          <w:rFonts w:hint="eastAsia" w:ascii="Times New Roman" w:hAnsi="Times New Roman" w:eastAsia="Times New Roman" w:cs="Times New Roman"/>
-        </w:rPr>
-        <w:t>”</w:t>
-      </w:r>
-      <w:r>
-        <w:rPr>
-          <w:rFonts w:hint="eastAsia" w:ascii="Times New Roman" w:hAnsi="Times New Roman" w:eastAsia="FangSong" w:cs="Times New Roman"/>
-        </w:rPr>
-        <w:t>认知倒错</w:t>
-      </w:r>
-      <w:r>
-        <w:rPr>
-          <w:rFonts w:hint="eastAsia" w:ascii="Times New Roman" w:hAnsi="Times New Roman" w:eastAsia="Times New Roman" w:cs="Times New Roman"/>
-        </w:rPr>
-        <w:t>。</w:t>
-      </w:r>
-      <w:r>
-        <w:rPr>
-          <w:rFonts w:hint="eastAsia" w:ascii="Times New Roman" w:hAnsi="Times New Roman" w:eastAsia="FangSong" w:cs="Times New Roman"/>
-        </w:rPr>
-        <w:t>部分选手误将</w:t>
-      </w:r>
-      <w:r>
-        <w:rPr>
-          <w:rFonts w:ascii="Times New Roman" w:hAnsi="Times New Roman" w:eastAsia="Times New Roman" w:cs="Times New Roman"/>
-        </w:rPr>
-        <w:t xml:space="preserve"> </w:t>
-      </w:r>
-      <m:oMath>
-        <m:oMathPr>
-          <m:ctrlPr>
-            <w:rPr>
-              <w:sz w:val="28"/>
-              <w:szCs w:val="28"/>
-            </w:rPr>
-          </m:ctrlPr>
-        </m:oMathPr>
-        <m:r>
-          <m:rPr>
-            <m:sty m:val="p"/>
-          </m:rPr>
-          <m:t>p</m:t>
-        </m:r>
-        <m:r>
-          <m:rPr>
-            <m:sty m:val="p"/>
-          </m:rPr>
-          <m:t>H</m:t>
-        </m:r>
-        <m:r>
-          <m:rPr>
-            <m:sty m:val="p"/>
-          </m:rPr>
-          <m:t>=</m:t>
-        </m:r>
-        <m:r>
-          <m:t>12.05</m:t>
-        </m:r>
-      </m:oMath>
-      <w:r>
-        <w:rPr>
-          <w:rFonts w:ascii="Times New Roman" w:hAnsi="Times New Roman" w:eastAsia="Times New Roman" w:cs="Times New Roman"/>
-        </w:rPr>
-        <w:t xml:space="preserve"> </w:t>
-      </w:r>
-      <w:r>
-        <w:rPr>
-          <w:rFonts w:hint="eastAsia" w:ascii="Times New Roman" w:hAnsi="Times New Roman" w:eastAsia="FangSong" w:cs="Times New Roman"/>
-        </w:rPr>
-        <w:t xml:space="preserve">判定为</w:t>
-      </w:r>
-      <w:r>
-        <w:rPr>
-          <w:rFonts w:ascii="Times New Roman" w:hAnsi="Times New Roman" w:eastAsia="Times New Roman" w:cs="Times New Roman"/>
-        </w:rPr>
-        <w:t xml:space="preserve"> 4 </w:t>
-      </w:r>
-      <w:r>
-        <w:rPr>
-          <w:rFonts w:hint="eastAsia" w:ascii="Times New Roman" w:hAnsi="Times New Roman" w:eastAsia="FangSong" w:cs="Times New Roman"/>
-        </w:rPr>
-        <w:t>位有效数字</w:t>
-      </w:r>
-      <w:r>
-        <w:rPr>
-          <w:rFonts w:hint="eastAsia" w:ascii="Times New Roman" w:hAnsi="Times New Roman" w:eastAsia="Times New Roman" w:cs="Times New Roman"/>
-        </w:rPr>
-        <w:t>（</w:t>
-      </w:r>
-      <w:r>
-        <w:rPr>
-          <w:rFonts w:hint="eastAsia" w:ascii="Times New Roman" w:hAnsi="Times New Roman" w:eastAsia="FangSong" w:cs="Times New Roman"/>
-        </w:rPr>
-        <w:t>实为</w:t>
-      </w:r>
-      <w:r>
-        <w:rPr>
-          <w:rFonts w:ascii="Times New Roman" w:hAnsi="Times New Roman" w:eastAsia="Times New Roman" w:cs="Times New Roman"/>
-        </w:rPr>
-        <w:t xml:space="preserve"> 2 </w:t>
-      </w:r>
-      <w:r>
-        <w:rPr>
-          <w:rFonts w:hint="eastAsia" w:ascii="Times New Roman" w:hAnsi="Times New Roman" w:eastAsia="FangSong" w:cs="Times New Roman"/>
-        </w:rPr>
-        <w:t>位有效数字</w:t>
-      </w:r>
-      <w:r>
-        <w:rPr>
-          <w:rFonts w:hint="eastAsia" w:ascii="Times New Roman" w:hAnsi="Times New Roman" w:eastAsia="Times New Roman" w:cs="Times New Roman"/>
-        </w:rPr>
-        <w:t>，</w:t>
-      </w:r>
-      <w:r>
-        <w:rPr>
-          <w:rFonts w:hint="eastAsia" w:ascii="Times New Roman" w:hAnsi="Times New Roman" w:eastAsia="FangSong" w:cs="Times New Roman"/>
-        </w:rPr>
-        <w:t>仅由尾数</w:t>
-      </w:r>
-      <w:r>
-        <w:rPr>
-          <w:rFonts w:ascii="Times New Roman" w:hAnsi="Times New Roman" w:eastAsia="Times New Roman" w:cs="Times New Roman"/>
-        </w:rPr>
-        <w:t xml:space="preserve"> </w:t>
-      </w:r>
-      <m:oMath>
-        <m:r>
-          <m:t>.05</m:t>
-        </m:r>
-      </m:oMath>
-      <w:r>
-        <w:rPr>
-          <w:rFonts w:ascii="Times New Roman" w:hAnsi="Times New Roman" w:eastAsia="Times New Roman" w:cs="Times New Roman"/>
-        </w:rPr>
-        <w:t xml:space="preserve"> </w:t>
-      </w:r>
-      <w:r>
-        <w:rPr>
-          <w:rFonts w:hint="eastAsia" w:ascii="Times New Roman" w:hAnsi="Times New Roman" w:eastAsia="FangSong" w:cs="Times New Roman"/>
-        </w:rPr>
-        <w:t>决定</w:t>
-      </w:r>
-      <w:r>
-        <w:rPr>
-          <w:rFonts w:hint="eastAsia" w:ascii="Times New Roman" w:hAnsi="Times New Roman" w:eastAsia="Times New Roman" w:cs="Times New Roman"/>
-        </w:rPr>
-        <w:t>）；</w:t>
-      </w:r>
-      <w:r>
-        <w:rPr>
-          <w:rFonts w:hint="eastAsia" w:ascii="Times New Roman" w:hAnsi="Times New Roman" w:eastAsia="FangSong" w:cs="Times New Roman"/>
-        </w:rPr>
-        <w:t>或者由平衡常数</w:t>
-      </w:r>
-      <w:r>
-        <w:rPr>
-          <w:rFonts w:ascii="Times New Roman" w:hAnsi="Times New Roman" w:eastAsia="Times New Roman" w:cs="Times New Roman"/>
-        </w:rPr>
-        <w:t xml:space="preserve"> </w:t>
-      </w:r>
-      <m:oMath>
-        <m:oMathPr>
-          <m:ctrlPr>
-            <w:rPr>
-              <w:sz w:val="28"/>
-              <w:szCs w:val="28"/>
-            </w:rPr>
-          </m:ctrlPr>
-        </m:oMathPr>
-        <m:r>
-          <m:rPr>
-            <m:sty m:val="p"/>
-          </m:rPr>
-          <m:t>p</m:t>
-        </m:r>
-        <m:sSub>
-          <m:e>
-            <m:r>
-              <m:t>K</m:t>
-            </m:r>
-          </m:e>
-          <m:sub>
-            <m:r>
-              <m:rPr>
-                <m:sty m:val="p"/>
-              </m:rPr>
-              <m:t>a</m:t>
-            </m:r>
-          </m:sub>
-        </m:sSub>
-        <m:r>
-          <m:rPr>
-            <m:sty m:val="p"/>
-          </m:rPr>
-          <m:t>=</m:t>
-        </m:r>
-        <m:r>
-          <m:t>4.74</m:t>
-        </m:r>
-      </m:oMath>
-      <w:r>
-        <w:rPr>
-          <w:rFonts w:hint="eastAsia" w:ascii="Times New Roman" w:hAnsi="Times New Roman" w:eastAsia="Times New Roman" w:cs="Times New Roman"/>
-        </w:rPr>
-        <w:t xml:space="preserve">（2</w:t>
-      </w:r>
-      <w:r>
-        <w:rPr>
-          <w:rFonts w:ascii="Times New Roman" w:hAnsi="Times New Roman" w:eastAsia="Times New Roman" w:cs="Times New Roman"/>
-        </w:rPr>
-        <w:t xml:space="preserve"> </w:t>
-      </w:r>
-      <w:r>
-        <w:rPr>
-          <w:rFonts w:hint="eastAsia" w:ascii="Times New Roman" w:hAnsi="Times New Roman" w:eastAsia="FangSong" w:cs="Times New Roman"/>
-        </w:rPr>
-        <w:t>位</w:t>
-      </w:r>
-      <w:r>
-        <w:rPr>
-          <w:rFonts w:hint="eastAsia" w:ascii="Times New Roman" w:hAnsi="Times New Roman" w:eastAsia="Times New Roman" w:cs="Times New Roman"/>
-        </w:rPr>
-        <w:t>）</w:t>
-      </w:r>
-      <w:r>
-        <w:rPr>
-          <w:rFonts w:hint="eastAsia" w:ascii="Times New Roman" w:hAnsi="Times New Roman" w:eastAsia="FangSong" w:cs="Times New Roman"/>
-        </w:rPr>
-        <w:t>反算平衡浓度时草率报出</w:t>
-      </w:r>
-      <w:r>
-        <w:rPr>
-          <w:rFonts w:ascii="Times New Roman" w:hAnsi="Times New Roman" w:eastAsia="Times New Roman" w:cs="Times New Roman"/>
-        </w:rPr>
-        <w:t xml:space="preserve"> </w:t>
-      </w:r>
-      <m:oMath>
-        <m:oMathPr>
-          <m:ctrlPr>
-            <w:rPr>
-              <w:sz w:val="28"/>
-              <w:szCs w:val="28"/>
-            </w:rPr>
-          </m:ctrlPr>
-        </m:oMathPr>
-        <m:sSub>
-          <m:e>
-            <m:r>
-              <m:t>K</m:t>
-            </m:r>
-          </m:e>
-          <m:sub>
-            <m:r>
-              <m:rPr>
-                <m:sty m:val="p"/>
-              </m:rPr>
-              <m:t>a</m:t>
-            </m:r>
-          </m:sub>
-        </m:sSub>
-        <m:r>
-          <m:rPr>
-            <m:sty m:val="p"/>
-          </m:rPr>
-          <m:t>=</m:t>
-        </m:r>
-        <m:r>
-          <m:t>1.8197</m:t>
-        </m:r>
-        <m:r>
-          <m:rPr>
-            <m:sty m:val="p"/>
-          </m:rPr>
-          <m:t>×</m:t>
-        </m:r>
-        <m:sSup>
-          <m:e>
-            <m:r>
-              <m:t>10</m:t>
-            </m:r>
-          </m:e>
-          <m:sup>
-            <m:r>
-              <m:rPr>
-                <m:sty m:val="p"/>
-              </m:rPr>
-              <m:t>−</m:t>
-            </m:r>
-            <m:r>
-              <m:t>5</m:t>
-            </m:r>
-          </m:sup>
-        </m:sSup>
-      </m:oMath>
-      <w:r>
-        <w:rPr>
-          <w:rFonts w:hint="eastAsia" w:ascii="Times New Roman" w:hAnsi="Times New Roman" w:eastAsia="Times New Roman" w:cs="Times New Roman"/>
-        </w:rPr>
-        <w:t>（</w:t>
-      </w:r>
-      <w:r>
-        <w:rPr>
-          <w:rFonts w:hint="eastAsia" w:ascii="Times New Roman" w:hAnsi="Times New Roman" w:eastAsia="FangSong" w:cs="Times New Roman"/>
-        </w:rPr>
-        <w:t>正确报出必须为</w:t>
-      </w:r>
-      <w:r>
-        <w:rPr>
-          <w:rFonts w:ascii="Times New Roman" w:hAnsi="Times New Roman" w:eastAsia="Times New Roman" w:cs="Times New Roman"/>
-        </w:rPr>
-        <w:t xml:space="preserve"> 2 </w:t>
-      </w:r>
-      <w:r>
-        <w:rPr>
-          <w:rFonts w:hint="eastAsia" w:ascii="Times New Roman" w:hAnsi="Times New Roman" w:eastAsia="FangSong" w:cs="Times New Roman"/>
-        </w:rPr>
-        <w:t xml:space="preserve">位有效数字</w:t>
-      </w:r>
-      <w:r>
-        <w:rPr>
-          <w:rFonts w:ascii="Times New Roman" w:hAnsi="Times New Roman" w:eastAsia="Times New Roman" w:cs="Times New Roman"/>
-        </w:rPr>
-        <w:t xml:space="preserve"> </w:t>
-      </w:r>
-      <m:oMath>
-        <m:oMathPr>
-          <m:ctrlPr>
-            <w:rPr>
-              <w:sz w:val="28"/>
-              <w:szCs w:val="28"/>
-            </w:rPr>
-          </m:ctrlPr>
-        </m:oMathPr>
-        <m:r>
-          <m:t>1.8</m:t>
-        </m:r>
-        <m:r>
-          <m:rPr>
-            <m:sty m:val="p"/>
-          </m:rPr>
-          <m:t>×</m:t>
-        </m:r>
-        <m:sSup>
-          <m:e>
-            <m:r>
-              <m:t>10</m:t>
-            </m:r>
-          </m:e>
-          <m:sup>
-            <m:r>
-              <m:rPr>
-                <m:sty m:val="p"/>
-              </m:rPr>
-              <m:t>−</m:t>
-            </m:r>
-            <m:r>
-              <m:t>5</m:t>
-            </m:r>
-          </m:sup>
-        </m:sSup>
-      </m:oMath>
-      <w:r>
-        <w:rPr>
-          <w:rFonts w:hint="eastAsia" w:ascii="Times New Roman" w:hAnsi="Times New Roman" w:eastAsia="Times New Roman" w:cs="Times New Roman"/>
-        </w:rPr>
-        <w:t>）。</w:t>
-      </w:r>
-      <w:r>
-        <w:rPr>
-          <w:rFonts w:hint="eastAsia" w:ascii="Times New Roman" w:hAnsi="Times New Roman" w:eastAsia="FangSong" w:cs="Times New Roman"/>
-        </w:rPr>
-        <w:t>防错准则</w:t>
-      </w:r>
-      <w:r>
-        <w:rPr>
-          <w:rFonts w:hint="eastAsia" w:ascii="Times New Roman" w:hAnsi="Times New Roman" w:eastAsia="Times New Roman" w:cs="Times New Roman"/>
-        </w:rPr>
-        <w:t>：</w:t>
-      </w:r>
-      <w:r>
-        <w:rPr>
-          <w:rFonts w:hint="eastAsia" w:ascii="Times New Roman" w:hAnsi="Times New Roman" w:eastAsia="FangSong" w:cs="Times New Roman"/>
-          <w:b/>
-          <w:bCs/>
-        </w:rPr>
-        <w:t>对数的小数点前整数部分只代表数量级</w:t>
-      </w:r>
-      <w:r>
-        <w:rPr>
-          <w:rFonts w:hint="eastAsia" w:ascii="Times New Roman" w:hAnsi="Times New Roman" w:eastAsia="Times New Roman" w:cs="Times New Roman"/>
-          <w:b/>
-          <w:bCs/>
-        </w:rPr>
-        <w:t>，</w:t>
-      </w:r>
-      <w:r>
-        <w:rPr>
-          <w:rFonts w:hint="eastAsia" w:ascii="Times New Roman" w:hAnsi="Times New Roman" w:eastAsia="FangSong" w:cs="Times New Roman"/>
-          <w:b/>
-          <w:bCs/>
-        </w:rPr>
-        <w:t>小数点后小数位有几位</w:t>
-      </w:r>
-      <w:r>
-        <w:rPr>
-          <w:rFonts w:hint="eastAsia" w:ascii="Times New Roman" w:hAnsi="Times New Roman" w:eastAsia="Times New Roman" w:cs="Times New Roman"/>
-          <w:b/>
-          <w:bCs/>
-        </w:rPr>
-        <w:t>，</w:t>
-      </w:r>
-      <w:r>
-        <w:rPr>
-          <w:rFonts w:hint="eastAsia" w:ascii="Times New Roman" w:hAnsi="Times New Roman" w:eastAsia="FangSong" w:cs="Times New Roman"/>
-          <w:b/>
-          <w:bCs/>
-        </w:rPr>
-        <w:t>其真数就只有几位有效数字</w:t>
-      </w:r>
-      <w:r>
-        <w:rPr>
-          <w:rFonts w:ascii="Times New Roman" w:hAnsi="Times New Roman" w:eastAsia="Times New Roman" w:cs="Times New Roman"/>
-        </w:rPr>
-        <w:t xml:space="preserve">。</w:t>
-      </w:r>
-    </w:p>
-    <w:p>
-      <w:pPr>
-        <w:pStyle w:val="BodyText"/>
-        <w:ind w:firstLine="420"/>
-      </w:pPr>
-      <w:r>
-        <w:rPr>
-          <w:rFonts w:hint="eastAsia" w:ascii="Times New Roman" w:hAnsi="Times New Roman" w:eastAsia="FangSong" w:cs="Times New Roman"/>
-        </w:rPr>
-        <w:t>雷区二</w:t>
-      </w:r>
-      <w:r>
-        <w:rPr>
-          <w:rFonts w:hint="eastAsia" w:ascii="Times New Roman" w:hAnsi="Times New Roman" w:eastAsia="Times New Roman" w:cs="Times New Roman"/>
-        </w:rPr>
-        <w:t>：</w:t>
-      </w:r>
-      <w:r>
-        <w:rPr>
-          <w:rFonts w:hint="eastAsia" w:ascii="Times New Roman" w:hAnsi="Times New Roman" w:eastAsia="FangSong" w:cs="Times New Roman"/>
-        </w:rPr>
-        <w:t>连续分步修约导致的累积误差</w:t>
-      </w:r>
-      <w:r>
-        <w:rPr>
-          <w:rFonts w:hint="eastAsia" w:ascii="Times New Roman" w:hAnsi="Times New Roman" w:eastAsia="Times New Roman" w:cs="Times New Roman"/>
-        </w:rPr>
-        <w:t>。</w:t>
-      </w:r>
-      <w:r>
-        <w:rPr>
-          <w:rFonts w:hint="eastAsia" w:ascii="Times New Roman" w:hAnsi="Times New Roman" w:eastAsia="FangSong" w:cs="Times New Roman"/>
-        </w:rPr>
-        <w:t>在处理连续加减乘除步骤时</w:t>
-      </w:r>
-      <w:r>
-        <w:rPr>
-          <w:rFonts w:hint="eastAsia" w:ascii="Times New Roman" w:hAnsi="Times New Roman" w:eastAsia="Times New Roman" w:cs="Times New Roman"/>
-        </w:rPr>
-        <w:t>，</w:t>
-      </w:r>
-      <w:r>
-        <w:rPr>
-          <w:rFonts w:hint="eastAsia" w:ascii="Times New Roman" w:hAnsi="Times New Roman" w:eastAsia="FangSong" w:cs="Times New Roman"/>
-        </w:rPr>
-        <w:t>若在中间每一个计算式后都提前按有效位数执行硬性截断修约</w:t>
-      </w:r>
-      <w:r>
-        <w:rPr>
-          <w:rFonts w:hint="eastAsia" w:ascii="Times New Roman" w:hAnsi="Times New Roman" w:eastAsia="Times New Roman" w:cs="Times New Roman"/>
-        </w:rPr>
-        <w:t>，</w:t>
-      </w:r>
-      <w:r>
-        <w:rPr>
-          <w:rFonts w:hint="eastAsia" w:ascii="Times New Roman" w:hAnsi="Times New Roman" w:eastAsia="FangSong" w:cs="Times New Roman"/>
-        </w:rPr>
-        <w:t>误差将被后续乘除法急剧放大</w:t>
-      </w:r>
-      <w:r>
-        <w:rPr>
-          <w:rFonts w:hint="eastAsia" w:ascii="Times New Roman" w:hAnsi="Times New Roman" w:eastAsia="Times New Roman" w:cs="Times New Roman"/>
-        </w:rPr>
-        <w:t>。</w:t>
-      </w:r>
-      <w:r>
-        <w:rPr>
-          <w:rFonts w:hint="eastAsia" w:ascii="Times New Roman" w:hAnsi="Times New Roman" w:eastAsia="FangSong" w:cs="Times New Roman"/>
-        </w:rPr>
-        <w:t>防错准则</w:t>
-      </w:r>
-      <w:r>
-        <w:rPr>
-          <w:rFonts w:hint="eastAsia" w:ascii="Times New Roman" w:hAnsi="Times New Roman" w:eastAsia="Times New Roman" w:cs="Times New Roman"/>
-        </w:rPr>
-        <w:t>：</w:t>
-      </w:r>
-      <w:r>
-        <w:rPr>
-          <w:rFonts w:hint="eastAsia" w:ascii="Times New Roman" w:hAnsi="Times New Roman" w:eastAsia="FangSong" w:cs="Times New Roman"/>
-          <w:b/>
-          <w:bCs/>
-        </w:rPr>
-        <w:t>计算器内部必须保持完整浮点精度</w:t>
-      </w:r>
-      <w:r>
-        <w:rPr>
-          <w:rFonts w:hint="eastAsia" w:ascii="Times New Roman" w:hAnsi="Times New Roman" w:eastAsia="Times New Roman" w:cs="Times New Roman"/>
-          <w:b/>
-          <w:bCs/>
-        </w:rPr>
-        <w:t>，</w:t>
-      </w:r>
-      <w:r>
-        <w:rPr>
-          <w:rFonts w:hint="eastAsia" w:ascii="Times New Roman" w:hAnsi="Times New Roman" w:eastAsia="FangSong" w:cs="Times New Roman"/>
-          <w:b/>
-          <w:bCs/>
-        </w:rPr>
-        <w:t>或中间步骤统一多保留</w:t>
-      </w:r>
-      <w:r>
-        <w:rPr>
-          <w:rFonts w:ascii="Times New Roman" w:hAnsi="Times New Roman" w:eastAsia="Times New Roman" w:cs="Times New Roman"/>
-          <w:b/>
-          <w:bCs/>
-        </w:rPr>
-        <w:t xml:space="preserve"> 1 </w:t>
-      </w:r>
-      <w:r>
-        <w:rPr>
-          <w:rFonts w:hint="eastAsia" w:ascii="Times New Roman" w:hAnsi="Times New Roman" w:eastAsia="FangSong" w:cs="Times New Roman"/>
-          <w:b/>
-          <w:bCs/>
-        </w:rPr>
-        <w:t xml:space="preserve">到</w:t>
-      </w:r>
-      <w:r>
-        <w:rPr>
-          <w:rFonts w:ascii="Times New Roman" w:hAnsi="Times New Roman" w:eastAsia="Times New Roman" w:cs="Times New Roman"/>
-          <w:b/>
-          <w:bCs/>
-        </w:rPr>
-        <w:t xml:space="preserve"> 2 </w:t>
-      </w:r>
-      <w:r>
-        <w:rPr>
-          <w:rFonts w:hint="eastAsia" w:ascii="Times New Roman" w:hAnsi="Times New Roman" w:eastAsia="FangSong" w:cs="Times New Roman"/>
-          <w:b/>
-          <w:bCs/>
-        </w:rPr>
-        <w:t>位冗余位</w:t>
-      </w:r>
-      <w:r>
-        <w:rPr>
-          <w:rFonts w:hint="eastAsia" w:ascii="Times New Roman" w:hAnsi="Times New Roman" w:eastAsia="Times New Roman" w:cs="Times New Roman"/>
-          <w:b/>
-          <w:bCs/>
-        </w:rPr>
-        <w:t>，</w:t>
-      </w:r>
-      <w:r>
-        <w:rPr>
-          <w:rFonts w:hint="eastAsia" w:ascii="Times New Roman" w:hAnsi="Times New Roman" w:eastAsia="FangSong" w:cs="Times New Roman"/>
-          <w:b/>
-          <w:bCs/>
-        </w:rPr>
-        <w:t>最终结果一次性修约</w:t>
-      </w:r>
-      <w:r>
-        <w:rPr>
-          <w:rFonts w:hint="eastAsia" w:ascii="Times New Roman" w:hAnsi="Times New Roman" w:eastAsia="Times New Roman" w:cs="Times New Roman"/>
-        </w:rPr>
-        <w:t>；</w:t>
-      </w:r>
-      <w:r>
-        <w:rPr>
-          <w:rFonts w:hint="eastAsia" w:ascii="Times New Roman" w:hAnsi="Times New Roman" w:eastAsia="FangSong" w:cs="Times New Roman"/>
-        </w:rPr>
-        <w:t>数值修约严格对齐</w:t>
-      </w:r>
-      <w:r>
-        <w:rPr>
-          <w:rFonts w:ascii="Times New Roman" w:hAnsi="Times New Roman" w:eastAsia="Times New Roman" w:cs="Times New Roman"/>
-        </w:rPr>
-        <w:t xml:space="preserve"> GB/T 8170 </w:t>
-      </w:r>
-      <w:r>
-        <w:rPr>
-          <w:rFonts w:hint="eastAsia" w:ascii="Times New Roman" w:hAnsi="Times New Roman" w:eastAsia="FangSong" w:cs="Times New Roman"/>
-        </w:rPr>
-        <w:t>规则</w:t>
-      </w:r>
-      <w:r>
-        <w:rPr>
-          <w:rFonts w:hint="eastAsia" w:ascii="Times New Roman" w:hAnsi="Times New Roman" w:eastAsia="Times New Roman" w:cs="Times New Roman"/>
-        </w:rPr>
-        <w:t>，</w:t>
-      </w:r>
-      <w:r>
-        <w:rPr>
-          <w:rFonts w:hint="eastAsia" w:ascii="Times New Roman" w:hAnsi="Times New Roman" w:eastAsia="FangSong" w:cs="Times New Roman"/>
-        </w:rPr>
-        <w:t>严禁分步由右向左进位</w:t>
-      </w:r>
-      <w:r>
-        <w:rPr>
-          <w:rFonts w:hint="eastAsia" w:ascii="Times New Roman" w:hAnsi="Times New Roman" w:eastAsia="Times New Roman" w:cs="Times New Roman"/>
-        </w:rPr>
-        <w:t>（</w:t>
-      </w:r>
-      <w:r>
-        <w:rPr>
-          <w:rFonts w:hint="eastAsia" w:ascii="Times New Roman" w:hAnsi="Times New Roman" w:eastAsia="FangSong" w:cs="Times New Roman"/>
-        </w:rPr>
-        <w:t>如</w:t>
-      </w:r>
-      <w:r>
-        <w:rPr>
-          <w:rFonts w:ascii="Times New Roman" w:hAnsi="Times New Roman" w:eastAsia="Times New Roman" w:cs="Times New Roman"/>
-        </w:rPr>
-        <w:t xml:space="preserve"> </w:t>
-      </w:r>
-      <m:oMath>
-        <m:oMathPr>
-          <m:ctrlPr>
-            <w:rPr>
-              <w:sz w:val="28"/>
-              <w:szCs w:val="28"/>
-            </w:rPr>
-          </m:ctrlPr>
-        </m:oMathPr>
-        <m:r>
-          <m:t>0.5749</m:t>
-        </m:r>
-      </m:oMath>
-      <w:r>
-        <w:rPr>
-          <w:rFonts w:ascii="Times New Roman" w:hAnsi="Times New Roman" w:eastAsia="Times New Roman" w:cs="Times New Roman"/>
-        </w:rPr>
-        <w:t xml:space="preserve"> </w:t>
-      </w:r>
-      <w:r>
-        <w:rPr>
-          <w:rFonts w:hint="eastAsia" w:ascii="Times New Roman" w:hAnsi="Times New Roman" w:eastAsia="FangSong" w:cs="Times New Roman"/>
-        </w:rPr>
-        <w:t xml:space="preserve">修约至两位必须直接看十分位后的</w:t>
-      </w:r>
-      <w:r>
-        <w:rPr>
-          <w:rFonts w:ascii="Times New Roman" w:hAnsi="Times New Roman" w:eastAsia="Times New Roman" w:cs="Times New Roman"/>
-        </w:rPr>
-        <w:t xml:space="preserve"> </w:t>
-      </w:r>
-      <w:r>
-        <w:rPr>
-          <w:rFonts w:hint="eastAsia" w:ascii="Times New Roman" w:hAnsi="Times New Roman" w:eastAsia="Times New Roman" w:cs="Times New Roman"/>
-        </w:rPr>
-        <w:t>4，</w:t>
-      </w:r>
-      <w:r>
-        <w:rPr>
-          <w:rFonts w:hint="eastAsia" w:ascii="Times New Roman" w:hAnsi="Times New Roman" w:eastAsia="FangSong" w:cs="Times New Roman"/>
-        </w:rPr>
-        <w:t>直接舍弃为</w:t>
-      </w:r>
-      <w:r>
-        <w:rPr>
-          <w:rFonts w:ascii="Times New Roman" w:hAnsi="Times New Roman" w:eastAsia="Times New Roman" w:cs="Times New Roman"/>
-        </w:rPr>
-        <w:t xml:space="preserve"> </w:t>
-      </w:r>
-      <m:oMath>
-        <m:r>
-          <m:t>0.57</m:t>
-        </m:r>
-      </m:oMath>
-      <w:r>
-        <w:rPr>
-          <w:rFonts w:hint="eastAsia" w:ascii="Times New Roman" w:hAnsi="Times New Roman" w:eastAsia="Times New Roman" w:cs="Times New Roman"/>
-        </w:rPr>
-        <w:t>，</w:t>
-      </w:r>
-      <w:r>
-        <w:rPr>
-          <w:rFonts w:hint="eastAsia" w:ascii="Times New Roman" w:hAnsi="Times New Roman" w:eastAsia="FangSong" w:cs="Times New Roman"/>
-        </w:rPr>
-        <w:t>严禁错进为</w:t>
-      </w:r>
-      <w:r>
-        <w:rPr>
-          <w:rFonts w:ascii="Times New Roman" w:hAnsi="Times New Roman" w:eastAsia="Times New Roman" w:cs="Times New Roman"/>
-        </w:rPr>
-        <w:t xml:space="preserve"> </w:t>
-      </w:r>
-      <m:oMath>
-        <m:r>
-          <m:t>0.58</m:t>
-        </m:r>
-      </m:oMath>
-      <w:r>
-        <w:rPr>
-          <w:rFonts w:hint="eastAsia" w:ascii="Times New Roman" w:hAnsi="Times New Roman" w:eastAsia="Times New Roman" w:cs="Times New Roman"/>
-        </w:rPr>
-        <w:t xml:space="preserve">）。</w:t>
-      </w:r>
-    </w:p>
-    <w:p>
-      <w:pPr>
-        <w:pStyle w:val="BodyText"/>
-        <w:ind w:firstLine="420"/>
-      </w:pPr>
-      <w:r>
-        <w:rPr>
-          <w:rFonts w:hint="eastAsia" w:ascii="Times New Roman" w:hAnsi="Times New Roman" w:eastAsia="FangSong" w:cs="Times New Roman"/>
-        </w:rPr>
-        <w:t>雷区三</w:t>
-      </w:r>
-      <w:r>
-        <w:rPr>
-          <w:rFonts w:hint="eastAsia" w:ascii="Times New Roman" w:hAnsi="Times New Roman" w:eastAsia="Times New Roman" w:cs="Times New Roman"/>
-        </w:rPr>
-        <w:t>：</w:t>
-      </w:r>
-      <w:r>
-        <w:rPr>
-          <w:rFonts w:hint="eastAsia" w:ascii="Times New Roman" w:hAnsi="Times New Roman" w:eastAsia="FangSong" w:cs="Times New Roman"/>
-        </w:rPr>
-        <w:t>差减称量法与滴定管读数误差的</w:t>
-      </w:r>
-      <w:r>
-        <w:rPr>
-          <w:rFonts w:hint="eastAsia" w:ascii="Times New Roman" w:hAnsi="Times New Roman" w:eastAsia="Times New Roman" w:cs="Times New Roman"/>
-        </w:rPr>
-        <w:t>“</w:t>
-      </w:r>
-      <w:r>
-        <w:rPr>
-          <w:rFonts w:hint="eastAsia" w:ascii="Times New Roman" w:hAnsi="Times New Roman" w:eastAsia="FangSong" w:cs="Times New Roman"/>
-        </w:rPr>
-        <w:t>相互抵消</w:t>
-      </w:r>
-      <w:r>
-        <w:rPr>
-          <w:rFonts w:hint="eastAsia" w:ascii="Times New Roman" w:hAnsi="Times New Roman" w:eastAsia="Times New Roman" w:cs="Times New Roman"/>
-        </w:rPr>
-        <w:t>”</w:t>
-      </w:r>
-      <w:r>
-        <w:rPr>
-          <w:rFonts w:hint="eastAsia" w:ascii="Times New Roman" w:hAnsi="Times New Roman" w:eastAsia="FangSong" w:cs="Times New Roman"/>
-        </w:rPr>
-        <w:t>伪概念</w:t>
-      </w:r>
-      <w:r>
-        <w:rPr>
-          <w:rFonts w:hint="eastAsia" w:ascii="Times New Roman" w:hAnsi="Times New Roman" w:eastAsia="Times New Roman" w:cs="Times New Roman"/>
-        </w:rPr>
-        <w:t>。</w:t>
-      </w:r>
-      <w:r>
-        <w:rPr>
-          <w:rFonts w:hint="eastAsia" w:ascii="Times New Roman" w:hAnsi="Times New Roman" w:eastAsia="FangSong" w:cs="Times New Roman"/>
-        </w:rPr>
-        <w:t>部分选手误认为</w:t>
-      </w:r>
-      <w:r>
-        <w:rPr>
-          <w:rFonts w:hint="eastAsia" w:ascii="Times New Roman" w:hAnsi="Times New Roman" w:eastAsia="Times New Roman" w:cs="Times New Roman"/>
-        </w:rPr>
-        <w:t>“</w:t>
-      </w:r>
-      <w:r>
-        <w:rPr>
-          <w:rFonts w:hint="eastAsia" w:ascii="Times New Roman" w:hAnsi="Times New Roman" w:eastAsia="FangSong" w:cs="Times New Roman"/>
-        </w:rPr>
-        <w:t>差减法</w:t>
-      </w:r>
-      <w:r>
-        <w:rPr>
-          <w:rFonts w:ascii="Times New Roman" w:hAnsi="Times New Roman" w:eastAsia="Times New Roman" w:cs="Times New Roman"/>
-        </w:rPr>
-        <w:t xml:space="preserve"> </w:t>
-      </w:r>
-      <m:oMath>
-        <m:oMathPr>
-          <m:ctrlPr>
-            <w:rPr>
-              <w:sz w:val="28"/>
-              <w:szCs w:val="28"/>
-            </w:rPr>
-          </m:ctrlPr>
-        </m:oMathPr>
-        <m:r>
-          <m:t>m</m:t>
-        </m:r>
-        <m:r>
-          <m:rPr>
-            <m:sty m:val="p"/>
-          </m:rPr>
-          <m:t>=</m:t>
-        </m:r>
-        <m:sSub>
-          <m:e>
-            <m:r>
-              <m:t>m</m:t>
-            </m:r>
-          </m:e>
-          <m:sub>
-            <m:r>
-              <m:t>1</m:t>
-            </m:r>
-          </m:sub>
-        </m:sSub>
-        <m:r>
-          <m:rPr>
-            <m:sty m:val="p"/>
-          </m:rPr>
-          <m:t>−</m:t>
-        </m:r>
-        <m:sSub>
-          <m:e>
-            <m:r>
-              <m:t>m</m:t>
-            </m:r>
-          </m:e>
-          <m:sub>
-            <m:r>
-              <m:t>2</m:t>
-            </m:r>
-          </m:sub>
-        </m:sSub>
-      </m:oMath>
-      <w:r>
-        <w:rPr>
-          <w:rFonts w:ascii="Times New Roman" w:hAnsi="Times New Roman" w:eastAsia="Times New Roman" w:cs="Times New Roman"/>
-        </w:rPr>
-        <w:t xml:space="preserve"> </w:t>
-      </w:r>
-      <w:r>
-        <w:rPr>
-          <w:rFonts w:hint="eastAsia" w:ascii="Times New Roman" w:hAnsi="Times New Roman" w:eastAsia="FangSong" w:cs="Times New Roman"/>
-        </w:rPr>
-        <w:t>质量相减</w:t>
-      </w:r>
-      <w:r>
-        <w:rPr>
-          <w:rFonts w:hint="eastAsia" w:ascii="Times New Roman" w:hAnsi="Times New Roman" w:eastAsia="Times New Roman" w:cs="Times New Roman"/>
-        </w:rPr>
-        <w:t>，</w:t>
-      </w:r>
-      <w:r>
-        <w:rPr>
-          <w:rFonts w:hint="eastAsia" w:ascii="Times New Roman" w:hAnsi="Times New Roman" w:eastAsia="FangSong" w:cs="Times New Roman"/>
-        </w:rPr>
-        <w:t>两次天平读数的正误差会相互抵消</w:t>
-      </w:r>
-      <w:r>
-        <w:rPr>
-          <w:rFonts w:hint="eastAsia" w:ascii="Times New Roman" w:hAnsi="Times New Roman" w:eastAsia="Times New Roman" w:cs="Times New Roman"/>
-        </w:rPr>
-        <w:t>，</w:t>
-      </w:r>
-      <w:r>
-        <w:rPr>
-          <w:rFonts w:hint="eastAsia" w:ascii="Times New Roman" w:hAnsi="Times New Roman" w:eastAsia="FangSong" w:cs="Times New Roman"/>
-        </w:rPr>
-        <w:t>因而误差更小</w:t>
-      </w:r>
-      <w:r>
-        <w:rPr>
-          <w:rFonts w:hint="eastAsia" w:ascii="Times New Roman" w:hAnsi="Times New Roman" w:eastAsia="Times New Roman" w:cs="Times New Roman"/>
-        </w:rPr>
-        <w:t>”。</w:t>
-      </w:r>
-      <w:r>
-        <w:rPr>
-          <w:rFonts w:hint="eastAsia" w:ascii="Times New Roman" w:hAnsi="Times New Roman" w:eastAsia="FangSong" w:cs="Times New Roman"/>
-        </w:rPr>
-        <w:t>防错准则</w:t>
-      </w:r>
-      <w:r>
-        <w:rPr>
-          <w:rFonts w:hint="eastAsia" w:ascii="Times New Roman" w:hAnsi="Times New Roman" w:eastAsia="Times New Roman" w:cs="Times New Roman"/>
-        </w:rPr>
-        <w:t>：</w:t>
-      </w:r>
-      <w:r>
-        <w:rPr>
-          <w:rFonts w:hint="eastAsia" w:ascii="Times New Roman" w:hAnsi="Times New Roman" w:eastAsia="FangSong" w:cs="Times New Roman"/>
-          <w:b/>
-          <w:bCs/>
-        </w:rPr>
-        <w:t xml:space="preserve">独立随机变量方差恒正且严格累加</w:t>
-      </w:r>
-      <w:r>
-        <w:rPr>
-          <w:rFonts w:hint="eastAsia" w:ascii="Times New Roman" w:hAnsi="Times New Roman" w:eastAsia="Times New Roman" w:cs="Times New Roman"/>
-        </w:rPr>
-        <w:t>，</w:t>
-      </w:r>
-      <w:r>
-        <w:rPr>
-          <w:rFonts w:hint="eastAsia" w:ascii="Times New Roman" w:hAnsi="Times New Roman" w:eastAsia="FangSong" w:cs="Times New Roman"/>
-        </w:rPr>
-        <w:t>差减称量的合成标准差为</w:t>
-      </w:r>
-      <w:r>
-        <w:rPr>
-          <w:rFonts w:ascii="Times New Roman" w:hAnsi="Times New Roman" w:eastAsia="Times New Roman" w:cs="Times New Roman"/>
-        </w:rPr>
-        <w:t xml:space="preserve"> </w:t>
-      </w:r>
-      <m:oMath>
-        <m:oMathPr>
-          <m:ctrlPr>
-            <w:rPr>
-              <w:sz w:val="28"/>
-              <w:szCs w:val="28"/>
-            </w:rPr>
-          </m:ctrlPr>
-        </m:oMathPr>
-        <m:rad>
-          <m:radPr>
-            <m:degHide m:val="on"/>
-          </m:radPr>
-          <m:deg/>
-          <m:e>
-            <m:r>
-              <m:t>2</m:t>
-            </m:r>
-          </m:e>
-        </m:rad>
-        <m:r>
-          <m:rPr>
-            <m:sty m:val="p"/>
-          </m:rPr>
-          <m:t>×</m:t>
-        </m:r>
-        <m:r>
-          <m:t>0.0001</m:t>
-        </m:r>
-        <m:r>
-          <m:t> </m:t>
-        </m:r>
-        <m:r>
-          <m:rPr>
-            <m:sty m:val="p"/>
-          </m:rPr>
-          <m:t>g</m:t>
-        </m:r>
-        <m:r>
-          <m:rPr>
-            <m:sty m:val="p"/>
-          </m:rPr>
-          <m:t>≈</m:t>
-        </m:r>
-        <m:r>
-          <m:t>0.00014</m:t>
-        </m:r>
-        <m:r>
-          <m:t> </m:t>
-        </m:r>
-        <m:r>
-          <m:rPr>
-            <m:sty m:val="p"/>
-          </m:rPr>
-          <m:t>g</m:t>
-        </m:r>
-      </m:oMath>
-      <w:r>
-        <w:rPr>
-          <w:rFonts w:hint="eastAsia" w:ascii="Times New Roman" w:hAnsi="Times New Roman" w:eastAsia="Times New Roman" w:cs="Times New Roman"/>
-        </w:rPr>
-        <w:t>，</w:t>
-      </w:r>
-      <w:r>
-        <w:rPr>
-          <w:rFonts w:hint="eastAsia" w:ascii="Times New Roman" w:hAnsi="Times New Roman" w:eastAsia="FangSong" w:cs="Times New Roman"/>
-        </w:rPr>
-        <w:t>最大绝对误差上限为</w:t>
-      </w:r>
-      <w:r>
-        <w:rPr>
-          <w:rFonts w:ascii="Times New Roman" w:hAnsi="Times New Roman" w:eastAsia="Times New Roman" w:cs="Times New Roman"/>
-        </w:rPr>
-        <w:t xml:space="preserve"> </w:t>
-      </w:r>
-      <m:oMath>
-        <m:oMathPr>
-          <m:ctrlPr>
-            <w:rPr>
-              <w:sz w:val="28"/>
-              <w:szCs w:val="28"/>
-            </w:rPr>
-          </m:ctrlPr>
-        </m:oMathPr>
-        <m:r>
-          <m:t>0.0002</m:t>
-        </m:r>
-        <m:r>
-          <m:t> </m:t>
-        </m:r>
-        <m:r>
-          <m:rPr>
-            <m:sty m:val="p"/>
-          </m:rPr>
-          <m:t>g</m:t>
-        </m:r>
-      </m:oMath>
-      <w:r>
-        <w:rPr>
-          <w:rFonts w:hint="eastAsia" w:ascii="Times New Roman" w:hAnsi="Times New Roman" w:eastAsia="Times New Roman" w:cs="Times New Roman"/>
-        </w:rPr>
-        <w:t>，</w:t>
-      </w:r>
-      <w:r>
-        <w:rPr>
-          <w:rFonts w:hint="eastAsia" w:ascii="Times New Roman" w:hAnsi="Times New Roman" w:eastAsia="FangSong" w:cs="Times New Roman"/>
-        </w:rPr>
-        <w:t>绝不存在抵消</w:t>
-      </w:r>
-      <w:r>
-        <w:rPr>
-          <w:rFonts w:hint="eastAsia" w:ascii="Times New Roman" w:hAnsi="Times New Roman" w:eastAsia="Times New Roman" w:cs="Times New Roman"/>
-        </w:rPr>
-        <w:t>；</w:t>
-      </w:r>
-      <w:r>
-        <w:rPr>
-          <w:rFonts w:hint="eastAsia" w:ascii="Times New Roman" w:hAnsi="Times New Roman" w:eastAsia="FangSong" w:cs="Times New Roman"/>
-        </w:rPr>
-        <w:t>滴定管消耗体积</w:t>
-      </w:r>
-      <w:r>
-        <w:rPr>
-          <w:rFonts w:ascii="Times New Roman" w:hAnsi="Times New Roman" w:eastAsia="Times New Roman" w:cs="Times New Roman"/>
-        </w:rPr>
-        <w:t xml:space="preserve"> </w:t>
-      </w:r>
-      <m:oMath>
-        <m:oMathPr>
-          <m:ctrlPr>
-            <w:rPr>
-              <w:sz w:val="28"/>
-              <w:szCs w:val="28"/>
-            </w:rPr>
-          </m:ctrlPr>
-        </m:oMathPr>
-        <m:r>
-          <m:t>V</m:t>
-        </m:r>
-        <m:r>
-          <m:rPr>
-            <m:sty m:val="p"/>
-          </m:rPr>
-          <m:t>=</m:t>
-        </m:r>
-        <m:sSub>
-          <m:e>
-            <m:r>
-              <m:t>V</m:t>
-            </m:r>
-          </m:e>
-          <m:sub>
-            <m:r>
-              <m:t>1</m:t>
-            </m:r>
-          </m:sub>
-        </m:sSub>
-        <m:r>
-          <m:rPr>
-            <m:sty m:val="p"/>
-          </m:rPr>
-          <m:t>−</m:t>
-        </m:r>
-        <m:sSub>
-          <m:e>
-            <m:r>
-              <m:t>V</m:t>
-            </m:r>
-          </m:e>
-          <m:sub>
-            <m:r>
-              <m:t>0</m:t>
-            </m:r>
-          </m:sub>
-        </m:sSub>
-      </m:oMath>
-      <w:r>
-        <w:rPr>
-          <w:rFonts w:ascii="Times New Roman" w:hAnsi="Times New Roman" w:eastAsia="Times New Roman" w:cs="Times New Roman"/>
-        </w:rPr>
-        <w:t xml:space="preserve"> </w:t>
-      </w:r>
-      <w:r>
-        <w:rPr>
-          <w:rFonts w:hint="eastAsia" w:ascii="Times New Roman" w:hAnsi="Times New Roman" w:eastAsia="FangSong" w:cs="Times New Roman"/>
-        </w:rPr>
-        <w:t>包含初终两次读数</w:t>
-      </w:r>
-      <w:r>
-        <w:rPr>
-          <w:rFonts w:hint="eastAsia" w:ascii="Times New Roman" w:hAnsi="Times New Roman" w:eastAsia="Times New Roman" w:cs="Times New Roman"/>
-        </w:rPr>
-        <w:t>，</w:t>
-      </w:r>
-      <w:r>
-        <w:rPr>
-          <w:rFonts w:hint="eastAsia" w:ascii="Times New Roman" w:hAnsi="Times New Roman" w:eastAsia="FangSong" w:cs="Times New Roman"/>
-        </w:rPr>
-        <w:t>最大绝对误差上限严格为</w:t>
-      </w:r>
-      <w:r>
-        <w:rPr>
-          <w:rFonts w:ascii="Times New Roman" w:hAnsi="Times New Roman" w:eastAsia="Times New Roman" w:cs="Times New Roman"/>
-        </w:rPr>
-        <w:t xml:space="preserve"> </w:t>
-      </w:r>
-      <m:oMath>
-        <m:oMathPr>
-          <m:ctrlPr>
-            <w:rPr>
-              <w:sz w:val="28"/>
-              <w:szCs w:val="28"/>
-            </w:rPr>
-          </m:ctrlPr>
-        </m:oMathPr>
-        <m:r>
-          <m:t>0.02</m:t>
-        </m:r>
-        <m:r>
-          <m:t> </m:t>
-        </m:r>
-        <m:r>
-          <m:rPr>
-            <m:sty m:val="p"/>
-          </m:rPr>
-          <m:t>m</m:t>
-        </m:r>
-        <m:r>
-          <m:rPr>
-            <m:sty m:val="p"/>
-          </m:rPr>
-          <m:t>L</m:t>
-        </m:r>
-      </m:oMath>
-      <w:r>
-        <w:rPr>
-          <w:rFonts w:ascii="Times New Roman" w:hAnsi="Times New Roman" w:eastAsia="Times New Roman" w:cs="Times New Roman"/>
-        </w:rPr>
-        <w:t xml:space="preserve">。</w:t>
-      </w:r>
-    </w:p>
-    <w:p>
-      <w:pPr>
-        <w:pStyle w:val="BodyText"/>
-        <w:ind w:firstLine="420"/>
-      </w:pPr>
-      <w:r>
-        <w:rPr>
-          <w:rFonts w:hint="eastAsia" w:ascii="Times New Roman" w:hAnsi="Times New Roman" w:eastAsia="FangSong" w:cs="Times New Roman"/>
-        </w:rPr>
-        <w:t>雷区四</w:t>
-      </w:r>
-      <w:r>
-        <w:rPr>
-          <w:rFonts w:hint="eastAsia" w:ascii="Times New Roman" w:hAnsi="Times New Roman" w:eastAsia="Times New Roman" w:cs="Times New Roman"/>
-        </w:rPr>
-        <w:t>：</w:t>
-      </w:r>
-      <w:r>
-        <w:rPr>
-          <w:rFonts w:hint="eastAsia" w:ascii="Times New Roman" w:hAnsi="Times New Roman" w:eastAsia="FangSong" w:cs="Times New Roman"/>
-        </w:rPr>
-        <w:t>虚假有效数字报出与平均值精度脱节</w:t>
-      </w:r>
-      <w:r>
-        <w:rPr>
-          <w:rFonts w:hint="eastAsia" w:ascii="Times New Roman" w:hAnsi="Times New Roman" w:eastAsia="Times New Roman" w:cs="Times New Roman"/>
-        </w:rPr>
-        <w:t>。</w:t>
-      </w:r>
-      <w:r>
-        <w:rPr>
-          <w:rFonts w:hint="eastAsia" w:ascii="Times New Roman" w:hAnsi="Times New Roman" w:eastAsia="FangSong" w:cs="Times New Roman"/>
-        </w:rPr>
-        <w:t>计算得样品含量为</w:t>
-      </w:r>
-      <w:r>
-        <w:rPr>
-          <w:rFonts w:ascii="Times New Roman" w:hAnsi="Times New Roman" w:eastAsia="Times New Roman" w:cs="Times New Roman"/>
-        </w:rPr>
-        <w:t xml:space="preserve"> </w:t>
-      </w:r>
-      <m:oMath>
-        <m:oMathPr>
-          <m:ctrlPr>
-            <w:rPr>
-              <w:sz w:val="28"/>
-              <w:szCs w:val="28"/>
-            </w:rPr>
-          </m:ctrlPr>
-        </m:oMathPr>
-        <m:r>
-          <m:t>24.3278</m:t>
-        </m:r>
-        <m:r>
-          <m:rPr>
-            <m:sty m:val="p"/>
-          </m:rPr>
-          <m:t>%</m:t>
-        </m:r>
-      </m:oMath>
-      <w:r>
-        <w:rPr>
-          <w:rFonts w:hint="eastAsia" w:ascii="Times New Roman" w:hAnsi="Times New Roman" w:eastAsia="Times New Roman" w:cs="Times New Roman"/>
-        </w:rPr>
-        <w:t>，</w:t>
-      </w:r>
-      <w:r>
-        <w:rPr>
-          <w:rFonts w:hint="eastAsia" w:ascii="Times New Roman" w:hAnsi="Times New Roman" w:eastAsia="FangSong" w:cs="Times New Roman"/>
-        </w:rPr>
-        <w:t>标准偏差为</w:t>
-      </w:r>
-      <w:r>
-        <w:rPr>
-          <w:rFonts w:ascii="Times New Roman" w:hAnsi="Times New Roman" w:eastAsia="Times New Roman" w:cs="Times New Roman"/>
-        </w:rPr>
-        <w:t xml:space="preserve"> </w:t>
-      </w:r>
-      <m:oMath>
-        <m:oMathPr>
-          <m:ctrlPr>
-            <w:rPr>
-              <w:sz w:val="28"/>
-              <w:szCs w:val="28"/>
-            </w:rPr>
-          </m:ctrlPr>
-        </m:oMathPr>
-        <m:r>
-          <m:t>s</m:t>
-        </m:r>
-        <m:r>
-          <m:rPr>
-            <m:sty m:val="p"/>
-          </m:rPr>
-          <m:t>=</m:t>
-        </m:r>
-        <m:r>
-          <m:t>0.03</m:t>
-        </m:r>
-        <m:r>
-          <m:rPr>
-            <m:sty m:val="p"/>
-          </m:rPr>
-          <m:t>%</m:t>
-        </m:r>
-      </m:oMath>
-      <w:r>
-        <w:rPr>
-          <w:rFonts w:hint="eastAsia" w:ascii="Times New Roman" w:hAnsi="Times New Roman" w:eastAsia="Times New Roman" w:cs="Times New Roman"/>
-        </w:rPr>
-        <w:t>，</w:t>
-      </w:r>
-      <w:r>
-        <w:rPr>
-          <w:rFonts w:hint="eastAsia" w:ascii="Times New Roman" w:hAnsi="Times New Roman" w:eastAsia="FangSong" w:cs="Times New Roman"/>
-        </w:rPr>
-        <w:t>有选手盲目报出</w:t>
-      </w:r>
-      <w:r>
-        <w:rPr>
-          <w:rFonts w:ascii="Times New Roman" w:hAnsi="Times New Roman" w:eastAsia="Times New Roman" w:cs="Times New Roman"/>
-        </w:rPr>
-        <w:t xml:space="preserve"> </w:t>
-      </w:r>
-      <m:oMath>
-        <m:oMathPr>
-          <m:ctrlPr>
-            <w:rPr>
-              <w:sz w:val="28"/>
-              <w:szCs w:val="28"/>
-            </w:rPr>
-          </m:ctrlPr>
-        </m:oMathPr>
-        <m:r>
-          <m:t>24.328</m:t>
-        </m:r>
-        <m:r>
-          <m:rPr>
-            <m:sty m:val="p"/>
-          </m:rPr>
-          <m:t>%</m:t>
-        </m:r>
-        <m:r>
-          <m:rPr>
-            <m:sty m:val="p"/>
-          </m:rPr>
-          <m:t>±</m:t>
-        </m:r>
-        <m:r>
-          <m:t>0.03</m:t>
-        </m:r>
-        <m:r>
-          <m:rPr>
-            <m:sty m:val="p"/>
-          </m:rPr>
-          <m:t>%</m:t>
-        </m:r>
-      </m:oMath>
-      <w:r>
-        <w:rPr>
-          <w:rFonts w:hint="eastAsia" w:ascii="Times New Roman" w:hAnsi="Times New Roman" w:eastAsia="Times New Roman" w:cs="Times New Roman"/>
-        </w:rPr>
-        <w:t>。</w:t>
-      </w:r>
-      <w:r>
-        <w:rPr>
-          <w:rFonts w:hint="eastAsia" w:ascii="Times New Roman" w:hAnsi="Times New Roman" w:eastAsia="FangSong" w:cs="Times New Roman"/>
-        </w:rPr>
-        <w:t>防错准则</w:t>
-      </w:r>
-      <w:r>
-        <w:rPr>
-          <w:rFonts w:hint="eastAsia" w:ascii="Times New Roman" w:hAnsi="Times New Roman" w:eastAsia="Times New Roman" w:cs="Times New Roman"/>
-        </w:rPr>
-        <w:t>：</w:t>
-      </w:r>
-      <w:r>
-        <w:rPr>
-          <w:rFonts w:hint="eastAsia" w:ascii="Times New Roman" w:hAnsi="Times New Roman" w:eastAsia="FangSong" w:cs="Times New Roman"/>
-          <w:b/>
-          <w:bCs/>
-        </w:rPr>
-        <w:t>平均值的末位有效数字必须严格与不确定度</w:t>
-      </w:r>
-      <w:r>
-        <w:rPr>
-          <w:rFonts w:hint="eastAsia" w:ascii="Times New Roman" w:hAnsi="Times New Roman" w:eastAsia="Times New Roman" w:cs="Times New Roman"/>
-          <w:b/>
-          <w:bCs/>
-        </w:rPr>
-        <w:t>（</w:t>
-      </w:r>
-      <w:r>
-        <w:rPr>
-          <w:rFonts w:hint="eastAsia" w:ascii="Times New Roman" w:hAnsi="Times New Roman" w:eastAsia="FangSong" w:cs="Times New Roman"/>
-          <w:b/>
-          <w:bCs/>
-        </w:rPr>
-        <w:t>标准偏差</w:t>
-      </w:r>
-      <w:r>
-        <w:rPr>
-          <w:rFonts w:hint="eastAsia" w:ascii="Times New Roman" w:hAnsi="Times New Roman" w:eastAsia="Times New Roman" w:cs="Times New Roman"/>
-          <w:b/>
-          <w:bCs/>
-        </w:rPr>
-        <w:t>）</w:t>
-      </w:r>
-      <w:r>
-        <w:rPr>
-          <w:rFonts w:hint="eastAsia" w:ascii="Times New Roman" w:hAnsi="Times New Roman" w:eastAsia="FangSong" w:cs="Times New Roman"/>
-          <w:b/>
-          <w:bCs/>
-        </w:rPr>
-        <w:t>所处的数位对齐</w:t>
-      </w:r>
-      <w:r>
-        <w:rPr>
-          <w:rFonts w:hint="eastAsia" w:ascii="Times New Roman" w:hAnsi="Times New Roman" w:eastAsia="Times New Roman" w:cs="Times New Roman"/>
-        </w:rPr>
-        <w:t>；</w:t>
-      </w:r>
-      <w:r>
-        <w:rPr>
-          <w:rFonts w:hint="eastAsia" w:ascii="Times New Roman" w:hAnsi="Times New Roman" w:eastAsia="FangSong" w:cs="Times New Roman"/>
-        </w:rPr>
-        <w:t>标准偏差本身具有统计抽样误差</w:t>
-      </w:r>
-      <w:r>
-        <w:rPr>
-          <w:rFonts w:hint="eastAsia" w:ascii="Times New Roman" w:hAnsi="Times New Roman" w:eastAsia="Times New Roman" w:cs="Times New Roman"/>
-        </w:rPr>
-        <w:t>，</w:t>
-      </w:r>
-      <w:r>
-        <w:rPr>
-          <w:rFonts w:hint="eastAsia" w:ascii="Times New Roman" w:hAnsi="Times New Roman" w:eastAsia="FangSong" w:cs="Times New Roman"/>
-        </w:rPr>
-        <w:t>通常只保留</w:t>
-      </w:r>
-      <w:r>
-        <w:rPr>
-          <w:rFonts w:ascii="Times New Roman" w:hAnsi="Times New Roman" w:eastAsia="Times New Roman" w:cs="Times New Roman"/>
-        </w:rPr>
-        <w:t xml:space="preserve"> 1 </w:t>
-      </w:r>
-      <w:r>
-        <w:rPr>
-          <w:rFonts w:hint="eastAsia" w:ascii="Times New Roman" w:hAnsi="Times New Roman" w:eastAsia="FangSong" w:cs="Times New Roman"/>
-        </w:rPr>
-        <w:t>位有效数字</w:t>
-      </w:r>
-      <w:r>
-        <w:rPr>
-          <w:rFonts w:hint="eastAsia" w:ascii="Times New Roman" w:hAnsi="Times New Roman" w:eastAsia="Times New Roman" w:cs="Times New Roman"/>
-        </w:rPr>
-        <w:t>（</w:t>
-      </w:r>
-      <w:r>
-        <w:rPr>
-          <w:rFonts w:hint="eastAsia" w:ascii="Times New Roman" w:hAnsi="Times New Roman" w:eastAsia="FangSong" w:cs="Times New Roman"/>
-        </w:rPr>
-        <w:t>首位为</w:t>
-      </w:r>
-      <w:r>
-        <w:rPr>
-          <w:rFonts w:ascii="Times New Roman" w:hAnsi="Times New Roman" w:eastAsia="Times New Roman" w:cs="Times New Roman"/>
-        </w:rPr>
-        <w:t xml:space="preserve"> 1 </w:t>
-      </w:r>
-      <w:r>
-        <w:rPr>
-          <w:rFonts w:hint="eastAsia" w:ascii="Times New Roman" w:hAnsi="Times New Roman" w:eastAsia="FangSong" w:cs="Times New Roman"/>
-        </w:rPr>
-        <w:t xml:space="preserve">或</w:t>
-      </w:r>
-      <w:r>
-        <w:rPr>
-          <w:rFonts w:ascii="Times New Roman" w:hAnsi="Times New Roman" w:eastAsia="Times New Roman" w:cs="Times New Roman"/>
-        </w:rPr>
-        <w:t xml:space="preserve"> 2 </w:t>
-      </w:r>
-      <w:r>
-        <w:rPr>
-          <w:rFonts w:hint="eastAsia" w:ascii="Times New Roman" w:hAnsi="Times New Roman" w:eastAsia="FangSong" w:cs="Times New Roman"/>
-        </w:rPr>
-        <w:t xml:space="preserve">时可保留</w:t>
-      </w:r>
-      <w:r>
-        <w:rPr>
-          <w:rFonts w:ascii="Times New Roman" w:hAnsi="Times New Roman" w:eastAsia="Times New Roman" w:cs="Times New Roman"/>
-        </w:rPr>
-        <w:t xml:space="preserve"> 2 </w:t>
-      </w:r>
-      <w:r>
-        <w:rPr>
-          <w:rFonts w:hint="eastAsia" w:ascii="Times New Roman" w:hAnsi="Times New Roman" w:eastAsia="FangSong" w:cs="Times New Roman"/>
-        </w:rPr>
-        <w:t>位</w:t>
-      </w:r>
-      <w:r>
-        <w:rPr>
-          <w:rFonts w:hint="eastAsia" w:ascii="Times New Roman" w:hAnsi="Times New Roman" w:eastAsia="Times New Roman" w:cs="Times New Roman"/>
-        </w:rPr>
-        <w:t>），</w:t>
-      </w:r>
-      <w:r>
-        <w:rPr>
-          <w:rFonts w:hint="eastAsia" w:ascii="Times New Roman" w:hAnsi="Times New Roman" w:eastAsia="FangSong" w:cs="Times New Roman"/>
-        </w:rPr>
-        <w:t>此处正确报出必须修约至百分位</w:t>
-      </w:r>
-      <w:r>
-        <w:rPr>
-          <w:rFonts w:hint="eastAsia" w:ascii="Times New Roman" w:hAnsi="Times New Roman" w:eastAsia="Times New Roman" w:cs="Times New Roman"/>
-        </w:rPr>
-        <w:t>：</w:t>
-      </w:r>
-      <m:oMath>
-        <m:oMathPr>
-          <m:ctrlPr>
-            <w:rPr>
-              <w:sz w:val="28"/>
-              <w:szCs w:val="28"/>
-            </w:rPr>
-          </m:ctrlPr>
-        </m:oMathPr>
-        <m:r>
-          <m:t>24.33</m:t>
-        </m:r>
-        <m:r>
-          <m:rPr>
-            <m:sty m:val="p"/>
-          </m:rPr>
-          <m:t>%</m:t>
-        </m:r>
-        <m:r>
-          <m:rPr>
-            <m:sty m:val="p"/>
-          </m:rPr>
-          <m:t>±</m:t>
-        </m:r>
-        <m:r>
-          <m:t>0.03</m:t>
-        </m:r>
-        <m:r>
-          <m:rPr>
-            <m:sty m:val="p"/>
-          </m:rPr>
-          <m:t>%</m:t>
-        </m:r>
-      </m:oMath>
-      <w:r>
-        <w:rPr>
-          <w:rFonts w:ascii="Times New Roman" w:hAnsi="Times New Roman" w:eastAsia="Times New Roman" w:cs="Times New Roman"/>
-        </w:rPr>
-        <w:t xml:space="preserve">。</w:t>
-      </w:r>
-    </w:p>
-    <w:bookmarkEnd w:id="28"/>
-    <w:bookmarkStart w:id="30" w:name="竞赛思考强化题与微观机理精解"/>
-    <w:p>
-      <w:pPr>
-        <w:pStyle w:val="Heading2"/>
-        <w:spacing w:before="280" w:after="120"/>
-      </w:pPr>
-      <w:r>
-        <w:rPr>
-          <w:rFonts w:ascii="Times New Roman" w:hAnsi="Times New Roman" w:eastAsia="Times New Roman" w:cs="Times New Roman"/>
-        </w:rPr>
-        <w:t xml:space="preserve">§5 </w:t>
-      </w:r>
-      <w:r>
-        <w:rPr>
-          <w:rFonts w:hint="eastAsia" w:ascii="Times New Roman" w:hAnsi="Times New Roman" w:eastAsia="SimHei" w:cs="Times New Roman"/>
-        </w:rPr>
-        <w:t xml:space="preserve">竞赛思考强化题与微观机理精解</w:t>
+        <w:t xml:space="preserve">课后习题</w:t>
       </w:r>
     </w:p>
     <w:p>
@@ -25130,7 +22807,7 @@
         <w:t>？</w:t>
       </w:r>
     </w:p>
-    <w:bookmarkStart w:id="29" w:name="参考答案与精解"/>
+    <w:bookmarkStart w:id="27" w:name="参考答案与精解"/>
     <w:p>
       <w:pPr>
         <w:pStyle w:val="Heading3"/>
@@ -25170,24 +22847,16 @@
         </w:rPr>
         <w:t xml:space="preserve">：</w:t>
       </w:r>
-      <w:r>
-        <w:rPr>
-          <w:rFonts w:ascii="Times New Roman" w:hAnsi="Times New Roman" w:eastAsia="Times New Roman" w:cs="Times New Roman"/>
-        </w:rPr>
-        <w:t xml:space="preserve"> </w:t>
-      </w:r>
-      <w:r>
-        <w:rPr>
-          <w:rFonts w:ascii="Times New Roman" w:hAnsi="Times New Roman" w:eastAsia="Times New Roman" w:cs="Times New Roman"/>
-        </w:rPr>
-        <w:t xml:space="preserve">(1)</w:t>
-      </w:r>
-      <w:r>
-        <w:rPr>
-          <w:rFonts w:ascii="Times New Roman" w:hAnsi="Times New Roman" w:eastAsia="Times New Roman" w:cs="Times New Roman"/>
-        </w:rPr>
-        <w:t xml:space="preserve"> </w:t>
-      </w:r>
+    </w:p>
+    <w:p>
+      <w:pPr>
+        <w:pStyle w:val="Compact"/>
+        <w:numPr>
+          <w:ilvl w:val="0"/>
+          <w:numId w:val="1002"/>
+        </w:numPr>
+        <w:ind w:firstLine="420"/>
+      </w:pPr>
       <m:oMath>
         <m:oMathPr>
           <m:ctrlPr>
@@ -25418,24 +23087,16 @@
         </w:rPr>
         <w:t>。</w:t>
       </w:r>
-      <w:r>
-        <w:rPr>
-          <w:rFonts w:ascii="Times New Roman" w:hAnsi="Times New Roman" w:eastAsia="Times New Roman" w:cs="Times New Roman"/>
-        </w:rPr>
-        <w:t xml:space="preserve"> </w:t>
-      </w:r>
-      <w:r>
-        <w:rPr>
-          <w:rFonts w:ascii="Times New Roman" w:hAnsi="Times New Roman" w:eastAsia="Times New Roman" w:cs="Times New Roman"/>
-        </w:rPr>
-        <w:t xml:space="preserve">(2)</w:t>
-      </w:r>
-      <w:r>
-        <w:rPr>
-          <w:rFonts w:ascii="Times New Roman" w:hAnsi="Times New Roman" w:eastAsia="Times New Roman" w:cs="Times New Roman"/>
-        </w:rPr>
-        <w:t xml:space="preserve"> </w:t>
-      </w:r>
+    </w:p>
+    <w:p>
+      <w:pPr>
+        <w:pStyle w:val="Compact"/>
+        <w:numPr>
+          <w:ilvl w:val="0"/>
+          <w:numId w:val="1002"/>
+        </w:numPr>
+        <w:ind w:firstLine="420"/>
+      </w:pPr>
       <m:oMath>
         <m:oMathPr>
           <m:ctrlPr>
@@ -25681,24 +23342,16 @@
         </w:rPr>
         <w:t>。</w:t>
       </w:r>
-      <w:r>
-        <w:rPr>
-          <w:rFonts w:ascii="Times New Roman" w:hAnsi="Times New Roman" w:eastAsia="Times New Roman" w:cs="Times New Roman"/>
-        </w:rPr>
-        <w:t xml:space="preserve"> </w:t>
-      </w:r>
-      <w:r>
-        <w:rPr>
-          <w:rFonts w:ascii="Times New Roman" w:hAnsi="Times New Roman" w:eastAsia="Times New Roman" w:cs="Times New Roman"/>
-        </w:rPr>
-        <w:t xml:space="preserve">(3)</w:t>
-      </w:r>
-      <w:r>
-        <w:rPr>
-          <w:rFonts w:ascii="Times New Roman" w:hAnsi="Times New Roman" w:eastAsia="Times New Roman" w:cs="Times New Roman"/>
-        </w:rPr>
-        <w:t xml:space="preserve"> </w:t>
-      </w:r>
+    </w:p>
+    <w:p>
+      <w:pPr>
+        <w:pStyle w:val="Compact"/>
+        <w:numPr>
+          <w:ilvl w:val="0"/>
+          <w:numId w:val="1002"/>
+        </w:numPr>
+        <w:ind w:firstLine="420"/>
+      </w:pPr>
       <m:oMath>
         <m:oMathPr>
           <m:ctrlPr>
@@ -25986,24 +23639,16 @@
         </w:rPr>
         <w:t>。</w:t>
       </w:r>
-      <w:r>
-        <w:rPr>
-          <w:rFonts w:ascii="Times New Roman" w:hAnsi="Times New Roman" w:eastAsia="Times New Roman" w:cs="Times New Roman"/>
-        </w:rPr>
-        <w:t xml:space="preserve"> </w:t>
-      </w:r>
-      <w:r>
-        <w:rPr>
-          <w:rFonts w:ascii="Times New Roman" w:hAnsi="Times New Roman" w:eastAsia="Times New Roman" w:cs="Times New Roman"/>
-        </w:rPr>
-        <w:t xml:space="preserve">(4)</w:t>
-      </w:r>
-      <w:r>
-        <w:rPr>
-          <w:rFonts w:ascii="Times New Roman" w:hAnsi="Times New Roman" w:eastAsia="Times New Roman" w:cs="Times New Roman"/>
-        </w:rPr>
-        <w:t xml:space="preserve"> </w:t>
-      </w:r>
+    </w:p>
+    <w:p>
+      <w:pPr>
+        <w:pStyle w:val="Compact"/>
+        <w:numPr>
+          <w:ilvl w:val="0"/>
+          <w:numId w:val="1002"/>
+        </w:numPr>
+        <w:ind w:firstLine="420"/>
+      </w:pPr>
       <m:oMath>
         <m:oMathPr>
           <m:ctrlPr>
@@ -26294,24 +23939,16 @@
         </w:rPr>
         <w:t xml:space="preserve">）。</w:t>
       </w:r>
-      <w:r>
-        <w:rPr>
-          <w:rFonts w:ascii="Times New Roman" w:hAnsi="Times New Roman" w:eastAsia="Times New Roman" w:cs="Times New Roman"/>
-        </w:rPr>
-        <w:t xml:space="preserve"> </w:t>
-      </w:r>
-      <w:r>
-        <w:rPr>
-          <w:rFonts w:ascii="Times New Roman" w:hAnsi="Times New Roman" w:eastAsia="Times New Roman" w:cs="Times New Roman"/>
-        </w:rPr>
-        <w:t xml:space="preserve">(5)</w:t>
-      </w:r>
-      <w:r>
-        <w:rPr>
-          <w:rFonts w:ascii="Times New Roman" w:hAnsi="Times New Roman" w:eastAsia="Times New Roman" w:cs="Times New Roman"/>
-        </w:rPr>
-        <w:t xml:space="preserve"> </w:t>
-      </w:r>
+    </w:p>
+    <w:p>
+      <w:pPr>
+        <w:pStyle w:val="Compact"/>
+        <w:numPr>
+          <w:ilvl w:val="0"/>
+          <w:numId w:val="1002"/>
+        </w:numPr>
+        <w:ind w:firstLine="420"/>
+      </w:pPr>
       <m:oMath>
         <m:r>
           <m:t>8.95</m:t>
@@ -26576,7 +24213,7 @@
     </w:p>
     <w:p>
       <w:pPr>
-        <w:pStyle w:val="BodyText"/>
+        <w:pStyle w:val="FirstParagraph"/>
         <w:ind w:firstLine="420"/>
       </w:pPr>
       <w:r>
@@ -26601,18 +24238,16 @@
         </w:rPr>
         <w:t xml:space="preserve">：</w:t>
       </w:r>
-      <w:r>
-        <w:rPr>
-          <w:rFonts w:ascii="Times New Roman" w:hAnsi="Times New Roman" w:eastAsia="Times New Roman" w:cs="Times New Roman"/>
-        </w:rPr>
-        <w:t xml:space="preserve"> </w:t>
-      </w:r>
-      <w:r>
-        <w:rPr>
-          <w:rFonts w:ascii="Times New Roman" w:hAnsi="Times New Roman" w:eastAsia="Times New Roman" w:cs="Times New Roman"/>
-        </w:rPr>
-        <w:t xml:space="preserve">(1) </w:t>
-      </w:r>
+    </w:p>
+    <w:p>
+      <w:pPr>
+        <w:pStyle w:val="Compact"/>
+        <w:numPr>
+          <w:ilvl w:val="0"/>
+          <w:numId w:val="1003"/>
+        </w:numPr>
+        <w:ind w:firstLine="420"/>
+      </w:pPr>
       <w:r>
         <w:rPr>
           <w:rFonts w:hint="eastAsia" w:ascii="Times New Roman" w:hAnsi="Times New Roman" w:eastAsia="FangSong" w:cs="Times New Roman"/>
@@ -26826,18 +24461,16 @@
         </w:rPr>
         <w:t xml:space="preserve">。</w:t>
       </w:r>
-      <w:r>
-        <w:rPr>
-          <w:rFonts w:ascii="Times New Roman" w:hAnsi="Times New Roman" w:eastAsia="Times New Roman" w:cs="Times New Roman"/>
-        </w:rPr>
-        <w:t xml:space="preserve"> </w:t>
-      </w:r>
-      <w:r>
-        <w:rPr>
-          <w:rFonts w:ascii="Times New Roman" w:hAnsi="Times New Roman" w:eastAsia="Times New Roman" w:cs="Times New Roman"/>
-        </w:rPr>
-        <w:t xml:space="preserve">(2) </w:t>
-      </w:r>
+    </w:p>
+    <w:p>
+      <w:pPr>
+        <w:pStyle w:val="Compact"/>
+        <w:numPr>
+          <w:ilvl w:val="0"/>
+          <w:numId w:val="1003"/>
+        </w:numPr>
+        <w:ind w:firstLine="420"/>
+      </w:pPr>
       <w:r>
         <w:rPr>
           <w:rFonts w:hint="eastAsia" w:ascii="Times New Roman" w:hAnsi="Times New Roman" w:eastAsia="FangSong" w:cs="Times New Roman"/>
@@ -27057,18 +24690,16 @@
         </w:rPr>
         <w:t xml:space="preserve">。</w:t>
       </w:r>
-      <w:r>
-        <w:rPr>
-          <w:rFonts w:ascii="Times New Roman" w:hAnsi="Times New Roman" w:eastAsia="Times New Roman" w:cs="Times New Roman"/>
-        </w:rPr>
-        <w:t xml:space="preserve"> </w:t>
-      </w:r>
-      <w:r>
-        <w:rPr>
-          <w:rFonts w:ascii="Times New Roman" w:hAnsi="Times New Roman" w:eastAsia="Times New Roman" w:cs="Times New Roman"/>
-        </w:rPr>
-        <w:t xml:space="preserve">(3) </w:t>
-      </w:r>
+    </w:p>
+    <w:p>
+      <w:pPr>
+        <w:pStyle w:val="Compact"/>
+        <w:numPr>
+          <w:ilvl w:val="0"/>
+          <w:numId w:val="1003"/>
+        </w:numPr>
+        <w:ind w:firstLine="420"/>
+      </w:pPr>
       <w:r>
         <w:rPr>
           <w:rFonts w:hint="eastAsia" w:ascii="Times New Roman" w:hAnsi="Times New Roman" w:eastAsia="FangSong" w:cs="Times New Roman"/>
@@ -27257,18 +24888,16 @@
         </w:rPr>
         <w:t xml:space="preserve">。</w:t>
       </w:r>
-      <w:r>
-        <w:rPr>
-          <w:rFonts w:ascii="Times New Roman" w:hAnsi="Times New Roman" w:eastAsia="Times New Roman" w:cs="Times New Roman"/>
-        </w:rPr>
-        <w:t xml:space="preserve"> </w:t>
-      </w:r>
-      <w:r>
-        <w:rPr>
-          <w:rFonts w:ascii="Times New Roman" w:hAnsi="Times New Roman" w:eastAsia="Times New Roman" w:cs="Times New Roman"/>
-        </w:rPr>
-        <w:t xml:space="preserve">(4) </w:t>
-      </w:r>
+    </w:p>
+    <w:p>
+      <w:pPr>
+        <w:pStyle w:val="Compact"/>
+        <w:numPr>
+          <w:ilvl w:val="0"/>
+          <w:numId w:val="1003"/>
+        </w:numPr>
+        <w:ind w:firstLine="420"/>
+      </w:pPr>
       <w:r>
         <w:rPr>
           <w:rFonts w:hint="eastAsia" w:ascii="Times New Roman" w:hAnsi="Times New Roman" w:eastAsia="FangSong" w:cs="Times New Roman"/>
@@ -27436,18 +25065,16 @@
         </w:rPr>
         <w:t xml:space="preserve">。</w:t>
       </w:r>
-      <w:r>
-        <w:rPr>
-          <w:rFonts w:ascii="Times New Roman" w:hAnsi="Times New Roman" w:eastAsia="Times New Roman" w:cs="Times New Roman"/>
-        </w:rPr>
-        <w:t xml:space="preserve"> </w:t>
-      </w:r>
-      <w:r>
-        <w:rPr>
-          <w:rFonts w:ascii="Times New Roman" w:hAnsi="Times New Roman" w:eastAsia="Times New Roman" w:cs="Times New Roman"/>
-        </w:rPr>
-        <w:t xml:space="preserve">(5) </w:t>
-      </w:r>
+    </w:p>
+    <w:p>
+      <w:pPr>
+        <w:pStyle w:val="Compact"/>
+        <w:numPr>
+          <w:ilvl w:val="0"/>
+          <w:numId w:val="1003"/>
+        </w:numPr>
+        <w:ind w:firstLine="420"/>
+      </w:pPr>
       <w:r>
         <w:rPr>
           <w:rFonts w:hint="eastAsia" w:ascii="Times New Roman" w:hAnsi="Times New Roman" w:eastAsia="FangSong" w:cs="Times New Roman"/>
@@ -27761,37 +25388,37 @@
     </w:p>
     <w:p>
       <w:pPr>
+        <w:pStyle w:val="FirstParagraph"/>
+        <w:ind w:firstLine="420"/>
+      </w:pPr>
+      <w:r>
+        <w:rPr>
+          <w:rFonts w:hint="eastAsia" w:ascii="Times New Roman" w:hAnsi="Times New Roman" w:eastAsia="FangSong" w:cs="Times New Roman"/>
+          <w:b/>
+          <w:bCs/>
+        </w:rPr>
+        <w:t xml:space="preserve">解</w:t>
+      </w:r>
+      <w:r>
+        <w:rPr>
+          <w:rFonts w:ascii="Times New Roman" w:hAnsi="Times New Roman" w:eastAsia="Times New Roman" w:cs="Times New Roman"/>
+          <w:b/>
+          <w:bCs/>
+        </w:rPr>
+        <w:t xml:space="preserve"> 3</w:t>
+      </w:r>
+      <w:r>
+        <w:rPr>
+          <w:rFonts w:hint="eastAsia" w:ascii="Times New Roman" w:hAnsi="Times New Roman" w:eastAsia="Times New Roman" w:cs="Times New Roman"/>
+        </w:rPr>
+        <w:t xml:space="preserve">：</w:t>
+      </w:r>
+    </w:p>
+    <w:p>
+      <w:pPr>
         <w:pStyle w:val="BodyText"/>
         <w:ind w:firstLine="420"/>
       </w:pPr>
-      <w:r>
-        <w:rPr>
-          <w:rFonts w:hint="eastAsia" w:ascii="Times New Roman" w:hAnsi="Times New Roman" w:eastAsia="FangSong" w:cs="Times New Roman"/>
-          <w:b/>
-          <w:bCs/>
-        </w:rPr>
-        <w:t xml:space="preserve">解</w:t>
-      </w:r>
-      <w:r>
-        <w:rPr>
-          <w:rFonts w:ascii="Times New Roman" w:hAnsi="Times New Roman" w:eastAsia="Times New Roman" w:cs="Times New Roman"/>
-          <w:b/>
-          <w:bCs/>
-        </w:rPr>
-        <w:t xml:space="preserve"> 3</w:t>
-      </w:r>
-      <w:r>
-        <w:rPr>
-          <w:rFonts w:hint="eastAsia" w:ascii="Times New Roman" w:hAnsi="Times New Roman" w:eastAsia="Times New Roman" w:cs="Times New Roman"/>
-        </w:rPr>
-        <w:t xml:space="preserve">：</w:t>
-      </w:r>
-      <w:r>
-        <w:rPr>
-          <w:rFonts w:ascii="Times New Roman" w:hAnsi="Times New Roman" w:eastAsia="Times New Roman" w:cs="Times New Roman"/>
-        </w:rPr>
-        <w:t xml:space="preserve"> </w:t>
-      </w:r>
       <w:r>
         <w:rPr>
           <w:rFonts w:hint="eastAsia" w:ascii="Times New Roman" w:hAnsi="Times New Roman" w:eastAsia="FangSong" w:cs="Times New Roman"/>
@@ -29299,18 +26926,15 @@
         </w:rPr>
         <w:t xml:space="preserve">：</w:t>
       </w:r>
-      <w:r>
-        <w:rPr>
-          <w:rFonts w:ascii="Times New Roman" w:hAnsi="Times New Roman" w:eastAsia="Times New Roman" w:cs="Times New Roman"/>
-        </w:rPr>
-        <w:t xml:space="preserve"> </w:t>
-      </w:r>
-      <w:r>
-        <w:rPr>
-          <w:rFonts w:ascii="Times New Roman" w:hAnsi="Times New Roman" w:eastAsia="Times New Roman" w:cs="Times New Roman"/>
-        </w:rPr>
-        <w:t xml:space="preserve">(1) </w:t>
-      </w:r>
+    </w:p>
+    <w:p>
+      <w:pPr>
+        <w:numPr>
+          <w:ilvl w:val="0"/>
+          <w:numId w:val="1004"/>
+        </w:numPr>
+        <w:ind w:firstLine="420"/>
+      </w:pPr>
       <w:r>
         <w:rPr>
           <w:rFonts w:hint="eastAsia" w:ascii="Times New Roman" w:hAnsi="Times New Roman" w:eastAsia="FangSong" w:cs="Times New Roman"/>
@@ -29548,7 +27172,10 @@
     </w:p>
     <w:p>
       <w:pPr>
-        <w:pStyle w:val="FirstParagraph"/>
+        <w:numPr>
+          <w:ilvl w:val="0"/>
+          <w:numId w:val="1000"/>
+        </w:numPr>
         <w:ind w:firstLine="420"/>
       </w:pPr>
       <w:r>
@@ -29784,7 +27411,10 @@
     </w:p>
     <w:p>
       <w:pPr>
-        <w:pStyle w:val="FirstParagraph"/>
+        <w:numPr>
+          <w:ilvl w:val="0"/>
+          <w:numId w:val="1000"/>
+        </w:numPr>
         <w:ind w:firstLine="420"/>
       </w:pPr>
       <w:r>
@@ -29910,7 +27540,10 @@
     </w:p>
     <w:p>
       <w:pPr>
-        <w:pStyle w:val="FirstParagraph"/>
+        <w:numPr>
+          <w:ilvl w:val="0"/>
+          <w:numId w:val="1000"/>
+        </w:numPr>
         <w:ind w:firstLine="420"/>
       </w:pPr>
       <w:r>
@@ -30069,10 +27702,9 @@
     </w:p>
     <w:p>
       <w:pPr>
-        <w:pStyle w:val="Compact"/>
         <w:numPr>
           <w:ilvl w:val="0"/>
-          <w:numId w:val="1002"/>
+          <w:numId w:val="1004"/>
         </w:numPr>
         <w:ind w:firstLine="420"/>
       </w:pPr>
@@ -30815,18 +28447,16 @@
         </w:rPr>
         <w:t xml:space="preserve">：</w:t>
       </w:r>
-      <w:r>
-        <w:rPr>
-          <w:rFonts w:ascii="Times New Roman" w:hAnsi="Times New Roman" w:eastAsia="Times New Roman" w:cs="Times New Roman"/>
-        </w:rPr>
-        <w:t xml:space="preserve"> </w:t>
-      </w:r>
-      <w:r>
-        <w:rPr>
-          <w:rFonts w:ascii="Times New Roman" w:hAnsi="Times New Roman" w:eastAsia="Times New Roman" w:cs="Times New Roman"/>
-        </w:rPr>
-        <w:t xml:space="preserve">(1) </w:t>
-      </w:r>
+    </w:p>
+    <w:p>
+      <w:pPr>
+        <w:pStyle w:val="Compact"/>
+        <w:numPr>
+          <w:ilvl w:val="0"/>
+          <w:numId w:val="1005"/>
+        </w:numPr>
+        <w:ind w:firstLine="420"/>
+      </w:pPr>
       <w:r>
         <w:rPr>
           <w:rFonts w:hint="eastAsia" w:ascii="Times New Roman" w:hAnsi="Times New Roman" w:eastAsia="FangSong" w:cs="Times New Roman"/>
@@ -30923,18 +28553,16 @@
         </w:rPr>
         <w:t>。</w:t>
       </w:r>
-      <w:r>
-        <w:rPr>
-          <w:rFonts w:ascii="Times New Roman" w:hAnsi="Times New Roman" w:eastAsia="Times New Roman" w:cs="Times New Roman"/>
-        </w:rPr>
-        <w:t xml:space="preserve"> </w:t>
-      </w:r>
-      <w:r>
-        <w:rPr>
-          <w:rFonts w:ascii="Times New Roman" w:hAnsi="Times New Roman" w:eastAsia="Times New Roman" w:cs="Times New Roman"/>
-        </w:rPr>
-        <w:t xml:space="preserve">(2) </w:t>
-      </w:r>
+    </w:p>
+    <w:p>
+      <w:pPr>
+        <w:pStyle w:val="Compact"/>
+        <w:numPr>
+          <w:ilvl w:val="0"/>
+          <w:numId w:val="1005"/>
+        </w:numPr>
+        <w:ind w:firstLine="420"/>
+      </w:pPr>
       <w:r>
         <w:rPr>
           <w:rFonts w:hint="eastAsia" w:ascii="Times New Roman" w:hAnsi="Times New Roman" w:eastAsia="FangSong" w:cs="Times New Roman"/>
@@ -31031,18 +28659,16 @@
         </w:rPr>
         <w:t>。</w:t>
       </w:r>
-      <w:r>
-        <w:rPr>
-          <w:rFonts w:ascii="Times New Roman" w:hAnsi="Times New Roman" w:eastAsia="Times New Roman" w:cs="Times New Roman"/>
-        </w:rPr>
-        <w:t xml:space="preserve"> </w:t>
-      </w:r>
-      <w:r>
-        <w:rPr>
-          <w:rFonts w:ascii="Times New Roman" w:hAnsi="Times New Roman" w:eastAsia="Times New Roman" w:cs="Times New Roman"/>
-        </w:rPr>
-        <w:t xml:space="preserve">(3) </w:t>
-      </w:r>
+    </w:p>
+    <w:p>
+      <w:pPr>
+        <w:pStyle w:val="Compact"/>
+        <w:numPr>
+          <w:ilvl w:val="0"/>
+          <w:numId w:val="1005"/>
+        </w:numPr>
+        <w:ind w:firstLine="420"/>
+      </w:pPr>
       <w:r>
         <w:rPr>
           <w:rFonts w:hint="eastAsia" w:ascii="Times New Roman" w:hAnsi="Times New Roman" w:eastAsia="FangSong" w:cs="Times New Roman"/>
@@ -31127,18 +28753,16 @@
         </w:rPr>
         <w:t>。</w:t>
       </w:r>
-      <w:r>
-        <w:rPr>
-          <w:rFonts w:ascii="Times New Roman" w:hAnsi="Times New Roman" w:eastAsia="Times New Roman" w:cs="Times New Roman"/>
-        </w:rPr>
-        <w:t xml:space="preserve"> </w:t>
-      </w:r>
-      <w:r>
-        <w:rPr>
-          <w:rFonts w:ascii="Times New Roman" w:hAnsi="Times New Roman" w:eastAsia="Times New Roman" w:cs="Times New Roman"/>
-        </w:rPr>
-        <w:t xml:space="preserve">(4) </w:t>
-      </w:r>
+    </w:p>
+    <w:p>
+      <w:pPr>
+        <w:pStyle w:val="Compact"/>
+        <w:numPr>
+          <w:ilvl w:val="0"/>
+          <w:numId w:val="1005"/>
+        </w:numPr>
+        <w:ind w:firstLine="420"/>
+      </w:pPr>
       <w:r>
         <w:rPr>
           <w:rFonts w:hint="eastAsia" w:ascii="Times New Roman" w:hAnsi="Times New Roman" w:eastAsia="FangSong" w:cs="Times New Roman"/>
@@ -31223,18 +28847,16 @@
         </w:rPr>
         <w:t>。</w:t>
       </w:r>
-      <w:r>
-        <w:rPr>
-          <w:rFonts w:ascii="Times New Roman" w:hAnsi="Times New Roman" w:eastAsia="Times New Roman" w:cs="Times New Roman"/>
-        </w:rPr>
-        <w:t xml:space="preserve"> </w:t>
-      </w:r>
-      <w:r>
-        <w:rPr>
-          <w:rFonts w:ascii="Times New Roman" w:hAnsi="Times New Roman" w:eastAsia="Times New Roman" w:cs="Times New Roman"/>
-        </w:rPr>
-        <w:t xml:space="preserve">(5) </w:t>
-      </w:r>
+    </w:p>
+    <w:p>
+      <w:pPr>
+        <w:pStyle w:val="Compact"/>
+        <w:numPr>
+          <w:ilvl w:val="0"/>
+          <w:numId w:val="1005"/>
+        </w:numPr>
+        <w:ind w:firstLine="420"/>
+      </w:pPr>
       <w:r>
         <w:rPr>
           <w:rFonts w:hint="eastAsia" w:ascii="Times New Roman" w:hAnsi="Times New Roman" w:eastAsia="FangSong" w:cs="Times New Roman"/>
@@ -31331,24 +28953,16 @@
         </w:rPr>
         <w:t>。</w:t>
       </w:r>
-      <w:r>
-        <w:rPr>
-          <w:rFonts w:ascii="Times New Roman" w:hAnsi="Times New Roman" w:eastAsia="Times New Roman" w:cs="Times New Roman"/>
-        </w:rPr>
-        <w:t xml:space="preserve"> </w:t>
-      </w:r>
-      <w:r>
-        <w:rPr>
-          <w:rFonts w:ascii="Times New Roman" w:hAnsi="Times New Roman" w:eastAsia="Times New Roman" w:cs="Times New Roman"/>
-        </w:rPr>
-        <w:t xml:space="preserve">(6)</w:t>
-      </w:r>
-      <w:r>
-        <w:rPr>
-          <w:rFonts w:ascii="Times New Roman" w:hAnsi="Times New Roman" w:eastAsia="Times New Roman" w:cs="Times New Roman"/>
-        </w:rPr>
-        <w:t xml:space="preserve"> </w:t>
-      </w:r>
+    </w:p>
+    <w:p>
+      <w:pPr>
+        <w:pStyle w:val="Compact"/>
+        <w:numPr>
+          <w:ilvl w:val="0"/>
+          <w:numId w:val="1005"/>
+        </w:numPr>
+        <w:ind w:firstLine="420"/>
+      </w:pPr>
       <m:oMath>
         <m:r>
           <m:rPr>
@@ -31805,7 +29419,7 @@
     </w:p>
     <w:p>
       <w:pPr>
-        <w:pStyle w:val="BodyText"/>
+        <w:pStyle w:val="FirstParagraph"/>
         <w:ind w:firstLine="420"/>
       </w:pPr>
       <w:r>
@@ -31830,18 +29444,15 @@
         </w:rPr>
         <w:t xml:space="preserve">：</w:t>
       </w:r>
-      <w:r>
-        <w:rPr>
-          <w:rFonts w:ascii="Times New Roman" w:hAnsi="Times New Roman" w:eastAsia="Times New Roman" w:cs="Times New Roman"/>
-        </w:rPr>
-        <w:t xml:space="preserve"> </w:t>
-      </w:r>
-      <w:r>
-        <w:rPr>
-          <w:rFonts w:ascii="Times New Roman" w:hAnsi="Times New Roman" w:eastAsia="Times New Roman" w:cs="Times New Roman"/>
-        </w:rPr>
-        <w:t xml:space="preserve">(1) </w:t>
-      </w:r>
+    </w:p>
+    <w:p>
+      <w:pPr>
+        <w:numPr>
+          <w:ilvl w:val="0"/>
+          <w:numId w:val="1006"/>
+        </w:numPr>
+        <w:ind w:firstLine="420"/>
+      </w:pPr>
       <w:r>
         <w:rPr>
           <w:rFonts w:hint="eastAsia" w:ascii="Times New Roman" w:hAnsi="Times New Roman" w:eastAsia="FangSong" w:cs="Times New Roman"/>
@@ -32034,7 +29645,7 @@
       <w:pPr>
         <w:numPr>
           <w:ilvl w:val="0"/>
-          <w:numId w:val="1003"/>
+          <w:numId w:val="1006"/>
         </w:numPr>
         <w:ind w:firstLine="420"/>
       </w:pPr>
@@ -32392,7 +30003,7 @@
       <w:pPr>
         <w:numPr>
           <w:ilvl w:val="0"/>
-          <w:numId w:val="1003"/>
+          <w:numId w:val="1006"/>
         </w:numPr>
         <w:ind w:firstLine="420"/>
       </w:pPr>
@@ -33179,7 +30790,7 @@
       <w:pPr>
         <w:numPr>
           <w:ilvl w:val="0"/>
-          <w:numId w:val="1003"/>
+          <w:numId w:val="1006"/>
         </w:numPr>
         <w:ind w:firstLine="420"/>
       </w:pPr>
@@ -34008,7 +31619,7 @@
       <w:pPr>
         <w:numPr>
           <w:ilvl w:val="0"/>
-          <w:numId w:val="1003"/>
+          <w:numId w:val="1006"/>
         </w:numPr>
         <w:ind w:firstLine="420"/>
       </w:pPr>
@@ -34284,18 +31895,15 @@
         </w:rPr>
         <w:t xml:space="preserve">：</w:t>
       </w:r>
-      <w:r>
-        <w:rPr>
-          <w:rFonts w:ascii="Times New Roman" w:hAnsi="Times New Roman" w:eastAsia="Times New Roman" w:cs="Times New Roman"/>
-        </w:rPr>
-        <w:t xml:space="preserve"> </w:t>
-      </w:r>
-      <w:r>
-        <w:rPr>
-          <w:rFonts w:ascii="Times New Roman" w:hAnsi="Times New Roman" w:eastAsia="Times New Roman" w:cs="Times New Roman"/>
-        </w:rPr>
-        <w:t xml:space="preserve">(1) </w:t>
-      </w:r>
+    </w:p>
+    <w:p>
+      <w:pPr>
+        <w:numPr>
+          <w:ilvl w:val="0"/>
+          <w:numId w:val="1007"/>
+        </w:numPr>
+        <w:ind w:firstLine="420"/>
+      </w:pPr>
       <w:r>
         <w:rPr>
           <w:rFonts w:hint="eastAsia" w:ascii="Times New Roman" w:hAnsi="Times New Roman" w:eastAsia="FangSong" w:cs="Times New Roman"/>
@@ -34474,7 +32082,10 @@
     </w:p>
     <w:p>
       <w:pPr>
-        <w:pStyle w:val="FirstParagraph"/>
+        <w:numPr>
+          <w:ilvl w:val="0"/>
+          <w:numId w:val="1000"/>
+        </w:numPr>
         <w:ind w:firstLine="420"/>
       </w:pPr>
       <w:r>
@@ -34691,7 +32302,10 @@
     </w:p>
     <w:p>
       <w:pPr>
-        <w:pStyle w:val="FirstParagraph"/>
+        <w:numPr>
+          <w:ilvl w:val="0"/>
+          <w:numId w:val="1000"/>
+        </w:numPr>
         <w:ind w:firstLine="420"/>
       </w:pPr>
       <w:r>
@@ -34739,7 +32353,7 @@
       <w:pPr>
         <w:numPr>
           <w:ilvl w:val="0"/>
-          <w:numId w:val="1004"/>
+          <w:numId w:val="1007"/>
         </w:numPr>
         <w:ind w:firstLine="420"/>
       </w:pPr>
@@ -35410,7 +33024,7 @@
       <w:pPr>
         <w:numPr>
           <w:ilvl w:val="0"/>
-          <w:numId w:val="1004"/>
+          <w:numId w:val="1007"/>
         </w:numPr>
         <w:ind w:firstLine="420"/>
       </w:pPr>
@@ -35674,18 +33288,15 @@
         </w:rPr>
         <w:t xml:space="preserve">：</w:t>
       </w:r>
-      <w:r>
-        <w:rPr>
-          <w:rFonts w:ascii="Times New Roman" w:hAnsi="Times New Roman" w:eastAsia="Times New Roman" w:cs="Times New Roman"/>
-        </w:rPr>
-        <w:t xml:space="preserve"> </w:t>
-      </w:r>
-      <w:r>
-        <w:rPr>
-          <w:rFonts w:ascii="Times New Roman" w:hAnsi="Times New Roman" w:eastAsia="Times New Roman" w:cs="Times New Roman"/>
-        </w:rPr>
-        <w:t xml:space="preserve">(1) </w:t>
-      </w:r>
+    </w:p>
+    <w:p>
+      <w:pPr>
+        <w:numPr>
+          <w:ilvl w:val="0"/>
+          <w:numId w:val="1008"/>
+        </w:numPr>
+        <w:ind w:firstLine="420"/>
+      </w:pPr>
       <w:r>
         <w:rPr>
           <w:rFonts w:hint="eastAsia" w:ascii="Times New Roman" w:hAnsi="Times New Roman" w:eastAsia="FangSong" w:cs="Times New Roman"/>
@@ -35870,7 +33481,10 @@
     </w:p>
     <w:p>
       <w:pPr>
-        <w:pStyle w:val="FirstParagraph"/>
+        <w:numPr>
+          <w:ilvl w:val="0"/>
+          <w:numId w:val="1000"/>
+        </w:numPr>
         <w:ind w:firstLine="420"/>
       </w:pPr>
       <w:r>
@@ -36093,10 +33707,9 @@
     </w:p>
     <w:p>
       <w:pPr>
-        <w:pStyle w:val="Compact"/>
         <w:numPr>
           <w:ilvl w:val="0"/>
-          <w:numId w:val="1005"/>
+          <w:numId w:val="1008"/>
         </w:numPr>
         <w:ind w:firstLine="420"/>
       </w:pPr>
@@ -36180,7 +33793,7 @@
     </w:p>
     <w:p>
       <w:pPr>
-        <w:pStyle w:val="Compact"/>
+        <w:pStyle w:val="BodyText"/>
       </w:pPr>
       <m:oMathPara>
         <m:oMathParaPr>
@@ -36315,7 +33928,6 @@
     </w:p>
     <w:p>
       <w:pPr>
-        <w:pStyle w:val="Compact"/>
         <w:numPr>
           <w:ilvl w:val="0"/>
           <w:numId w:val="1000"/>
@@ -36337,7 +33949,7 @@
     </w:p>
     <w:p>
       <w:pPr>
-        <w:pStyle w:val="Compact"/>
+        <w:pStyle w:val="BodyText"/>
       </w:pPr>
       <m:oMathPara>
         <m:oMathParaPr>
@@ -36544,7 +34156,6 @@
     </w:p>
     <w:p>
       <w:pPr>
-        <w:pStyle w:val="Compact"/>
         <w:numPr>
           <w:ilvl w:val="0"/>
           <w:numId w:val="1000"/>
@@ -36566,7 +34177,7 @@
     </w:p>
     <w:p>
       <w:pPr>
-        <w:pStyle w:val="Compact"/>
+        <w:pStyle w:val="BodyText"/>
       </w:pPr>
       <m:oMathPara>
         <m:oMathParaPr>
@@ -36800,7 +34411,6 @@
     </w:p>
     <w:p>
       <w:pPr>
-        <w:pStyle w:val="Compact"/>
         <w:numPr>
           <w:ilvl w:val="0"/>
           <w:numId w:val="1000"/>
@@ -36822,7 +34432,7 @@
     </w:p>
     <w:p>
       <w:pPr>
-        <w:pStyle w:val="Compact"/>
+        <w:pStyle w:val="BodyText"/>
       </w:pPr>
       <m:oMathPara>
         <m:oMathParaPr>
@@ -37199,7 +34809,6 @@
     </w:p>
     <w:p>
       <w:pPr>
-        <w:pStyle w:val="Compact"/>
         <w:numPr>
           <w:ilvl w:val="0"/>
           <w:numId w:val="1000"/>
@@ -37268,7 +34877,7 @@
     </w:p>
     <w:p>
       <w:pPr>
-        <w:pStyle w:val="Compact"/>
+        <w:pStyle w:val="BodyText"/>
       </w:pPr>
       <m:oMathPara>
         <m:oMathParaPr>
@@ -37729,7 +35338,6 @@
     </w:p>
     <w:p>
       <w:pPr>
-        <w:pStyle w:val="Compact"/>
         <w:numPr>
           <w:ilvl w:val="0"/>
           <w:numId w:val="1000"/>
@@ -38087,18 +35695,15 @@
         </w:rPr>
         <w:t xml:space="preserve">：</w:t>
       </w:r>
-      <w:r>
-        <w:rPr>
-          <w:rFonts w:ascii="Times New Roman" w:hAnsi="Times New Roman" w:eastAsia="Times New Roman" w:cs="Times New Roman"/>
-        </w:rPr>
-        <w:t xml:space="preserve"> </w:t>
-      </w:r>
-      <w:r>
-        <w:rPr>
-          <w:rFonts w:ascii="Times New Roman" w:hAnsi="Times New Roman" w:eastAsia="Times New Roman" w:cs="Times New Roman"/>
-        </w:rPr>
-        <w:t xml:space="preserve">(1) </w:t>
-      </w:r>
+    </w:p>
+    <w:p>
+      <w:pPr>
+        <w:numPr>
+          <w:ilvl w:val="0"/>
+          <w:numId w:val="1009"/>
+        </w:numPr>
+        <w:ind w:firstLine="420"/>
+      </w:pPr>
       <w:r>
         <w:rPr>
           <w:rFonts w:hint="eastAsia" w:ascii="Times New Roman" w:hAnsi="Times New Roman" w:eastAsia="FangSong" w:cs="Times New Roman"/>
@@ -38606,7 +36211,10 @@
     </w:p>
     <w:p>
       <w:pPr>
-        <w:pStyle w:val="FirstParagraph"/>
+        <w:numPr>
+          <w:ilvl w:val="0"/>
+          <w:numId w:val="1000"/>
+        </w:numPr>
         <w:ind w:firstLine="420"/>
       </w:pPr>
       <w:r>
@@ -38855,7 +36463,10 @@
     </w:p>
     <w:p>
       <w:pPr>
-        <w:pStyle w:val="FirstParagraph"/>
+        <w:numPr>
+          <w:ilvl w:val="0"/>
+          <w:numId w:val="1000"/>
+        </w:numPr>
         <w:ind w:firstLine="420"/>
       </w:pPr>
       <w:r>
@@ -39038,10 +36649,9 @@
     </w:p>
     <w:p>
       <w:pPr>
-        <w:pStyle w:val="Compact"/>
         <w:numPr>
           <w:ilvl w:val="0"/>
-          <w:numId w:val="1006"/>
+          <w:numId w:val="1009"/>
         </w:numPr>
         <w:ind w:firstLine="420"/>
       </w:pPr>
@@ -39355,7 +36965,7 @@
     </w:p>
     <w:p>
       <w:pPr>
-        <w:pStyle w:val="Compact"/>
+        <w:pStyle w:val="BodyText"/>
       </w:pPr>
       <m:oMathPara>
         <m:oMathParaPr>
@@ -39755,7 +37365,7 @@
     </w:p>
     <w:p>
       <w:pPr>
-        <w:pStyle w:val="Compact"/>
+        <w:pStyle w:val="FirstParagraph"/>
       </w:pPr>
       <m:oMathPara>
         <m:oMathParaPr>
@@ -40018,7 +37628,6 @@
     </w:p>
     <w:p>
       <w:pPr>
-        <w:pStyle w:val="Compact"/>
         <w:numPr>
           <w:ilvl w:val="0"/>
           <w:numId w:val="1000"/>
@@ -40098,7 +37707,7 @@
     </w:p>
     <w:p>
       <w:pPr>
-        <w:pStyle w:val="Compact"/>
+        <w:pStyle w:val="BodyText"/>
       </w:pPr>
       <m:oMathPara>
         <m:oMathParaPr>
@@ -40498,7 +38107,7 @@
     </w:p>
     <w:p>
       <w:pPr>
-        <w:pStyle w:val="Compact"/>
+        <w:pStyle w:val="FirstParagraph"/>
       </w:pPr>
       <m:oMathPara>
         <m:oMathParaPr>
@@ -40761,7 +38370,6 @@
     </w:p>
     <w:p>
       <w:pPr>
-        <w:pStyle w:val="Compact"/>
         <w:numPr>
           <w:ilvl w:val="0"/>
           <w:numId w:val="1000"/>
@@ -40856,7 +38464,7 @@
     </w:p>
     <w:p>
       <w:pPr>
-        <w:pStyle w:val="Compact"/>
+        <w:pStyle w:val="BodyText"/>
       </w:pPr>
       <m:oMathPara>
         <m:oMathParaPr>
@@ -41123,7 +38731,7 @@
     </w:p>
     <w:p>
       <w:pPr>
-        <w:pStyle w:val="Compact"/>
+        <w:pStyle w:val="FirstParagraph"/>
       </w:pPr>
       <m:oMathPara>
         <m:oMathParaPr>
@@ -41260,7 +38868,6 @@
     </w:p>
     <w:p>
       <w:pPr>
-        <w:pStyle w:val="Compact"/>
         <w:numPr>
           <w:ilvl w:val="0"/>
           <w:numId w:val="1000"/>
@@ -41282,7 +38889,7 @@
     </w:p>
     <w:p>
       <w:pPr>
-        <w:pStyle w:val="Compact"/>
+        <w:pStyle w:val="BodyText"/>
       </w:pPr>
       <m:oMathPara>
         <m:oMathParaPr>
@@ -41471,7 +39078,6 @@
     </w:p>
     <w:p>
       <w:pPr>
-        <w:pStyle w:val="Compact"/>
         <w:numPr>
           <w:ilvl w:val="0"/>
           <w:numId w:val="1000"/>
@@ -41516,7 +39122,7 @@
     </w:p>
     <w:p>
       <w:pPr>
-        <w:pStyle w:val="Compact"/>
+        <w:pStyle w:val="BodyText"/>
       </w:pPr>
       <m:oMathPara>
         <m:oMathParaPr>
@@ -41657,7 +39263,6 @@
     </w:p>
     <w:p>
       <w:pPr>
-        <w:pStyle w:val="Compact"/>
         <w:numPr>
           <w:ilvl w:val="0"/>
           <w:numId w:val="1000"/>
@@ -41782,7 +39387,7 @@
     </w:p>
     <w:p>
       <w:pPr>
-        <w:pStyle w:val="Compact"/>
+        <w:pStyle w:val="BodyText"/>
       </w:pPr>
       <m:oMathPara>
         <m:oMathParaPr>
@@ -42152,18 +39757,15 @@
         </w:rPr>
         <w:t xml:space="preserve">：</w:t>
       </w:r>
-      <w:r>
-        <w:rPr>
-          <w:rFonts w:ascii="Times New Roman" w:hAnsi="Times New Roman" w:eastAsia="Times New Roman" w:cs="Times New Roman"/>
-        </w:rPr>
-        <w:t xml:space="preserve"> </w:t>
-      </w:r>
-      <w:r>
-        <w:rPr>
-          <w:rFonts w:ascii="Times New Roman" w:hAnsi="Times New Roman" w:eastAsia="Times New Roman" w:cs="Times New Roman"/>
-        </w:rPr>
-        <w:t xml:space="preserve">(1) </w:t>
-      </w:r>
+    </w:p>
+    <w:p>
+      <w:pPr>
+        <w:numPr>
+          <w:ilvl w:val="0"/>
+          <w:numId w:val="1010"/>
+        </w:numPr>
+        <w:ind w:firstLine="420"/>
+      </w:pPr>
       <w:r>
         <w:rPr>
           <w:rFonts w:hint="eastAsia" w:ascii="Times New Roman" w:hAnsi="Times New Roman" w:eastAsia="FangSong" w:cs="Times New Roman"/>
@@ -42357,7 +39959,10 @@
     </w:p>
     <w:p>
       <w:pPr>
-        <w:pStyle w:val="FirstParagraph"/>
+        <w:numPr>
+          <w:ilvl w:val="0"/>
+          <w:numId w:val="1000"/>
+        </w:numPr>
         <w:ind w:firstLine="420"/>
       </w:pPr>
       <w:r>
@@ -42446,7 +40051,10 @@
     </w:p>
     <w:p>
       <w:pPr>
-        <w:pStyle w:val="FirstParagraph"/>
+        <w:numPr>
+          <w:ilvl w:val="0"/>
+          <w:numId w:val="1000"/>
+        </w:numPr>
         <w:ind w:firstLine="420"/>
       </w:pPr>
       <w:r>
@@ -42588,7 +40196,10 @@
     </w:p>
     <w:p>
       <w:pPr>
-        <w:pStyle w:val="FirstParagraph"/>
+        <w:numPr>
+          <w:ilvl w:val="0"/>
+          <w:numId w:val="1000"/>
+        </w:numPr>
         <w:ind w:firstLine="420"/>
       </w:pPr>
       <w:r>
@@ -42874,7 +40485,10 @@
     </w:p>
     <w:p>
       <w:pPr>
-        <w:pStyle w:val="FirstParagraph"/>
+        <w:numPr>
+          <w:ilvl w:val="0"/>
+          <w:numId w:val="1000"/>
+        </w:numPr>
         <w:ind w:firstLine="420"/>
       </w:pPr>
       <w:r>
@@ -42894,7 +40508,7 @@
       <w:pPr>
         <w:numPr>
           <w:ilvl w:val="0"/>
-          <w:numId w:val="1007"/>
+          <w:numId w:val="1010"/>
         </w:numPr>
         <w:ind w:firstLine="420"/>
       </w:pPr>
@@ -43753,7 +41367,7 @@
       <w:pPr>
         <w:numPr>
           <w:ilvl w:val="0"/>
-          <w:numId w:val="1007"/>
+          <w:numId w:val="1010"/>
         </w:numPr>
         <w:ind w:firstLine="420"/>
       </w:pPr>
@@ -44227,18 +41841,15 @@
         </w:rPr>
         <w:t xml:space="preserve">：</w:t>
       </w:r>
-      <w:r>
-        <w:rPr>
-          <w:rFonts w:ascii="Times New Roman" w:hAnsi="Times New Roman" w:eastAsia="Times New Roman" w:cs="Times New Roman"/>
-        </w:rPr>
-        <w:t xml:space="preserve"> </w:t>
-      </w:r>
-      <w:r>
-        <w:rPr>
-          <w:rFonts w:ascii="Times New Roman" w:hAnsi="Times New Roman" w:eastAsia="Times New Roman" w:cs="Times New Roman"/>
-        </w:rPr>
-        <w:t xml:space="preserve">(1) </w:t>
-      </w:r>
+    </w:p>
+    <w:p>
+      <w:pPr>
+        <w:numPr>
+          <w:ilvl w:val="0"/>
+          <w:numId w:val="1011"/>
+        </w:numPr>
+        <w:ind w:firstLine="420"/>
+      </w:pPr>
       <w:r>
         <w:rPr>
           <w:rFonts w:hint="eastAsia" w:ascii="Times New Roman" w:hAnsi="Times New Roman" w:eastAsia="FangSong" w:cs="Times New Roman"/>
@@ -44849,7 +42460,7 @@
       <w:pPr>
         <w:numPr>
           <w:ilvl w:val="0"/>
-          <w:numId w:val="1008"/>
+          <w:numId w:val="1011"/>
         </w:numPr>
         <w:ind w:firstLine="420"/>
       </w:pPr>
@@ -45196,7 +42807,7 @@
       <w:pPr>
         <w:numPr>
           <w:ilvl w:val="0"/>
-          <w:numId w:val="1008"/>
+          <w:numId w:val="1011"/>
         </w:numPr>
         <w:ind w:firstLine="420"/>
       </w:pPr>
@@ -45646,18 +43257,15 @@
         </w:rPr>
         <w:t xml:space="preserve">：</w:t>
       </w:r>
-      <w:r>
-        <w:rPr>
-          <w:rFonts w:ascii="Times New Roman" w:hAnsi="Times New Roman" w:eastAsia="Times New Roman" w:cs="Times New Roman"/>
-        </w:rPr>
-        <w:t xml:space="preserve"> </w:t>
-      </w:r>
-      <w:r>
-        <w:rPr>
-          <w:rFonts w:ascii="Times New Roman" w:hAnsi="Times New Roman" w:eastAsia="Times New Roman" w:cs="Times New Roman"/>
-        </w:rPr>
-        <w:t xml:space="preserve">(1) </w:t>
-      </w:r>
+    </w:p>
+    <w:p>
+      <w:pPr>
+        <w:numPr>
+          <w:ilvl w:val="0"/>
+          <w:numId w:val="1012"/>
+        </w:numPr>
+        <w:ind w:firstLine="420"/>
+      </w:pPr>
       <w:r>
         <w:rPr>
           <w:rFonts w:hint="eastAsia" w:ascii="Times New Roman" w:hAnsi="Times New Roman" w:eastAsia="FangSong" w:cs="Times New Roman"/>
@@ -46062,7 +43670,10 @@
     </w:p>
     <w:p>
       <w:pPr>
-        <w:pStyle w:val="FirstParagraph"/>
+        <w:numPr>
+          <w:ilvl w:val="0"/>
+          <w:numId w:val="1000"/>
+        </w:numPr>
         <w:ind w:firstLine="420"/>
       </w:pPr>
       <w:r>
@@ -46298,10 +43909,9 @@
     </w:p>
     <w:p>
       <w:pPr>
-        <w:pStyle w:val="Compact"/>
         <w:numPr>
           <w:ilvl w:val="0"/>
-          <w:numId w:val="1009"/>
+          <w:numId w:val="1012"/>
         </w:numPr>
         <w:ind w:firstLine="420"/>
       </w:pPr>
@@ -46452,7 +44062,7 @@
     </w:p>
     <w:p>
       <w:pPr>
-        <w:pStyle w:val="Compact"/>
+        <w:pStyle w:val="BodyText"/>
       </w:pPr>
       <m:oMathPara>
         <m:oMathParaPr>
@@ -46558,7 +44168,6 @@
     </w:p>
     <w:p>
       <w:pPr>
-        <w:pStyle w:val="Compact"/>
         <w:numPr>
           <w:ilvl w:val="0"/>
           <w:numId w:val="1000"/>
@@ -46580,7 +44189,7 @@
     </w:p>
     <w:p>
       <w:pPr>
-        <w:pStyle w:val="Compact"/>
+        <w:pStyle w:val="BodyText"/>
       </w:pPr>
       <m:oMathPara>
         <m:oMathParaPr>
@@ -46628,7 +44237,6 @@
     </w:p>
     <w:p>
       <w:pPr>
-        <w:pStyle w:val="Compact"/>
         <w:numPr>
           <w:ilvl w:val="0"/>
           <w:numId w:val="1000"/>
@@ -47029,17 +44637,20 @@
         </w:rPr>
         <w:t xml:space="preserve">：</w:t>
       </w:r>
-      <w:r>
-        <w:rPr>
-          <w:rFonts w:ascii="Times New Roman" w:hAnsi="Times New Roman" w:eastAsia="Times New Roman" w:cs="Times New Roman"/>
-        </w:rPr>
-        <w:t xml:space="preserve"> </w:t>
-      </w:r>
-      <w:r>
-        <w:rPr>
-          <w:rFonts w:ascii="Times New Roman" w:hAnsi="Times New Roman" w:eastAsia="Times New Roman" w:cs="Times New Roman"/>
-        </w:rPr>
-        <w:t xml:space="preserve">(1) 4 </w:t>
+    </w:p>
+    <w:p>
+      <w:pPr>
+        <w:numPr>
+          <w:ilvl w:val="0"/>
+          <w:numId w:val="1013"/>
+        </w:numPr>
+        <w:ind w:firstLine="420"/>
+      </w:pPr>
+      <w:r>
+        <w:rPr>
+          <w:rFonts w:ascii="Times New Roman" w:hAnsi="Times New Roman" w:eastAsia="Times New Roman" w:cs="Times New Roman"/>
+        </w:rPr>
+        <w:t xml:space="preserve">4 </w:t>
       </w:r>
       <w:r>
         <w:rPr>
@@ -47321,7 +44932,10 @@
     </w:p>
     <w:p>
       <w:pPr>
-        <w:pStyle w:val="FirstParagraph"/>
+        <w:numPr>
+          <w:ilvl w:val="0"/>
+          <w:numId w:val="1000"/>
+        </w:numPr>
         <w:ind w:firstLine="420"/>
       </w:pPr>
       <w:r>
@@ -47786,7 +45400,10 @@
     </w:p>
     <w:p>
       <w:pPr>
-        <w:pStyle w:val="FirstParagraph"/>
+        <w:numPr>
+          <w:ilvl w:val="0"/>
+          <w:numId w:val="1000"/>
+        </w:numPr>
         <w:ind w:firstLine="420"/>
       </w:pPr>
       <w:r>
@@ -47942,7 +45559,7 @@
       <w:pPr>
         <w:numPr>
           <w:ilvl w:val="0"/>
-          <w:numId w:val="1010"/>
+          <w:numId w:val="1013"/>
         </w:numPr>
         <w:ind w:firstLine="420"/>
       </w:pPr>
@@ -48586,7 +46203,7 @@
       <w:pPr>
         <w:numPr>
           <w:ilvl w:val="0"/>
-          <w:numId w:val="1010"/>
+          <w:numId w:val="1013"/>
         </w:numPr>
         <w:ind w:firstLine="420"/>
       </w:pPr>
@@ -48852,18 +46469,15 @@
         </w:rPr>
         <w:t xml:space="preserve">：</w:t>
       </w:r>
-      <w:r>
-        <w:rPr>
-          <w:rFonts w:ascii="Times New Roman" w:hAnsi="Times New Roman" w:eastAsia="Times New Roman" w:cs="Times New Roman"/>
-        </w:rPr>
-        <w:t xml:space="preserve"> </w:t>
-      </w:r>
-      <w:r>
-        <w:rPr>
-          <w:rFonts w:ascii="Times New Roman" w:hAnsi="Times New Roman" w:eastAsia="Times New Roman" w:cs="Times New Roman"/>
-        </w:rPr>
-        <w:t xml:space="preserve">(1) </w:t>
-      </w:r>
+    </w:p>
+    <w:p>
+      <w:pPr>
+        <w:numPr>
+          <w:ilvl w:val="0"/>
+          <w:numId w:val="1014"/>
+        </w:numPr>
+        <w:ind w:firstLine="420"/>
+      </w:pPr>
       <w:r>
         <w:rPr>
           <w:rFonts w:hint="eastAsia" w:ascii="Times New Roman" w:hAnsi="Times New Roman" w:eastAsia="FangSong" w:cs="Times New Roman"/>
@@ -49792,10 +47406,9 @@
     </w:p>
     <w:p>
       <w:pPr>
-        <w:pStyle w:val="Compact"/>
         <w:numPr>
           <w:ilvl w:val="0"/>
-          <w:numId w:val="1011"/>
+          <w:numId w:val="1014"/>
         </w:numPr>
         <w:ind w:firstLine="420"/>
       </w:pPr>
@@ -50267,18 +47880,15 @@
         </w:rPr>
         <w:t xml:space="preserve">：</w:t>
       </w:r>
-      <w:r>
-        <w:rPr>
-          <w:rFonts w:ascii="Times New Roman" w:hAnsi="Times New Roman" w:eastAsia="Times New Roman" w:cs="Times New Roman"/>
-        </w:rPr>
-        <w:t xml:space="preserve"> </w:t>
-      </w:r>
-      <w:r>
-        <w:rPr>
-          <w:rFonts w:ascii="Times New Roman" w:hAnsi="Times New Roman" w:eastAsia="Times New Roman" w:cs="Times New Roman"/>
-        </w:rPr>
-        <w:t xml:space="preserve">(1) </w:t>
-      </w:r>
+    </w:p>
+    <w:p>
+      <w:pPr>
+        <w:numPr>
+          <w:ilvl w:val="0"/>
+          <w:numId w:val="1015"/>
+        </w:numPr>
+        <w:ind w:firstLine="420"/>
+      </w:pPr>
       <w:r>
         <w:rPr>
           <w:rFonts w:hint="eastAsia" w:ascii="Times New Roman" w:hAnsi="Times New Roman" w:eastAsia="FangSong" w:cs="Times New Roman"/>
@@ -50664,7 +48274,10 @@
     </w:p>
     <w:p>
       <w:pPr>
-        <w:pStyle w:val="FirstParagraph"/>
+        <w:numPr>
+          <w:ilvl w:val="0"/>
+          <w:numId w:val="1000"/>
+        </w:numPr>
         <w:ind w:firstLine="420"/>
       </w:pPr>
       <w:r>
@@ -51363,7 +48976,7 @@
       <w:pPr>
         <w:numPr>
           <w:ilvl w:val="0"/>
-          <w:numId w:val="1012"/>
+          <w:numId w:val="1015"/>
         </w:numPr>
         <w:ind w:firstLine="420"/>
       </w:pPr>
@@ -52203,7 +49816,7 @@
       <w:pPr>
         <w:numPr>
           <w:ilvl w:val="0"/>
-          <w:numId w:val="1012"/>
+          <w:numId w:val="1015"/>
         </w:numPr>
         <w:ind w:firstLine="420"/>
       </w:pPr>
@@ -52804,7 +50417,7 @@
       <w:pPr>
         <w:numPr>
           <w:ilvl w:val="0"/>
-          <w:numId w:val="1012"/>
+          <w:numId w:val="1015"/>
         </w:numPr>
         <w:ind w:firstLine="420"/>
       </w:pPr>
@@ -53177,18 +50790,15 @@
         </w:rPr>
         <w:t xml:space="preserve">：</w:t>
       </w:r>
-      <w:r>
-        <w:rPr>
-          <w:rFonts w:ascii="Times New Roman" w:hAnsi="Times New Roman" w:eastAsia="Times New Roman" w:cs="Times New Roman"/>
-        </w:rPr>
-        <w:t xml:space="preserve"> </w:t>
-      </w:r>
-      <w:r>
-        <w:rPr>
-          <w:rFonts w:ascii="Times New Roman" w:hAnsi="Times New Roman" w:eastAsia="Times New Roman" w:cs="Times New Roman"/>
-        </w:rPr>
-        <w:t xml:space="preserve">(1) </w:t>
-      </w:r>
+    </w:p>
+    <w:p>
+      <w:pPr>
+        <w:numPr>
+          <w:ilvl w:val="0"/>
+          <w:numId w:val="1016"/>
+        </w:numPr>
+        <w:ind w:firstLine="420"/>
+      </w:pPr>
       <w:r>
         <w:rPr>
           <w:rFonts w:hint="eastAsia" w:ascii="Times New Roman" w:hAnsi="Times New Roman" w:eastAsia="FangSong" w:cs="Times New Roman"/>
@@ -53455,7 +51065,10 @@
     </w:p>
     <w:p>
       <w:pPr>
-        <w:pStyle w:val="FirstParagraph"/>
+        <w:numPr>
+          <w:ilvl w:val="0"/>
+          <w:numId w:val="1000"/>
+        </w:numPr>
         <w:ind w:firstLine="420"/>
       </w:pPr>
       <w:r>
@@ -54044,7 +51657,7 @@
       <w:pPr>
         <w:numPr>
           <w:ilvl w:val="0"/>
-          <w:numId w:val="1013"/>
+          <w:numId w:val="1016"/>
         </w:numPr>
         <w:ind w:firstLine="420"/>
       </w:pPr>
@@ -54790,7 +52403,7 @@
       <w:pPr>
         <w:numPr>
           <w:ilvl w:val="0"/>
-          <w:numId w:val="1013"/>
+          <w:numId w:val="1016"/>
         </w:numPr>
         <w:ind w:firstLine="420"/>
       </w:pPr>
@@ -56063,18 +53676,15 @@
         </w:rPr>
         <w:t xml:space="preserve">：</w:t>
       </w:r>
-      <w:r>
-        <w:rPr>
-          <w:rFonts w:ascii="Times New Roman" w:hAnsi="Times New Roman" w:eastAsia="Times New Roman" w:cs="Times New Roman"/>
-        </w:rPr>
-        <w:t xml:space="preserve"> </w:t>
-      </w:r>
-      <w:r>
-        <w:rPr>
-          <w:rFonts w:ascii="Times New Roman" w:hAnsi="Times New Roman" w:eastAsia="Times New Roman" w:cs="Times New Roman"/>
-        </w:rPr>
-        <w:t xml:space="preserve">(1) </w:t>
-      </w:r>
+    </w:p>
+    <w:p>
+      <w:pPr>
+        <w:numPr>
+          <w:ilvl w:val="0"/>
+          <w:numId w:val="1017"/>
+        </w:numPr>
+        <w:ind w:firstLine="420"/>
+      </w:pPr>
       <w:r>
         <w:rPr>
           <w:rFonts w:hint="eastAsia" w:ascii="Times New Roman" w:hAnsi="Times New Roman" w:eastAsia="FangSong" w:cs="Times New Roman"/>
@@ -56457,7 +54067,10 @@
     </w:p>
     <w:p>
       <w:pPr>
-        <w:pStyle w:val="FirstParagraph"/>
+        <w:numPr>
+          <w:ilvl w:val="0"/>
+          <w:numId w:val="1000"/>
+        </w:numPr>
         <w:ind w:firstLine="420"/>
       </w:pPr>
       <w:r>
@@ -56649,7 +54262,10 @@
     </w:p>
     <w:p>
       <w:pPr>
-        <w:pStyle w:val="FirstParagraph"/>
+        <w:numPr>
+          <w:ilvl w:val="0"/>
+          <w:numId w:val="1000"/>
+        </w:numPr>
         <w:ind w:firstLine="420"/>
       </w:pPr>
       <w:r>
@@ -56789,10 +54405,9 @@
     </w:p>
     <w:p>
       <w:pPr>
-        <w:pStyle w:val="Compact"/>
         <w:numPr>
           <w:ilvl w:val="0"/>
-          <w:numId w:val="1014"/>
+          <w:numId w:val="1017"/>
         </w:numPr>
         <w:ind w:firstLine="420"/>
       </w:pPr>
@@ -57033,7 +54648,7 @@
     </w:p>
     <w:p>
       <w:pPr>
-        <w:pStyle w:val="Compact"/>
+        <w:pStyle w:val="BodyText"/>
       </w:pPr>
       <m:oMathPara>
         <m:oMathParaPr>
@@ -57372,7 +54987,6 @@
     </w:p>
     <w:p>
       <w:pPr>
-        <w:pStyle w:val="Compact"/>
         <w:numPr>
           <w:ilvl w:val="0"/>
           <w:numId w:val="1000"/>
@@ -57805,18 +55419,15 @@
         </w:rPr>
         <w:t xml:space="preserve">：</w:t>
       </w:r>
-      <w:r>
-        <w:rPr>
-          <w:rFonts w:ascii="Times New Roman" w:hAnsi="Times New Roman" w:eastAsia="Times New Roman" w:cs="Times New Roman"/>
-        </w:rPr>
-        <w:t xml:space="preserve"> </w:t>
-      </w:r>
-      <w:r>
-        <w:rPr>
-          <w:rFonts w:ascii="Times New Roman" w:hAnsi="Times New Roman" w:eastAsia="Times New Roman" w:cs="Times New Roman"/>
-        </w:rPr>
-        <w:t xml:space="preserve">(1) </w:t>
-      </w:r>
+    </w:p>
+    <w:p>
+      <w:pPr>
+        <w:numPr>
+          <w:ilvl w:val="0"/>
+          <w:numId w:val="1018"/>
+        </w:numPr>
+        <w:ind w:firstLine="420"/>
+      </w:pPr>
       <w:r>
         <w:rPr>
           <w:rFonts w:hint="eastAsia" w:ascii="Times New Roman" w:hAnsi="Times New Roman" w:eastAsia="FangSong" w:cs="Times New Roman"/>
@@ -58147,7 +55758,10 @@
     </w:p>
     <w:p>
       <w:pPr>
-        <w:pStyle w:val="FirstParagraph"/>
+        <w:numPr>
+          <w:ilvl w:val="0"/>
+          <w:numId w:val="1000"/>
+        </w:numPr>
         <w:ind w:firstLine="420"/>
       </w:pPr>
       <w:r>
@@ -58313,7 +55927,7 @@
       <w:pPr>
         <w:numPr>
           <w:ilvl w:val="0"/>
-          <w:numId w:val="1015"/>
+          <w:numId w:val="1018"/>
         </w:numPr>
         <w:ind w:firstLine="420"/>
       </w:pPr>
@@ -58731,7 +56345,7 @@
       <w:pPr>
         <w:numPr>
           <w:ilvl w:val="0"/>
-          <w:numId w:val="1015"/>
+          <w:numId w:val="1018"/>
         </w:numPr>
         <w:ind w:firstLine="420"/>
       </w:pPr>
@@ -63586,8 +61200,8 @@
         <w:t>。</w:t>
       </w:r>
     </w:p>
-    <w:bookmarkEnd w:id="29"/>
-    <w:bookmarkEnd w:id="30"/>
+    <w:bookmarkEnd w:id="27"/>
+    <w:bookmarkEnd w:id="28"/>
     <w:sectPr>
       <w:footerReference w:type="default" r:id="rId9"/>
       <w:footnotePr>
@@ -63821,91 +61435,6 @@
       </w:pPr>
     </w:lvl>
   </w:abstractNum>
-  <w:abstractNum w:abstractNumId="99432">
-    <w:nsid w:val="00A99432"/>
-    <w:multiLevelType w:val="multilevel"/>
-    <w:lvl w:ilvl="0">
-      <w:start w:val="2"/>
-      <w:numFmt w:val="decimal"/>
-      <w:lvlText w:val="(%1)"/>
-      <w:lvlJc w:val="left"/>
-      <w:pPr>
-        <w:ind w:left="720" w:hanging="360"/>
-      </w:pPr>
-    </w:lvl>
-    <w:lvl w:ilvl="1">
-      <w:start w:val="2"/>
-      <w:numFmt w:val="decimal"/>
-      <w:lvlText w:val="(%2)"/>
-      <w:lvlJc w:val="left"/>
-      <w:pPr>
-        <w:ind w:left="1440" w:hanging="360"/>
-      </w:pPr>
-    </w:lvl>
-    <w:lvl w:ilvl="2">
-      <w:start w:val="2"/>
-      <w:numFmt w:val="decimal"/>
-      <w:lvlText w:val="(%3)"/>
-      <w:lvlJc w:val="left"/>
-      <w:pPr>
-        <w:ind w:left="2160" w:hanging="360"/>
-      </w:pPr>
-    </w:lvl>
-    <w:lvl w:ilvl="3">
-      <w:start w:val="2"/>
-      <w:numFmt w:val="decimal"/>
-      <w:lvlText w:val="(%4)"/>
-      <w:lvlJc w:val="left"/>
-      <w:pPr>
-        <w:ind w:left="2880" w:hanging="360"/>
-      </w:pPr>
-    </w:lvl>
-    <w:lvl w:ilvl="4">
-      <w:start w:val="2"/>
-      <w:numFmt w:val="decimal"/>
-      <w:lvlText w:val="(%5)"/>
-      <w:lvlJc w:val="left"/>
-      <w:pPr>
-        <w:ind w:left="3600" w:hanging="360"/>
-      </w:pPr>
-    </w:lvl>
-    <w:lvl w:ilvl="5">
-      <w:start w:val="2"/>
-      <w:numFmt w:val="decimal"/>
-      <w:lvlText w:val="(%6)"/>
-      <w:lvlJc w:val="left"/>
-      <w:pPr>
-        <w:ind w:left="4320" w:hanging="360"/>
-      </w:pPr>
-    </w:lvl>
-    <w:lvl w:ilvl="6">
-      <w:start w:val="2"/>
-      <w:numFmt w:val="decimal"/>
-      <w:lvlText w:val="(%7)"/>
-      <w:lvlJc w:val="left"/>
-      <w:pPr>
-        <w:ind w:left="5040" w:hanging="360"/>
-      </w:pPr>
-    </w:lvl>
-    <w:lvl w:ilvl="7">
-      <w:start w:val="2"/>
-      <w:numFmt w:val="decimal"/>
-      <w:lvlText w:val="(%8)"/>
-      <w:lvlJc w:val="left"/>
-      <w:pPr>
-        <w:ind w:left="5760" w:hanging="360"/>
-      </w:pPr>
-    </w:lvl>
-    <w:lvl w:ilvl="8">
-      <w:start w:val="2"/>
-      <w:numFmt w:val="decimal"/>
-      <w:lvlText w:val="(%9)"/>
-      <w:lvlJc w:val="left"/>
-      <w:pPr>
-        <w:ind w:left="6480" w:hanging="360"/>
-      </w:pPr>
-    </w:lvl>
-  </w:abstractNum>
   <w:num w:numId="1000">
     <w:abstractNumId w:val="990"/>
   </w:num>
@@ -63940,423 +61469,513 @@
     </w:lvlOverride>
   </w:num>
   <w:num w:numId="1002">
-    <w:abstractNumId w:val="99432"/>
+    <w:abstractNumId w:val="99431"/>
     <w:lvlOverride w:ilvl="0">
-      <w:startOverride w:val="2"/>
+      <w:startOverride w:val="1"/>
     </w:lvlOverride>
     <w:lvlOverride w:ilvl="1">
-      <w:startOverride w:val="2"/>
+      <w:startOverride w:val="1"/>
     </w:lvlOverride>
     <w:lvlOverride w:ilvl="2">
-      <w:startOverride w:val="2"/>
+      <w:startOverride w:val="1"/>
     </w:lvlOverride>
     <w:lvlOverride w:ilvl="3">
-      <w:startOverride w:val="2"/>
+      <w:startOverride w:val="1"/>
     </w:lvlOverride>
     <w:lvlOverride w:ilvl="4">
-      <w:startOverride w:val="2"/>
+      <w:startOverride w:val="1"/>
     </w:lvlOverride>
     <w:lvlOverride w:ilvl="5">
-      <w:startOverride w:val="2"/>
+      <w:startOverride w:val="1"/>
     </w:lvlOverride>
     <w:lvlOverride w:ilvl="6">
-      <w:startOverride w:val="2"/>
+      <w:startOverride w:val="1"/>
     </w:lvlOverride>
     <w:lvlOverride w:ilvl="7">
-      <w:startOverride w:val="2"/>
+      <w:startOverride w:val="1"/>
     </w:lvlOverride>
     <w:lvlOverride w:ilvl="8">
-      <w:startOverride w:val="2"/>
+      <w:startOverride w:val="1"/>
     </w:lvlOverride>
   </w:num>
   <w:num w:numId="1003">
-    <w:abstractNumId w:val="99432"/>
+    <w:abstractNumId w:val="99431"/>
     <w:lvlOverride w:ilvl="0">
-      <w:startOverride w:val="2"/>
+      <w:startOverride w:val="1"/>
     </w:lvlOverride>
     <w:lvlOverride w:ilvl="1">
-      <w:startOverride w:val="2"/>
+      <w:startOverride w:val="1"/>
     </w:lvlOverride>
     <w:lvlOverride w:ilvl="2">
-      <w:startOverride w:val="2"/>
+      <w:startOverride w:val="1"/>
     </w:lvlOverride>
     <w:lvlOverride w:ilvl="3">
-      <w:startOverride w:val="2"/>
+      <w:startOverride w:val="1"/>
     </w:lvlOverride>
     <w:lvlOverride w:ilvl="4">
-      <w:startOverride w:val="2"/>
+      <w:startOverride w:val="1"/>
     </w:lvlOverride>
     <w:lvlOverride w:ilvl="5">
-      <w:startOverride w:val="2"/>
+      <w:startOverride w:val="1"/>
     </w:lvlOverride>
     <w:lvlOverride w:ilvl="6">
-      <w:startOverride w:val="2"/>
+      <w:startOverride w:val="1"/>
     </w:lvlOverride>
     <w:lvlOverride w:ilvl="7">
-      <w:startOverride w:val="2"/>
+      <w:startOverride w:val="1"/>
     </w:lvlOverride>
     <w:lvlOverride w:ilvl="8">
-      <w:startOverride w:val="2"/>
+      <w:startOverride w:val="1"/>
     </w:lvlOverride>
   </w:num>
   <w:num w:numId="1004">
-    <w:abstractNumId w:val="99432"/>
+    <w:abstractNumId w:val="99431"/>
     <w:lvlOverride w:ilvl="0">
-      <w:startOverride w:val="2"/>
+      <w:startOverride w:val="1"/>
     </w:lvlOverride>
     <w:lvlOverride w:ilvl="1">
-      <w:startOverride w:val="2"/>
+      <w:startOverride w:val="1"/>
     </w:lvlOverride>
     <w:lvlOverride w:ilvl="2">
-      <w:startOverride w:val="2"/>
+      <w:startOverride w:val="1"/>
     </w:lvlOverride>
     <w:lvlOverride w:ilvl="3">
-      <w:startOverride w:val="2"/>
+      <w:startOverride w:val="1"/>
     </w:lvlOverride>
     <w:lvlOverride w:ilvl="4">
-      <w:startOverride w:val="2"/>
+      <w:startOverride w:val="1"/>
     </w:lvlOverride>
     <w:lvlOverride w:ilvl="5">
-      <w:startOverride w:val="2"/>
+      <w:startOverride w:val="1"/>
     </w:lvlOverride>
     <w:lvlOverride w:ilvl="6">
-      <w:startOverride w:val="2"/>
+      <w:startOverride w:val="1"/>
     </w:lvlOverride>
     <w:lvlOverride w:ilvl="7">
-      <w:startOverride w:val="2"/>
+      <w:startOverride w:val="1"/>
     </w:lvlOverride>
     <w:lvlOverride w:ilvl="8">
-      <w:startOverride w:val="2"/>
+      <w:startOverride w:val="1"/>
     </w:lvlOverride>
   </w:num>
   <w:num w:numId="1005">
-    <w:abstractNumId w:val="99432"/>
+    <w:abstractNumId w:val="99431"/>
     <w:lvlOverride w:ilvl="0">
-      <w:startOverride w:val="2"/>
+      <w:startOverride w:val="1"/>
     </w:lvlOverride>
     <w:lvlOverride w:ilvl="1">
-      <w:startOverride w:val="2"/>
+      <w:startOverride w:val="1"/>
     </w:lvlOverride>
     <w:lvlOverride w:ilvl="2">
-      <w:startOverride w:val="2"/>
+      <w:startOverride w:val="1"/>
     </w:lvlOverride>
     <w:lvlOverride w:ilvl="3">
-      <w:startOverride w:val="2"/>
+      <w:startOverride w:val="1"/>
     </w:lvlOverride>
     <w:lvlOverride w:ilvl="4">
-      <w:startOverride w:val="2"/>
+      <w:startOverride w:val="1"/>
     </w:lvlOverride>
     <w:lvlOverride w:ilvl="5">
-      <w:startOverride w:val="2"/>
+      <w:startOverride w:val="1"/>
     </w:lvlOverride>
     <w:lvlOverride w:ilvl="6">
-      <w:startOverride w:val="2"/>
+      <w:startOverride w:val="1"/>
     </w:lvlOverride>
     <w:lvlOverride w:ilvl="7">
-      <w:startOverride w:val="2"/>
+      <w:startOverride w:val="1"/>
     </w:lvlOverride>
     <w:lvlOverride w:ilvl="8">
-      <w:startOverride w:val="2"/>
+      <w:startOverride w:val="1"/>
     </w:lvlOverride>
   </w:num>
   <w:num w:numId="1006">
-    <w:abstractNumId w:val="99432"/>
+    <w:abstractNumId w:val="99431"/>
     <w:lvlOverride w:ilvl="0">
-      <w:startOverride w:val="2"/>
+      <w:startOverride w:val="1"/>
     </w:lvlOverride>
     <w:lvlOverride w:ilvl="1">
-      <w:startOverride w:val="2"/>
+      <w:startOverride w:val="1"/>
     </w:lvlOverride>
     <w:lvlOverride w:ilvl="2">
-      <w:startOverride w:val="2"/>
+      <w:startOverride w:val="1"/>
     </w:lvlOverride>
     <w:lvlOverride w:ilvl="3">
-      <w:startOverride w:val="2"/>
+      <w:startOverride w:val="1"/>
     </w:lvlOverride>
     <w:lvlOverride w:ilvl="4">
-      <w:startOverride w:val="2"/>
+      <w:startOverride w:val="1"/>
     </w:lvlOverride>
     <w:lvlOverride w:ilvl="5">
-      <w:startOverride w:val="2"/>
+      <w:startOverride w:val="1"/>
     </w:lvlOverride>
     <w:lvlOverride w:ilvl="6">
-      <w:startOverride w:val="2"/>
+      <w:startOverride w:val="1"/>
     </w:lvlOverride>
     <w:lvlOverride w:ilvl="7">
-      <w:startOverride w:val="2"/>
+      <w:startOverride w:val="1"/>
     </w:lvlOverride>
     <w:lvlOverride w:ilvl="8">
-      <w:startOverride w:val="2"/>
+      <w:startOverride w:val="1"/>
     </w:lvlOverride>
   </w:num>
   <w:num w:numId="1007">
-    <w:abstractNumId w:val="99432"/>
+    <w:abstractNumId w:val="99431"/>
     <w:lvlOverride w:ilvl="0">
-      <w:startOverride w:val="2"/>
+      <w:startOverride w:val="1"/>
     </w:lvlOverride>
     <w:lvlOverride w:ilvl="1">
-      <w:startOverride w:val="2"/>
+      <w:startOverride w:val="1"/>
     </w:lvlOverride>
     <w:lvlOverride w:ilvl="2">
-      <w:startOverride w:val="2"/>
+      <w:startOverride w:val="1"/>
     </w:lvlOverride>
     <w:lvlOverride w:ilvl="3">
-      <w:startOverride w:val="2"/>
+      <w:startOverride w:val="1"/>
     </w:lvlOverride>
     <w:lvlOverride w:ilvl="4">
-      <w:startOverride w:val="2"/>
+      <w:startOverride w:val="1"/>
     </w:lvlOverride>
     <w:lvlOverride w:ilvl="5">
-      <w:startOverride w:val="2"/>
+      <w:startOverride w:val="1"/>
     </w:lvlOverride>
     <w:lvlOverride w:ilvl="6">
-      <w:startOverride w:val="2"/>
+      <w:startOverride w:val="1"/>
     </w:lvlOverride>
     <w:lvlOverride w:ilvl="7">
-      <w:startOverride w:val="2"/>
+      <w:startOverride w:val="1"/>
     </w:lvlOverride>
     <w:lvlOverride w:ilvl="8">
-      <w:startOverride w:val="2"/>
+      <w:startOverride w:val="1"/>
     </w:lvlOverride>
   </w:num>
   <w:num w:numId="1008">
-    <w:abstractNumId w:val="99432"/>
+    <w:abstractNumId w:val="99431"/>
     <w:lvlOverride w:ilvl="0">
-      <w:startOverride w:val="2"/>
+      <w:startOverride w:val="1"/>
     </w:lvlOverride>
     <w:lvlOverride w:ilvl="1">
-      <w:startOverride w:val="2"/>
+      <w:startOverride w:val="1"/>
     </w:lvlOverride>
     <w:lvlOverride w:ilvl="2">
-      <w:startOverride w:val="2"/>
+      <w:startOverride w:val="1"/>
     </w:lvlOverride>
     <w:lvlOverride w:ilvl="3">
-      <w:startOverride w:val="2"/>
+      <w:startOverride w:val="1"/>
     </w:lvlOverride>
     <w:lvlOverride w:ilvl="4">
-      <w:startOverride w:val="2"/>
+      <w:startOverride w:val="1"/>
     </w:lvlOverride>
     <w:lvlOverride w:ilvl="5">
-      <w:startOverride w:val="2"/>
+      <w:startOverride w:val="1"/>
     </w:lvlOverride>
     <w:lvlOverride w:ilvl="6">
-      <w:startOverride w:val="2"/>
+      <w:startOverride w:val="1"/>
     </w:lvlOverride>
     <w:lvlOverride w:ilvl="7">
-      <w:startOverride w:val="2"/>
+      <w:startOverride w:val="1"/>
     </w:lvlOverride>
     <w:lvlOverride w:ilvl="8">
-      <w:startOverride w:val="2"/>
+      <w:startOverride w:val="1"/>
     </w:lvlOverride>
   </w:num>
   <w:num w:numId="1009">
-    <w:abstractNumId w:val="99432"/>
+    <w:abstractNumId w:val="99431"/>
     <w:lvlOverride w:ilvl="0">
-      <w:startOverride w:val="2"/>
+      <w:startOverride w:val="1"/>
     </w:lvlOverride>
     <w:lvlOverride w:ilvl="1">
-      <w:startOverride w:val="2"/>
+      <w:startOverride w:val="1"/>
     </w:lvlOverride>
     <w:lvlOverride w:ilvl="2">
-      <w:startOverride w:val="2"/>
+      <w:startOverride w:val="1"/>
     </w:lvlOverride>
     <w:lvlOverride w:ilvl="3">
-      <w:startOverride w:val="2"/>
+      <w:startOverride w:val="1"/>
     </w:lvlOverride>
     <w:lvlOverride w:ilvl="4">
-      <w:startOverride w:val="2"/>
+      <w:startOverride w:val="1"/>
     </w:lvlOverride>
     <w:lvlOverride w:ilvl="5">
-      <w:startOverride w:val="2"/>
+      <w:startOverride w:val="1"/>
     </w:lvlOverride>
     <w:lvlOverride w:ilvl="6">
-      <w:startOverride w:val="2"/>
+      <w:startOverride w:val="1"/>
     </w:lvlOverride>
     <w:lvlOverride w:ilvl="7">
-      <w:startOverride w:val="2"/>
+      <w:startOverride w:val="1"/>
     </w:lvlOverride>
     <w:lvlOverride w:ilvl="8">
-      <w:startOverride w:val="2"/>
+      <w:startOverride w:val="1"/>
     </w:lvlOverride>
   </w:num>
   <w:num w:numId="1010">
-    <w:abstractNumId w:val="99432"/>
+    <w:abstractNumId w:val="99431"/>
     <w:lvlOverride w:ilvl="0">
-      <w:startOverride w:val="2"/>
+      <w:startOverride w:val="1"/>
     </w:lvlOverride>
     <w:lvlOverride w:ilvl="1">
-      <w:startOverride w:val="2"/>
+      <w:startOverride w:val="1"/>
     </w:lvlOverride>
     <w:lvlOverride w:ilvl="2">
-      <w:startOverride w:val="2"/>
+      <w:startOverride w:val="1"/>
     </w:lvlOverride>
     <w:lvlOverride w:ilvl="3">
-      <w:startOverride w:val="2"/>
+      <w:startOverride w:val="1"/>
     </w:lvlOverride>
     <w:lvlOverride w:ilvl="4">
-      <w:startOverride w:val="2"/>
+      <w:startOverride w:val="1"/>
     </w:lvlOverride>
     <w:lvlOverride w:ilvl="5">
-      <w:startOverride w:val="2"/>
+      <w:startOverride w:val="1"/>
     </w:lvlOverride>
     <w:lvlOverride w:ilvl="6">
-      <w:startOverride w:val="2"/>
+      <w:startOverride w:val="1"/>
     </w:lvlOverride>
     <w:lvlOverride w:ilvl="7">
-      <w:startOverride w:val="2"/>
+      <w:startOverride w:val="1"/>
     </w:lvlOverride>
     <w:lvlOverride w:ilvl="8">
-      <w:startOverride w:val="2"/>
+      <w:startOverride w:val="1"/>
     </w:lvlOverride>
   </w:num>
   <w:num w:numId="1011">
-    <w:abstractNumId w:val="99432"/>
+    <w:abstractNumId w:val="99431"/>
     <w:lvlOverride w:ilvl="0">
-      <w:startOverride w:val="2"/>
+      <w:startOverride w:val="1"/>
     </w:lvlOverride>
     <w:lvlOverride w:ilvl="1">
-      <w:startOverride w:val="2"/>
+      <w:startOverride w:val="1"/>
     </w:lvlOverride>
     <w:lvlOverride w:ilvl="2">
-      <w:startOverride w:val="2"/>
+      <w:startOverride w:val="1"/>
     </w:lvlOverride>
     <w:lvlOverride w:ilvl="3">
-      <w:startOverride w:val="2"/>
+      <w:startOverride w:val="1"/>
     </w:lvlOverride>
     <w:lvlOverride w:ilvl="4">
-      <w:startOverride w:val="2"/>
+      <w:startOverride w:val="1"/>
     </w:lvlOverride>
     <w:lvlOverride w:ilvl="5">
-      <w:startOverride w:val="2"/>
+      <w:startOverride w:val="1"/>
     </w:lvlOverride>
     <w:lvlOverride w:ilvl="6">
-      <w:startOverride w:val="2"/>
+      <w:startOverride w:val="1"/>
     </w:lvlOverride>
     <w:lvlOverride w:ilvl="7">
-      <w:startOverride w:val="2"/>
+      <w:startOverride w:val="1"/>
     </w:lvlOverride>
     <w:lvlOverride w:ilvl="8">
-      <w:startOverride w:val="2"/>
+      <w:startOverride w:val="1"/>
     </w:lvlOverride>
   </w:num>
   <w:num w:numId="1012">
-    <w:abstractNumId w:val="99432"/>
+    <w:abstractNumId w:val="99431"/>
     <w:lvlOverride w:ilvl="0">
-      <w:startOverride w:val="2"/>
+      <w:startOverride w:val="1"/>
     </w:lvlOverride>
     <w:lvlOverride w:ilvl="1">
-      <w:startOverride w:val="2"/>
+      <w:startOverride w:val="1"/>
     </w:lvlOverride>
     <w:lvlOverride w:ilvl="2">
-      <w:startOverride w:val="2"/>
+      <w:startOverride w:val="1"/>
     </w:lvlOverride>
     <w:lvlOverride w:ilvl="3">
-      <w:startOverride w:val="2"/>
+      <w:startOverride w:val="1"/>
     </w:lvlOverride>
     <w:lvlOverride w:ilvl="4">
-      <w:startOverride w:val="2"/>
+      <w:startOverride w:val="1"/>
     </w:lvlOverride>
     <w:lvlOverride w:ilvl="5">
-      <w:startOverride w:val="2"/>
+      <w:startOverride w:val="1"/>
     </w:lvlOverride>
     <w:lvlOverride w:ilvl="6">
-      <w:startOverride w:val="2"/>
+      <w:startOverride w:val="1"/>
     </w:lvlOverride>
     <w:lvlOverride w:ilvl="7">
-      <w:startOverride w:val="2"/>
+      <w:startOverride w:val="1"/>
     </w:lvlOverride>
     <w:lvlOverride w:ilvl="8">
-      <w:startOverride w:val="2"/>
+      <w:startOverride w:val="1"/>
     </w:lvlOverride>
   </w:num>
   <w:num w:numId="1013">
-    <w:abstractNumId w:val="99432"/>
+    <w:abstractNumId w:val="99431"/>
     <w:lvlOverride w:ilvl="0">
-      <w:startOverride w:val="2"/>
+      <w:startOverride w:val="1"/>
     </w:lvlOverride>
     <w:lvlOverride w:ilvl="1">
-      <w:startOverride w:val="2"/>
+      <w:startOverride w:val="1"/>
     </w:lvlOverride>
     <w:lvlOverride w:ilvl="2">
-      <w:startOverride w:val="2"/>
+      <w:startOverride w:val="1"/>
     </w:lvlOverride>
     <w:lvlOverride w:ilvl="3">
-      <w:startOverride w:val="2"/>
+      <w:startOverride w:val="1"/>
     </w:lvlOverride>
     <w:lvlOverride w:ilvl="4">
-      <w:startOverride w:val="2"/>
+      <w:startOverride w:val="1"/>
     </w:lvlOverride>
     <w:lvlOverride w:ilvl="5">
-      <w:startOverride w:val="2"/>
+      <w:startOverride w:val="1"/>
     </w:lvlOverride>
     <w:lvlOverride w:ilvl="6">
-      <w:startOverride w:val="2"/>
+      <w:startOverride w:val="1"/>
     </w:lvlOverride>
     <w:lvlOverride w:ilvl="7">
-      <w:startOverride w:val="2"/>
+      <w:startOverride w:val="1"/>
     </w:lvlOverride>
     <w:lvlOverride w:ilvl="8">
-      <w:startOverride w:val="2"/>
+      <w:startOverride w:val="1"/>
     </w:lvlOverride>
   </w:num>
   <w:num w:numId="1014">
-    <w:abstractNumId w:val="99432"/>
+    <w:abstractNumId w:val="99431"/>
     <w:lvlOverride w:ilvl="0">
-      <w:startOverride w:val="2"/>
+      <w:startOverride w:val="1"/>
     </w:lvlOverride>
     <w:lvlOverride w:ilvl="1">
-      <w:startOverride w:val="2"/>
+      <w:startOverride w:val="1"/>
     </w:lvlOverride>
     <w:lvlOverride w:ilvl="2">
-      <w:startOverride w:val="2"/>
+      <w:startOverride w:val="1"/>
     </w:lvlOverride>
     <w:lvlOverride w:ilvl="3">
-      <w:startOverride w:val="2"/>
+      <w:startOverride w:val="1"/>
     </w:lvlOverride>
     <w:lvlOverride w:ilvl="4">
-      <w:startOverride w:val="2"/>
+      <w:startOverride w:val="1"/>
     </w:lvlOverride>
     <w:lvlOverride w:ilvl="5">
-      <w:startOverride w:val="2"/>
+      <w:startOverride w:val="1"/>
     </w:lvlOverride>
     <w:lvlOverride w:ilvl="6">
-      <w:startOverride w:val="2"/>
+      <w:startOverride w:val="1"/>
     </w:lvlOverride>
     <w:lvlOverride w:ilvl="7">
-      <w:startOverride w:val="2"/>
+      <w:startOverride w:val="1"/>
     </w:lvlOverride>
     <w:lvlOverride w:ilvl="8">
-      <w:startOverride w:val="2"/>
+      <w:startOverride w:val="1"/>
     </w:lvlOverride>
   </w:num>
   <w:num w:numId="1015">
-    <w:abstractNumId w:val="99432"/>
+    <w:abstractNumId w:val="99431"/>
     <w:lvlOverride w:ilvl="0">
-      <w:startOverride w:val="2"/>
+      <w:startOverride w:val="1"/>
     </w:lvlOverride>
     <w:lvlOverride w:ilvl="1">
-      <w:startOverride w:val="2"/>
+      <w:startOverride w:val="1"/>
     </w:lvlOverride>
     <w:lvlOverride w:ilvl="2">
-      <w:startOverride w:val="2"/>
+      <w:startOverride w:val="1"/>
     </w:lvlOverride>
     <w:lvlOverride w:ilvl="3">
-      <w:startOverride w:val="2"/>
+      <w:startOverride w:val="1"/>
     </w:lvlOverride>
     <w:lvlOverride w:ilvl="4">
-      <w:startOverride w:val="2"/>
+      <w:startOverride w:val="1"/>
     </w:lvlOverride>
     <w:lvlOverride w:ilvl="5">
-      <w:startOverride w:val="2"/>
+      <w:startOverride w:val="1"/>
     </w:lvlOverride>
     <w:lvlOverride w:ilvl="6">
-      <w:startOverride w:val="2"/>
+      <w:startOverride w:val="1"/>
     </w:lvlOverride>
     <w:lvlOverride w:ilvl="7">
-      <w:startOverride w:val="2"/>
+      <w:startOverride w:val="1"/>
     </w:lvlOverride>
     <w:lvlOverride w:ilvl="8">
-      <w:startOverride w:val="2"/>
+      <w:startOverride w:val="1"/>
+    </w:lvlOverride>
+  </w:num>
+  <w:num w:numId="1016">
+    <w:abstractNumId w:val="99431"/>
+    <w:lvlOverride w:ilvl="0">
+      <w:startOverride w:val="1"/>
+    </w:lvlOverride>
+    <w:lvlOverride w:ilvl="1">
+      <w:startOverride w:val="1"/>
+    </w:lvlOverride>
+    <w:lvlOverride w:ilvl="2">
+      <w:startOverride w:val="1"/>
+    </w:lvlOverride>
+    <w:lvlOverride w:ilvl="3">
+      <w:startOverride w:val="1"/>
+    </w:lvlOverride>
+    <w:lvlOverride w:ilvl="4">
+      <w:startOverride w:val="1"/>
+    </w:lvlOverride>
+    <w:lvlOverride w:ilvl="5">
+      <w:startOverride w:val="1"/>
+    </w:lvlOverride>
+    <w:lvlOverride w:ilvl="6">
+      <w:startOverride w:val="1"/>
+    </w:lvlOverride>
+    <w:lvlOverride w:ilvl="7">
+      <w:startOverride w:val="1"/>
+    </w:lvlOverride>
+    <w:lvlOverride w:ilvl="8">
+      <w:startOverride w:val="1"/>
+    </w:lvlOverride>
+  </w:num>
+  <w:num w:numId="1017">
+    <w:abstractNumId w:val="99431"/>
+    <w:lvlOverride w:ilvl="0">
+      <w:startOverride w:val="1"/>
+    </w:lvlOverride>
+    <w:lvlOverride w:ilvl="1">
+      <w:startOverride w:val="1"/>
+    </w:lvlOverride>
+    <w:lvlOverride w:ilvl="2">
+      <w:startOverride w:val="1"/>
+    </w:lvlOverride>
+    <w:lvlOverride w:ilvl="3">
+      <w:startOverride w:val="1"/>
+    </w:lvlOverride>
+    <w:lvlOverride w:ilvl="4">
+      <w:startOverride w:val="1"/>
+    </w:lvlOverride>
+    <w:lvlOverride w:ilvl="5">
+      <w:startOverride w:val="1"/>
+    </w:lvlOverride>
+    <w:lvlOverride w:ilvl="6">
+      <w:startOverride w:val="1"/>
+    </w:lvlOverride>
+    <w:lvlOverride w:ilvl="7">
+      <w:startOverride w:val="1"/>
+    </w:lvlOverride>
+    <w:lvlOverride w:ilvl="8">
+      <w:startOverride w:val="1"/>
+    </w:lvlOverride>
+  </w:num>
+  <w:num w:numId="1018">
+    <w:abstractNumId w:val="99431"/>
+    <w:lvlOverride w:ilvl="0">
+      <w:startOverride w:val="1"/>
+    </w:lvlOverride>
+    <w:lvlOverride w:ilvl="1">
+      <w:startOverride w:val="1"/>
+    </w:lvlOverride>
+    <w:lvlOverride w:ilvl="2">
+      <w:startOverride w:val="1"/>
+    </w:lvlOverride>
+    <w:lvlOverride w:ilvl="3">
+      <w:startOverride w:val="1"/>
+    </w:lvlOverride>
+    <w:lvlOverride w:ilvl="4">
+      <w:startOverride w:val="1"/>
+    </w:lvlOverride>
+    <w:lvlOverride w:ilvl="5">
+      <w:startOverride w:val="1"/>
+    </w:lvlOverride>
+    <w:lvlOverride w:ilvl="6">
+      <w:startOverride w:val="1"/>
+    </w:lvlOverride>
+    <w:lvlOverride w:ilvl="7">
+      <w:startOverride w:val="1"/>
+    </w:lvlOverride>
+    <w:lvlOverride w:ilvl="8">
+      <w:startOverride w:val="1"/>
     </w:lvlOverride>
   </w:num>
 </w:numbering>

--- a/06-学生侧材料/讲义/4-分析化学/有效数字与误差分析-超级充实版（自学完整）.docx
+++ b/06-学生侧材料/讲义/4-分析化学/有效数字与误差分析-超级充实版（自学完整）.docx
@@ -7706,7 +7706,7 @@
         <w:rPr>
           <w:rFonts w:hint="eastAsia" w:ascii="Times New Roman" w:hAnsi="Times New Roman" w:eastAsia="FangSong" w:cs="Times New Roman"/>
         </w:rPr>
-        <w:t>时透光极其微弱导致杂散光与暗电流占据主导</w:t>
+        <w:t>时透光微弱导致杂散光与暗电流占据主导</w:t>
       </w:r>
       <w:r>
         <w:rPr>
@@ -44463,7 +44463,7 @@
         <w:rPr>
           <w:rFonts w:hint="eastAsia" w:ascii="Times New Roman" w:hAnsi="Times New Roman" w:eastAsia="FangSong" w:cs="Times New Roman"/>
         </w:rPr>
-        <w:t>所需测定次数暴增至</w:t>
+        <w:t>所需测定次数显著增大至</w:t>
       </w:r>
       <w:r>
         <w:rPr>
@@ -50392,7 +50392,7 @@
         <w:rPr>
           <w:rFonts w:hint="eastAsia" w:ascii="Times New Roman" w:hAnsi="Times New Roman" w:eastAsia="FangSong" w:cs="Times New Roman"/>
         </w:rPr>
-        <w:t>表明浓度与吸光度之间呈现极其优异的线性相关关系</w:t>
+        <w:t>表明浓度与吸光度之间呈现优异的线性相关关系</w:t>
       </w:r>
       <w:r>
         <w:rPr>

--- a/06-学生侧材料/讲义/4-分析化学/有效数字与误差分析-超级充实版（自学完整）.docx
+++ b/06-学生侧材料/讲义/4-分析化学/有效数字与误差分析-超级充实版（自学完整）.docx
@@ -3817,6 +3817,7 @@
     <w:p>
       <w:pPr>
         <w:pStyle w:val="FirstParagraph"/>
+        <w:spacing w:after="80"/>
         <w:ind w:firstLine="420"/>
       </w:pPr>
       <w:r>
@@ -4246,197 +4247,278 @@
         <w:t>。</w:t>
       </w:r>
     </w:p>
+    <w:tbl>
+      <w:tblPr>
+        <w:tblStyle w:val="Table"/>
+        <w:tblW w:type="pct" w:w="5000"/>
+        <w:tblLayout w:type="fixed"/>
+        <w:tblLook w:firstRow="1" w:lastRow="0" w:firstColumn="0" w:lastColumn="0" w:noHBand="0" w:noVBand="0" w:val="0020"/>
+        <w:jc w:val="center"/>
+        <w:tblBorders>
+          <w:top w:val="single" w:sz="12" w:space="0" w:color="333333"/>
+          <w:bottom w:val="single" w:sz="12" w:space="0" w:color="333333"/>
+          <w:left w:val="none"/>
+          <w:right w:val="none"/>
+          <w:insideH w:val="none"/>
+          <w:insideV w:val="none"/>
+        </w:tblBorders>
+      </w:tblPr>
+      <w:tblGrid>
+        <w:gridCol w:w="3960"/>
+        <w:gridCol w:w="3960"/>
+      </w:tblGrid>
+      <w:tr>
+        <w:trPr>
+          <w:tblHeader w:val="on"/>
+        </w:trPr>
+        <w:tc>
+          <w:tcPr>
+            <w:tcBorders>
+              <w:bottom w:val="single" w:sz="6" w:space="0" w:color="333333"/>
+            </w:tcBorders>
+          </w:tcPr>
+          <w:p>
+            <w:pPr>
+              <w:pStyle w:val="Compact"/>
+              <w:jc w:val="center"/>
+            </w:pPr>
+            <w:r>
+              <w:rPr>
+                <w:rFonts w:hint="eastAsia" w:ascii="Times New Roman" w:hAnsi="Times New Roman" w:eastAsia="SimHei" w:cs="Times New Roman"/>
+                <w:b/>
+              </w:rPr>
+              <w:t xml:space="preserve">定量分析化学常用基准物质</w:t>
+            </w:r>
+          </w:p>
+        </w:tc>
+        <w:tc>
+          <w:tcPr>
+            <w:tcBorders>
+              <w:bottom w:val="single" w:sz="6" w:space="0" w:color="333333"/>
+            </w:tcBorders>
+          </w:tcPr>
+          <w:p>
+            <w:pPr>
+              <w:pStyle w:val="Compact"/>
+              <w:jc w:val="center"/>
+            </w:pPr>
+            <w:r>
+              <w:rPr>
+                <w:rFonts w:hint="eastAsia" w:ascii="Times New Roman" w:hAnsi="Times New Roman" w:eastAsia="SimHei" w:cs="Times New Roman"/>
+                <w:b/>
+              </w:rPr>
+              <w:t xml:space="preserve">络合滴定</w:t>
+            </w:r>
+          </w:p>
+        </w:tc>
+      </w:tr>
+      <w:tr>
+        <w:tc>
+          <w:tcPr/>
+          <w:p>
+            <w:pPr>
+              <w:pStyle w:val="Compact"/>
+              <w:jc w:val="center"/>
+            </w:pPr>
+            <w:r>
+              <w:rPr>
+                <w:rFonts w:ascii="Times New Roman" w:hAnsi="Times New Roman" w:eastAsia="Times New Roman" w:cs="Times New Roman"/>
+              </w:rPr>
+              <w:drawing>
+                <wp:inline>
+                  <wp:extent cx="2381250" cy="1413331"/>
+                  <wp:effectExtent b="0" l="0" r="0" t="0"/>
+                  <wp:docPr descr="" title="" id="12" name="Picture"/>
+                  <a:graphic>
+                    <a:graphicData uri="http://schemas.openxmlformats.org/drawingml/2006/picture">
+                      <pic:pic>
+                        <pic:nvPicPr>
+                          <pic:cNvPr descr="11a6ee0a0dd50419adaa854997a6f242c1c55c67eee06e9f0ba87038863049c5.jpg" id="13" name="Picture"/>
+                          <pic:cNvPicPr>
+                            <a:picLocks noChangeArrowheads="1" noChangeAspect="1"/>
+                          </pic:cNvPicPr>
+                        </pic:nvPicPr>
+                        <pic:blipFill>
+                          <a:blip r:embed="rId11"/>
+                          <a:stretch>
+                            <a:fillRect/>
+                          </a:stretch>
+                        </pic:blipFill>
+                        <pic:spPr bwMode="auto">
+                          <a:xfrm>
+                            <a:off x="0" y="0"/>
+                            <a:ext cx="2381250" cy="1413331"/>
+                          </a:xfrm>
+                          <a:prstGeom prst="rect">
+                            <a:avLst/>
+                          </a:prstGeom>
+                          <a:noFill/>
+                          <a:ln w="9525">
+                            <a:noFill/>
+                            <a:headEnd/>
+                            <a:tailEnd/>
+                          </a:ln>
+                        </pic:spPr>
+                      </pic:pic>
+                    </a:graphicData>
+                  </a:graphic>
+                </wp:inline>
+              </w:drawing>
+            </w:r>
+          </w:p>
+        </w:tc>
+        <w:tc>
+          <w:tcPr/>
+          <w:p>
+            <w:pPr>
+              <w:pStyle w:val="Compact"/>
+              <w:jc w:val="center"/>
+            </w:pPr>
+            <w:r>
+              <w:rPr>
+                <w:rFonts w:ascii="Times New Roman" w:hAnsi="Times New Roman" w:eastAsia="Times New Roman" w:cs="Times New Roman"/>
+              </w:rPr>
+              <w:drawing>
+                <wp:inline>
+                  <wp:extent cx="2381250" cy="723985"/>
+                  <wp:effectExtent b="0" l="0" r="0" t="0"/>
+                  <wp:docPr descr="" title="" id="15" name="Picture"/>
+                  <a:graphic>
+                    <a:graphicData uri="http://schemas.openxmlformats.org/drawingml/2006/picture">
+                      <pic:pic>
+                        <pic:nvPicPr>
+                          <pic:cNvPr descr="b065ecfdc21b739a5adc918a084d44e08b2774a393fa602a5109160bdb768f10.jpg" id="16" name="Picture"/>
+                          <pic:cNvPicPr>
+                            <a:picLocks noChangeArrowheads="1" noChangeAspect="1"/>
+                          </pic:cNvPicPr>
+                        </pic:nvPicPr>
+                        <pic:blipFill>
+                          <a:blip r:embed="rId14"/>
+                          <a:stretch>
+                            <a:fillRect/>
+                          </a:stretch>
+                        </pic:blipFill>
+                        <pic:spPr bwMode="auto">
+                          <a:xfrm>
+                            <a:off x="0" y="0"/>
+                            <a:ext cx="2381250" cy="723985"/>
+                          </a:xfrm>
+                          <a:prstGeom prst="rect">
+                            <a:avLst/>
+                          </a:prstGeom>
+                          <a:noFill/>
+                          <a:ln w="9525">
+                            <a:noFill/>
+                            <a:headEnd/>
+                            <a:tailEnd/>
+                          </a:ln>
+                        </pic:spPr>
+                      </pic:pic>
+                    </a:graphicData>
+                  </a:graphic>
+                </wp:inline>
+              </w:drawing>
+            </w:r>
+          </w:p>
+        </w:tc>
+      </w:tr>
+      <w:tr>
+        <w:tc>
+          <w:tcPr/>
+          <w:p>
+            <w:pPr>
+              <w:pStyle w:val="Compact"/>
+              <w:jc w:val="center"/>
+            </w:pPr>
+            <w:r>
+              <w:rPr>
+                <w:rFonts w:ascii="Times New Roman" w:hAnsi="Times New Roman" w:eastAsia="Times New Roman" w:cs="Times New Roman"/>
+              </w:rPr>
+              <w:t xml:space="preserve">&gt; </w:t>
+            </w:r>
+            <w:r>
+              <w:rPr>
+                <w:rFonts w:hint="eastAsia" w:ascii="Times New Roman" w:hAnsi="Times New Roman" w:eastAsia="FangSong" w:cs="Times New Roman"/>
+              </w:rPr>
+              <w:t xml:space="preserve">图</w:t>
+            </w:r>
+            <w:r>
+              <w:rPr>
+                <w:rFonts w:ascii="Times New Roman" w:hAnsi="Times New Roman" w:eastAsia="Times New Roman" w:cs="Times New Roman"/>
+              </w:rPr>
+              <w:t xml:space="preserve"> </w:t>
+            </w:r>
+            <w:r>
+              <w:rPr>
+                <w:rFonts w:hint="eastAsia" w:ascii="Times New Roman" w:hAnsi="Times New Roman" w:eastAsia="Times New Roman" w:cs="Times New Roman"/>
+              </w:rPr>
+              <w:t>1-1：</w:t>
+            </w:r>
+            <w:r>
+              <w:rPr>
+                <w:rFonts w:hint="eastAsia" w:ascii="Times New Roman" w:hAnsi="Times New Roman" w:eastAsia="FangSong" w:cs="Times New Roman"/>
+              </w:rPr>
+              <w:t>定量分析化学常用基准物质分子式</w:t>
+            </w:r>
+            <w:r>
+              <w:rPr>
+                <w:rFonts w:hint="eastAsia" w:ascii="Times New Roman" w:hAnsi="Times New Roman" w:eastAsia="Times New Roman" w:cs="Times New Roman"/>
+              </w:rPr>
+              <w:t>、</w:t>
+            </w:r>
+            <w:r>
+              <w:rPr>
+                <w:rFonts w:hint="eastAsia" w:ascii="Times New Roman" w:hAnsi="Times New Roman" w:eastAsia="FangSong" w:cs="Times New Roman"/>
+              </w:rPr>
+              <w:t>干燥条件与标定对象对照表</w:t>
+            </w:r>
+          </w:p>
+        </w:tc>
+        <w:tc>
+          <w:tcPr/>
+          <w:p>
+            <w:pPr>
+              <w:pStyle w:val="Compact"/>
+              <w:jc w:val="center"/>
+            </w:pPr>
+            <w:r>
+              <w:rPr>
+                <w:rFonts w:ascii="Times New Roman" w:hAnsi="Times New Roman" w:eastAsia="Times New Roman" w:cs="Times New Roman"/>
+              </w:rPr>
+              <w:t xml:space="preserve">&gt; </w:t>
+            </w:r>
+            <w:r>
+              <w:rPr>
+                <w:rFonts w:hint="eastAsia" w:ascii="Times New Roman" w:hAnsi="Times New Roman" w:eastAsia="FangSong" w:cs="Times New Roman"/>
+              </w:rPr>
+              <w:t xml:space="preserve">图</w:t>
+            </w:r>
+            <w:r>
+              <w:rPr>
+                <w:rFonts w:ascii="Times New Roman" w:hAnsi="Times New Roman" w:eastAsia="Times New Roman" w:cs="Times New Roman"/>
+              </w:rPr>
+              <w:t xml:space="preserve"> </w:t>
+            </w:r>
+            <w:r>
+              <w:rPr>
+                <w:rFonts w:hint="eastAsia" w:ascii="Times New Roman" w:hAnsi="Times New Roman" w:eastAsia="Times New Roman" w:cs="Times New Roman"/>
+              </w:rPr>
+              <w:t>1-2：</w:t>
+            </w:r>
+            <w:r>
+              <w:rPr>
+                <w:rFonts w:hint="eastAsia" w:ascii="Times New Roman" w:hAnsi="Times New Roman" w:eastAsia="FangSong" w:cs="Times New Roman"/>
+              </w:rPr>
+              <w:t>络合滴定与沉淀滴定常用基准物质性质与标定对象对照表</w:t>
+            </w:r>
+          </w:p>
+        </w:tc>
+      </w:tr>
+    </w:tbl>
     <w:p>
       <w:pPr>
         <w:pStyle w:val="BodyText"/>
-        <w:spacing w:before="160" w:after="80"/>
-        <w:jc w:val="center"/>
-      </w:pPr>
-      <w:r>
-        <w:rPr>
-          <w:rFonts w:ascii="Times New Roman" w:hAnsi="Times New Roman" w:eastAsia="Times New Roman" w:cs="Times New Roman"/>
-        </w:rPr>
-        <w:drawing>
-          <wp:inline>
-            <wp:extent cx="2667000" cy="1582931"/>
-            <wp:effectExtent b="0" l="0" r="0" t="0"/>
-            <wp:docPr descr="" title="" id="12" name="Picture"/>
-            <a:graphic>
-              <a:graphicData uri="http://schemas.openxmlformats.org/drawingml/2006/picture">
-                <pic:pic>
-                  <pic:nvPicPr>
-                    <pic:cNvPr descr="11a6ee0a0dd50419adaa854997a6f242c1c55c67eee06e9f0ba87038863049c5.jpg" id="13" name="Picture"/>
-                    <pic:cNvPicPr>
-                      <a:picLocks noChangeArrowheads="1" noChangeAspect="1"/>
-                    </pic:cNvPicPr>
-                  </pic:nvPicPr>
-                  <pic:blipFill>
-                    <a:blip r:embed="rId11"/>
-                    <a:stretch>
-                      <a:fillRect/>
-                    </a:stretch>
-                  </pic:blipFill>
-                  <pic:spPr bwMode="auto">
-                    <a:xfrm>
-                      <a:off x="0" y="0"/>
-                      <a:ext cx="2667000" cy="1582931"/>
-                    </a:xfrm>
-                    <a:prstGeom prst="rect">
-                      <a:avLst/>
-                    </a:prstGeom>
-                    <a:noFill/>
-                    <a:ln w="9525">
-                      <a:noFill/>
-                      <a:headEnd/>
-                      <a:tailEnd/>
-                    </a:ln>
-                  </pic:spPr>
-                </pic:pic>
-              </a:graphicData>
-            </a:graphic>
-          </wp:inline>
-        </w:drawing>
-      </w:r>
-      <w:r>
-        <w:rPr>
-          <w:rFonts w:ascii="Times New Roman" w:hAnsi="Times New Roman" w:eastAsia="Times New Roman" w:cs="Times New Roman"/>
-        </w:rPr>
-        <w:t xml:space="preserve"> </w:t>
-      </w:r>
-      <w:r>
-        <w:rPr>
-          <w:rFonts w:ascii="Times New Roman" w:hAnsi="Times New Roman" w:eastAsia="Times New Roman" w:cs="Times New Roman"/>
-        </w:rPr>
-        <w:t xml:space="preserve">&gt; </w:t>
-      </w:r>
-      <w:r>
-        <w:rPr>
-          <w:rFonts w:hint="eastAsia" w:ascii="Times New Roman" w:hAnsi="Times New Roman" w:eastAsia="FangSong" w:cs="Times New Roman"/>
-        </w:rPr>
-        <w:t xml:space="preserve">图</w:t>
-      </w:r>
-      <w:r>
-        <w:rPr>
-          <w:rFonts w:ascii="Times New Roman" w:hAnsi="Times New Roman" w:eastAsia="Times New Roman" w:cs="Times New Roman"/>
-        </w:rPr>
-        <w:t xml:space="preserve"> </w:t>
-      </w:r>
-      <w:r>
-        <w:rPr>
-          <w:rFonts w:hint="eastAsia" w:ascii="Times New Roman" w:hAnsi="Times New Roman" w:eastAsia="Times New Roman" w:cs="Times New Roman"/>
-        </w:rPr>
-        <w:t>1-1：</w:t>
-      </w:r>
-      <w:r>
-        <w:rPr>
-          <w:rFonts w:hint="eastAsia" w:ascii="Times New Roman" w:hAnsi="Times New Roman" w:eastAsia="FangSong" w:cs="Times New Roman"/>
-        </w:rPr>
-        <w:t>定量分析化学常用基准物质分子式</w:t>
-      </w:r>
-      <w:r>
-        <w:rPr>
-          <w:rFonts w:hint="eastAsia" w:ascii="Times New Roman" w:hAnsi="Times New Roman" w:eastAsia="Times New Roman" w:cs="Times New Roman"/>
-        </w:rPr>
-        <w:t>、</w:t>
-      </w:r>
-      <w:r>
-        <w:rPr>
-          <w:rFonts w:hint="eastAsia" w:ascii="Times New Roman" w:hAnsi="Times New Roman" w:eastAsia="FangSong" w:cs="Times New Roman"/>
-        </w:rPr>
-        <w:t>干燥条件与标定对象对照表</w:t>
-      </w:r>
-    </w:p>
-    <w:p>
-      <w:pPr>
-        <w:pStyle w:val="BodyText"/>
-        <w:spacing w:before="160" w:after="80"/>
-        <w:jc w:val="center"/>
-      </w:pPr>
-      <w:r>
-        <w:rPr>
-          <w:rFonts w:ascii="Times New Roman" w:hAnsi="Times New Roman" w:eastAsia="Times New Roman" w:cs="Times New Roman"/>
-        </w:rPr>
-        <w:drawing>
-          <wp:inline>
-            <wp:extent cx="2667000" cy="810863"/>
-            <wp:effectExtent b="0" l="0" r="0" t="0"/>
-            <wp:docPr descr="" title="" id="15" name="Picture"/>
-            <a:graphic>
-              <a:graphicData uri="http://schemas.openxmlformats.org/drawingml/2006/picture">
-                <pic:pic>
-                  <pic:nvPicPr>
-                    <pic:cNvPr descr="b065ecfdc21b739a5adc918a084d44e08b2774a393fa602a5109160bdb768f10.jpg" id="16" name="Picture"/>
-                    <pic:cNvPicPr>
-                      <a:picLocks noChangeArrowheads="1" noChangeAspect="1"/>
-                    </pic:cNvPicPr>
-                  </pic:nvPicPr>
-                  <pic:blipFill>
-                    <a:blip r:embed="rId14"/>
-                    <a:stretch>
-                      <a:fillRect/>
-                    </a:stretch>
-                  </pic:blipFill>
-                  <pic:spPr bwMode="auto">
-                    <a:xfrm>
-                      <a:off x="0" y="0"/>
-                      <a:ext cx="2667000" cy="810863"/>
-                    </a:xfrm>
-                    <a:prstGeom prst="rect">
-                      <a:avLst/>
-                    </a:prstGeom>
-                    <a:noFill/>
-                    <a:ln w="9525">
-                      <a:noFill/>
-                      <a:headEnd/>
-                      <a:tailEnd/>
-                    </a:ln>
-                  </pic:spPr>
-                </pic:pic>
-              </a:graphicData>
-            </a:graphic>
-          </wp:inline>
-        </w:drawing>
-      </w:r>
-      <w:r>
-        <w:rPr>
-          <w:rFonts w:ascii="Times New Roman" w:hAnsi="Times New Roman" w:eastAsia="Times New Roman" w:cs="Times New Roman"/>
-        </w:rPr>
-        <w:t xml:space="preserve"> </w:t>
-      </w:r>
-      <w:r>
-        <w:rPr>
-          <w:rFonts w:ascii="Times New Roman" w:hAnsi="Times New Roman" w:eastAsia="Times New Roman" w:cs="Times New Roman"/>
-        </w:rPr>
-        <w:t xml:space="preserve">&gt; </w:t>
-      </w:r>
-      <w:r>
-        <w:rPr>
-          <w:rFonts w:hint="eastAsia" w:ascii="Times New Roman" w:hAnsi="Times New Roman" w:eastAsia="FangSong" w:cs="Times New Roman"/>
-        </w:rPr>
-        <w:t xml:space="preserve">图</w:t>
-      </w:r>
-      <w:r>
-        <w:rPr>
-          <w:rFonts w:ascii="Times New Roman" w:hAnsi="Times New Roman" w:eastAsia="Times New Roman" w:cs="Times New Roman"/>
-        </w:rPr>
-        <w:t xml:space="preserve"> </w:t>
-      </w:r>
-      <w:r>
-        <w:rPr>
-          <w:rFonts w:hint="eastAsia" w:ascii="Times New Roman" w:hAnsi="Times New Roman" w:eastAsia="Times New Roman" w:cs="Times New Roman"/>
-        </w:rPr>
-        <w:t>1-2：</w:t>
-      </w:r>
-      <w:r>
-        <w:rPr>
-          <w:rFonts w:hint="eastAsia" w:ascii="Times New Roman" w:hAnsi="Times New Roman" w:eastAsia="FangSong" w:cs="Times New Roman"/>
-        </w:rPr>
-        <w:t>络合滴定与沉淀滴定常用基准物质性质与标定对象对照表</w:t>
-      </w:r>
-    </w:p>
-    <w:p>
-      <w:pPr>
-        <w:pStyle w:val="BodyText"/>
+        <w:spacing w:before="120" w:after="80"/>
         <w:ind w:firstLine="420"/>
       </w:pPr>
       <w:r>
@@ -5241,121 +5323,176 @@
         <w:t xml:space="preserve">。</w:t>
       </w:r>
     </w:p>
+    <w:tbl>
+      <w:tblPr>
+        <w:tblStyle w:val="Table"/>
+        <w:tblW w:type="pct" w:w="5000"/>
+        <w:tblLayout w:type="fixed"/>
+        <w:tblLook w:firstRow="1" w:lastRow="0" w:firstColumn="0" w:lastColumn="0" w:noHBand="0" w:noVBand="0" w:val="0020"/>
+        <w:jc w:val="center"/>
+        <w:tblBorders>
+          <w:top w:val="single" w:sz="12" w:space="0" w:color="333333"/>
+          <w:bottom w:val="single" w:sz="12" w:space="0" w:color="333333"/>
+          <w:left w:val="none"/>
+          <w:right w:val="none"/>
+          <w:insideH w:val="none"/>
+          <w:insideV w:val="none"/>
+        </w:tblBorders>
+      </w:tblPr>
+      <w:tblGrid>
+        <w:gridCol w:w="7920"/>
+      </w:tblGrid>
+      <w:tr>
+        <w:trPr>
+          <w:tblHeader w:val="on"/>
+        </w:trPr>
+        <w:tc>
+          <w:tcPr>
+            <w:tcBorders>
+              <w:bottom w:val="single" w:sz="6" w:space="0" w:color="333333"/>
+            </w:tcBorders>
+          </w:tcPr>
+          <w:p>
+            <w:pPr>
+              <w:pStyle w:val="Compact"/>
+              <w:jc w:val="center"/>
+            </w:pPr>
+            <w:r>
+              <w:rPr>
+                <w:rFonts w:hint="eastAsia" w:ascii="Times New Roman" w:hAnsi="Times New Roman" w:eastAsia="SimHei" w:cs="Times New Roman"/>
+                <w:b/>
+              </w:rPr>
+              <w:t xml:space="preserve">正态分布概率密度</w:t>
+            </w:r>
+          </w:p>
+        </w:tc>
+      </w:tr>
+      <w:tr>
+        <w:tc>
+          <w:tcPr/>
+          <w:p>
+            <w:pPr>
+              <w:pStyle w:val="Compact"/>
+              <w:jc w:val="center"/>
+            </w:pPr>
+            <w:r>
+              <w:rPr>
+                <w:rFonts w:ascii="Times New Roman" w:hAnsi="Times New Roman" w:eastAsia="Times New Roman" w:cs="Times New Roman"/>
+              </w:rPr>
+              <w:drawing>
+                <wp:inline>
+                  <wp:extent cx="2667000" cy="1944311"/>
+                  <wp:effectExtent b="0" l="0" r="0" t="0"/>
+                  <wp:docPr descr="" title="" id="18" name="Picture"/>
+                  <a:graphic>
+                    <a:graphicData uri="http://schemas.openxmlformats.org/drawingml/2006/picture">
+                      <pic:pic>
+                        <pic:nvPicPr>
+                          <pic:cNvPr descr="f178263ac2b346af802a37db132484a685ddca027789e8092fdca25b72303ab7.jpg" id="19" name="Picture"/>
+                          <pic:cNvPicPr>
+                            <a:picLocks noChangeArrowheads="1" noChangeAspect="1"/>
+                          </pic:cNvPicPr>
+                        </pic:nvPicPr>
+                        <pic:blipFill>
+                          <a:blip r:embed="rId17"/>
+                          <a:stretch>
+                            <a:fillRect/>
+                          </a:stretch>
+                        </pic:blipFill>
+                        <pic:spPr bwMode="auto">
+                          <a:xfrm>
+                            <a:off x="0" y="0"/>
+                            <a:ext cx="2667000" cy="1944311"/>
+                          </a:xfrm>
+                          <a:prstGeom prst="rect">
+                            <a:avLst/>
+                          </a:prstGeom>
+                          <a:noFill/>
+                          <a:ln w="9525">
+                            <a:noFill/>
+                            <a:headEnd/>
+                            <a:tailEnd/>
+                          </a:ln>
+                        </pic:spPr>
+                      </pic:pic>
+                    </a:graphicData>
+                  </a:graphic>
+                </wp:inline>
+              </w:drawing>
+            </w:r>
+          </w:p>
+        </w:tc>
+      </w:tr>
+      <w:tr>
+        <w:tc>
+          <w:tcPr/>
+          <w:p>
+            <w:pPr>
+              <w:pStyle w:val="Compact"/>
+              <w:jc w:val="center"/>
+            </w:pPr>
+            <w:r>
+              <w:rPr>
+                <w:rFonts w:ascii="Times New Roman" w:hAnsi="Times New Roman" w:eastAsia="Times New Roman" w:cs="Times New Roman"/>
+              </w:rPr>
+              <w:t xml:space="preserve">&gt; </w:t>
+            </w:r>
+            <w:r>
+              <w:rPr>
+                <w:rFonts w:hint="eastAsia" w:ascii="Times New Roman" w:hAnsi="Times New Roman" w:eastAsia="FangSong" w:cs="Times New Roman"/>
+              </w:rPr>
+              <w:t xml:space="preserve">图</w:t>
+            </w:r>
+            <w:r>
+              <w:rPr>
+                <w:rFonts w:ascii="Times New Roman" w:hAnsi="Times New Roman" w:eastAsia="Times New Roman" w:cs="Times New Roman"/>
+              </w:rPr>
+              <w:t xml:space="preserve"> </w:t>
+            </w:r>
+            <w:r>
+              <w:rPr>
+                <w:rFonts w:hint="eastAsia" w:ascii="Times New Roman" w:hAnsi="Times New Roman" w:eastAsia="Times New Roman" w:cs="Times New Roman"/>
+              </w:rPr>
+              <w:t>1-3：</w:t>
+            </w:r>
+            <w:r>
+              <w:rPr>
+                <w:rFonts w:hint="eastAsia" w:ascii="Times New Roman" w:hAnsi="Times New Roman" w:eastAsia="FangSong" w:cs="Times New Roman"/>
+              </w:rPr>
+              <w:t>正态分布概率密度曲线与区间概率分布规律</w:t>
+            </w:r>
+            <w:r>
+              <w:rPr>
+                <w:rFonts w:hint="eastAsia" w:ascii="Times New Roman" w:hAnsi="Times New Roman" w:eastAsia="Times New Roman" w:cs="Times New Roman"/>
+              </w:rPr>
+              <w:t>（68.3%、95.5%、99.7%</w:t>
+            </w:r>
+            <w:r>
+              <w:rPr>
+                <w:rFonts w:ascii="Times New Roman" w:hAnsi="Times New Roman" w:eastAsia="Times New Roman" w:cs="Times New Roman"/>
+              </w:rPr>
+              <w:t xml:space="preserve"> </w:t>
+            </w:r>
+            <w:r>
+              <w:rPr>
+                <w:rFonts w:hint="eastAsia" w:ascii="Times New Roman" w:hAnsi="Times New Roman" w:eastAsia="FangSong" w:cs="Times New Roman"/>
+              </w:rPr>
+              <w:t>规则</w:t>
+            </w:r>
+            <w:r>
+              <w:rPr>
+                <w:rFonts w:hint="eastAsia" w:ascii="Times New Roman" w:hAnsi="Times New Roman" w:eastAsia="Times New Roman" w:cs="Times New Roman"/>
+              </w:rPr>
+              <w:t>）</w:t>
+            </w:r>
+          </w:p>
+        </w:tc>
+      </w:tr>
+    </w:tbl>
     <w:p>
       <w:pPr>
         <w:pStyle w:val="BodyText"/>
-        <w:spacing w:before="160" w:after="80"/>
-        <w:jc w:val="center"/>
-      </w:pPr>
-      <w:r>
-        <w:rPr>
-          <w:rFonts w:ascii="Times New Roman" w:hAnsi="Times New Roman" w:eastAsia="Times New Roman" w:cs="Times New Roman"/>
-        </w:rPr>
-        <w:drawing>
-          <wp:inline>
-            <wp:extent cx="2667000" cy="1944311"/>
-            <wp:effectExtent b="0" l="0" r="0" t="0"/>
-            <wp:docPr descr="" title="" id="18" name="Picture"/>
-            <a:graphic>
-              <a:graphicData uri="http://schemas.openxmlformats.org/drawingml/2006/picture">
-                <pic:pic>
-                  <pic:nvPicPr>
-                    <pic:cNvPr descr="f178263ac2b346af802a37db132484a685ddca027789e8092fdca25b72303ab7.jpg" id="19" name="Picture"/>
-                    <pic:cNvPicPr>
-                      <a:picLocks noChangeArrowheads="1" noChangeAspect="1"/>
-                    </pic:cNvPicPr>
-                  </pic:nvPicPr>
-                  <pic:blipFill>
-                    <a:blip r:embed="rId17"/>
-                    <a:stretch>
-                      <a:fillRect/>
-                    </a:stretch>
-                  </pic:blipFill>
-                  <pic:spPr bwMode="auto">
-                    <a:xfrm>
-                      <a:off x="0" y="0"/>
-                      <a:ext cx="2667000" cy="1944311"/>
-                    </a:xfrm>
-                    <a:prstGeom prst="rect">
-                      <a:avLst/>
-                    </a:prstGeom>
-                    <a:noFill/>
-                    <a:ln w="9525">
-                      <a:noFill/>
-                      <a:headEnd/>
-                      <a:tailEnd/>
-                    </a:ln>
-                  </pic:spPr>
-                </pic:pic>
-              </a:graphicData>
-            </a:graphic>
-          </wp:inline>
-        </w:drawing>
-      </w:r>
-      <w:r>
-        <w:rPr>
-          <w:rFonts w:ascii="Times New Roman" w:hAnsi="Times New Roman" w:eastAsia="Times New Roman" w:cs="Times New Roman"/>
-        </w:rPr>
-        <w:t xml:space="preserve"> </w:t>
-      </w:r>
-      <w:r>
-        <w:rPr>
-          <w:rFonts w:ascii="Times New Roman" w:hAnsi="Times New Roman" w:eastAsia="Times New Roman" w:cs="Times New Roman"/>
-        </w:rPr>
-        <w:t xml:space="preserve">&gt; </w:t>
-      </w:r>
-      <w:r>
-        <w:rPr>
-          <w:rFonts w:hint="eastAsia" w:ascii="Times New Roman" w:hAnsi="Times New Roman" w:eastAsia="FangSong" w:cs="Times New Roman"/>
-        </w:rPr>
-        <w:t xml:space="preserve">图</w:t>
-      </w:r>
-      <w:r>
-        <w:rPr>
-          <w:rFonts w:ascii="Times New Roman" w:hAnsi="Times New Roman" w:eastAsia="Times New Roman" w:cs="Times New Roman"/>
-        </w:rPr>
-        <w:t xml:space="preserve"> </w:t>
-      </w:r>
-      <w:r>
-        <w:rPr>
-          <w:rFonts w:hint="eastAsia" w:ascii="Times New Roman" w:hAnsi="Times New Roman" w:eastAsia="Times New Roman" w:cs="Times New Roman"/>
-        </w:rPr>
-        <w:t>1-3：</w:t>
-      </w:r>
-      <w:r>
-        <w:rPr>
-          <w:rFonts w:hint="eastAsia" w:ascii="Times New Roman" w:hAnsi="Times New Roman" w:eastAsia="FangSong" w:cs="Times New Roman"/>
-        </w:rPr>
-        <w:t>正态分布概率密度曲线与区间概率分布规律</w:t>
-      </w:r>
-      <w:r>
-        <w:rPr>
-          <w:rFonts w:hint="eastAsia" w:ascii="Times New Roman" w:hAnsi="Times New Roman" w:eastAsia="Times New Roman" w:cs="Times New Roman"/>
-        </w:rPr>
-        <w:t>（68.3%、95.5%、99.7%</w:t>
-      </w:r>
-      <w:r>
-        <w:rPr>
-          <w:rFonts w:ascii="Times New Roman" w:hAnsi="Times New Roman" w:eastAsia="Times New Roman" w:cs="Times New Roman"/>
-        </w:rPr>
-        <w:t xml:space="preserve"> </w:t>
-      </w:r>
-      <w:r>
-        <w:rPr>
-          <w:rFonts w:hint="eastAsia" w:ascii="Times New Roman" w:hAnsi="Times New Roman" w:eastAsia="FangSong" w:cs="Times New Roman"/>
-        </w:rPr>
-        <w:t>规则</w:t>
-      </w:r>
-      <w:r>
-        <w:rPr>
-          <w:rFonts w:hint="eastAsia" w:ascii="Times New Roman" w:hAnsi="Times New Roman" w:eastAsia="Times New Roman" w:cs="Times New Roman"/>
-        </w:rPr>
-        <w:t>）</w:t>
-      </w:r>
-    </w:p>
-    <w:p>
-      <w:pPr>
-        <w:pStyle w:val="BodyText"/>
+        <w:spacing w:before="120"/>
         <w:ind w:firstLine="420"/>
       </w:pPr>
       <w:r>
@@ -7612,6 +7749,7 @@
     <w:p>
       <w:pPr>
         <w:pStyle w:val="FirstParagraph"/>
+        <w:spacing w:after="80"/>
         <w:ind w:firstLine="420"/>
       </w:pPr>
       <w:r>
@@ -7767,194 +7905,288 @@
         <w:t>。</w:t>
       </w:r>
     </w:p>
-    <w:p>
-      <w:pPr>
-        <w:pStyle w:val="BodyText"/>
-        <w:spacing w:before="160" w:after="80"/>
+    <w:tbl>
+      <w:tblPr>
+        <w:tblStyle w:val="Table"/>
+        <w:tblW w:type="pct" w:w="5000"/>
+        <w:tblLayout w:type="fixed"/>
+        <w:tblLook w:firstRow="1" w:lastRow="0" w:firstColumn="0" w:lastColumn="0" w:noHBand="0" w:noVBand="0" w:val="0020"/>
         <w:jc w:val="center"/>
-      </w:pPr>
-      <w:r>
-        <w:rPr>
-          <w:rFonts w:ascii="Times New Roman" w:hAnsi="Times New Roman" w:eastAsia="Times New Roman" w:cs="Times New Roman"/>
-        </w:rPr>
-        <w:drawing>
-          <wp:inline>
-            <wp:extent cx="2476500" cy="2003713"/>
-            <wp:effectExtent b="0" l="0" r="0" t="0"/>
-            <wp:docPr descr="" title="" id="21" name="Picture"/>
-            <a:graphic>
-              <a:graphicData uri="http://schemas.openxmlformats.org/drawingml/2006/picture">
-                <pic:pic>
-                  <pic:nvPicPr>
-                    <pic:cNvPr descr="3d9b209febb741f06ee4cdf4d332767c9faa9924dddd40a153711145f7dde0f6.jpg" id="22" name="Picture"/>
-                    <pic:cNvPicPr>
-                      <a:picLocks noChangeArrowheads="1" noChangeAspect="1"/>
-                    </pic:cNvPicPr>
-                  </pic:nvPicPr>
-                  <pic:blipFill>
-                    <a:blip r:embed="rId20"/>
-                    <a:stretch>
-                      <a:fillRect/>
-                    </a:stretch>
-                  </pic:blipFill>
-                  <pic:spPr bwMode="auto">
-                    <a:xfrm>
-                      <a:off x="0" y="0"/>
-                      <a:ext cx="2476500" cy="2003713"/>
-                    </a:xfrm>
-                    <a:prstGeom prst="rect">
-                      <a:avLst/>
-                    </a:prstGeom>
-                    <a:noFill/>
-                    <a:ln w="9525">
-                      <a:noFill/>
-                      <a:headEnd/>
-                      <a:tailEnd/>
-                    </a:ln>
-                  </pic:spPr>
-                </pic:pic>
-              </a:graphicData>
-            </a:graphic>
-          </wp:inline>
-        </w:drawing>
-      </w:r>
-      <w:r>
-        <w:rPr>
-          <w:rFonts w:ascii="Times New Roman" w:hAnsi="Times New Roman" w:eastAsia="Times New Roman" w:cs="Times New Roman"/>
-        </w:rPr>
-        <w:t xml:space="preserve"> </w:t>
-      </w:r>
-      <w:r>
-        <w:rPr>
-          <w:rFonts w:ascii="Times New Roman" w:hAnsi="Times New Roman" w:eastAsia="Times New Roman" w:cs="Times New Roman"/>
-        </w:rPr>
-        <w:t xml:space="preserve">&gt; </w:t>
-      </w:r>
-      <w:r>
-        <w:rPr>
-          <w:rFonts w:hint="eastAsia" w:ascii="Times New Roman" w:hAnsi="Times New Roman" w:eastAsia="FangSong" w:cs="Times New Roman"/>
-        </w:rPr>
-        <w:t xml:space="preserve">图</w:t>
-      </w:r>
-      <w:r>
-        <w:rPr>
-          <w:rFonts w:ascii="Times New Roman" w:hAnsi="Times New Roman" w:eastAsia="Times New Roman" w:cs="Times New Roman"/>
-        </w:rPr>
-        <w:t xml:space="preserve"> </w:t>
-      </w:r>
-      <w:r>
-        <w:rPr>
-          <w:rFonts w:hint="eastAsia" w:ascii="Times New Roman" w:hAnsi="Times New Roman" w:eastAsia="Times New Roman" w:cs="Times New Roman"/>
-        </w:rPr>
-        <w:t>1-4：</w:t>
-      </w:r>
-      <w:r>
-        <w:rPr>
-          <w:rFonts w:hint="eastAsia" w:ascii="Times New Roman" w:hAnsi="Times New Roman" w:eastAsia="FangSong" w:cs="Times New Roman"/>
-        </w:rPr>
-        <w:t>分光光度法比色皿样品池入射光与透射光光路示意图</w:t>
-      </w:r>
-    </w:p>
-    <w:p>
-      <w:pPr>
-        <w:pStyle w:val="BodyText"/>
-        <w:spacing w:before="160" w:after="80"/>
-        <w:jc w:val="center"/>
-      </w:pPr>
-      <w:r>
-        <w:rPr>
-          <w:rFonts w:ascii="Times New Roman" w:hAnsi="Times New Roman" w:eastAsia="Times New Roman" w:cs="Times New Roman"/>
-        </w:rPr>
-        <w:drawing>
-          <wp:inline>
-            <wp:extent cx="2667000" cy="2050427"/>
-            <wp:effectExtent b="0" l="0" r="0" t="0"/>
-            <wp:docPr descr="" title="" id="24" name="Picture"/>
-            <a:graphic>
-              <a:graphicData uri="http://schemas.openxmlformats.org/drawingml/2006/picture">
-                <pic:pic>
-                  <pic:nvPicPr>
-                    <pic:cNvPr descr="a215b815fa6f6456ac8eb9758f085db2a18150f9a2cd64eb993d8a64a527bd98.jpg" id="25" name="Picture"/>
-                    <pic:cNvPicPr>
-                      <a:picLocks noChangeArrowheads="1" noChangeAspect="1"/>
-                    </pic:cNvPicPr>
-                  </pic:nvPicPr>
-                  <pic:blipFill>
-                    <a:blip r:embed="rId23"/>
-                    <a:stretch>
-                      <a:fillRect/>
-                    </a:stretch>
-                  </pic:blipFill>
-                  <pic:spPr bwMode="auto">
-                    <a:xfrm>
-                      <a:off x="0" y="0"/>
-                      <a:ext cx="2667000" cy="2050427"/>
-                    </a:xfrm>
-                    <a:prstGeom prst="rect">
-                      <a:avLst/>
-                    </a:prstGeom>
-                    <a:noFill/>
-                    <a:ln w="9525">
-                      <a:noFill/>
-                      <a:headEnd/>
-                      <a:tailEnd/>
-                    </a:ln>
-                  </pic:spPr>
-                </pic:pic>
-              </a:graphicData>
-            </a:graphic>
-          </wp:inline>
-        </w:drawing>
-      </w:r>
-      <w:r>
-        <w:rPr>
-          <w:rFonts w:ascii="Times New Roman" w:hAnsi="Times New Roman" w:eastAsia="Times New Roman" w:cs="Times New Roman"/>
-        </w:rPr>
-        <w:t xml:space="preserve"> </w:t>
-      </w:r>
-      <w:r>
-        <w:rPr>
-          <w:rFonts w:ascii="Times New Roman" w:hAnsi="Times New Roman" w:eastAsia="Times New Roman" w:cs="Times New Roman"/>
-        </w:rPr>
-        <w:t xml:space="preserve">&gt; </w:t>
-      </w:r>
-      <w:r>
-        <w:rPr>
-          <w:rFonts w:hint="eastAsia" w:ascii="Times New Roman" w:hAnsi="Times New Roman" w:eastAsia="FangSong" w:cs="Times New Roman"/>
-        </w:rPr>
-        <w:t xml:space="preserve">图</w:t>
-      </w:r>
-      <w:r>
-        <w:rPr>
-          <w:rFonts w:ascii="Times New Roman" w:hAnsi="Times New Roman" w:eastAsia="Times New Roman" w:cs="Times New Roman"/>
-        </w:rPr>
-        <w:t xml:space="preserve"> </w:t>
-      </w:r>
-      <w:r>
-        <w:rPr>
-          <w:rFonts w:hint="eastAsia" w:ascii="Times New Roman" w:hAnsi="Times New Roman" w:eastAsia="Times New Roman" w:cs="Times New Roman"/>
-        </w:rPr>
-        <w:t>1-5：</w:t>
-      </w:r>
-      <w:r>
-        <w:rPr>
-          <w:rFonts w:hint="eastAsia" w:ascii="Times New Roman" w:hAnsi="Times New Roman" w:eastAsia="FangSong" w:cs="Times New Roman"/>
-        </w:rPr>
-        <w:t>吸光度</w:t>
-      </w:r>
-      <w:r>
-        <w:rPr>
-          <w:rFonts w:hint="eastAsia" w:ascii="Times New Roman" w:hAnsi="Times New Roman" w:eastAsia="Times New Roman" w:cs="Times New Roman"/>
-        </w:rPr>
-        <w:t>-</w:t>
-      </w:r>
-      <w:r>
-        <w:rPr>
-          <w:rFonts w:hint="eastAsia" w:ascii="Times New Roman" w:hAnsi="Times New Roman" w:eastAsia="FangSong" w:cs="Times New Roman"/>
-        </w:rPr>
-        <w:t>浓度标准曲线的测定点分布与线性拟合回归线</w:t>
-      </w:r>
-    </w:p>
+        <w:tblBorders>
+          <w:top w:val="single" w:sz="12" w:space="0" w:color="333333"/>
+          <w:bottom w:val="single" w:sz="12" w:space="0" w:color="333333"/>
+          <w:left w:val="none"/>
+          <w:right w:val="none"/>
+          <w:insideH w:val="none"/>
+          <w:insideV w:val="none"/>
+        </w:tblBorders>
+      </w:tblPr>
+      <w:tblGrid>
+        <w:gridCol w:w="3960"/>
+        <w:gridCol w:w="3960"/>
+      </w:tblGrid>
+      <w:tr>
+        <w:trPr>
+          <w:tblHeader w:val="on"/>
+        </w:trPr>
+        <w:tc>
+          <w:tcPr>
+            <w:tcBorders>
+              <w:bottom w:val="single" w:sz="6" w:space="0" w:color="333333"/>
+            </w:tcBorders>
+          </w:tcPr>
+          <w:p>
+            <w:pPr>
+              <w:pStyle w:val="Compact"/>
+              <w:jc w:val="center"/>
+            </w:pPr>
+            <w:r>
+              <w:rPr>
+                <w:rFonts w:hint="eastAsia" w:ascii="Times New Roman" w:hAnsi="Times New Roman" w:eastAsia="SimHei" w:cs="Times New Roman"/>
+                <w:b/>
+              </w:rPr>
+              <w:t xml:space="preserve">分光光度法比色皿样品池入</w:t>
+            </w:r>
+          </w:p>
+        </w:tc>
+        <w:tc>
+          <w:tcPr>
+            <w:tcBorders>
+              <w:bottom w:val="single" w:sz="6" w:space="0" w:color="333333"/>
+            </w:tcBorders>
+          </w:tcPr>
+          <w:p>
+            <w:pPr>
+              <w:pStyle w:val="Compact"/>
+              <w:jc w:val="center"/>
+            </w:pPr>
+            <w:r>
+              <w:rPr>
+                <w:rFonts w:hint="eastAsia" w:ascii="Times New Roman" w:hAnsi="Times New Roman" w:eastAsia="SimHei" w:cs="Times New Roman"/>
+                <w:b/>
+              </w:rPr>
+              <w:t>吸光度</w:t>
+            </w:r>
+            <w:r>
+              <w:rPr>
+                <w:rFonts w:hint="eastAsia" w:ascii="Times New Roman" w:hAnsi="Times New Roman" w:eastAsia="Times New Roman" w:cs="Times New Roman"/>
+                <w:b/>
+              </w:rPr>
+              <w:t>-</w:t>
+            </w:r>
+            <w:r>
+              <w:rPr>
+                <w:rFonts w:hint="eastAsia" w:ascii="Times New Roman" w:hAnsi="Times New Roman" w:eastAsia="SimHei" w:cs="Times New Roman"/>
+                <w:b/>
+              </w:rPr>
+              <w:t>浓度标准曲线</w:t>
+            </w:r>
+          </w:p>
+        </w:tc>
+      </w:tr>
+      <w:tr>
+        <w:tc>
+          <w:tcPr/>
+          <w:p>
+            <w:pPr>
+              <w:pStyle w:val="Compact"/>
+              <w:jc w:val="center"/>
+            </w:pPr>
+            <w:r>
+              <w:rPr>
+                <w:rFonts w:ascii="Times New Roman" w:hAnsi="Times New Roman" w:eastAsia="Times New Roman" w:cs="Times New Roman"/>
+              </w:rPr>
+              <w:drawing>
+                <wp:inline>
+                  <wp:extent cx="2381250" cy="1926647"/>
+                  <wp:effectExtent b="0" l="0" r="0" t="0"/>
+                  <wp:docPr descr="" title="" id="21" name="Picture"/>
+                  <a:graphic>
+                    <a:graphicData uri="http://schemas.openxmlformats.org/drawingml/2006/picture">
+                      <pic:pic>
+                        <pic:nvPicPr>
+                          <pic:cNvPr descr="3d9b209febb741f06ee4cdf4d332767c9faa9924dddd40a153711145f7dde0f6.jpg" id="22" name="Picture"/>
+                          <pic:cNvPicPr>
+                            <a:picLocks noChangeArrowheads="1" noChangeAspect="1"/>
+                          </pic:cNvPicPr>
+                        </pic:nvPicPr>
+                        <pic:blipFill>
+                          <a:blip r:embed="rId20"/>
+                          <a:stretch>
+                            <a:fillRect/>
+                          </a:stretch>
+                        </pic:blipFill>
+                        <pic:spPr bwMode="auto">
+                          <a:xfrm>
+                            <a:off x="0" y="0"/>
+                            <a:ext cx="2381250" cy="1926647"/>
+                          </a:xfrm>
+                          <a:prstGeom prst="rect">
+                            <a:avLst/>
+                          </a:prstGeom>
+                          <a:noFill/>
+                          <a:ln w="9525">
+                            <a:noFill/>
+                            <a:headEnd/>
+                            <a:tailEnd/>
+                          </a:ln>
+                        </pic:spPr>
+                      </pic:pic>
+                    </a:graphicData>
+                  </a:graphic>
+                </wp:inline>
+              </w:drawing>
+            </w:r>
+          </w:p>
+        </w:tc>
+        <w:tc>
+          <w:tcPr/>
+          <w:p>
+            <w:pPr>
+              <w:pStyle w:val="Compact"/>
+              <w:jc w:val="center"/>
+            </w:pPr>
+            <w:r>
+              <w:rPr>
+                <w:rFonts w:ascii="Times New Roman" w:hAnsi="Times New Roman" w:eastAsia="Times New Roman" w:cs="Times New Roman"/>
+              </w:rPr>
+              <w:drawing>
+                <wp:inline>
+                  <wp:extent cx="2381250" cy="1830739"/>
+                  <wp:effectExtent b="0" l="0" r="0" t="0"/>
+                  <wp:docPr descr="" title="" id="24" name="Picture"/>
+                  <a:graphic>
+                    <a:graphicData uri="http://schemas.openxmlformats.org/drawingml/2006/picture">
+                      <pic:pic>
+                        <pic:nvPicPr>
+                          <pic:cNvPr descr="a215b815fa6f6456ac8eb9758f085db2a18150f9a2cd64eb993d8a64a527bd98.jpg" id="25" name="Picture"/>
+                          <pic:cNvPicPr>
+                            <a:picLocks noChangeArrowheads="1" noChangeAspect="1"/>
+                          </pic:cNvPicPr>
+                        </pic:nvPicPr>
+                        <pic:blipFill>
+                          <a:blip r:embed="rId23"/>
+                          <a:stretch>
+                            <a:fillRect/>
+                          </a:stretch>
+                        </pic:blipFill>
+                        <pic:spPr bwMode="auto">
+                          <a:xfrm>
+                            <a:off x="0" y="0"/>
+                            <a:ext cx="2381250" cy="1830739"/>
+                          </a:xfrm>
+                          <a:prstGeom prst="rect">
+                            <a:avLst/>
+                          </a:prstGeom>
+                          <a:noFill/>
+                          <a:ln w="9525">
+                            <a:noFill/>
+                            <a:headEnd/>
+                            <a:tailEnd/>
+                          </a:ln>
+                        </pic:spPr>
+                      </pic:pic>
+                    </a:graphicData>
+                  </a:graphic>
+                </wp:inline>
+              </w:drawing>
+            </w:r>
+          </w:p>
+        </w:tc>
+      </w:tr>
+      <w:tr>
+        <w:tc>
+          <w:tcPr/>
+          <w:p>
+            <w:pPr>
+              <w:pStyle w:val="Compact"/>
+              <w:jc w:val="center"/>
+            </w:pPr>
+            <w:r>
+              <w:rPr>
+                <w:rFonts w:ascii="Times New Roman" w:hAnsi="Times New Roman" w:eastAsia="Times New Roman" w:cs="Times New Roman"/>
+              </w:rPr>
+              <w:t xml:space="preserve">&gt; </w:t>
+            </w:r>
+            <w:r>
+              <w:rPr>
+                <w:rFonts w:hint="eastAsia" w:ascii="Times New Roman" w:hAnsi="Times New Roman" w:eastAsia="FangSong" w:cs="Times New Roman"/>
+              </w:rPr>
+              <w:t xml:space="preserve">图</w:t>
+            </w:r>
+            <w:r>
+              <w:rPr>
+                <w:rFonts w:ascii="Times New Roman" w:hAnsi="Times New Roman" w:eastAsia="Times New Roman" w:cs="Times New Roman"/>
+              </w:rPr>
+              <w:t xml:space="preserve"> </w:t>
+            </w:r>
+            <w:r>
+              <w:rPr>
+                <w:rFonts w:hint="eastAsia" w:ascii="Times New Roman" w:hAnsi="Times New Roman" w:eastAsia="Times New Roman" w:cs="Times New Roman"/>
+              </w:rPr>
+              <w:t>1-4：</w:t>
+            </w:r>
+            <w:r>
+              <w:rPr>
+                <w:rFonts w:hint="eastAsia" w:ascii="Times New Roman" w:hAnsi="Times New Roman" w:eastAsia="FangSong" w:cs="Times New Roman"/>
+              </w:rPr>
+              <w:t>分光光度法比色皿样品池入射光与透射光光路示意图</w:t>
+            </w:r>
+          </w:p>
+        </w:tc>
+        <w:tc>
+          <w:tcPr/>
+          <w:p>
+            <w:pPr>
+              <w:pStyle w:val="Compact"/>
+              <w:jc w:val="center"/>
+            </w:pPr>
+            <w:r>
+              <w:rPr>
+                <w:rFonts w:ascii="Times New Roman" w:hAnsi="Times New Roman" w:eastAsia="Times New Roman" w:cs="Times New Roman"/>
+              </w:rPr>
+              <w:t xml:space="preserve">&gt; </w:t>
+            </w:r>
+            <w:r>
+              <w:rPr>
+                <w:rFonts w:hint="eastAsia" w:ascii="Times New Roman" w:hAnsi="Times New Roman" w:eastAsia="FangSong" w:cs="Times New Roman"/>
+              </w:rPr>
+              <w:t xml:space="preserve">图</w:t>
+            </w:r>
+            <w:r>
+              <w:rPr>
+                <w:rFonts w:ascii="Times New Roman" w:hAnsi="Times New Roman" w:eastAsia="Times New Roman" w:cs="Times New Roman"/>
+              </w:rPr>
+              <w:t xml:space="preserve"> </w:t>
+            </w:r>
+            <w:r>
+              <w:rPr>
+                <w:rFonts w:hint="eastAsia" w:ascii="Times New Roman" w:hAnsi="Times New Roman" w:eastAsia="Times New Roman" w:cs="Times New Roman"/>
+              </w:rPr>
+              <w:t>1-5：</w:t>
+            </w:r>
+            <w:r>
+              <w:rPr>
+                <w:rFonts w:hint="eastAsia" w:ascii="Times New Roman" w:hAnsi="Times New Roman" w:eastAsia="FangSong" w:cs="Times New Roman"/>
+              </w:rPr>
+              <w:t>吸光度</w:t>
+            </w:r>
+            <w:r>
+              <w:rPr>
+                <w:rFonts w:hint="eastAsia" w:ascii="Times New Roman" w:hAnsi="Times New Roman" w:eastAsia="Times New Roman" w:cs="Times New Roman"/>
+              </w:rPr>
+              <w:t>-</w:t>
+            </w:r>
+            <w:r>
+              <w:rPr>
+                <w:rFonts w:hint="eastAsia" w:ascii="Times New Roman" w:hAnsi="Times New Roman" w:eastAsia="FangSong" w:cs="Times New Roman"/>
+              </w:rPr>
+              <w:t>浓度标准曲线的测定点分布与线性拟合回归线</w:t>
+            </w:r>
+          </w:p>
+        </w:tc>
+      </w:tr>
+    </w:tbl>
     <w:bookmarkEnd w:id="26"/>
     <w:bookmarkStart w:id="28" w:name="课后习题"/>
     <w:p>

--- a/06-学生侧材料/讲义/4-分析化学/有效数字与误差分析-超级充实版（自学完整）.docx
+++ b/06-学生侧材料/讲义/4-分析化学/有效数字与误差分析-超级充实版（自学完整）.docx
@@ -8250,24 +8250,15 @@
         </w:rPr>
         <w:t>：</w:t>
       </w:r>
-      <w:r>
-        <w:rPr>
-          <w:rFonts w:ascii="Times New Roman" w:hAnsi="Times New Roman" w:eastAsia="Times New Roman" w:cs="Times New Roman"/>
-        </w:rPr>
-        <w:t xml:space="preserve"> </w:t>
-      </w:r>
-      <w:r>
-        <w:rPr>
-          <w:rFonts w:ascii="Times New Roman" w:hAnsi="Times New Roman" w:eastAsia="Times New Roman" w:cs="Times New Roman"/>
-        </w:rPr>
-        <w:t xml:space="preserve">(1)</w:t>
-      </w:r>
-      <w:r>
-        <w:rPr>
-          <w:rFonts w:ascii="Times New Roman" w:hAnsi="Times New Roman" w:eastAsia="Times New Roman" w:cs="Times New Roman"/>
-        </w:rPr>
-        <w:t xml:space="preserve"> </w:t>
-      </w:r>
+    </w:p>
+    <w:p>
+      <w:pPr>
+        <w:pStyle w:val="Compact"/>
+        <w:numPr>
+          <w:ilvl w:val="0"/>
+          <w:numId w:val="1001"/>
+        </w:numPr>
+      </w:pPr>
       <m:oMath>
         <m:oMathPr>
           <m:ctrlPr>
@@ -8296,24 +8287,15 @@
         </w:rPr>
         <w:t xml:space="preserve">；</w:t>
       </w:r>
-      <w:r>
-        <w:rPr>
-          <w:rFonts w:ascii="Times New Roman" w:hAnsi="Times New Roman" w:eastAsia="Times New Roman" w:cs="Times New Roman"/>
-        </w:rPr>
-        <w:t xml:space="preserve"> </w:t>
-      </w:r>
-      <w:r>
-        <w:rPr>
-          <w:rFonts w:ascii="Times New Roman" w:hAnsi="Times New Roman" w:eastAsia="Times New Roman" w:cs="Times New Roman"/>
-        </w:rPr>
-        <w:t xml:space="preserve">(2)</w:t>
-      </w:r>
-      <w:r>
-        <w:rPr>
-          <w:rFonts w:ascii="Times New Roman" w:hAnsi="Times New Roman" w:eastAsia="Times New Roman" w:cs="Times New Roman"/>
-        </w:rPr>
-        <w:t xml:space="preserve"> </w:t>
-      </w:r>
+    </w:p>
+    <w:p>
+      <w:pPr>
+        <w:pStyle w:val="Compact"/>
+        <w:numPr>
+          <w:ilvl w:val="0"/>
+          <w:numId w:val="1001"/>
+        </w:numPr>
+      </w:pPr>
       <m:oMath>
         <m:oMathPr>
           <m:ctrlPr>
@@ -8408,24 +8390,16 @@
         </w:rPr>
         <w:t xml:space="preserve">；</w:t>
       </w:r>
-      <w:r>
-        <w:rPr>
-          <w:rFonts w:ascii="Times New Roman" w:hAnsi="Times New Roman" w:eastAsia="Times New Roman" w:cs="Times New Roman"/>
-        </w:rPr>
-        <w:t xml:space="preserve"> </w:t>
-      </w:r>
-      <w:r>
-        <w:rPr>
-          <w:rFonts w:ascii="Times New Roman" w:hAnsi="Times New Roman" w:eastAsia="Times New Roman" w:cs="Times New Roman"/>
-        </w:rPr>
-        <w:t xml:space="preserve">(3)</w:t>
-      </w:r>
-      <w:r>
-        <w:rPr>
-          <w:rFonts w:ascii="Times New Roman" w:hAnsi="Times New Roman" w:eastAsia="Times New Roman" w:cs="Times New Roman"/>
-        </w:rPr>
-        <w:t xml:space="preserve"> </w:t>
-      </w:r>
+    </w:p>
+    <w:p>
+      <w:pPr>
+        <w:pStyle w:val="Compact"/>
+        <w:numPr>
+          <w:ilvl w:val="0"/>
+          <w:numId w:val="1001"/>
+        </w:numPr>
+        <w:ind w:firstLine="420"/>
+      </w:pPr>
       <m:oMath>
         <m:oMathPr>
           <m:ctrlPr>
@@ -8521,24 +8495,16 @@
         </w:rPr>
         <w:t xml:space="preserve">；</w:t>
       </w:r>
-      <w:r>
-        <w:rPr>
-          <w:rFonts w:ascii="Times New Roman" w:hAnsi="Times New Roman" w:eastAsia="Times New Roman" w:cs="Times New Roman"/>
-        </w:rPr>
-        <w:t xml:space="preserve"> </w:t>
-      </w:r>
-      <w:r>
-        <w:rPr>
-          <w:rFonts w:ascii="Times New Roman" w:hAnsi="Times New Roman" w:eastAsia="Times New Roman" w:cs="Times New Roman"/>
-        </w:rPr>
-        <w:t xml:space="preserve">(4)</w:t>
-      </w:r>
-      <w:r>
-        <w:rPr>
-          <w:rFonts w:ascii="Times New Roman" w:hAnsi="Times New Roman" w:eastAsia="Times New Roman" w:cs="Times New Roman"/>
-        </w:rPr>
-        <w:t xml:space="preserve"> </w:t>
-      </w:r>
+    </w:p>
+    <w:p>
+      <w:pPr>
+        <w:pStyle w:val="Compact"/>
+        <w:numPr>
+          <w:ilvl w:val="0"/>
+          <w:numId w:val="1001"/>
+        </w:numPr>
+        <w:ind w:firstLine="420"/>
+      </w:pPr>
       <m:oMath>
         <m:oMathPr>
           <m:ctrlPr>
@@ -8643,74 +8609,66 @@
         </w:rPr>
         <w:t>）；</w:t>
       </w:r>
-      <w:r>
-        <w:rPr>
-          <w:rFonts w:ascii="Times New Roman" w:hAnsi="Times New Roman" w:eastAsia="Times New Roman" w:cs="Times New Roman"/>
-        </w:rPr>
-        <w:t xml:space="preserve"> </w:t>
-      </w:r>
-      <w:r>
-        <w:rPr>
-          <w:rFonts w:ascii="Times New Roman" w:hAnsi="Times New Roman" w:eastAsia="Times New Roman" w:cs="Times New Roman"/>
-        </w:rPr>
-        <w:t xml:space="preserve">(5)</w:t>
-      </w:r>
-      <w:r>
-        <w:rPr>
-          <w:rFonts w:ascii="Times New Roman" w:hAnsi="Times New Roman" w:eastAsia="Times New Roman" w:cs="Times New Roman"/>
-        </w:rPr>
-        <w:t xml:space="preserve"> </w:t>
-      </w:r>
-      <m:oMath>
-        <m:r>
-          <m:t>8.95</m:t>
-        </m:r>
-        <m:r>
-          <m:t> </m:t>
-        </m:r>
-        <m:r>
-          <m:rPr>
-            <m:sty m:val="p"/>
-          </m:rPr>
-          <m:t>g</m:t>
-        </m:r>
-      </m:oMath>
-      <w:r>
-        <w:rPr>
-          <w:rFonts w:hint="eastAsia" w:ascii="Times New Roman" w:hAnsi="Times New Roman" w:eastAsia="Times New Roman" w:cs="Times New Roman"/>
-        </w:rPr>
-        <w:t>（</w:t>
-      </w:r>
-      <w:r>
-        <w:rPr>
-          <w:rFonts w:hint="eastAsia" w:ascii="Times New Roman" w:hAnsi="Times New Roman" w:eastAsia="FangSong" w:cs="Times New Roman"/>
-        </w:rPr>
-        <w:t>考虑首位数字为</w:t>
-      </w:r>
-      <w:r>
-        <w:rPr>
-          <w:rFonts w:ascii="Times New Roman" w:hAnsi="Times New Roman" w:eastAsia="Times New Roman" w:cs="Times New Roman"/>
-        </w:rPr>
-        <w:t xml:space="preserve"> 8 </w:t>
-      </w:r>
-      <w:r>
-        <w:rPr>
-          <w:rFonts w:hint="eastAsia" w:ascii="Times New Roman" w:hAnsi="Times New Roman" w:eastAsia="FangSong" w:cs="Times New Roman"/>
-        </w:rPr>
-        <w:t>的实际工程精密度约定</w:t>
-      </w:r>
-      <w:r>
-        <w:rPr>
-          <w:rFonts w:hint="eastAsia" w:ascii="Times New Roman" w:hAnsi="Times New Roman" w:eastAsia="Times New Roman" w:cs="Times New Roman"/>
-        </w:rPr>
-        <w:t>）。</w:t>
-      </w:r>
     </w:p>
     <w:p>
       <w:pPr>
-        <w:pStyle w:val="BodyText"/>
+        <w:pStyle w:val="Compact"/>
+        <w:numPr>
+          <w:ilvl w:val="0"/>
+          <w:numId w:val="1001"/>
+        </w:numPr>
         <w:ind w:firstLine="420"/>
       </w:pPr>
+      <m:oMath>
+        <m:r>
+          <m:t>8.95</m:t>
+        </m:r>
+        <m:r>
+          <m:t> </m:t>
+        </m:r>
+        <m:r>
+          <m:rPr>
+            <m:sty m:val="p"/>
+          </m:rPr>
+          <m:t>g</m:t>
+        </m:r>
+      </m:oMath>
+      <w:r>
+        <w:rPr>
+          <w:rFonts w:hint="eastAsia" w:ascii="Times New Roman" w:hAnsi="Times New Roman" w:eastAsia="Times New Roman" w:cs="Times New Roman"/>
+        </w:rPr>
+        <w:t>（</w:t>
+      </w:r>
+      <w:r>
+        <w:rPr>
+          <w:rFonts w:hint="eastAsia" w:ascii="Times New Roman" w:hAnsi="Times New Roman" w:eastAsia="FangSong" w:cs="Times New Roman"/>
+        </w:rPr>
+        <w:t>考虑首位数字为</w:t>
+      </w:r>
+      <w:r>
+        <w:rPr>
+          <w:rFonts w:ascii="Times New Roman" w:hAnsi="Times New Roman" w:eastAsia="Times New Roman" w:cs="Times New Roman"/>
+        </w:rPr>
+        <w:t xml:space="preserve"> 8 </w:t>
+      </w:r>
+      <w:r>
+        <w:rPr>
+          <w:rFonts w:hint="eastAsia" w:ascii="Times New Roman" w:hAnsi="Times New Roman" w:eastAsia="FangSong" w:cs="Times New Roman"/>
+        </w:rPr>
+        <w:t>的实际工程精密度约定</w:t>
+      </w:r>
+      <w:r>
+        <w:rPr>
+          <w:rFonts w:hint="eastAsia" w:ascii="Times New Roman" w:hAnsi="Times New Roman" w:eastAsia="Times New Roman" w:cs="Times New Roman"/>
+        </w:rPr>
+        <w:t>）。</w:t>
+      </w:r>
+    </w:p>
+    <w:p>
+      <w:pPr>
+        <w:pStyle w:val="FirstParagraph"/>
+        <w:ind w:firstLine="420"/>
+      </w:pPr>
       <w:r>
         <w:rPr>
           <w:rFonts w:ascii="Times New Roman" w:hAnsi="Times New Roman" w:eastAsia="Times New Roman" w:cs="Times New Roman"/>
@@ -8779,18 +8737,16 @@
         </w:rPr>
         <w:t>：</w:t>
       </w:r>
-      <w:r>
-        <w:rPr>
-          <w:rFonts w:ascii="Times New Roman" w:hAnsi="Times New Roman" w:eastAsia="Times New Roman" w:cs="Times New Roman"/>
-        </w:rPr>
-        <w:t xml:space="preserve"> </w:t>
-      </w:r>
-      <w:r>
-        <w:rPr>
-          <w:rFonts w:ascii="Times New Roman" w:hAnsi="Times New Roman" w:eastAsia="Times New Roman" w:cs="Times New Roman"/>
-        </w:rPr>
-        <w:t xml:space="preserve">(1) </w:t>
-      </w:r>
+    </w:p>
+    <w:p>
+      <w:pPr>
+        <w:pStyle w:val="Compact"/>
+        <w:numPr>
+          <w:ilvl w:val="0"/>
+          <w:numId w:val="1002"/>
+        </w:numPr>
+        <w:ind w:firstLine="420"/>
+      </w:pPr>
       <w:r>
         <w:rPr>
           <w:rFonts w:hint="eastAsia" w:ascii="Times New Roman" w:hAnsi="Times New Roman" w:eastAsia="FangSong" w:cs="Times New Roman"/>
@@ -8846,18 +8802,16 @@
         </w:rPr>
         <w:t>；</w:t>
       </w:r>
-      <w:r>
-        <w:rPr>
-          <w:rFonts w:ascii="Times New Roman" w:hAnsi="Times New Roman" w:eastAsia="Times New Roman" w:cs="Times New Roman"/>
-        </w:rPr>
-        <w:t xml:space="preserve"> </w:t>
-      </w:r>
-      <w:r>
-        <w:rPr>
-          <w:rFonts w:ascii="Times New Roman" w:hAnsi="Times New Roman" w:eastAsia="Times New Roman" w:cs="Times New Roman"/>
-        </w:rPr>
-        <w:t xml:space="preserve">(2) </w:t>
-      </w:r>
+    </w:p>
+    <w:p>
+      <w:pPr>
+        <w:pStyle w:val="Compact"/>
+        <w:numPr>
+          <w:ilvl w:val="0"/>
+          <w:numId w:val="1002"/>
+        </w:numPr>
+        <w:ind w:firstLine="420"/>
+      </w:pPr>
       <w:r>
         <w:rPr>
           <w:rFonts w:hint="eastAsia" w:ascii="Times New Roman" w:hAnsi="Times New Roman" w:eastAsia="FangSong" w:cs="Times New Roman"/>
@@ -8913,18 +8867,16 @@
         </w:rPr>
         <w:t>；</w:t>
       </w:r>
-      <w:r>
-        <w:rPr>
-          <w:rFonts w:ascii="Times New Roman" w:hAnsi="Times New Roman" w:eastAsia="Times New Roman" w:cs="Times New Roman"/>
-        </w:rPr>
-        <w:t xml:space="preserve"> </w:t>
-      </w:r>
-      <w:r>
-        <w:rPr>
-          <w:rFonts w:ascii="Times New Roman" w:hAnsi="Times New Roman" w:eastAsia="Times New Roman" w:cs="Times New Roman"/>
-        </w:rPr>
-        <w:t xml:space="preserve">(3) </w:t>
-      </w:r>
+    </w:p>
+    <w:p>
+      <w:pPr>
+        <w:pStyle w:val="Compact"/>
+        <w:numPr>
+          <w:ilvl w:val="0"/>
+          <w:numId w:val="1002"/>
+        </w:numPr>
+        <w:ind w:firstLine="420"/>
+      </w:pPr>
       <w:r>
         <w:rPr>
           <w:rFonts w:hint="eastAsia" w:ascii="Times New Roman" w:hAnsi="Times New Roman" w:eastAsia="FangSong" w:cs="Times New Roman"/>
@@ -8980,18 +8932,16 @@
         </w:rPr>
         <w:t>；</w:t>
       </w:r>
-      <w:r>
-        <w:rPr>
-          <w:rFonts w:ascii="Times New Roman" w:hAnsi="Times New Roman" w:eastAsia="Times New Roman" w:cs="Times New Roman"/>
-        </w:rPr>
-        <w:t xml:space="preserve"> </w:t>
-      </w:r>
-      <w:r>
-        <w:rPr>
-          <w:rFonts w:ascii="Times New Roman" w:hAnsi="Times New Roman" w:eastAsia="Times New Roman" w:cs="Times New Roman"/>
-        </w:rPr>
-        <w:t xml:space="preserve">(4) </w:t>
-      </w:r>
+    </w:p>
+    <w:p>
+      <w:pPr>
+        <w:pStyle w:val="Compact"/>
+        <w:numPr>
+          <w:ilvl w:val="0"/>
+          <w:numId w:val="1002"/>
+        </w:numPr>
+        <w:ind w:firstLine="420"/>
+      </w:pPr>
       <w:r>
         <w:rPr>
           <w:rFonts w:hint="eastAsia" w:ascii="Times New Roman" w:hAnsi="Times New Roman" w:eastAsia="FangSong" w:cs="Times New Roman"/>
@@ -9047,18 +8997,16 @@
         </w:rPr>
         <w:t>；</w:t>
       </w:r>
-      <w:r>
-        <w:rPr>
-          <w:rFonts w:ascii="Times New Roman" w:hAnsi="Times New Roman" w:eastAsia="Times New Roman" w:cs="Times New Roman"/>
-        </w:rPr>
-        <w:t xml:space="preserve"> </w:t>
-      </w:r>
-      <w:r>
-        <w:rPr>
-          <w:rFonts w:ascii="Times New Roman" w:hAnsi="Times New Roman" w:eastAsia="Times New Roman" w:cs="Times New Roman"/>
-        </w:rPr>
-        <w:t xml:space="preserve">(5) </w:t>
-      </w:r>
+    </w:p>
+    <w:p>
+      <w:pPr>
+        <w:pStyle w:val="Compact"/>
+        <w:numPr>
+          <w:ilvl w:val="0"/>
+          <w:numId w:val="1002"/>
+        </w:numPr>
+        <w:ind w:firstLine="420"/>
+      </w:pPr>
       <w:r>
         <w:rPr>
           <w:rFonts w:hint="eastAsia" w:ascii="Times New Roman" w:hAnsi="Times New Roman" w:eastAsia="FangSong" w:cs="Times New Roman"/>
@@ -9175,7 +9123,7 @@
     </w:p>
     <w:p>
       <w:pPr>
-        <w:pStyle w:val="BodyText"/>
+        <w:pStyle w:val="FirstParagraph"/>
         <w:ind w:firstLine="420"/>
       </w:pPr>
       <w:r>
@@ -9739,118 +9687,114 @@
         </w:rPr>
         <w:t xml:space="preserve">。</w:t>
       </w:r>
-      <w:r>
-        <w:rPr>
-          <w:rFonts w:ascii="Times New Roman" w:hAnsi="Times New Roman" w:eastAsia="Times New Roman" w:cs="Times New Roman"/>
-        </w:rPr>
-        <w:t xml:space="preserve"> </w:t>
-      </w:r>
-      <w:r>
-        <w:rPr>
-          <w:rFonts w:ascii="Times New Roman" w:hAnsi="Times New Roman" w:eastAsia="Times New Roman" w:cs="Times New Roman"/>
-        </w:rPr>
-        <w:t xml:space="preserve">(1) </w:t>
-      </w:r>
-      <w:r>
-        <w:rPr>
-          <w:rFonts w:hint="eastAsia" w:ascii="Times New Roman" w:hAnsi="Times New Roman" w:eastAsia="FangSong" w:cs="Times New Roman"/>
-        </w:rPr>
-        <w:t xml:space="preserve">计算该</w:t>
-      </w:r>
-      <w:r>
-        <w:rPr>
-          <w:rFonts w:ascii="Times New Roman" w:hAnsi="Times New Roman" w:eastAsia="Times New Roman" w:cs="Times New Roman"/>
-        </w:rPr>
-        <w:t xml:space="preserve"> </w:t>
-      </w:r>
-      <m:oMath>
-        <m:r>
-          <m:rPr>
-            <m:sty m:val="p"/>
-          </m:rPr>
-          <m:t>N</m:t>
-        </m:r>
-        <m:r>
-          <m:rPr>
-            <m:sty m:val="p"/>
-          </m:rPr>
-          <m:t>a</m:t>
-        </m:r>
-        <m:r>
-          <m:rPr>
-            <m:sty m:val="p"/>
-          </m:rPr>
-          <m:t>O</m:t>
-        </m:r>
-        <m:r>
-          <m:rPr>
-            <m:sty m:val="p"/>
-          </m:rPr>
-          <m:t>H</m:t>
-        </m:r>
-      </m:oMath>
-      <w:r>
-        <w:rPr>
-          <w:rFonts w:ascii="Times New Roman" w:hAnsi="Times New Roman" w:eastAsia="Times New Roman" w:cs="Times New Roman"/>
-        </w:rPr>
-        <w:t xml:space="preserve"> </w:t>
-      </w:r>
-      <w:r>
-        <w:rPr>
-          <w:rFonts w:hint="eastAsia" w:ascii="Times New Roman" w:hAnsi="Times New Roman" w:eastAsia="FangSong" w:cs="Times New Roman"/>
-        </w:rPr>
-        <w:t>溶液的物质的量浓度</w:t>
-      </w:r>
-      <w:r>
-        <w:rPr>
-          <w:rFonts w:hint="eastAsia" w:ascii="Times New Roman" w:hAnsi="Times New Roman" w:eastAsia="Times New Roman" w:cs="Times New Roman"/>
-        </w:rPr>
-        <w:t>；</w:t>
-      </w:r>
-      <w:r>
-        <w:rPr>
-          <w:rFonts w:ascii="Times New Roman" w:hAnsi="Times New Roman" w:eastAsia="Times New Roman" w:cs="Times New Roman"/>
-        </w:rPr>
-        <w:t xml:space="preserve"> </w:t>
-      </w:r>
-      <w:r>
-        <w:rPr>
-          <w:rFonts w:ascii="Times New Roman" w:hAnsi="Times New Roman" w:eastAsia="Times New Roman" w:cs="Times New Roman"/>
-        </w:rPr>
-        <w:t xml:space="preserve">(2) </w:t>
-      </w:r>
-      <w:r>
-        <w:rPr>
-          <w:rFonts w:hint="eastAsia" w:ascii="Times New Roman" w:hAnsi="Times New Roman" w:eastAsia="FangSong" w:cs="Times New Roman"/>
-        </w:rPr>
-        <w:t>讨论分子与分母中各数据的有效数字位数及相对误差水平</w:t>
-      </w:r>
-      <w:r>
-        <w:rPr>
-          <w:rFonts w:hint="eastAsia" w:ascii="Times New Roman" w:hAnsi="Times New Roman" w:eastAsia="Times New Roman" w:cs="Times New Roman"/>
-        </w:rPr>
-        <w:t>，</w:t>
-      </w:r>
-      <w:r>
-        <w:rPr>
-          <w:rFonts w:hint="eastAsia" w:ascii="Times New Roman" w:hAnsi="Times New Roman" w:eastAsia="FangSong" w:cs="Times New Roman"/>
-        </w:rPr>
-        <w:t>说明计算结果保留相应有效位数的理论根据</w:t>
-      </w:r>
-      <w:r>
-        <w:rPr>
-          <w:rFonts w:hint="eastAsia" w:ascii="Times New Roman" w:hAnsi="Times New Roman" w:eastAsia="Times New Roman" w:cs="Times New Roman"/>
-        </w:rPr>
-        <w:t>。</w:t>
-      </w:r>
     </w:p>
     <w:p>
       <w:pPr>
-        <w:pStyle w:val="BodyText"/>
+        <w:pStyle w:val="Compact"/>
+        <w:numPr>
+          <w:ilvl w:val="0"/>
+          <w:numId w:val="1003"/>
+        </w:numPr>
         <w:ind w:firstLine="420"/>
       </w:pPr>
       <w:r>
         <w:rPr>
+          <w:rFonts w:hint="eastAsia" w:ascii="Times New Roman" w:hAnsi="Times New Roman" w:eastAsia="FangSong" w:cs="Times New Roman"/>
+        </w:rPr>
+        <w:t xml:space="preserve">计算该</w:t>
+      </w:r>
+      <w:r>
+        <w:rPr>
+          <w:rFonts w:ascii="Times New Roman" w:hAnsi="Times New Roman" w:eastAsia="Times New Roman" w:cs="Times New Roman"/>
+        </w:rPr>
+        <w:t xml:space="preserve"> </w:t>
+      </w:r>
+      <m:oMath>
+        <m:r>
+          <m:rPr>
+            <m:sty m:val="p"/>
+          </m:rPr>
+          <m:t>N</m:t>
+        </m:r>
+        <m:r>
+          <m:rPr>
+            <m:sty m:val="p"/>
+          </m:rPr>
+          <m:t>a</m:t>
+        </m:r>
+        <m:r>
+          <m:rPr>
+            <m:sty m:val="p"/>
+          </m:rPr>
+          <m:t>O</m:t>
+        </m:r>
+        <m:r>
+          <m:rPr>
+            <m:sty m:val="p"/>
+          </m:rPr>
+          <m:t>H</m:t>
+        </m:r>
+      </m:oMath>
+      <w:r>
+        <w:rPr>
+          <w:rFonts w:ascii="Times New Roman" w:hAnsi="Times New Roman" w:eastAsia="Times New Roman" w:cs="Times New Roman"/>
+        </w:rPr>
+        <w:t xml:space="preserve"> </w:t>
+      </w:r>
+      <w:r>
+        <w:rPr>
+          <w:rFonts w:hint="eastAsia" w:ascii="Times New Roman" w:hAnsi="Times New Roman" w:eastAsia="FangSong" w:cs="Times New Roman"/>
+        </w:rPr>
+        <w:t>溶液的物质的量浓度</w:t>
+      </w:r>
+      <w:r>
+        <w:rPr>
+          <w:rFonts w:hint="eastAsia" w:ascii="Times New Roman" w:hAnsi="Times New Roman" w:eastAsia="Times New Roman" w:cs="Times New Roman"/>
+        </w:rPr>
+        <w:t>；</w:t>
+      </w:r>
+    </w:p>
+    <w:p>
+      <w:pPr>
+        <w:pStyle w:val="Compact"/>
+        <w:numPr>
+          <w:ilvl w:val="0"/>
+          <w:numId w:val="1003"/>
+        </w:numPr>
+        <w:ind w:firstLine="420"/>
+      </w:pPr>
+      <w:r>
+        <w:rPr>
+          <w:rFonts w:hint="eastAsia" w:ascii="Times New Roman" w:hAnsi="Times New Roman" w:eastAsia="FangSong" w:cs="Times New Roman"/>
+        </w:rPr>
+        <w:t>讨论分子与分母中各数据的有效数字位数及相对误差水平</w:t>
+      </w:r>
+      <w:r>
+        <w:rPr>
+          <w:rFonts w:hint="eastAsia" w:ascii="Times New Roman" w:hAnsi="Times New Roman" w:eastAsia="Times New Roman" w:cs="Times New Roman"/>
+        </w:rPr>
+        <w:t>，</w:t>
+      </w:r>
+      <w:r>
+        <w:rPr>
+          <w:rFonts w:hint="eastAsia" w:ascii="Times New Roman" w:hAnsi="Times New Roman" w:eastAsia="FangSong" w:cs="Times New Roman"/>
+        </w:rPr>
+        <w:t>说明计算结果保留相应有效位数的理论根据</w:t>
+      </w:r>
+      <w:r>
+        <w:rPr>
+          <w:rFonts w:hint="eastAsia" w:ascii="Times New Roman" w:hAnsi="Times New Roman" w:eastAsia="Times New Roman" w:cs="Times New Roman"/>
+        </w:rPr>
+        <w:t>。</w:t>
+      </w:r>
+    </w:p>
+    <w:p>
+      <w:pPr>
+        <w:pStyle w:val="FirstParagraph"/>
+        <w:ind w:firstLine="420"/>
+      </w:pPr>
+      <w:r>
+        <w:rPr>
           <w:rFonts w:ascii="Times New Roman" w:hAnsi="Times New Roman" w:eastAsia="Times New Roman" w:cs="Times New Roman"/>
           <w:b/>
           <w:bCs/>
@@ -9923,18 +9867,16 @@
         </w:rPr>
         <w:t>：</w:t>
       </w:r>
-      <w:r>
-        <w:rPr>
-          <w:rFonts w:ascii="Times New Roman" w:hAnsi="Times New Roman" w:eastAsia="Times New Roman" w:cs="Times New Roman"/>
-        </w:rPr>
-        <w:t xml:space="preserve"> </w:t>
-      </w:r>
-      <w:r>
-        <w:rPr>
-          <w:rFonts w:ascii="Times New Roman" w:hAnsi="Times New Roman" w:eastAsia="Times New Roman" w:cs="Times New Roman"/>
-        </w:rPr>
-        <w:t xml:space="preserve">(1) </w:t>
-      </w:r>
+    </w:p>
+    <w:p>
+      <w:pPr>
+        <w:pStyle w:val="Compact"/>
+        <w:numPr>
+          <w:ilvl w:val="0"/>
+          <w:numId w:val="1004"/>
+        </w:numPr>
+        <w:ind w:firstLine="420"/>
+      </w:pPr>
       <w:r>
         <w:rPr>
           <w:rFonts w:hint="eastAsia" w:ascii="Times New Roman" w:hAnsi="Times New Roman" w:eastAsia="FangSong" w:cs="Times New Roman"/>
@@ -9947,18 +9889,16 @@
         </w:rPr>
         <w:t>；</w:t>
       </w:r>
-      <w:r>
-        <w:rPr>
-          <w:rFonts w:ascii="Times New Roman" w:hAnsi="Times New Roman" w:eastAsia="Times New Roman" w:cs="Times New Roman"/>
-        </w:rPr>
-        <w:t xml:space="preserve"> </w:t>
-      </w:r>
-      <w:r>
-        <w:rPr>
-          <w:rFonts w:ascii="Times New Roman" w:hAnsi="Times New Roman" w:eastAsia="Times New Roman" w:cs="Times New Roman"/>
-        </w:rPr>
-        <w:t xml:space="preserve">(2) </w:t>
-      </w:r>
+    </w:p>
+    <w:p>
+      <w:pPr>
+        <w:pStyle w:val="Compact"/>
+        <w:numPr>
+          <w:ilvl w:val="0"/>
+          <w:numId w:val="1004"/>
+        </w:numPr>
+        <w:ind w:firstLine="420"/>
+      </w:pPr>
       <w:r>
         <w:rPr>
           <w:rFonts w:hint="eastAsia" w:ascii="Times New Roman" w:hAnsi="Times New Roman" w:eastAsia="FangSong" w:cs="Times New Roman"/>
@@ -9983,18 +9923,16 @@
         </w:rPr>
         <w:t>；</w:t>
       </w:r>
-      <w:r>
-        <w:rPr>
-          <w:rFonts w:ascii="Times New Roman" w:hAnsi="Times New Roman" w:eastAsia="Times New Roman" w:cs="Times New Roman"/>
-        </w:rPr>
-        <w:t xml:space="preserve"> </w:t>
-      </w:r>
-      <w:r>
-        <w:rPr>
-          <w:rFonts w:ascii="Times New Roman" w:hAnsi="Times New Roman" w:eastAsia="Times New Roman" w:cs="Times New Roman"/>
-        </w:rPr>
-        <w:t xml:space="preserve">(3) </w:t>
-      </w:r>
+    </w:p>
+    <w:p>
+      <w:pPr>
+        <w:pStyle w:val="Compact"/>
+        <w:numPr>
+          <w:ilvl w:val="0"/>
+          <w:numId w:val="1004"/>
+        </w:numPr>
+        <w:ind w:firstLine="420"/>
+      </w:pPr>
       <w:r>
         <w:rPr>
           <w:rFonts w:hint="eastAsia" w:ascii="Times New Roman" w:hAnsi="Times New Roman" w:eastAsia="FangSong" w:cs="Times New Roman"/>
@@ -10095,18 +10033,16 @@
         </w:rPr>
         <w:t>；</w:t>
       </w:r>
-      <w:r>
-        <w:rPr>
-          <w:rFonts w:ascii="Times New Roman" w:hAnsi="Times New Roman" w:eastAsia="Times New Roman" w:cs="Times New Roman"/>
-        </w:rPr>
-        <w:t xml:space="preserve"> </w:t>
-      </w:r>
-      <w:r>
-        <w:rPr>
-          <w:rFonts w:ascii="Times New Roman" w:hAnsi="Times New Roman" w:eastAsia="Times New Roman" w:cs="Times New Roman"/>
-        </w:rPr>
-        <w:t xml:space="preserve">(4) </w:t>
-      </w:r>
+    </w:p>
+    <w:p>
+      <w:pPr>
+        <w:pStyle w:val="Compact"/>
+        <w:numPr>
+          <w:ilvl w:val="0"/>
+          <w:numId w:val="1004"/>
+        </w:numPr>
+        <w:ind w:firstLine="420"/>
+      </w:pPr>
       <w:r>
         <w:rPr>
           <w:rFonts w:hint="eastAsia" w:ascii="Times New Roman" w:hAnsi="Times New Roman" w:eastAsia="FangSong" w:cs="Times New Roman"/>
@@ -10131,18 +10067,16 @@
         </w:rPr>
         <w:t>；</w:t>
       </w:r>
-      <w:r>
-        <w:rPr>
-          <w:rFonts w:ascii="Times New Roman" w:hAnsi="Times New Roman" w:eastAsia="Times New Roman" w:cs="Times New Roman"/>
-        </w:rPr>
-        <w:t xml:space="preserve"> </w:t>
-      </w:r>
-      <w:r>
-        <w:rPr>
-          <w:rFonts w:ascii="Times New Roman" w:hAnsi="Times New Roman" w:eastAsia="Times New Roman" w:cs="Times New Roman"/>
-        </w:rPr>
-        <w:t xml:space="preserve">(5) </w:t>
-      </w:r>
+    </w:p>
+    <w:p>
+      <w:pPr>
+        <w:pStyle w:val="Compact"/>
+        <w:numPr>
+          <w:ilvl w:val="0"/>
+          <w:numId w:val="1004"/>
+        </w:numPr>
+        <w:ind w:firstLine="420"/>
+      </w:pPr>
       <w:r>
         <w:rPr>
           <w:rFonts w:hint="eastAsia" w:ascii="Times New Roman" w:hAnsi="Times New Roman" w:eastAsia="FangSong" w:cs="Times New Roman"/>
@@ -10207,18 +10141,16 @@
         </w:rPr>
         <w:t xml:space="preserve">；</w:t>
       </w:r>
-      <w:r>
-        <w:rPr>
-          <w:rFonts w:ascii="Times New Roman" w:hAnsi="Times New Roman" w:eastAsia="Times New Roman" w:cs="Times New Roman"/>
-        </w:rPr>
-        <w:t xml:space="preserve"> </w:t>
-      </w:r>
-      <w:r>
-        <w:rPr>
-          <w:rFonts w:ascii="Times New Roman" w:hAnsi="Times New Roman" w:eastAsia="Times New Roman" w:cs="Times New Roman"/>
-        </w:rPr>
-        <w:t xml:space="preserve">(6) </w:t>
-      </w:r>
+    </w:p>
+    <w:p>
+      <w:pPr>
+        <w:pStyle w:val="Compact"/>
+        <w:numPr>
+          <w:ilvl w:val="0"/>
+          <w:numId w:val="1004"/>
+        </w:numPr>
+        <w:ind w:firstLine="420"/>
+      </w:pPr>
       <w:r>
         <w:rPr>
           <w:rFonts w:hint="eastAsia" w:ascii="Times New Roman" w:hAnsi="Times New Roman" w:eastAsia="FangSong" w:cs="Times New Roman"/>
@@ -10322,7 +10254,7 @@
     </w:p>
     <w:p>
       <w:pPr>
-        <w:pStyle w:val="BodyText"/>
+        <w:pStyle w:val="FirstParagraph"/>
         <w:ind w:firstLine="420"/>
       </w:pPr>
       <w:r>
@@ -10999,18 +10931,16 @@
         </w:rPr>
         <w:t>。</w:t>
       </w:r>
-      <w:r>
-        <w:rPr>
-          <w:rFonts w:ascii="Times New Roman" w:hAnsi="Times New Roman" w:eastAsia="Times New Roman" w:cs="Times New Roman"/>
-        </w:rPr>
-        <w:t xml:space="preserve"> </w:t>
-      </w:r>
-      <w:r>
-        <w:rPr>
-          <w:rFonts w:ascii="Times New Roman" w:hAnsi="Times New Roman" w:eastAsia="Times New Roman" w:cs="Times New Roman"/>
-        </w:rPr>
-        <w:t xml:space="preserve">(1) </w:t>
-      </w:r>
+    </w:p>
+    <w:p>
+      <w:pPr>
+        <w:pStyle w:val="Compact"/>
+        <w:numPr>
+          <w:ilvl w:val="0"/>
+          <w:numId w:val="1005"/>
+        </w:numPr>
+        <w:ind w:firstLine="420"/>
+      </w:pPr>
       <w:r>
         <w:rPr>
           <w:rFonts w:hint="eastAsia" w:ascii="Times New Roman" w:hAnsi="Times New Roman" w:eastAsia="FangSong" w:cs="Times New Roman"/>
@@ -11119,18 +11049,16 @@
         </w:rPr>
         <w:t>；</w:t>
       </w:r>
-      <w:r>
-        <w:rPr>
-          <w:rFonts w:ascii="Times New Roman" w:hAnsi="Times New Roman" w:eastAsia="Times New Roman" w:cs="Times New Roman"/>
-        </w:rPr>
-        <w:t xml:space="preserve"> </w:t>
-      </w:r>
-      <w:r>
-        <w:rPr>
-          <w:rFonts w:ascii="Times New Roman" w:hAnsi="Times New Roman" w:eastAsia="Times New Roman" w:cs="Times New Roman"/>
-        </w:rPr>
-        <w:t xml:space="preserve">(2) </w:t>
-      </w:r>
+    </w:p>
+    <w:p>
+      <w:pPr>
+        <w:pStyle w:val="Compact"/>
+        <w:numPr>
+          <w:ilvl w:val="0"/>
+          <w:numId w:val="1005"/>
+        </w:numPr>
+        <w:ind w:firstLine="420"/>
+      </w:pPr>
       <w:r>
         <w:rPr>
           <w:rFonts w:hint="eastAsia" w:ascii="Times New Roman" w:hAnsi="Times New Roman" w:eastAsia="FangSong" w:cs="Times New Roman"/>
@@ -11350,18 +11278,16 @@
         </w:rPr>
         <w:t>？</w:t>
       </w:r>
-      <w:r>
-        <w:rPr>
-          <w:rFonts w:ascii="Times New Roman" w:hAnsi="Times New Roman" w:eastAsia="Times New Roman" w:cs="Times New Roman"/>
-        </w:rPr>
-        <w:t xml:space="preserve"> </w:t>
-      </w:r>
-      <w:r>
-        <w:rPr>
-          <w:rFonts w:ascii="Times New Roman" w:hAnsi="Times New Roman" w:eastAsia="Times New Roman" w:cs="Times New Roman"/>
-        </w:rPr>
-        <w:t xml:space="preserve">(3) </w:t>
-      </w:r>
+    </w:p>
+    <w:p>
+      <w:pPr>
+        <w:pStyle w:val="Compact"/>
+        <w:numPr>
+          <w:ilvl w:val="0"/>
+          <w:numId w:val="1005"/>
+        </w:numPr>
+        <w:ind w:firstLine="420"/>
+      </w:pPr>
       <w:r>
         <w:rPr>
           <w:rFonts w:hint="eastAsia" w:ascii="Times New Roman" w:hAnsi="Times New Roman" w:eastAsia="FangSong" w:cs="Times New Roman"/>
@@ -11487,7 +11413,7 @@
     </w:p>
     <w:p>
       <w:pPr>
-        <w:pStyle w:val="BodyText"/>
+        <w:pStyle w:val="FirstParagraph"/>
         <w:ind w:firstLine="420"/>
       </w:pPr>
       <w:r>
@@ -12047,116 +11973,112 @@
         </w:rPr>
         <w:t xml:space="preserve">。</w:t>
       </w:r>
-      <w:r>
-        <w:rPr>
-          <w:rFonts w:ascii="Times New Roman" w:hAnsi="Times New Roman" w:eastAsia="Times New Roman" w:cs="Times New Roman"/>
-        </w:rPr>
-        <w:t xml:space="preserve"> </w:t>
-      </w:r>
-      <w:r>
-        <w:rPr>
-          <w:rFonts w:ascii="Times New Roman" w:hAnsi="Times New Roman" w:eastAsia="Times New Roman" w:cs="Times New Roman"/>
-        </w:rPr>
-        <w:t xml:space="preserve">(1) </w:t>
-      </w:r>
-      <w:r>
-        <w:rPr>
-          <w:rFonts w:hint="eastAsia" w:ascii="Times New Roman" w:hAnsi="Times New Roman" w:eastAsia="FangSong" w:cs="Times New Roman"/>
-        </w:rPr>
-        <w:t xml:space="preserve">推导待测金属离子质量分数</w:t>
-      </w:r>
-      <w:r>
-        <w:rPr>
-          <w:rFonts w:ascii="Times New Roman" w:hAnsi="Times New Roman" w:eastAsia="Times New Roman" w:cs="Times New Roman"/>
-        </w:rPr>
-        <w:t xml:space="preserve"> </w:t>
-      </w:r>
-      <m:oMath>
-        <m:r>
-          <m:t>w</m:t>
-        </m:r>
-      </m:oMath>
-      <w:r>
-        <w:rPr>
-          <w:rFonts w:ascii="Times New Roman" w:hAnsi="Times New Roman" w:eastAsia="Times New Roman" w:cs="Times New Roman"/>
-        </w:rPr>
-        <w:t xml:space="preserve"> </w:t>
-      </w:r>
-      <w:r>
-        <w:rPr>
-          <w:rFonts w:hint="eastAsia" w:ascii="Times New Roman" w:hAnsi="Times New Roman" w:eastAsia="FangSong" w:cs="Times New Roman"/>
-        </w:rPr>
-        <w:t>的计算数学表达式</w:t>
-      </w:r>
-      <w:r>
-        <w:rPr>
-          <w:rFonts w:hint="eastAsia" w:ascii="Times New Roman" w:hAnsi="Times New Roman" w:eastAsia="Times New Roman" w:cs="Times New Roman"/>
-        </w:rPr>
-        <w:t>；</w:t>
-      </w:r>
-      <w:r>
-        <w:rPr>
-          <w:rFonts w:ascii="Times New Roman" w:hAnsi="Times New Roman" w:eastAsia="Times New Roman" w:cs="Times New Roman"/>
-        </w:rPr>
-        <w:t xml:space="preserve"> </w:t>
-      </w:r>
-      <w:r>
-        <w:rPr>
-          <w:rFonts w:ascii="Times New Roman" w:hAnsi="Times New Roman" w:eastAsia="Times New Roman" w:cs="Times New Roman"/>
-        </w:rPr>
-        <w:t xml:space="preserve">(2) </w:t>
-      </w:r>
-      <w:r>
-        <w:rPr>
-          <w:rFonts w:hint="eastAsia" w:ascii="Times New Roman" w:hAnsi="Times New Roman" w:eastAsia="FangSong" w:cs="Times New Roman"/>
-        </w:rPr>
-        <w:t>利用多元微分学全微分法则</w:t>
-      </w:r>
-      <w:r>
-        <w:rPr>
-          <w:rFonts w:hint="eastAsia" w:ascii="Times New Roman" w:hAnsi="Times New Roman" w:eastAsia="Times New Roman" w:cs="Times New Roman"/>
-        </w:rPr>
-        <w:t>，</w:t>
-      </w:r>
-      <w:r>
-        <w:rPr>
-          <w:rFonts w:hint="eastAsia" w:ascii="Times New Roman" w:hAnsi="Times New Roman" w:eastAsia="FangSong" w:cs="Times New Roman"/>
-        </w:rPr>
-        <w:t>推导质量分数</w:t>
-      </w:r>
-      <w:r>
-        <w:rPr>
-          <w:rFonts w:ascii="Times New Roman" w:hAnsi="Times New Roman" w:eastAsia="Times New Roman" w:cs="Times New Roman"/>
-        </w:rPr>
-        <w:t xml:space="preserve"> </w:t>
-      </w:r>
-      <m:oMath>
-        <m:r>
-          <m:t>w</m:t>
-        </m:r>
-      </m:oMath>
-      <w:r>
-        <w:rPr>
-          <w:rFonts w:ascii="Times New Roman" w:hAnsi="Times New Roman" w:eastAsia="Times New Roman" w:cs="Times New Roman"/>
-        </w:rPr>
-        <w:t xml:space="preserve"> </w:t>
-      </w:r>
-      <w:r>
-        <w:rPr>
-          <w:rFonts w:hint="eastAsia" w:ascii="Times New Roman" w:hAnsi="Times New Roman" w:eastAsia="FangSong" w:cs="Times New Roman"/>
-        </w:rPr>
-        <w:t>在最不利情况下的极限相对系统误差传递表达式</w:t>
-      </w:r>
-      <w:r>
-        <w:rPr>
-          <w:rFonts w:hint="eastAsia" w:ascii="Times New Roman" w:hAnsi="Times New Roman" w:eastAsia="Times New Roman" w:cs="Times New Roman"/>
-        </w:rPr>
-        <w:t>。</w:t>
-      </w:r>
     </w:p>
     <w:p>
       <w:pPr>
-        <w:pStyle w:val="BodyText"/>
+        <w:pStyle w:val="Compact"/>
+        <w:numPr>
+          <w:ilvl w:val="0"/>
+          <w:numId w:val="1006"/>
+        </w:numPr>
+        <w:ind w:firstLine="420"/>
+      </w:pPr>
+      <w:r>
+        <w:rPr>
+          <w:rFonts w:hint="eastAsia" w:ascii="Times New Roman" w:hAnsi="Times New Roman" w:eastAsia="FangSong" w:cs="Times New Roman"/>
+        </w:rPr>
+        <w:t xml:space="preserve">推导待测金属离子质量分数</w:t>
+      </w:r>
+      <w:r>
+        <w:rPr>
+          <w:rFonts w:ascii="Times New Roman" w:hAnsi="Times New Roman" w:eastAsia="Times New Roman" w:cs="Times New Roman"/>
+        </w:rPr>
+        <w:t xml:space="preserve"> </w:t>
+      </w:r>
+      <m:oMath>
+        <m:r>
+          <m:t>w</m:t>
+        </m:r>
+      </m:oMath>
+      <w:r>
+        <w:rPr>
+          <w:rFonts w:ascii="Times New Roman" w:hAnsi="Times New Roman" w:eastAsia="Times New Roman" w:cs="Times New Roman"/>
+        </w:rPr>
+        <w:t xml:space="preserve"> </w:t>
+      </w:r>
+      <w:r>
+        <w:rPr>
+          <w:rFonts w:hint="eastAsia" w:ascii="Times New Roman" w:hAnsi="Times New Roman" w:eastAsia="FangSong" w:cs="Times New Roman"/>
+        </w:rPr>
+        <w:t>的计算数学表达式</w:t>
+      </w:r>
+      <w:r>
+        <w:rPr>
+          <w:rFonts w:hint="eastAsia" w:ascii="Times New Roman" w:hAnsi="Times New Roman" w:eastAsia="Times New Roman" w:cs="Times New Roman"/>
+        </w:rPr>
+        <w:t>；</w:t>
+      </w:r>
+    </w:p>
+    <w:p>
+      <w:pPr>
+        <w:pStyle w:val="Compact"/>
+        <w:numPr>
+          <w:ilvl w:val="0"/>
+          <w:numId w:val="1006"/>
+        </w:numPr>
+        <w:ind w:firstLine="420"/>
+      </w:pPr>
+      <w:r>
+        <w:rPr>
+          <w:rFonts w:hint="eastAsia" w:ascii="Times New Roman" w:hAnsi="Times New Roman" w:eastAsia="FangSong" w:cs="Times New Roman"/>
+        </w:rPr>
+        <w:t>利用多元微分学全微分法则</w:t>
+      </w:r>
+      <w:r>
+        <w:rPr>
+          <w:rFonts w:hint="eastAsia" w:ascii="Times New Roman" w:hAnsi="Times New Roman" w:eastAsia="Times New Roman" w:cs="Times New Roman"/>
+        </w:rPr>
+        <w:t>，</w:t>
+      </w:r>
+      <w:r>
+        <w:rPr>
+          <w:rFonts w:hint="eastAsia" w:ascii="Times New Roman" w:hAnsi="Times New Roman" w:eastAsia="FangSong" w:cs="Times New Roman"/>
+        </w:rPr>
+        <w:t>推导质量分数</w:t>
+      </w:r>
+      <w:r>
+        <w:rPr>
+          <w:rFonts w:ascii="Times New Roman" w:hAnsi="Times New Roman" w:eastAsia="Times New Roman" w:cs="Times New Roman"/>
+        </w:rPr>
+        <w:t xml:space="preserve"> </w:t>
+      </w:r>
+      <m:oMath>
+        <m:r>
+          <m:t>w</m:t>
+        </m:r>
+      </m:oMath>
+      <w:r>
+        <w:rPr>
+          <w:rFonts w:ascii="Times New Roman" w:hAnsi="Times New Roman" w:eastAsia="Times New Roman" w:cs="Times New Roman"/>
+        </w:rPr>
+        <w:t xml:space="preserve"> </w:t>
+      </w:r>
+      <w:r>
+        <w:rPr>
+          <w:rFonts w:hint="eastAsia" w:ascii="Times New Roman" w:hAnsi="Times New Roman" w:eastAsia="FangSong" w:cs="Times New Roman"/>
+        </w:rPr>
+        <w:t>在最不利情况下的极限相对系统误差传递表达式</w:t>
+      </w:r>
+      <w:r>
+        <w:rPr>
+          <w:rFonts w:hint="eastAsia" w:ascii="Times New Roman" w:hAnsi="Times New Roman" w:eastAsia="Times New Roman" w:cs="Times New Roman"/>
+        </w:rPr>
+        <w:t>。</w:t>
+      </w:r>
+    </w:p>
+    <w:p>
+      <w:pPr>
+        <w:pStyle w:val="FirstParagraph"/>
         <w:ind w:firstLine="420"/>
       </w:pPr>
       <w:r>
@@ -13136,18 +13058,16 @@
         </w:rPr>
         <w:t xml:space="preserve">。</w:t>
       </w:r>
-      <w:r>
-        <w:rPr>
-          <w:rFonts w:ascii="Times New Roman" w:hAnsi="Times New Roman" w:eastAsia="Times New Roman" w:cs="Times New Roman"/>
-        </w:rPr>
-        <w:t xml:space="preserve"> </w:t>
-      </w:r>
-      <w:r>
-        <w:rPr>
-          <w:rFonts w:ascii="Times New Roman" w:hAnsi="Times New Roman" w:eastAsia="Times New Roman" w:cs="Times New Roman"/>
-        </w:rPr>
-        <w:t xml:space="preserve">(1) </w:t>
-      </w:r>
+    </w:p>
+    <w:p>
+      <w:pPr>
+        <w:pStyle w:val="Compact"/>
+        <w:numPr>
+          <w:ilvl w:val="0"/>
+          <w:numId w:val="1007"/>
+        </w:numPr>
+        <w:ind w:firstLine="420"/>
+      </w:pPr>
       <w:r>
         <w:rPr>
           <w:rFonts w:hint="eastAsia" w:ascii="Times New Roman" w:hAnsi="Times New Roman" w:eastAsia="FangSong" w:cs="Times New Roman"/>
@@ -13183,18 +13103,16 @@
         </w:rPr>
         <w:t xml:space="preserve">；</w:t>
       </w:r>
-      <w:r>
-        <w:rPr>
-          <w:rFonts w:ascii="Times New Roman" w:hAnsi="Times New Roman" w:eastAsia="Times New Roman" w:cs="Times New Roman"/>
-        </w:rPr>
-        <w:t xml:space="preserve"> </w:t>
-      </w:r>
-      <w:r>
-        <w:rPr>
-          <w:rFonts w:ascii="Times New Roman" w:hAnsi="Times New Roman" w:eastAsia="Times New Roman" w:cs="Times New Roman"/>
-        </w:rPr>
-        <w:t xml:space="preserve">(2) </w:t>
-      </w:r>
+    </w:p>
+    <w:p>
+      <w:pPr>
+        <w:pStyle w:val="Compact"/>
+        <w:numPr>
+          <w:ilvl w:val="0"/>
+          <w:numId w:val="1007"/>
+        </w:numPr>
+        <w:ind w:firstLine="420"/>
+      </w:pPr>
       <w:r>
         <w:rPr>
           <w:rFonts w:hint="eastAsia" w:ascii="Times New Roman" w:hAnsi="Times New Roman" w:eastAsia="FangSong" w:cs="Times New Roman"/>
@@ -13283,7 +13201,7 @@
     </w:p>
     <w:p>
       <w:pPr>
-        <w:pStyle w:val="BodyText"/>
+        <w:pStyle w:val="FirstParagraph"/>
         <w:ind w:firstLine="420"/>
       </w:pPr>
       <w:r>
@@ -13548,18 +13466,16 @@
         </w:rPr>
         <w:t>。</w:t>
       </w:r>
-      <w:r>
-        <w:rPr>
-          <w:rFonts w:ascii="Times New Roman" w:hAnsi="Times New Roman" w:eastAsia="Times New Roman" w:cs="Times New Roman"/>
-        </w:rPr>
-        <w:t xml:space="preserve"> </w:t>
-      </w:r>
-      <w:r>
-        <w:rPr>
-          <w:rFonts w:ascii="Times New Roman" w:hAnsi="Times New Roman" w:eastAsia="Times New Roman" w:cs="Times New Roman"/>
-        </w:rPr>
-        <w:t xml:space="preserve">(1) </w:t>
-      </w:r>
+    </w:p>
+    <w:p>
+      <w:pPr>
+        <w:pStyle w:val="Compact"/>
+        <w:numPr>
+          <w:ilvl w:val="0"/>
+          <w:numId w:val="1008"/>
+        </w:numPr>
+        <w:ind w:firstLine="420"/>
+      </w:pPr>
       <w:r>
         <w:rPr>
           <w:rFonts w:hint="eastAsia" w:ascii="Times New Roman" w:hAnsi="Times New Roman" w:eastAsia="FangSong" w:cs="Times New Roman"/>
@@ -13696,18 +13612,16 @@
         </w:rPr>
         <w:t xml:space="preserve">；</w:t>
       </w:r>
-      <w:r>
-        <w:rPr>
-          <w:rFonts w:ascii="Times New Roman" w:hAnsi="Times New Roman" w:eastAsia="Times New Roman" w:cs="Times New Roman"/>
-        </w:rPr>
-        <w:t xml:space="preserve"> </w:t>
-      </w:r>
-      <w:r>
-        <w:rPr>
-          <w:rFonts w:ascii="Times New Roman" w:hAnsi="Times New Roman" w:eastAsia="Times New Roman" w:cs="Times New Roman"/>
-        </w:rPr>
-        <w:t xml:space="preserve">(2) </w:t>
-      </w:r>
+    </w:p>
+    <w:p>
+      <w:pPr>
+        <w:pStyle w:val="Compact"/>
+        <w:numPr>
+          <w:ilvl w:val="0"/>
+          <w:numId w:val="1008"/>
+        </w:numPr>
+        <w:ind w:firstLine="420"/>
+      </w:pPr>
       <w:r>
         <w:rPr>
           <w:rFonts w:hint="eastAsia" w:ascii="Times New Roman" w:hAnsi="Times New Roman" w:eastAsia="FangSong" w:cs="Times New Roman"/>
@@ -13814,18 +13728,16 @@
         </w:rPr>
         <w:t xml:space="preserve">；</w:t>
       </w:r>
-      <w:r>
-        <w:rPr>
-          <w:rFonts w:ascii="Times New Roman" w:hAnsi="Times New Roman" w:eastAsia="Times New Roman" w:cs="Times New Roman"/>
-        </w:rPr>
-        <w:t xml:space="preserve"> </w:t>
-      </w:r>
-      <w:r>
-        <w:rPr>
-          <w:rFonts w:ascii="Times New Roman" w:hAnsi="Times New Roman" w:eastAsia="Times New Roman" w:cs="Times New Roman"/>
-        </w:rPr>
-        <w:t xml:space="preserve">(3) </w:t>
-      </w:r>
+    </w:p>
+    <w:p>
+      <w:pPr>
+        <w:pStyle w:val="Compact"/>
+        <w:numPr>
+          <w:ilvl w:val="0"/>
+          <w:numId w:val="1008"/>
+        </w:numPr>
+        <w:ind w:firstLine="420"/>
+      </w:pPr>
       <w:r>
         <w:rPr>
           <w:rFonts w:hint="eastAsia" w:ascii="Times New Roman" w:hAnsi="Times New Roman" w:eastAsia="FangSong" w:cs="Times New Roman"/>
@@ -13881,7 +13793,7 @@
     </w:p>
     <w:p>
       <w:pPr>
-        <w:pStyle w:val="BodyText"/>
+        <w:pStyle w:val="FirstParagraph"/>
         <w:ind w:firstLine="420"/>
       </w:pPr>
       <w:r>
@@ -14086,18 +13998,16 @@
         </w:rPr>
         <w:t xml:space="preserve">。</w:t>
       </w:r>
-      <w:r>
-        <w:rPr>
-          <w:rFonts w:ascii="Times New Roman" w:hAnsi="Times New Roman" w:eastAsia="Times New Roman" w:cs="Times New Roman"/>
-        </w:rPr>
-        <w:t xml:space="preserve"> </w:t>
-      </w:r>
-      <w:r>
-        <w:rPr>
-          <w:rFonts w:ascii="Times New Roman" w:hAnsi="Times New Roman" w:eastAsia="Times New Roman" w:cs="Times New Roman"/>
-        </w:rPr>
-        <w:t xml:space="preserve">(1) </w:t>
-      </w:r>
+    </w:p>
+    <w:p>
+      <w:pPr>
+        <w:pStyle w:val="Compact"/>
+        <w:numPr>
+          <w:ilvl w:val="0"/>
+          <w:numId w:val="1009"/>
+        </w:numPr>
+        <w:ind w:firstLine="420"/>
+      </w:pPr>
       <w:r>
         <w:rPr>
           <w:rFonts w:hint="eastAsia" w:ascii="Times New Roman" w:hAnsi="Times New Roman" w:eastAsia="FangSong" w:cs="Times New Roman"/>
@@ -14204,18 +14114,16 @@
         </w:rPr>
         <w:t>；</w:t>
       </w:r>
-      <w:r>
-        <w:rPr>
-          <w:rFonts w:ascii="Times New Roman" w:hAnsi="Times New Roman" w:eastAsia="Times New Roman" w:cs="Times New Roman"/>
-        </w:rPr>
-        <w:t xml:space="preserve"> </w:t>
-      </w:r>
-      <w:r>
-        <w:rPr>
-          <w:rFonts w:ascii="Times New Roman" w:hAnsi="Times New Roman" w:eastAsia="Times New Roman" w:cs="Times New Roman"/>
-        </w:rPr>
-        <w:t xml:space="preserve">(2) </w:t>
-      </w:r>
+    </w:p>
+    <w:p>
+      <w:pPr>
+        <w:pStyle w:val="Compact"/>
+        <w:numPr>
+          <w:ilvl w:val="0"/>
+          <w:numId w:val="1009"/>
+        </w:numPr>
+        <w:ind w:firstLine="420"/>
+      </w:pPr>
       <w:r>
         <w:rPr>
           <w:rFonts w:hint="eastAsia" w:ascii="Times New Roman" w:hAnsi="Times New Roman" w:eastAsia="FangSong" w:cs="Times New Roman"/>
@@ -14310,18 +14218,16 @@
         </w:rPr>
         <w:t>？</w:t>
       </w:r>
-      <w:r>
-        <w:rPr>
-          <w:rFonts w:ascii="Times New Roman" w:hAnsi="Times New Roman" w:eastAsia="Times New Roman" w:cs="Times New Roman"/>
-        </w:rPr>
-        <w:t xml:space="preserve"> </w:t>
-      </w:r>
-      <w:r>
-        <w:rPr>
-          <w:rFonts w:ascii="Times New Roman" w:hAnsi="Times New Roman" w:eastAsia="Times New Roman" w:cs="Times New Roman"/>
-        </w:rPr>
-        <w:t xml:space="preserve">(3) </w:t>
-      </w:r>
+    </w:p>
+    <w:p>
+      <w:pPr>
+        <w:pStyle w:val="Compact"/>
+        <w:numPr>
+          <w:ilvl w:val="0"/>
+          <w:numId w:val="1009"/>
+        </w:numPr>
+        <w:ind w:firstLine="420"/>
+      </w:pPr>
       <w:r>
         <w:rPr>
           <w:rFonts w:hint="eastAsia" w:ascii="Times New Roman" w:hAnsi="Times New Roman" w:eastAsia="FangSong" w:cs="Times New Roman"/>
@@ -14448,7 +14354,7 @@
     </w:p>
     <w:p>
       <w:pPr>
-        <w:pStyle w:val="BodyText"/>
+        <w:pStyle w:val="FirstParagraph"/>
         <w:ind w:firstLine="420"/>
       </w:pPr>
       <w:r>
@@ -14550,18 +14456,16 @@
         </w:rPr>
         <w:t xml:space="preserve">。</w:t>
       </w:r>
-      <w:r>
-        <w:rPr>
-          <w:rFonts w:ascii="Times New Roman" w:hAnsi="Times New Roman" w:eastAsia="Times New Roman" w:cs="Times New Roman"/>
-        </w:rPr>
-        <w:t xml:space="preserve"> </w:t>
-      </w:r>
-      <w:r>
-        <w:rPr>
-          <w:rFonts w:ascii="Times New Roman" w:hAnsi="Times New Roman" w:eastAsia="Times New Roman" w:cs="Times New Roman"/>
-        </w:rPr>
-        <w:t xml:space="preserve">(1) </w:t>
-      </w:r>
+    </w:p>
+    <w:p>
+      <w:pPr>
+        <w:pStyle w:val="Compact"/>
+        <w:numPr>
+          <w:ilvl w:val="0"/>
+          <w:numId w:val="1010"/>
+        </w:numPr>
+        <w:ind w:firstLine="420"/>
+      </w:pPr>
       <w:r>
         <w:rPr>
           <w:rFonts w:hint="eastAsia" w:ascii="Times New Roman" w:hAnsi="Times New Roman" w:eastAsia="FangSong" w:cs="Times New Roman"/>
@@ -14689,18 +14593,16 @@
         </w:rPr>
         <w:t>？</w:t>
       </w:r>
-      <w:r>
-        <w:rPr>
-          <w:rFonts w:ascii="Times New Roman" w:hAnsi="Times New Roman" w:eastAsia="Times New Roman" w:cs="Times New Roman"/>
-        </w:rPr>
-        <w:t xml:space="preserve"> </w:t>
-      </w:r>
-      <w:r>
-        <w:rPr>
-          <w:rFonts w:ascii="Times New Roman" w:hAnsi="Times New Roman" w:eastAsia="Times New Roman" w:cs="Times New Roman"/>
-        </w:rPr>
-        <w:t xml:space="preserve">(2) </w:t>
-      </w:r>
+    </w:p>
+    <w:p>
+      <w:pPr>
+        <w:pStyle w:val="Compact"/>
+        <w:numPr>
+          <w:ilvl w:val="0"/>
+          <w:numId w:val="1010"/>
+        </w:numPr>
+        <w:ind w:firstLine="420"/>
+      </w:pPr>
       <w:r>
         <w:rPr>
           <w:rFonts w:hint="eastAsia" w:ascii="Times New Roman" w:hAnsi="Times New Roman" w:eastAsia="FangSong" w:cs="Times New Roman"/>
@@ -14966,7 +14868,7 @@
     </w:p>
     <w:p>
       <w:pPr>
-        <w:pStyle w:val="BodyText"/>
+        <w:pStyle w:val="FirstParagraph"/>
         <w:ind w:firstLine="420"/>
       </w:pPr>
       <w:r>
@@ -15548,18 +15450,16 @@
         </w:rPr>
         <w:t xml:space="preserve">）：</w:t>
       </w:r>
-      <w:r>
-        <w:rPr>
-          <w:rFonts w:ascii="Times New Roman" w:hAnsi="Times New Roman" w:eastAsia="Times New Roman" w:cs="Times New Roman"/>
-        </w:rPr>
-        <w:t xml:space="preserve"> </w:t>
-      </w:r>
-      <w:r>
-        <w:rPr>
-          <w:rFonts w:ascii="Times New Roman" w:hAnsi="Times New Roman" w:eastAsia="Times New Roman" w:cs="Times New Roman"/>
-        </w:rPr>
-        <w:t xml:space="preserve">(1) </w:t>
-      </w:r>
+    </w:p>
+    <w:p>
+      <w:pPr>
+        <w:pStyle w:val="Compact"/>
+        <w:numPr>
+          <w:ilvl w:val="0"/>
+          <w:numId w:val="1011"/>
+        </w:numPr>
+        <w:ind w:firstLine="420"/>
+      </w:pPr>
       <w:r>
         <w:rPr>
           <w:rFonts w:hint="eastAsia" w:ascii="Times New Roman" w:hAnsi="Times New Roman" w:eastAsia="FangSong" w:cs="Times New Roman"/>
@@ -15789,121 +15689,119 @@
         </w:rPr>
         <w:t>；</w:t>
       </w:r>
-      <w:r>
-        <w:rPr>
-          <w:rFonts w:ascii="Times New Roman" w:hAnsi="Times New Roman" w:eastAsia="Times New Roman" w:cs="Times New Roman"/>
-        </w:rPr>
-        <w:t xml:space="preserve"> </w:t>
-      </w:r>
-      <w:r>
-        <w:rPr>
-          <w:rFonts w:ascii="Times New Roman" w:hAnsi="Times New Roman" w:eastAsia="Times New Roman" w:cs="Times New Roman"/>
-        </w:rPr>
-        <w:t xml:space="preserve">(2) </w:t>
-      </w:r>
-      <w:r>
-        <w:rPr>
-          <w:rFonts w:hint="eastAsia" w:ascii="Times New Roman" w:hAnsi="Times New Roman" w:eastAsia="FangSong" w:cs="Times New Roman"/>
-        </w:rPr>
-        <w:t xml:space="preserve">对比</w:t>
-      </w:r>
-      <w:r>
-        <w:rPr>
-          <w:rFonts w:ascii="Times New Roman" w:hAnsi="Times New Roman" w:eastAsia="Times New Roman" w:cs="Times New Roman"/>
-        </w:rPr>
-        <w:t xml:space="preserve"> </w:t>
-      </w:r>
-      <m:oMath>
-        <m:r>
-          <m:t>90</m:t>
-        </m:r>
-        <m:r>
-          <m:rPr>
-            <m:sty m:val="p"/>
-          </m:rPr>
-          <m:t>%</m:t>
-        </m:r>
-      </m:oMath>
-      <w:r>
-        <w:rPr>
-          <w:rFonts w:ascii="Times New Roman" w:hAnsi="Times New Roman" w:eastAsia="Times New Roman" w:cs="Times New Roman"/>
-        </w:rPr>
-        <w:t xml:space="preserve">、</w:t>
-      </w:r>
-      <m:oMath>
-        <m:r>
-          <m:t>95</m:t>
-        </m:r>
-        <m:r>
-          <m:rPr>
-            <m:sty m:val="p"/>
-          </m:rPr>
-          <m:t>%</m:t>
-        </m:r>
-      </m:oMath>
-      <w:r>
-        <w:rPr>
-          <w:rFonts w:ascii="Times New Roman" w:hAnsi="Times New Roman" w:eastAsia="Times New Roman" w:cs="Times New Roman"/>
-        </w:rPr>
-        <w:t xml:space="preserve"> </w:t>
-      </w:r>
-      <w:r>
-        <w:rPr>
-          <w:rFonts w:hint="eastAsia" w:ascii="Times New Roman" w:hAnsi="Times New Roman" w:eastAsia="FangSong" w:cs="Times New Roman"/>
-        </w:rPr>
-        <w:t xml:space="preserve">与</w:t>
-      </w:r>
-      <w:r>
-        <w:rPr>
-          <w:rFonts w:ascii="Times New Roman" w:hAnsi="Times New Roman" w:eastAsia="Times New Roman" w:cs="Times New Roman"/>
-        </w:rPr>
-        <w:t xml:space="preserve"> </w:t>
-      </w:r>
-      <m:oMath>
-        <m:r>
-          <m:t>99</m:t>
-        </m:r>
-        <m:r>
-          <m:rPr>
-            <m:sty m:val="p"/>
-          </m:rPr>
-          <m:t>%</m:t>
-        </m:r>
-      </m:oMath>
-      <w:r>
-        <w:rPr>
-          <w:rFonts w:ascii="Times New Roman" w:hAnsi="Times New Roman" w:eastAsia="Times New Roman" w:cs="Times New Roman"/>
-        </w:rPr>
-        <w:t xml:space="preserve"> </w:t>
-      </w:r>
-      <w:r>
-        <w:rPr>
-          <w:rFonts w:hint="eastAsia" w:ascii="Times New Roman" w:hAnsi="Times New Roman" w:eastAsia="FangSong" w:cs="Times New Roman"/>
-        </w:rPr>
-        <w:t>三种置信度下的置信区间半峰宽度</w:t>
-      </w:r>
-      <w:r>
-        <w:rPr>
-          <w:rFonts w:hint="eastAsia" w:ascii="Times New Roman" w:hAnsi="Times New Roman" w:eastAsia="Times New Roman" w:cs="Times New Roman"/>
-        </w:rPr>
-        <w:t>，</w:t>
-      </w:r>
-      <w:r>
-        <w:rPr>
-          <w:rFonts w:hint="eastAsia" w:ascii="Times New Roman" w:hAnsi="Times New Roman" w:eastAsia="FangSong" w:cs="Times New Roman"/>
-        </w:rPr>
-        <w:t>说明置信度的高低与置信区间宽度之间的数理权衡规律</w:t>
-      </w:r>
-      <w:r>
-        <w:rPr>
-          <w:rFonts w:hint="eastAsia" w:ascii="Times New Roman" w:hAnsi="Times New Roman" w:eastAsia="Times New Roman" w:cs="Times New Roman"/>
-        </w:rPr>
-        <w:t>。</w:t>
-      </w:r>
     </w:p>
     <w:p>
       <w:pPr>
-        <w:pStyle w:val="BodyText"/>
+        <w:pStyle w:val="Compact"/>
+        <w:numPr>
+          <w:ilvl w:val="0"/>
+          <w:numId w:val="1011"/>
+        </w:numPr>
+        <w:ind w:firstLine="420"/>
+      </w:pPr>
+      <w:r>
+        <w:rPr>
+          <w:rFonts w:hint="eastAsia" w:ascii="Times New Roman" w:hAnsi="Times New Roman" w:eastAsia="FangSong" w:cs="Times New Roman"/>
+        </w:rPr>
+        <w:t xml:space="preserve">对比</w:t>
+      </w:r>
+      <w:r>
+        <w:rPr>
+          <w:rFonts w:ascii="Times New Roman" w:hAnsi="Times New Roman" w:eastAsia="Times New Roman" w:cs="Times New Roman"/>
+        </w:rPr>
+        <w:t xml:space="preserve"> </w:t>
+      </w:r>
+      <m:oMath>
+        <m:r>
+          <m:t>90</m:t>
+        </m:r>
+        <m:r>
+          <m:rPr>
+            <m:sty m:val="p"/>
+          </m:rPr>
+          <m:t>%</m:t>
+        </m:r>
+      </m:oMath>
+      <w:r>
+        <w:rPr>
+          <w:rFonts w:ascii="Times New Roman" w:hAnsi="Times New Roman" w:eastAsia="Times New Roman" w:cs="Times New Roman"/>
+        </w:rPr>
+        <w:t xml:space="preserve">、</w:t>
+      </w:r>
+      <m:oMath>
+        <m:r>
+          <m:t>95</m:t>
+        </m:r>
+        <m:r>
+          <m:rPr>
+            <m:sty m:val="p"/>
+          </m:rPr>
+          <m:t>%</m:t>
+        </m:r>
+      </m:oMath>
+      <w:r>
+        <w:rPr>
+          <w:rFonts w:ascii="Times New Roman" w:hAnsi="Times New Roman" w:eastAsia="Times New Roman" w:cs="Times New Roman"/>
+        </w:rPr>
+        <w:t xml:space="preserve"> </w:t>
+      </w:r>
+      <w:r>
+        <w:rPr>
+          <w:rFonts w:hint="eastAsia" w:ascii="Times New Roman" w:hAnsi="Times New Roman" w:eastAsia="FangSong" w:cs="Times New Roman"/>
+        </w:rPr>
+        <w:t xml:space="preserve">与</w:t>
+      </w:r>
+      <w:r>
+        <w:rPr>
+          <w:rFonts w:ascii="Times New Roman" w:hAnsi="Times New Roman" w:eastAsia="Times New Roman" w:cs="Times New Roman"/>
+        </w:rPr>
+        <w:t xml:space="preserve"> </w:t>
+      </w:r>
+      <m:oMath>
+        <m:r>
+          <m:t>99</m:t>
+        </m:r>
+        <m:r>
+          <m:rPr>
+            <m:sty m:val="p"/>
+          </m:rPr>
+          <m:t>%</m:t>
+        </m:r>
+      </m:oMath>
+      <w:r>
+        <w:rPr>
+          <w:rFonts w:ascii="Times New Roman" w:hAnsi="Times New Roman" w:eastAsia="Times New Roman" w:cs="Times New Roman"/>
+        </w:rPr>
+        <w:t xml:space="preserve"> </w:t>
+      </w:r>
+      <w:r>
+        <w:rPr>
+          <w:rFonts w:hint="eastAsia" w:ascii="Times New Roman" w:hAnsi="Times New Roman" w:eastAsia="FangSong" w:cs="Times New Roman"/>
+        </w:rPr>
+        <w:t>三种置信度下的置信区间半峰宽度</w:t>
+      </w:r>
+      <w:r>
+        <w:rPr>
+          <w:rFonts w:hint="eastAsia" w:ascii="Times New Roman" w:hAnsi="Times New Roman" w:eastAsia="Times New Roman" w:cs="Times New Roman"/>
+        </w:rPr>
+        <w:t>，</w:t>
+      </w:r>
+      <w:r>
+        <w:rPr>
+          <w:rFonts w:hint="eastAsia" w:ascii="Times New Roman" w:hAnsi="Times New Roman" w:eastAsia="FangSong" w:cs="Times New Roman"/>
+        </w:rPr>
+        <w:t>说明置信度的高低与置信区间宽度之间的数理权衡规律</w:t>
+      </w:r>
+      <w:r>
+        <w:rPr>
+          <w:rFonts w:hint="eastAsia" w:ascii="Times New Roman" w:hAnsi="Times New Roman" w:eastAsia="Times New Roman" w:cs="Times New Roman"/>
+        </w:rPr>
+        <w:t>。</w:t>
+      </w:r>
+    </w:p>
+    <w:p>
+      <w:pPr>
+        <w:pStyle w:val="FirstParagraph"/>
         <w:spacing w:after="80"/>
         <w:ind w:firstLine="420"/>
       </w:pPr>
@@ -16583,7 +16481,7 @@
         <w:pStyle w:val="Compact"/>
         <w:numPr>
           <w:ilvl w:val="0"/>
-          <w:numId w:val="1001"/>
+          <w:numId w:val="1012"/>
         </w:numPr>
         <w:spacing w:before="120"/>
         <w:ind w:firstLine="420"/>
@@ -16812,7 +16710,7 @@
         <w:pStyle w:val="Compact"/>
         <w:numPr>
           <w:ilvl w:val="0"/>
-          <w:numId w:val="1001"/>
+          <w:numId w:val="1012"/>
         </w:numPr>
         <w:ind w:firstLine="420"/>
       </w:pPr>
@@ -16920,7 +16818,7 @@
         <w:pStyle w:val="Compact"/>
         <w:numPr>
           <w:ilvl w:val="0"/>
-          <w:numId w:val="1001"/>
+          <w:numId w:val="1012"/>
         </w:numPr>
         <w:ind w:firstLine="420"/>
       </w:pPr>
@@ -16977,7 +16875,7 @@
         <w:pStyle w:val="Compact"/>
         <w:numPr>
           <w:ilvl w:val="0"/>
-          <w:numId w:val="1001"/>
+          <w:numId w:val="1012"/>
         </w:numPr>
         <w:ind w:firstLine="420"/>
       </w:pPr>
@@ -17624,12 +17522,12 @@
         </w:rPr>
         <w:t>：</w:t>
       </w:r>
-      <w:r>
-        <w:rPr>
-          <w:rFonts w:ascii="Times New Roman" w:hAnsi="Times New Roman" w:eastAsia="Times New Roman" w:cs="Times New Roman"/>
-        </w:rPr>
-        <w:t xml:space="preserve"> </w:t>
-      </w:r>
+    </w:p>
+    <w:p>
+      <w:pPr>
+        <w:pStyle w:val="BodyText"/>
+        <w:ind w:firstLine="420"/>
+      </w:pPr>
       <w:r>
         <w:rPr>
           <w:rFonts w:hint="eastAsia" w:ascii="Times New Roman" w:hAnsi="Times New Roman" w:eastAsia="FangSong" w:cs="Times New Roman"/>
@@ -18718,18 +18616,16 @@
         </w:rPr>
         <w:t xml:space="preserve">）。</w:t>
       </w:r>
-      <w:r>
-        <w:rPr>
-          <w:rFonts w:ascii="Times New Roman" w:hAnsi="Times New Roman" w:eastAsia="Times New Roman" w:cs="Times New Roman"/>
-        </w:rPr>
-        <w:t xml:space="preserve"> </w:t>
-      </w:r>
-      <w:r>
-        <w:rPr>
-          <w:rFonts w:ascii="Times New Roman" w:hAnsi="Times New Roman" w:eastAsia="Times New Roman" w:cs="Times New Roman"/>
-        </w:rPr>
-        <w:t xml:space="preserve">(1) </w:t>
-      </w:r>
+    </w:p>
+    <w:p>
+      <w:pPr>
+        <w:pStyle w:val="Compact"/>
+        <w:numPr>
+          <w:ilvl w:val="0"/>
+          <w:numId w:val="1013"/>
+        </w:numPr>
+        <w:ind w:firstLine="420"/>
+      </w:pPr>
       <w:r>
         <w:rPr>
           <w:rFonts w:hint="eastAsia" w:ascii="Times New Roman" w:hAnsi="Times New Roman" w:eastAsia="FangSong" w:cs="Times New Roman"/>
@@ -18909,18 +18805,16 @@
         </w:rPr>
         <w:t>？</w:t>
       </w:r>
-      <w:r>
-        <w:rPr>
-          <w:rFonts w:ascii="Times New Roman" w:hAnsi="Times New Roman" w:eastAsia="Times New Roman" w:cs="Times New Roman"/>
-        </w:rPr>
-        <w:t xml:space="preserve"> </w:t>
-      </w:r>
-      <w:r>
-        <w:rPr>
-          <w:rFonts w:ascii="Times New Roman" w:hAnsi="Times New Roman" w:eastAsia="Times New Roman" w:cs="Times New Roman"/>
-        </w:rPr>
-        <w:t xml:space="preserve">(2) </w:t>
-      </w:r>
+    </w:p>
+    <w:p>
+      <w:pPr>
+        <w:pStyle w:val="Compact"/>
+        <w:numPr>
+          <w:ilvl w:val="0"/>
+          <w:numId w:val="1013"/>
+        </w:numPr>
+        <w:ind w:firstLine="420"/>
+      </w:pPr>
       <w:r>
         <w:rPr>
           <w:rFonts w:hint="eastAsia" w:ascii="Times New Roman" w:hAnsi="Times New Roman" w:eastAsia="FangSong" w:cs="Times New Roman"/>
@@ -19172,7 +19066,7 @@
     </w:p>
     <w:p>
       <w:pPr>
-        <w:pStyle w:val="BodyText"/>
+        <w:pStyle w:val="FirstParagraph"/>
         <w:ind w:firstLine="420"/>
       </w:pPr>
       <w:r>
@@ -19517,12 +19411,12 @@
         </w:rPr>
         <w:t xml:space="preserve">。</w:t>
       </w:r>
-      <w:r>
-        <w:rPr>
-          <w:rFonts w:ascii="Times New Roman" w:hAnsi="Times New Roman" w:eastAsia="Times New Roman" w:cs="Times New Roman"/>
-        </w:rPr>
-        <w:t xml:space="preserve"> </w:t>
-      </w:r>
+    </w:p>
+    <w:p>
+      <w:pPr>
+        <w:pStyle w:val="BodyText"/>
+        <w:ind w:firstLine="420"/>
+      </w:pPr>
       <w:r>
         <w:rPr>
           <w:rFonts w:hint="eastAsia" w:ascii="Times New Roman" w:hAnsi="Times New Roman" w:eastAsia="FangSong" w:cs="Times New Roman"/>
@@ -23085,7 +22979,7 @@
         <w:pStyle w:val="Compact"/>
         <w:numPr>
           <w:ilvl w:val="0"/>
-          <w:numId w:val="1002"/>
+          <w:numId w:val="1014"/>
         </w:numPr>
         <w:ind w:firstLine="420"/>
       </w:pPr>
@@ -23325,7 +23219,7 @@
         <w:pStyle w:val="Compact"/>
         <w:numPr>
           <w:ilvl w:val="0"/>
-          <w:numId w:val="1002"/>
+          <w:numId w:val="1014"/>
         </w:numPr>
         <w:ind w:firstLine="420"/>
       </w:pPr>
@@ -23580,7 +23474,7 @@
         <w:pStyle w:val="Compact"/>
         <w:numPr>
           <w:ilvl w:val="0"/>
-          <w:numId w:val="1002"/>
+          <w:numId w:val="1014"/>
         </w:numPr>
         <w:ind w:firstLine="420"/>
       </w:pPr>
@@ -23877,7 +23771,7 @@
         <w:pStyle w:val="Compact"/>
         <w:numPr>
           <w:ilvl w:val="0"/>
-          <w:numId w:val="1002"/>
+          <w:numId w:val="1014"/>
         </w:numPr>
         <w:ind w:firstLine="420"/>
       </w:pPr>
@@ -24177,7 +24071,7 @@
         <w:pStyle w:val="Compact"/>
         <w:numPr>
           <w:ilvl w:val="0"/>
-          <w:numId w:val="1002"/>
+          <w:numId w:val="1014"/>
         </w:numPr>
         <w:ind w:firstLine="420"/>
       </w:pPr>
@@ -24476,7 +24370,7 @@
         <w:pStyle w:val="Compact"/>
         <w:numPr>
           <w:ilvl w:val="0"/>
-          <w:numId w:val="1003"/>
+          <w:numId w:val="1015"/>
         </w:numPr>
         <w:ind w:firstLine="420"/>
       </w:pPr>
@@ -24699,7 +24593,7 @@
         <w:pStyle w:val="Compact"/>
         <w:numPr>
           <w:ilvl w:val="0"/>
-          <w:numId w:val="1003"/>
+          <w:numId w:val="1015"/>
         </w:numPr>
         <w:ind w:firstLine="420"/>
       </w:pPr>
@@ -24928,7 +24822,7 @@
         <w:pStyle w:val="Compact"/>
         <w:numPr>
           <w:ilvl w:val="0"/>
-          <w:numId w:val="1003"/>
+          <w:numId w:val="1015"/>
         </w:numPr>
         <w:ind w:firstLine="420"/>
       </w:pPr>
@@ -25126,7 +25020,7 @@
         <w:pStyle w:val="Compact"/>
         <w:numPr>
           <w:ilvl w:val="0"/>
-          <w:numId w:val="1003"/>
+          <w:numId w:val="1015"/>
         </w:numPr>
         <w:ind w:firstLine="420"/>
       </w:pPr>
@@ -25303,7 +25197,7 @@
         <w:pStyle w:val="Compact"/>
         <w:numPr>
           <w:ilvl w:val="0"/>
-          <w:numId w:val="1003"/>
+          <w:numId w:val="1015"/>
         </w:numPr>
         <w:ind w:firstLine="420"/>
       </w:pPr>
@@ -27163,7 +27057,7 @@
       <w:pPr>
         <w:numPr>
           <w:ilvl w:val="0"/>
-          <w:numId w:val="1004"/>
+          <w:numId w:val="1016"/>
         </w:numPr>
         <w:ind w:firstLine="420"/>
       </w:pPr>
@@ -27936,7 +27830,7 @@
       <w:pPr>
         <w:numPr>
           <w:ilvl w:val="0"/>
-          <w:numId w:val="1004"/>
+          <w:numId w:val="1016"/>
         </w:numPr>
         <w:ind w:firstLine="420"/>
       </w:pPr>
@@ -28685,7 +28579,7 @@
         <w:pStyle w:val="Compact"/>
         <w:numPr>
           <w:ilvl w:val="0"/>
-          <w:numId w:val="1005"/>
+          <w:numId w:val="1017"/>
         </w:numPr>
         <w:ind w:firstLine="420"/>
       </w:pPr>
@@ -28791,7 +28685,7 @@
         <w:pStyle w:val="Compact"/>
         <w:numPr>
           <w:ilvl w:val="0"/>
-          <w:numId w:val="1005"/>
+          <w:numId w:val="1017"/>
         </w:numPr>
         <w:ind w:firstLine="420"/>
       </w:pPr>
@@ -28897,7 +28791,7 @@
         <w:pStyle w:val="Compact"/>
         <w:numPr>
           <w:ilvl w:val="0"/>
-          <w:numId w:val="1005"/>
+          <w:numId w:val="1017"/>
         </w:numPr>
         <w:ind w:firstLine="420"/>
       </w:pPr>
@@ -28991,7 +28885,7 @@
         <w:pStyle w:val="Compact"/>
         <w:numPr>
           <w:ilvl w:val="0"/>
-          <w:numId w:val="1005"/>
+          <w:numId w:val="1017"/>
         </w:numPr>
         <w:ind w:firstLine="420"/>
       </w:pPr>
@@ -29085,7 +28979,7 @@
         <w:pStyle w:val="Compact"/>
         <w:numPr>
           <w:ilvl w:val="0"/>
-          <w:numId w:val="1005"/>
+          <w:numId w:val="1017"/>
         </w:numPr>
         <w:ind w:firstLine="420"/>
       </w:pPr>
@@ -29191,7 +29085,7 @@
         <w:pStyle w:val="Compact"/>
         <w:numPr>
           <w:ilvl w:val="0"/>
-          <w:numId w:val="1005"/>
+          <w:numId w:val="1017"/>
         </w:numPr>
         <w:ind w:firstLine="420"/>
       </w:pPr>
@@ -29681,7 +29575,7 @@
       <w:pPr>
         <w:numPr>
           <w:ilvl w:val="0"/>
-          <w:numId w:val="1006"/>
+          <w:numId w:val="1018"/>
         </w:numPr>
         <w:ind w:firstLine="420"/>
       </w:pPr>
@@ -29877,7 +29771,7 @@
       <w:pPr>
         <w:numPr>
           <w:ilvl w:val="0"/>
-          <w:numId w:val="1006"/>
+          <w:numId w:val="1018"/>
         </w:numPr>
         <w:ind w:firstLine="420"/>
       </w:pPr>
@@ -30235,7 +30129,7 @@
       <w:pPr>
         <w:numPr>
           <w:ilvl w:val="0"/>
-          <w:numId w:val="1006"/>
+          <w:numId w:val="1018"/>
         </w:numPr>
         <w:ind w:firstLine="420"/>
       </w:pPr>
@@ -31022,7 +30916,7 @@
       <w:pPr>
         <w:numPr>
           <w:ilvl w:val="0"/>
-          <w:numId w:val="1006"/>
+          <w:numId w:val="1018"/>
         </w:numPr>
         <w:ind w:firstLine="420"/>
       </w:pPr>
@@ -31851,7 +31745,7 @@
       <w:pPr>
         <w:numPr>
           <w:ilvl w:val="0"/>
-          <w:numId w:val="1006"/>
+          <w:numId w:val="1018"/>
         </w:numPr>
         <w:ind w:firstLine="420"/>
       </w:pPr>
@@ -32132,7 +32026,7 @@
       <w:pPr>
         <w:numPr>
           <w:ilvl w:val="0"/>
-          <w:numId w:val="1007"/>
+          <w:numId w:val="1019"/>
         </w:numPr>
         <w:ind w:firstLine="420"/>
       </w:pPr>
@@ -32585,7 +32479,7 @@
       <w:pPr>
         <w:numPr>
           <w:ilvl w:val="0"/>
-          <w:numId w:val="1007"/>
+          <w:numId w:val="1019"/>
         </w:numPr>
         <w:ind w:firstLine="420"/>
       </w:pPr>
@@ -33256,7 +33150,7 @@
       <w:pPr>
         <w:numPr>
           <w:ilvl w:val="0"/>
-          <w:numId w:val="1007"/>
+          <w:numId w:val="1019"/>
         </w:numPr>
         <w:ind w:firstLine="420"/>
       </w:pPr>
@@ -33525,7 +33419,7 @@
       <w:pPr>
         <w:numPr>
           <w:ilvl w:val="0"/>
-          <w:numId w:val="1008"/>
+          <w:numId w:val="1020"/>
         </w:numPr>
         <w:ind w:firstLine="420"/>
       </w:pPr>
@@ -33941,7 +33835,7 @@
       <w:pPr>
         <w:numPr>
           <w:ilvl w:val="0"/>
-          <w:numId w:val="1008"/>
+          <w:numId w:val="1020"/>
         </w:numPr>
         <w:ind w:firstLine="420"/>
       </w:pPr>
@@ -35932,7 +35826,7 @@
       <w:pPr>
         <w:numPr>
           <w:ilvl w:val="0"/>
-          <w:numId w:val="1009"/>
+          <w:numId w:val="1021"/>
         </w:numPr>
         <w:ind w:firstLine="420"/>
       </w:pPr>
@@ -36883,7 +36777,7 @@
       <w:pPr>
         <w:numPr>
           <w:ilvl w:val="0"/>
-          <w:numId w:val="1009"/>
+          <w:numId w:val="1021"/>
         </w:numPr>
         <w:ind w:firstLine="420"/>
       </w:pPr>
@@ -39994,7 +39888,7 @@
       <w:pPr>
         <w:numPr>
           <w:ilvl w:val="0"/>
-          <w:numId w:val="1010"/>
+          <w:numId w:val="1022"/>
         </w:numPr>
         <w:ind w:firstLine="420"/>
       </w:pPr>
@@ -40740,7 +40634,7 @@
       <w:pPr>
         <w:numPr>
           <w:ilvl w:val="0"/>
-          <w:numId w:val="1010"/>
+          <w:numId w:val="1022"/>
         </w:numPr>
         <w:ind w:firstLine="420"/>
       </w:pPr>
@@ -41599,7 +41493,7 @@
       <w:pPr>
         <w:numPr>
           <w:ilvl w:val="0"/>
-          <w:numId w:val="1010"/>
+          <w:numId w:val="1022"/>
         </w:numPr>
         <w:ind w:firstLine="420"/>
       </w:pPr>
@@ -42078,7 +41972,7 @@
       <w:pPr>
         <w:numPr>
           <w:ilvl w:val="0"/>
-          <w:numId w:val="1011"/>
+          <w:numId w:val="1023"/>
         </w:numPr>
         <w:ind w:firstLine="420"/>
       </w:pPr>
@@ -42692,7 +42586,7 @@
       <w:pPr>
         <w:numPr>
           <w:ilvl w:val="0"/>
-          <w:numId w:val="1011"/>
+          <w:numId w:val="1023"/>
         </w:numPr>
         <w:ind w:firstLine="420"/>
       </w:pPr>
@@ -43039,7 +42933,7 @@
       <w:pPr>
         <w:numPr>
           <w:ilvl w:val="0"/>
-          <w:numId w:val="1011"/>
+          <w:numId w:val="1023"/>
         </w:numPr>
         <w:ind w:firstLine="420"/>
       </w:pPr>
@@ -43494,7 +43388,7 @@
       <w:pPr>
         <w:numPr>
           <w:ilvl w:val="0"/>
-          <w:numId w:val="1012"/>
+          <w:numId w:val="1024"/>
         </w:numPr>
         <w:ind w:firstLine="420"/>
       </w:pPr>
@@ -44143,7 +44037,7 @@
       <w:pPr>
         <w:numPr>
           <w:ilvl w:val="0"/>
-          <w:numId w:val="1012"/>
+          <w:numId w:val="1024"/>
         </w:numPr>
         <w:ind w:firstLine="420"/>
       </w:pPr>
@@ -44874,7 +44768,7 @@
       <w:pPr>
         <w:numPr>
           <w:ilvl w:val="0"/>
-          <w:numId w:val="1013"/>
+          <w:numId w:val="1025"/>
         </w:numPr>
         <w:ind w:firstLine="420"/>
       </w:pPr>
@@ -45791,7 +45685,7 @@
       <w:pPr>
         <w:numPr>
           <w:ilvl w:val="0"/>
-          <w:numId w:val="1013"/>
+          <w:numId w:val="1025"/>
         </w:numPr>
         <w:ind w:firstLine="420"/>
       </w:pPr>
@@ -46435,7 +46329,7 @@
       <w:pPr>
         <w:numPr>
           <w:ilvl w:val="0"/>
-          <w:numId w:val="1013"/>
+          <w:numId w:val="1025"/>
         </w:numPr>
         <w:ind w:firstLine="420"/>
       </w:pPr>
@@ -46706,7 +46600,7 @@
       <w:pPr>
         <w:numPr>
           <w:ilvl w:val="0"/>
-          <w:numId w:val="1014"/>
+          <w:numId w:val="1026"/>
         </w:numPr>
         <w:ind w:firstLine="420"/>
       </w:pPr>
@@ -47640,7 +47534,7 @@
       <w:pPr>
         <w:numPr>
           <w:ilvl w:val="0"/>
-          <w:numId w:val="1014"/>
+          <w:numId w:val="1026"/>
         </w:numPr>
         <w:ind w:firstLine="420"/>
       </w:pPr>
@@ -48117,7 +48011,7 @@
       <w:pPr>
         <w:numPr>
           <w:ilvl w:val="0"/>
-          <w:numId w:val="1015"/>
+          <w:numId w:val="1027"/>
         </w:numPr>
         <w:ind w:firstLine="420"/>
       </w:pPr>
@@ -49208,7 +49102,7 @@
       <w:pPr>
         <w:numPr>
           <w:ilvl w:val="0"/>
-          <w:numId w:val="1015"/>
+          <w:numId w:val="1027"/>
         </w:numPr>
         <w:ind w:firstLine="420"/>
       </w:pPr>
@@ -50048,7 +49942,7 @@
       <w:pPr>
         <w:numPr>
           <w:ilvl w:val="0"/>
-          <w:numId w:val="1015"/>
+          <w:numId w:val="1027"/>
         </w:numPr>
         <w:ind w:firstLine="420"/>
       </w:pPr>
@@ -50649,7 +50543,7 @@
       <w:pPr>
         <w:numPr>
           <w:ilvl w:val="0"/>
-          <w:numId w:val="1015"/>
+          <w:numId w:val="1027"/>
         </w:numPr>
         <w:ind w:firstLine="420"/>
       </w:pPr>
@@ -51027,7 +50921,7 @@
       <w:pPr>
         <w:numPr>
           <w:ilvl w:val="0"/>
-          <w:numId w:val="1016"/>
+          <w:numId w:val="1028"/>
         </w:numPr>
         <w:ind w:firstLine="420"/>
       </w:pPr>
@@ -51889,7 +51783,7 @@
       <w:pPr>
         <w:numPr>
           <w:ilvl w:val="0"/>
-          <w:numId w:val="1016"/>
+          <w:numId w:val="1028"/>
         </w:numPr>
         <w:ind w:firstLine="420"/>
       </w:pPr>
@@ -52635,7 +52529,7 @@
       <w:pPr>
         <w:numPr>
           <w:ilvl w:val="0"/>
-          <w:numId w:val="1016"/>
+          <w:numId w:val="1028"/>
         </w:numPr>
         <w:ind w:firstLine="420"/>
       </w:pPr>
@@ -53913,7 +53807,7 @@
       <w:pPr>
         <w:numPr>
           <w:ilvl w:val="0"/>
-          <w:numId w:val="1017"/>
+          <w:numId w:val="1029"/>
         </w:numPr>
         <w:ind w:firstLine="420"/>
       </w:pPr>
@@ -54639,7 +54533,7 @@
       <w:pPr>
         <w:numPr>
           <w:ilvl w:val="0"/>
-          <w:numId w:val="1017"/>
+          <w:numId w:val="1029"/>
         </w:numPr>
         <w:ind w:firstLine="420"/>
       </w:pPr>
@@ -55656,7 +55550,7 @@
       <w:pPr>
         <w:numPr>
           <w:ilvl w:val="0"/>
-          <w:numId w:val="1018"/>
+          <w:numId w:val="1030"/>
         </w:numPr>
         <w:ind w:firstLine="420"/>
       </w:pPr>
@@ -56159,7 +56053,7 @@
       <w:pPr>
         <w:numPr>
           <w:ilvl w:val="0"/>
-          <w:numId w:val="1018"/>
+          <w:numId w:val="1030"/>
         </w:numPr>
         <w:ind w:firstLine="420"/>
       </w:pPr>
@@ -56577,7 +56471,7 @@
       <w:pPr>
         <w:numPr>
           <w:ilvl w:val="0"/>
-          <w:numId w:val="1018"/>
+          <w:numId w:val="1030"/>
         </w:numPr>
         <w:ind w:firstLine="420"/>
       </w:pPr>
@@ -62181,6 +62075,366 @@
     </w:lvlOverride>
   </w:num>
   <w:num w:numId="1018">
+    <w:abstractNumId w:val="99431"/>
+    <w:lvlOverride w:ilvl="0">
+      <w:startOverride w:val="1"/>
+    </w:lvlOverride>
+    <w:lvlOverride w:ilvl="1">
+      <w:startOverride w:val="1"/>
+    </w:lvlOverride>
+    <w:lvlOverride w:ilvl="2">
+      <w:startOverride w:val="1"/>
+    </w:lvlOverride>
+    <w:lvlOverride w:ilvl="3">
+      <w:startOverride w:val="1"/>
+    </w:lvlOverride>
+    <w:lvlOverride w:ilvl="4">
+      <w:startOverride w:val="1"/>
+    </w:lvlOverride>
+    <w:lvlOverride w:ilvl="5">
+      <w:startOverride w:val="1"/>
+    </w:lvlOverride>
+    <w:lvlOverride w:ilvl="6">
+      <w:startOverride w:val="1"/>
+    </w:lvlOverride>
+    <w:lvlOverride w:ilvl="7">
+      <w:startOverride w:val="1"/>
+    </w:lvlOverride>
+    <w:lvlOverride w:ilvl="8">
+      <w:startOverride w:val="1"/>
+    </w:lvlOverride>
+  </w:num>
+  <w:num w:numId="1019">
+    <w:abstractNumId w:val="99431"/>
+    <w:lvlOverride w:ilvl="0">
+      <w:startOverride w:val="1"/>
+    </w:lvlOverride>
+    <w:lvlOverride w:ilvl="1">
+      <w:startOverride w:val="1"/>
+    </w:lvlOverride>
+    <w:lvlOverride w:ilvl="2">
+      <w:startOverride w:val="1"/>
+    </w:lvlOverride>
+    <w:lvlOverride w:ilvl="3">
+      <w:startOverride w:val="1"/>
+    </w:lvlOverride>
+    <w:lvlOverride w:ilvl="4">
+      <w:startOverride w:val="1"/>
+    </w:lvlOverride>
+    <w:lvlOverride w:ilvl="5">
+      <w:startOverride w:val="1"/>
+    </w:lvlOverride>
+    <w:lvlOverride w:ilvl="6">
+      <w:startOverride w:val="1"/>
+    </w:lvlOverride>
+    <w:lvlOverride w:ilvl="7">
+      <w:startOverride w:val="1"/>
+    </w:lvlOverride>
+    <w:lvlOverride w:ilvl="8">
+      <w:startOverride w:val="1"/>
+    </w:lvlOverride>
+  </w:num>
+  <w:num w:numId="1020">
+    <w:abstractNumId w:val="99431"/>
+    <w:lvlOverride w:ilvl="0">
+      <w:startOverride w:val="1"/>
+    </w:lvlOverride>
+    <w:lvlOverride w:ilvl="1">
+      <w:startOverride w:val="1"/>
+    </w:lvlOverride>
+    <w:lvlOverride w:ilvl="2">
+      <w:startOverride w:val="1"/>
+    </w:lvlOverride>
+    <w:lvlOverride w:ilvl="3">
+      <w:startOverride w:val="1"/>
+    </w:lvlOverride>
+    <w:lvlOverride w:ilvl="4">
+      <w:startOverride w:val="1"/>
+    </w:lvlOverride>
+    <w:lvlOverride w:ilvl="5">
+      <w:startOverride w:val="1"/>
+    </w:lvlOverride>
+    <w:lvlOverride w:ilvl="6">
+      <w:startOverride w:val="1"/>
+    </w:lvlOverride>
+    <w:lvlOverride w:ilvl="7">
+      <w:startOverride w:val="1"/>
+    </w:lvlOverride>
+    <w:lvlOverride w:ilvl="8">
+      <w:startOverride w:val="1"/>
+    </w:lvlOverride>
+  </w:num>
+  <w:num w:numId="1021">
+    <w:abstractNumId w:val="99431"/>
+    <w:lvlOverride w:ilvl="0">
+      <w:startOverride w:val="1"/>
+    </w:lvlOverride>
+    <w:lvlOverride w:ilvl="1">
+      <w:startOverride w:val="1"/>
+    </w:lvlOverride>
+    <w:lvlOverride w:ilvl="2">
+      <w:startOverride w:val="1"/>
+    </w:lvlOverride>
+    <w:lvlOverride w:ilvl="3">
+      <w:startOverride w:val="1"/>
+    </w:lvlOverride>
+    <w:lvlOverride w:ilvl="4">
+      <w:startOverride w:val="1"/>
+    </w:lvlOverride>
+    <w:lvlOverride w:ilvl="5">
+      <w:startOverride w:val="1"/>
+    </w:lvlOverride>
+    <w:lvlOverride w:ilvl="6">
+      <w:startOverride w:val="1"/>
+    </w:lvlOverride>
+    <w:lvlOverride w:ilvl="7">
+      <w:startOverride w:val="1"/>
+    </w:lvlOverride>
+    <w:lvlOverride w:ilvl="8">
+      <w:startOverride w:val="1"/>
+    </w:lvlOverride>
+  </w:num>
+  <w:num w:numId="1022">
+    <w:abstractNumId w:val="99431"/>
+    <w:lvlOverride w:ilvl="0">
+      <w:startOverride w:val="1"/>
+    </w:lvlOverride>
+    <w:lvlOverride w:ilvl="1">
+      <w:startOverride w:val="1"/>
+    </w:lvlOverride>
+    <w:lvlOverride w:ilvl="2">
+      <w:startOverride w:val="1"/>
+    </w:lvlOverride>
+    <w:lvlOverride w:ilvl="3">
+      <w:startOverride w:val="1"/>
+    </w:lvlOverride>
+    <w:lvlOverride w:ilvl="4">
+      <w:startOverride w:val="1"/>
+    </w:lvlOverride>
+    <w:lvlOverride w:ilvl="5">
+      <w:startOverride w:val="1"/>
+    </w:lvlOverride>
+    <w:lvlOverride w:ilvl="6">
+      <w:startOverride w:val="1"/>
+    </w:lvlOverride>
+    <w:lvlOverride w:ilvl="7">
+      <w:startOverride w:val="1"/>
+    </w:lvlOverride>
+    <w:lvlOverride w:ilvl="8">
+      <w:startOverride w:val="1"/>
+    </w:lvlOverride>
+  </w:num>
+  <w:num w:numId="1023">
+    <w:abstractNumId w:val="99431"/>
+    <w:lvlOverride w:ilvl="0">
+      <w:startOverride w:val="1"/>
+    </w:lvlOverride>
+    <w:lvlOverride w:ilvl="1">
+      <w:startOverride w:val="1"/>
+    </w:lvlOverride>
+    <w:lvlOverride w:ilvl="2">
+      <w:startOverride w:val="1"/>
+    </w:lvlOverride>
+    <w:lvlOverride w:ilvl="3">
+      <w:startOverride w:val="1"/>
+    </w:lvlOverride>
+    <w:lvlOverride w:ilvl="4">
+      <w:startOverride w:val="1"/>
+    </w:lvlOverride>
+    <w:lvlOverride w:ilvl="5">
+      <w:startOverride w:val="1"/>
+    </w:lvlOverride>
+    <w:lvlOverride w:ilvl="6">
+      <w:startOverride w:val="1"/>
+    </w:lvlOverride>
+    <w:lvlOverride w:ilvl="7">
+      <w:startOverride w:val="1"/>
+    </w:lvlOverride>
+    <w:lvlOverride w:ilvl="8">
+      <w:startOverride w:val="1"/>
+    </w:lvlOverride>
+  </w:num>
+  <w:num w:numId="1024">
+    <w:abstractNumId w:val="99431"/>
+    <w:lvlOverride w:ilvl="0">
+      <w:startOverride w:val="1"/>
+    </w:lvlOverride>
+    <w:lvlOverride w:ilvl="1">
+      <w:startOverride w:val="1"/>
+    </w:lvlOverride>
+    <w:lvlOverride w:ilvl="2">
+      <w:startOverride w:val="1"/>
+    </w:lvlOverride>
+    <w:lvlOverride w:ilvl="3">
+      <w:startOverride w:val="1"/>
+    </w:lvlOverride>
+    <w:lvlOverride w:ilvl="4">
+      <w:startOverride w:val="1"/>
+    </w:lvlOverride>
+    <w:lvlOverride w:ilvl="5">
+      <w:startOverride w:val="1"/>
+    </w:lvlOverride>
+    <w:lvlOverride w:ilvl="6">
+      <w:startOverride w:val="1"/>
+    </w:lvlOverride>
+    <w:lvlOverride w:ilvl="7">
+      <w:startOverride w:val="1"/>
+    </w:lvlOverride>
+    <w:lvlOverride w:ilvl="8">
+      <w:startOverride w:val="1"/>
+    </w:lvlOverride>
+  </w:num>
+  <w:num w:numId="1025">
+    <w:abstractNumId w:val="99431"/>
+    <w:lvlOverride w:ilvl="0">
+      <w:startOverride w:val="1"/>
+    </w:lvlOverride>
+    <w:lvlOverride w:ilvl="1">
+      <w:startOverride w:val="1"/>
+    </w:lvlOverride>
+    <w:lvlOverride w:ilvl="2">
+      <w:startOverride w:val="1"/>
+    </w:lvlOverride>
+    <w:lvlOverride w:ilvl="3">
+      <w:startOverride w:val="1"/>
+    </w:lvlOverride>
+    <w:lvlOverride w:ilvl="4">
+      <w:startOverride w:val="1"/>
+    </w:lvlOverride>
+    <w:lvlOverride w:ilvl="5">
+      <w:startOverride w:val="1"/>
+    </w:lvlOverride>
+    <w:lvlOverride w:ilvl="6">
+      <w:startOverride w:val="1"/>
+    </w:lvlOverride>
+    <w:lvlOverride w:ilvl="7">
+      <w:startOverride w:val="1"/>
+    </w:lvlOverride>
+    <w:lvlOverride w:ilvl="8">
+      <w:startOverride w:val="1"/>
+    </w:lvlOverride>
+  </w:num>
+  <w:num w:numId="1026">
+    <w:abstractNumId w:val="99431"/>
+    <w:lvlOverride w:ilvl="0">
+      <w:startOverride w:val="1"/>
+    </w:lvlOverride>
+    <w:lvlOverride w:ilvl="1">
+      <w:startOverride w:val="1"/>
+    </w:lvlOverride>
+    <w:lvlOverride w:ilvl="2">
+      <w:startOverride w:val="1"/>
+    </w:lvlOverride>
+    <w:lvlOverride w:ilvl="3">
+      <w:startOverride w:val="1"/>
+    </w:lvlOverride>
+    <w:lvlOverride w:ilvl="4">
+      <w:startOverride w:val="1"/>
+    </w:lvlOverride>
+    <w:lvlOverride w:ilvl="5">
+      <w:startOverride w:val="1"/>
+    </w:lvlOverride>
+    <w:lvlOverride w:ilvl="6">
+      <w:startOverride w:val="1"/>
+    </w:lvlOverride>
+    <w:lvlOverride w:ilvl="7">
+      <w:startOverride w:val="1"/>
+    </w:lvlOverride>
+    <w:lvlOverride w:ilvl="8">
+      <w:startOverride w:val="1"/>
+    </w:lvlOverride>
+  </w:num>
+  <w:num w:numId="1027">
+    <w:abstractNumId w:val="99431"/>
+    <w:lvlOverride w:ilvl="0">
+      <w:startOverride w:val="1"/>
+    </w:lvlOverride>
+    <w:lvlOverride w:ilvl="1">
+      <w:startOverride w:val="1"/>
+    </w:lvlOverride>
+    <w:lvlOverride w:ilvl="2">
+      <w:startOverride w:val="1"/>
+    </w:lvlOverride>
+    <w:lvlOverride w:ilvl="3">
+      <w:startOverride w:val="1"/>
+    </w:lvlOverride>
+    <w:lvlOverride w:ilvl="4">
+      <w:startOverride w:val="1"/>
+    </w:lvlOverride>
+    <w:lvlOverride w:ilvl="5">
+      <w:startOverride w:val="1"/>
+    </w:lvlOverride>
+    <w:lvlOverride w:ilvl="6">
+      <w:startOverride w:val="1"/>
+    </w:lvlOverride>
+    <w:lvlOverride w:ilvl="7">
+      <w:startOverride w:val="1"/>
+    </w:lvlOverride>
+    <w:lvlOverride w:ilvl="8">
+      <w:startOverride w:val="1"/>
+    </w:lvlOverride>
+  </w:num>
+  <w:num w:numId="1028">
+    <w:abstractNumId w:val="99431"/>
+    <w:lvlOverride w:ilvl="0">
+      <w:startOverride w:val="1"/>
+    </w:lvlOverride>
+    <w:lvlOverride w:ilvl="1">
+      <w:startOverride w:val="1"/>
+    </w:lvlOverride>
+    <w:lvlOverride w:ilvl="2">
+      <w:startOverride w:val="1"/>
+    </w:lvlOverride>
+    <w:lvlOverride w:ilvl="3">
+      <w:startOverride w:val="1"/>
+    </w:lvlOverride>
+    <w:lvlOverride w:ilvl="4">
+      <w:startOverride w:val="1"/>
+    </w:lvlOverride>
+    <w:lvlOverride w:ilvl="5">
+      <w:startOverride w:val="1"/>
+    </w:lvlOverride>
+    <w:lvlOverride w:ilvl="6">
+      <w:startOverride w:val="1"/>
+    </w:lvlOverride>
+    <w:lvlOverride w:ilvl="7">
+      <w:startOverride w:val="1"/>
+    </w:lvlOverride>
+    <w:lvlOverride w:ilvl="8">
+      <w:startOverride w:val="1"/>
+    </w:lvlOverride>
+  </w:num>
+  <w:num w:numId="1029">
+    <w:abstractNumId w:val="99431"/>
+    <w:lvlOverride w:ilvl="0">
+      <w:startOverride w:val="1"/>
+    </w:lvlOverride>
+    <w:lvlOverride w:ilvl="1">
+      <w:startOverride w:val="1"/>
+    </w:lvlOverride>
+    <w:lvlOverride w:ilvl="2">
+      <w:startOverride w:val="1"/>
+    </w:lvlOverride>
+    <w:lvlOverride w:ilvl="3">
+      <w:startOverride w:val="1"/>
+    </w:lvlOverride>
+    <w:lvlOverride w:ilvl="4">
+      <w:startOverride w:val="1"/>
+    </w:lvlOverride>
+    <w:lvlOverride w:ilvl="5">
+      <w:startOverride w:val="1"/>
+    </w:lvlOverride>
+    <w:lvlOverride w:ilvl="6">
+      <w:startOverride w:val="1"/>
+    </w:lvlOverride>
+    <w:lvlOverride w:ilvl="7">
+      <w:startOverride w:val="1"/>
+    </w:lvlOverride>
+    <w:lvlOverride w:ilvl="8">
+      <w:startOverride w:val="1"/>
+    </w:lvlOverride>
+  </w:num>
+  <w:num w:numId="1030">
     <w:abstractNumId w:val="99431"/>
     <w:lvlOverride w:ilvl="0">
       <w:startOverride w:val="1"/>

--- a/06-学生侧材料/讲义/4-分析化学/有效数字与误差分析-超级充实版（自学完整）.docx
+++ b/06-学生侧材料/讲义/4-分析化学/有效数字与误差分析-超级充实版（自学完整）.docx
@@ -679,12 +679,12 @@
         </w:rPr>
         <w:t>：</w:t>
       </w:r>
-      <w:r>
-        <w:rPr>
-          <w:rFonts w:ascii="Times New Roman" w:hAnsi="Times New Roman" w:eastAsia="Times New Roman" w:cs="Times New Roman"/>
-        </w:rPr>
-        <w:t xml:space="preserve"> </w:t>
-      </w:r>
+    </w:p>
+    <w:p>
+      <w:pPr>
+        <w:pStyle w:val="BodyText"/>
+        <w:ind w:firstLine="420"/>
+      </w:pPr>
       <w:r>
         <w:rPr>
           <w:rFonts w:hint="eastAsia" w:ascii="Times New Roman" w:hAnsi="Times New Roman" w:eastAsia="FangSong" w:cs="Times New Roman"/>
@@ -1026,12 +1026,12 @@
         </w:rPr>
         <w:t>。</w:t>
       </w:r>
-      <w:r>
-        <w:rPr>
-          <w:rFonts w:ascii="Times New Roman" w:hAnsi="Times New Roman" w:eastAsia="Times New Roman" w:cs="Times New Roman"/>
-        </w:rPr>
-        <w:t xml:space="preserve"> </w:t>
-      </w:r>
+    </w:p>
+    <w:p>
+      <w:pPr>
+        <w:pStyle w:val="BodyText"/>
+        <w:ind w:firstLine="420"/>
+      </w:pPr>
       <w:r>
         <w:rPr>
           <w:rFonts w:hint="eastAsia" w:ascii="Times New Roman" w:hAnsi="Times New Roman" w:eastAsia="FangSong" w:cs="Times New Roman"/>
@@ -1290,12 +1290,12 @@
         </w:rPr>
         <w:t>。</w:t>
       </w:r>
-      <w:r>
-        <w:rPr>
-          <w:rFonts w:ascii="Times New Roman" w:hAnsi="Times New Roman" w:eastAsia="Times New Roman" w:cs="Times New Roman"/>
-        </w:rPr>
-        <w:t xml:space="preserve"> </w:t>
-      </w:r>
+    </w:p>
+    <w:p>
+      <w:pPr>
+        <w:pStyle w:val="BodyText"/>
+        <w:ind w:firstLine="420"/>
+      </w:pPr>
       <w:r>
         <w:rPr>
           <w:rFonts w:hint="eastAsia" w:ascii="Times New Roman" w:hAnsi="Times New Roman" w:eastAsia="FangSong" w:cs="Times New Roman"/>
@@ -3817,327 +3817,327 @@
     <w:p>
       <w:pPr>
         <w:pStyle w:val="FirstParagraph"/>
+        <w:ind w:firstLine="420"/>
+      </w:pPr>
+      <w:r>
+        <w:rPr>
+          <w:rFonts w:hint="eastAsia" w:ascii="Times New Roman" w:hAnsi="Times New Roman" w:eastAsia="FangSong" w:cs="Times New Roman"/>
+        </w:rPr>
+        <w:t>实验误差按物理机制与统计特征严格划分为三类</w:t>
+      </w:r>
+      <w:r>
+        <w:rPr>
+          <w:rFonts w:hint="eastAsia" w:ascii="Times New Roman" w:hAnsi="Times New Roman" w:eastAsia="Times New Roman" w:cs="Times New Roman"/>
+        </w:rPr>
+        <w:t>：</w:t>
+      </w:r>
+      <w:r>
+        <w:rPr>
+          <w:rFonts w:ascii="Times New Roman" w:hAnsi="Times New Roman" w:eastAsia="Times New Roman" w:cs="Times New Roman"/>
+        </w:rPr>
+        <w:t xml:space="preserve"> </w:t>
+      </w:r>
+      <w:r>
+        <w:rPr>
+          <w:rFonts w:hint="eastAsia" w:ascii="Times New Roman" w:hAnsi="Times New Roman" w:eastAsia="FangSong" w:cs="Times New Roman"/>
+        </w:rPr>
+        <w:t>系统误差</w:t>
+      </w:r>
+      <w:r>
+        <w:rPr>
+          <w:rFonts w:hint="eastAsia" w:ascii="Times New Roman" w:hAnsi="Times New Roman" w:eastAsia="Times New Roman" w:cs="Times New Roman"/>
+        </w:rPr>
+        <w:t>（</w:t>
+      </w:r>
+      <w:r>
+        <w:rPr>
+          <w:rFonts w:hint="eastAsia" w:ascii="Times New Roman" w:hAnsi="Times New Roman" w:eastAsia="FangSong" w:cs="Times New Roman"/>
+        </w:rPr>
+        <w:t>可定误差</w:t>
+      </w:r>
+      <w:r>
+        <w:rPr>
+          <w:rFonts w:hint="eastAsia" w:ascii="Times New Roman" w:hAnsi="Times New Roman" w:eastAsia="Times New Roman" w:cs="Times New Roman"/>
+        </w:rPr>
+        <w:t>）</w:t>
+      </w:r>
+      <w:r>
+        <w:rPr>
+          <w:rFonts w:hint="eastAsia" w:ascii="Times New Roman" w:hAnsi="Times New Roman" w:eastAsia="FangSong" w:cs="Times New Roman"/>
+        </w:rPr>
+        <w:t>由固定因素引起</w:t>
+      </w:r>
+      <w:r>
+        <w:rPr>
+          <w:rFonts w:hint="eastAsia" w:ascii="Times New Roman" w:hAnsi="Times New Roman" w:eastAsia="Times New Roman" w:cs="Times New Roman"/>
+        </w:rPr>
+        <w:t>，</w:t>
+      </w:r>
+      <w:r>
+        <w:rPr>
+          <w:rFonts w:hint="eastAsia" w:ascii="Times New Roman" w:hAnsi="Times New Roman" w:eastAsia="FangSong" w:cs="Times New Roman"/>
+        </w:rPr>
+        <w:t>具单向性与重现性</w:t>
+      </w:r>
+      <w:r>
+        <w:rPr>
+          <w:rFonts w:hint="eastAsia" w:ascii="Times New Roman" w:hAnsi="Times New Roman" w:eastAsia="Times New Roman" w:cs="Times New Roman"/>
+        </w:rPr>
+        <w:t>，</w:t>
+      </w:r>
+      <w:r>
+        <w:rPr>
+          <w:rFonts w:hint="eastAsia" w:ascii="Times New Roman" w:hAnsi="Times New Roman" w:eastAsia="FangSong" w:cs="Times New Roman"/>
+        </w:rPr>
+        <w:t>可细分为方法误差</w:t>
+      </w:r>
+      <w:r>
+        <w:rPr>
+          <w:rFonts w:hint="eastAsia" w:ascii="Times New Roman" w:hAnsi="Times New Roman" w:eastAsia="Times New Roman" w:cs="Times New Roman"/>
+        </w:rPr>
+        <w:t>（</w:t>
+      </w:r>
+      <w:r>
+        <w:rPr>
+          <w:rFonts w:hint="eastAsia" w:ascii="Times New Roman" w:hAnsi="Times New Roman" w:eastAsia="FangSong" w:cs="Times New Roman"/>
+        </w:rPr>
+        <w:t>沉淀溶解损失</w:t>
+      </w:r>
+      <w:r>
+        <w:rPr>
+          <w:rFonts w:hint="eastAsia" w:ascii="Times New Roman" w:hAnsi="Times New Roman" w:eastAsia="Times New Roman" w:cs="Times New Roman"/>
+        </w:rPr>
+        <w:t>、</w:t>
+      </w:r>
+      <w:r>
+        <w:rPr>
+          <w:rFonts w:hint="eastAsia" w:ascii="Times New Roman" w:hAnsi="Times New Roman" w:eastAsia="FangSong" w:cs="Times New Roman"/>
+        </w:rPr>
+        <w:t>指示剂终点误差</w:t>
+      </w:r>
+      <w:r>
+        <w:rPr>
+          <w:rFonts w:hint="eastAsia" w:ascii="Times New Roman" w:hAnsi="Times New Roman" w:eastAsia="Times New Roman" w:cs="Times New Roman"/>
+        </w:rPr>
+        <w:t>）、</w:t>
+      </w:r>
+      <w:r>
+        <w:rPr>
+          <w:rFonts w:hint="eastAsia" w:ascii="Times New Roman" w:hAnsi="Times New Roman" w:eastAsia="FangSong" w:cs="Times New Roman"/>
+        </w:rPr>
+        <w:t>仪器误差</w:t>
+      </w:r>
+      <w:r>
+        <w:rPr>
+          <w:rFonts w:hint="eastAsia" w:ascii="Times New Roman" w:hAnsi="Times New Roman" w:eastAsia="Times New Roman" w:cs="Times New Roman"/>
+        </w:rPr>
+        <w:t>（</w:t>
+      </w:r>
+      <w:r>
+        <w:rPr>
+          <w:rFonts w:hint="eastAsia" w:ascii="Times New Roman" w:hAnsi="Times New Roman" w:eastAsia="FangSong" w:cs="Times New Roman"/>
+        </w:rPr>
+        <w:t>天平不等臂</w:t>
+      </w:r>
+      <w:r>
+        <w:rPr>
+          <w:rFonts w:hint="eastAsia" w:ascii="Times New Roman" w:hAnsi="Times New Roman" w:eastAsia="Times New Roman" w:cs="Times New Roman"/>
+        </w:rPr>
+        <w:t>、</w:t>
+      </w:r>
+      <w:r>
+        <w:rPr>
+          <w:rFonts w:hint="eastAsia" w:ascii="Times New Roman" w:hAnsi="Times New Roman" w:eastAsia="FangSong" w:cs="Times New Roman"/>
+        </w:rPr>
+        <w:t>滴定管未校准</w:t>
+      </w:r>
+      <w:r>
+        <w:rPr>
+          <w:rFonts w:hint="eastAsia" w:ascii="Times New Roman" w:hAnsi="Times New Roman" w:eastAsia="Times New Roman" w:cs="Times New Roman"/>
+        </w:rPr>
+        <w:t>）、</w:t>
+      </w:r>
+      <w:r>
+        <w:rPr>
+          <w:rFonts w:hint="eastAsia" w:ascii="Times New Roman" w:hAnsi="Times New Roman" w:eastAsia="FangSong" w:cs="Times New Roman"/>
+        </w:rPr>
+        <w:t>试剂误差</w:t>
+      </w:r>
+      <w:r>
+        <w:rPr>
+          <w:rFonts w:hint="eastAsia" w:ascii="Times New Roman" w:hAnsi="Times New Roman" w:eastAsia="Times New Roman" w:cs="Times New Roman"/>
+        </w:rPr>
+        <w:t>（</w:t>
+      </w:r>
+      <w:r>
+        <w:rPr>
+          <w:rFonts w:hint="eastAsia" w:ascii="Times New Roman" w:hAnsi="Times New Roman" w:eastAsia="FangSong" w:cs="Times New Roman"/>
+        </w:rPr>
+        <w:t>试剂杂质</w:t>
+      </w:r>
+      <w:r>
+        <w:rPr>
+          <w:rFonts w:hint="eastAsia" w:ascii="Times New Roman" w:hAnsi="Times New Roman" w:eastAsia="Times New Roman" w:cs="Times New Roman"/>
+        </w:rPr>
+        <w:t>、</w:t>
+      </w:r>
+      <w:r>
+        <w:rPr>
+          <w:rFonts w:hint="eastAsia" w:ascii="Times New Roman" w:hAnsi="Times New Roman" w:eastAsia="FangSong" w:cs="Times New Roman"/>
+        </w:rPr>
+        <w:t>蒸馏水带铁</w:t>
+      </w:r>
+      <w:r>
+        <w:rPr>
+          <w:rFonts w:hint="eastAsia" w:ascii="Times New Roman" w:hAnsi="Times New Roman" w:eastAsia="Times New Roman" w:cs="Times New Roman"/>
+        </w:rPr>
+        <w:t>）</w:t>
+      </w:r>
+      <w:r>
+        <w:rPr>
+          <w:rFonts w:hint="eastAsia" w:ascii="Times New Roman" w:hAnsi="Times New Roman" w:eastAsia="FangSong" w:cs="Times New Roman"/>
+        </w:rPr>
+        <w:t>和操作误差</w:t>
+      </w:r>
+      <w:r>
+        <w:rPr>
+          <w:rFonts w:hint="eastAsia" w:ascii="Times New Roman" w:hAnsi="Times New Roman" w:eastAsia="Times New Roman" w:cs="Times New Roman"/>
+        </w:rPr>
+        <w:t>（</w:t>
+      </w:r>
+      <w:r>
+        <w:rPr>
+          <w:rFonts w:hint="eastAsia" w:ascii="Times New Roman" w:hAnsi="Times New Roman" w:eastAsia="FangSong" w:cs="Times New Roman"/>
+        </w:rPr>
+        <w:t>视线未水平</w:t>
+      </w:r>
+      <w:r>
+        <w:rPr>
+          <w:rFonts w:hint="eastAsia" w:ascii="Times New Roman" w:hAnsi="Times New Roman" w:eastAsia="Times New Roman" w:cs="Times New Roman"/>
+        </w:rPr>
+        <w:t>）。</w:t>
+      </w:r>
+      <w:r>
+        <w:rPr>
+          <w:rFonts w:hint="eastAsia" w:ascii="Times New Roman" w:hAnsi="Times New Roman" w:eastAsia="FangSong" w:cs="Times New Roman"/>
+        </w:rPr>
+        <w:t>系统误差无法通过增加测定次数消除</w:t>
+      </w:r>
+      <w:r>
+        <w:rPr>
+          <w:rFonts w:hint="eastAsia" w:ascii="Times New Roman" w:hAnsi="Times New Roman" w:eastAsia="Times New Roman" w:cs="Times New Roman"/>
+        </w:rPr>
+        <w:t>，</w:t>
+      </w:r>
+      <w:r>
+        <w:rPr>
+          <w:rFonts w:hint="eastAsia" w:ascii="Times New Roman" w:hAnsi="Times New Roman" w:eastAsia="FangSong" w:cs="Times New Roman"/>
+        </w:rPr>
+        <w:t>必须针对性采用仪器校准</w:t>
+      </w:r>
+      <w:r>
+        <w:rPr>
+          <w:rFonts w:hint="eastAsia" w:ascii="Times New Roman" w:hAnsi="Times New Roman" w:eastAsia="Times New Roman" w:cs="Times New Roman"/>
+        </w:rPr>
+        <w:t>、</w:t>
+      </w:r>
+      <w:r>
+        <w:rPr>
+          <w:rFonts w:hint="eastAsia" w:ascii="Times New Roman" w:hAnsi="Times New Roman" w:eastAsia="FangSong" w:cs="Times New Roman"/>
+        </w:rPr>
+        <w:t>空白试验</w:t>
+      </w:r>
+      <w:r>
+        <w:rPr>
+          <w:rFonts w:hint="eastAsia" w:ascii="Times New Roman" w:hAnsi="Times New Roman" w:eastAsia="Times New Roman" w:cs="Times New Roman"/>
+        </w:rPr>
+        <w:t>、</w:t>
+      </w:r>
+      <w:r>
+        <w:rPr>
+          <w:rFonts w:hint="eastAsia" w:ascii="Times New Roman" w:hAnsi="Times New Roman" w:eastAsia="FangSong" w:cs="Times New Roman"/>
+        </w:rPr>
+        <w:t>对照试验及加入掩蔽剂消除</w:t>
+      </w:r>
+      <w:r>
+        <w:rPr>
+          <w:rFonts w:hint="eastAsia" w:ascii="Times New Roman" w:hAnsi="Times New Roman" w:eastAsia="Times New Roman" w:cs="Times New Roman"/>
+        </w:rPr>
+        <w:t>。</w:t>
+      </w:r>
+    </w:p>
+    <w:p>
+      <w:pPr>
+        <w:pStyle w:val="BodyText"/>
+        <w:ind w:firstLine="420"/>
+      </w:pPr>
+      <w:r>
+        <w:rPr>
+          <w:rFonts w:hint="eastAsia" w:ascii="Times New Roman" w:hAnsi="Times New Roman" w:eastAsia="FangSong" w:cs="Times New Roman"/>
+        </w:rPr>
+        <w:t>随机误差</w:t>
+      </w:r>
+      <w:r>
+        <w:rPr>
+          <w:rFonts w:hint="eastAsia" w:ascii="Times New Roman" w:hAnsi="Times New Roman" w:eastAsia="Times New Roman" w:cs="Times New Roman"/>
+        </w:rPr>
+        <w:t>（</w:t>
+      </w:r>
+      <w:r>
+        <w:rPr>
+          <w:rFonts w:hint="eastAsia" w:ascii="Times New Roman" w:hAnsi="Times New Roman" w:eastAsia="FangSong" w:cs="Times New Roman"/>
+        </w:rPr>
+        <w:t>偶然误差</w:t>
+      </w:r>
+      <w:r>
+        <w:rPr>
+          <w:rFonts w:hint="eastAsia" w:ascii="Times New Roman" w:hAnsi="Times New Roman" w:eastAsia="Times New Roman" w:cs="Times New Roman"/>
+        </w:rPr>
+        <w:t>）</w:t>
+      </w:r>
+      <w:r>
+        <w:rPr>
+          <w:rFonts w:hint="eastAsia" w:ascii="Times New Roman" w:hAnsi="Times New Roman" w:eastAsia="FangSong" w:cs="Times New Roman"/>
+        </w:rPr>
+        <w:t>由微小环境波动引起</w:t>
+      </w:r>
+      <w:r>
+        <w:rPr>
+          <w:rFonts w:hint="eastAsia" w:ascii="Times New Roman" w:hAnsi="Times New Roman" w:eastAsia="Times New Roman" w:cs="Times New Roman"/>
+        </w:rPr>
+        <w:t>，</w:t>
+      </w:r>
+      <w:r>
+        <w:rPr>
+          <w:rFonts w:hint="eastAsia" w:ascii="Times New Roman" w:hAnsi="Times New Roman" w:eastAsia="FangSong" w:cs="Times New Roman"/>
+        </w:rPr>
+        <w:t>服从统计正态分布</w:t>
+      </w:r>
+      <w:r>
+        <w:rPr>
+          <w:rFonts w:hint="eastAsia" w:ascii="Times New Roman" w:hAnsi="Times New Roman" w:eastAsia="Times New Roman" w:cs="Times New Roman"/>
+        </w:rPr>
+        <w:t>，</w:t>
+      </w:r>
+      <w:r>
+        <w:rPr>
+          <w:rFonts w:hint="eastAsia" w:ascii="Times New Roman" w:hAnsi="Times New Roman" w:eastAsia="FangSong" w:cs="Times New Roman"/>
+        </w:rPr>
+        <w:t>增加平行测定次数可使均值趋近总体真值</w:t>
+      </w:r>
+      <w:r>
+        <w:rPr>
+          <w:rFonts w:hint="eastAsia" w:ascii="Times New Roman" w:hAnsi="Times New Roman" w:eastAsia="Times New Roman" w:cs="Times New Roman"/>
+        </w:rPr>
+        <w:t>。</w:t>
+      </w:r>
+    </w:p>
+    <w:p>
+      <w:pPr>
+        <w:pStyle w:val="BodyText"/>
         <w:spacing w:after="80"/>
         <w:ind w:firstLine="420"/>
       </w:pPr>
-      <w:r>
-        <w:rPr>
-          <w:rFonts w:hint="eastAsia" w:ascii="Times New Roman" w:hAnsi="Times New Roman" w:eastAsia="FangSong" w:cs="Times New Roman"/>
-        </w:rPr>
-        <w:t>实验误差按物理机制与统计特征严格划分为三类</w:t>
-      </w:r>
-      <w:r>
-        <w:rPr>
-          <w:rFonts w:hint="eastAsia" w:ascii="Times New Roman" w:hAnsi="Times New Roman" w:eastAsia="Times New Roman" w:cs="Times New Roman"/>
-        </w:rPr>
-        <w:t>：</w:t>
-      </w:r>
-      <w:r>
-        <w:rPr>
-          <w:rFonts w:ascii="Times New Roman" w:hAnsi="Times New Roman" w:eastAsia="Times New Roman" w:cs="Times New Roman"/>
-        </w:rPr>
-        <w:t xml:space="preserve"> </w:t>
-      </w:r>
-      <w:r>
-        <w:rPr>
-          <w:rFonts w:hint="eastAsia" w:ascii="Times New Roman" w:hAnsi="Times New Roman" w:eastAsia="FangSong" w:cs="Times New Roman"/>
-        </w:rPr>
-        <w:t>系统误差</w:t>
-      </w:r>
-      <w:r>
-        <w:rPr>
-          <w:rFonts w:hint="eastAsia" w:ascii="Times New Roman" w:hAnsi="Times New Roman" w:eastAsia="Times New Roman" w:cs="Times New Roman"/>
-        </w:rPr>
-        <w:t>（</w:t>
-      </w:r>
-      <w:r>
-        <w:rPr>
-          <w:rFonts w:hint="eastAsia" w:ascii="Times New Roman" w:hAnsi="Times New Roman" w:eastAsia="FangSong" w:cs="Times New Roman"/>
-        </w:rPr>
-        <w:t>可定误差</w:t>
-      </w:r>
-      <w:r>
-        <w:rPr>
-          <w:rFonts w:hint="eastAsia" w:ascii="Times New Roman" w:hAnsi="Times New Roman" w:eastAsia="Times New Roman" w:cs="Times New Roman"/>
-        </w:rPr>
-        <w:t>）</w:t>
-      </w:r>
-      <w:r>
-        <w:rPr>
-          <w:rFonts w:hint="eastAsia" w:ascii="Times New Roman" w:hAnsi="Times New Roman" w:eastAsia="FangSong" w:cs="Times New Roman"/>
-        </w:rPr>
-        <w:t>由固定因素引起</w:t>
-      </w:r>
-      <w:r>
-        <w:rPr>
-          <w:rFonts w:hint="eastAsia" w:ascii="Times New Roman" w:hAnsi="Times New Roman" w:eastAsia="Times New Roman" w:cs="Times New Roman"/>
-        </w:rPr>
-        <w:t>，</w:t>
-      </w:r>
-      <w:r>
-        <w:rPr>
-          <w:rFonts w:hint="eastAsia" w:ascii="Times New Roman" w:hAnsi="Times New Roman" w:eastAsia="FangSong" w:cs="Times New Roman"/>
-        </w:rPr>
-        <w:t>具单向性与重现性</w:t>
-      </w:r>
-      <w:r>
-        <w:rPr>
-          <w:rFonts w:hint="eastAsia" w:ascii="Times New Roman" w:hAnsi="Times New Roman" w:eastAsia="Times New Roman" w:cs="Times New Roman"/>
-        </w:rPr>
-        <w:t>，</w:t>
-      </w:r>
-      <w:r>
-        <w:rPr>
-          <w:rFonts w:hint="eastAsia" w:ascii="Times New Roman" w:hAnsi="Times New Roman" w:eastAsia="FangSong" w:cs="Times New Roman"/>
-        </w:rPr>
-        <w:t>可细分为方法误差</w:t>
-      </w:r>
-      <w:r>
-        <w:rPr>
-          <w:rFonts w:hint="eastAsia" w:ascii="Times New Roman" w:hAnsi="Times New Roman" w:eastAsia="Times New Roman" w:cs="Times New Roman"/>
-        </w:rPr>
-        <w:t>（</w:t>
-      </w:r>
-      <w:r>
-        <w:rPr>
-          <w:rFonts w:hint="eastAsia" w:ascii="Times New Roman" w:hAnsi="Times New Roman" w:eastAsia="FangSong" w:cs="Times New Roman"/>
-        </w:rPr>
-        <w:t>沉淀溶解损失</w:t>
-      </w:r>
-      <w:r>
-        <w:rPr>
-          <w:rFonts w:hint="eastAsia" w:ascii="Times New Roman" w:hAnsi="Times New Roman" w:eastAsia="Times New Roman" w:cs="Times New Roman"/>
-        </w:rPr>
-        <w:t>、</w:t>
-      </w:r>
-      <w:r>
-        <w:rPr>
-          <w:rFonts w:hint="eastAsia" w:ascii="Times New Roman" w:hAnsi="Times New Roman" w:eastAsia="FangSong" w:cs="Times New Roman"/>
-        </w:rPr>
-        <w:t>指示剂终点误差</w:t>
-      </w:r>
-      <w:r>
-        <w:rPr>
-          <w:rFonts w:hint="eastAsia" w:ascii="Times New Roman" w:hAnsi="Times New Roman" w:eastAsia="Times New Roman" w:cs="Times New Roman"/>
-        </w:rPr>
-        <w:t>）、</w:t>
-      </w:r>
-      <w:r>
-        <w:rPr>
-          <w:rFonts w:hint="eastAsia" w:ascii="Times New Roman" w:hAnsi="Times New Roman" w:eastAsia="FangSong" w:cs="Times New Roman"/>
-        </w:rPr>
-        <w:t>仪器误差</w:t>
-      </w:r>
-      <w:r>
-        <w:rPr>
-          <w:rFonts w:hint="eastAsia" w:ascii="Times New Roman" w:hAnsi="Times New Roman" w:eastAsia="Times New Roman" w:cs="Times New Roman"/>
-        </w:rPr>
-        <w:t>（</w:t>
-      </w:r>
-      <w:r>
-        <w:rPr>
-          <w:rFonts w:hint="eastAsia" w:ascii="Times New Roman" w:hAnsi="Times New Roman" w:eastAsia="FangSong" w:cs="Times New Roman"/>
-        </w:rPr>
-        <w:t>天平不等臂</w:t>
-      </w:r>
-      <w:r>
-        <w:rPr>
-          <w:rFonts w:hint="eastAsia" w:ascii="Times New Roman" w:hAnsi="Times New Roman" w:eastAsia="Times New Roman" w:cs="Times New Roman"/>
-        </w:rPr>
-        <w:t>、</w:t>
-      </w:r>
-      <w:r>
-        <w:rPr>
-          <w:rFonts w:hint="eastAsia" w:ascii="Times New Roman" w:hAnsi="Times New Roman" w:eastAsia="FangSong" w:cs="Times New Roman"/>
-        </w:rPr>
-        <w:t>滴定管未校准</w:t>
-      </w:r>
-      <w:r>
-        <w:rPr>
-          <w:rFonts w:hint="eastAsia" w:ascii="Times New Roman" w:hAnsi="Times New Roman" w:eastAsia="Times New Roman" w:cs="Times New Roman"/>
-        </w:rPr>
-        <w:t>）、</w:t>
-      </w:r>
-      <w:r>
-        <w:rPr>
-          <w:rFonts w:hint="eastAsia" w:ascii="Times New Roman" w:hAnsi="Times New Roman" w:eastAsia="FangSong" w:cs="Times New Roman"/>
-        </w:rPr>
-        <w:t>试剂误差</w:t>
-      </w:r>
-      <w:r>
-        <w:rPr>
-          <w:rFonts w:hint="eastAsia" w:ascii="Times New Roman" w:hAnsi="Times New Roman" w:eastAsia="Times New Roman" w:cs="Times New Roman"/>
-        </w:rPr>
-        <w:t>（</w:t>
-      </w:r>
-      <w:r>
-        <w:rPr>
-          <w:rFonts w:hint="eastAsia" w:ascii="Times New Roman" w:hAnsi="Times New Roman" w:eastAsia="FangSong" w:cs="Times New Roman"/>
-        </w:rPr>
-        <w:t>试剂杂质</w:t>
-      </w:r>
-      <w:r>
-        <w:rPr>
-          <w:rFonts w:hint="eastAsia" w:ascii="Times New Roman" w:hAnsi="Times New Roman" w:eastAsia="Times New Roman" w:cs="Times New Roman"/>
-        </w:rPr>
-        <w:t>、</w:t>
-      </w:r>
-      <w:r>
-        <w:rPr>
-          <w:rFonts w:hint="eastAsia" w:ascii="Times New Roman" w:hAnsi="Times New Roman" w:eastAsia="FangSong" w:cs="Times New Roman"/>
-        </w:rPr>
-        <w:t>蒸馏水带铁</w:t>
-      </w:r>
-      <w:r>
-        <w:rPr>
-          <w:rFonts w:hint="eastAsia" w:ascii="Times New Roman" w:hAnsi="Times New Roman" w:eastAsia="Times New Roman" w:cs="Times New Roman"/>
-        </w:rPr>
-        <w:t>）</w:t>
-      </w:r>
-      <w:r>
-        <w:rPr>
-          <w:rFonts w:hint="eastAsia" w:ascii="Times New Roman" w:hAnsi="Times New Roman" w:eastAsia="FangSong" w:cs="Times New Roman"/>
-        </w:rPr>
-        <w:t>和操作误差</w:t>
-      </w:r>
-      <w:r>
-        <w:rPr>
-          <w:rFonts w:hint="eastAsia" w:ascii="Times New Roman" w:hAnsi="Times New Roman" w:eastAsia="Times New Roman" w:cs="Times New Roman"/>
-        </w:rPr>
-        <w:t>（</w:t>
-      </w:r>
-      <w:r>
-        <w:rPr>
-          <w:rFonts w:hint="eastAsia" w:ascii="Times New Roman" w:hAnsi="Times New Roman" w:eastAsia="FangSong" w:cs="Times New Roman"/>
-        </w:rPr>
-        <w:t>视线未水平</w:t>
-      </w:r>
-      <w:r>
-        <w:rPr>
-          <w:rFonts w:hint="eastAsia" w:ascii="Times New Roman" w:hAnsi="Times New Roman" w:eastAsia="Times New Roman" w:cs="Times New Roman"/>
-        </w:rPr>
-        <w:t>）。</w:t>
-      </w:r>
-      <w:r>
-        <w:rPr>
-          <w:rFonts w:hint="eastAsia" w:ascii="Times New Roman" w:hAnsi="Times New Roman" w:eastAsia="FangSong" w:cs="Times New Roman"/>
-        </w:rPr>
-        <w:t>系统误差无法通过增加测定次数消除</w:t>
-      </w:r>
-      <w:r>
-        <w:rPr>
-          <w:rFonts w:hint="eastAsia" w:ascii="Times New Roman" w:hAnsi="Times New Roman" w:eastAsia="Times New Roman" w:cs="Times New Roman"/>
-        </w:rPr>
-        <w:t>，</w:t>
-      </w:r>
-      <w:r>
-        <w:rPr>
-          <w:rFonts w:hint="eastAsia" w:ascii="Times New Roman" w:hAnsi="Times New Roman" w:eastAsia="FangSong" w:cs="Times New Roman"/>
-        </w:rPr>
-        <w:t>必须针对性采用仪器校准</w:t>
-      </w:r>
-      <w:r>
-        <w:rPr>
-          <w:rFonts w:hint="eastAsia" w:ascii="Times New Roman" w:hAnsi="Times New Roman" w:eastAsia="Times New Roman" w:cs="Times New Roman"/>
-        </w:rPr>
-        <w:t>、</w:t>
-      </w:r>
-      <w:r>
-        <w:rPr>
-          <w:rFonts w:hint="eastAsia" w:ascii="Times New Roman" w:hAnsi="Times New Roman" w:eastAsia="FangSong" w:cs="Times New Roman"/>
-        </w:rPr>
-        <w:t>空白试验</w:t>
-      </w:r>
-      <w:r>
-        <w:rPr>
-          <w:rFonts w:hint="eastAsia" w:ascii="Times New Roman" w:hAnsi="Times New Roman" w:eastAsia="Times New Roman" w:cs="Times New Roman"/>
-        </w:rPr>
-        <w:t>、</w:t>
-      </w:r>
-      <w:r>
-        <w:rPr>
-          <w:rFonts w:hint="eastAsia" w:ascii="Times New Roman" w:hAnsi="Times New Roman" w:eastAsia="FangSong" w:cs="Times New Roman"/>
-        </w:rPr>
-        <w:t>对照试验及加入掩蔽剂消除</w:t>
-      </w:r>
-      <w:r>
-        <w:rPr>
-          <w:rFonts w:hint="eastAsia" w:ascii="Times New Roman" w:hAnsi="Times New Roman" w:eastAsia="Times New Roman" w:cs="Times New Roman"/>
-        </w:rPr>
-        <w:t>。</w:t>
-      </w:r>
-      <w:r>
-        <w:rPr>
-          <w:rFonts w:ascii="Times New Roman" w:hAnsi="Times New Roman" w:eastAsia="Times New Roman" w:cs="Times New Roman"/>
-        </w:rPr>
-        <w:t xml:space="preserve"> </w:t>
-      </w:r>
-      <w:r>
-        <w:rPr>
-          <w:rFonts w:hint="eastAsia" w:ascii="Times New Roman" w:hAnsi="Times New Roman" w:eastAsia="FangSong" w:cs="Times New Roman"/>
-        </w:rPr>
-        <w:t>随机误差</w:t>
-      </w:r>
-      <w:r>
-        <w:rPr>
-          <w:rFonts w:hint="eastAsia" w:ascii="Times New Roman" w:hAnsi="Times New Roman" w:eastAsia="Times New Roman" w:cs="Times New Roman"/>
-        </w:rPr>
-        <w:t>（</w:t>
-      </w:r>
-      <w:r>
-        <w:rPr>
-          <w:rFonts w:hint="eastAsia" w:ascii="Times New Roman" w:hAnsi="Times New Roman" w:eastAsia="FangSong" w:cs="Times New Roman"/>
-        </w:rPr>
-        <w:t>偶然误差</w:t>
-      </w:r>
-      <w:r>
-        <w:rPr>
-          <w:rFonts w:hint="eastAsia" w:ascii="Times New Roman" w:hAnsi="Times New Roman" w:eastAsia="Times New Roman" w:cs="Times New Roman"/>
-        </w:rPr>
-        <w:t>）</w:t>
-      </w:r>
-      <w:r>
-        <w:rPr>
-          <w:rFonts w:hint="eastAsia" w:ascii="Times New Roman" w:hAnsi="Times New Roman" w:eastAsia="FangSong" w:cs="Times New Roman"/>
-        </w:rPr>
-        <w:t>由微小环境波动引起</w:t>
-      </w:r>
-      <w:r>
-        <w:rPr>
-          <w:rFonts w:hint="eastAsia" w:ascii="Times New Roman" w:hAnsi="Times New Roman" w:eastAsia="Times New Roman" w:cs="Times New Roman"/>
-        </w:rPr>
-        <w:t>，</w:t>
-      </w:r>
-      <w:r>
-        <w:rPr>
-          <w:rFonts w:hint="eastAsia" w:ascii="Times New Roman" w:hAnsi="Times New Roman" w:eastAsia="FangSong" w:cs="Times New Roman"/>
-        </w:rPr>
-        <w:t>服从统计正态分布</w:t>
-      </w:r>
-      <w:r>
-        <w:rPr>
-          <w:rFonts w:hint="eastAsia" w:ascii="Times New Roman" w:hAnsi="Times New Roman" w:eastAsia="Times New Roman" w:cs="Times New Roman"/>
-        </w:rPr>
-        <w:t>，</w:t>
-      </w:r>
-      <w:r>
-        <w:rPr>
-          <w:rFonts w:hint="eastAsia" w:ascii="Times New Roman" w:hAnsi="Times New Roman" w:eastAsia="FangSong" w:cs="Times New Roman"/>
-        </w:rPr>
-        <w:t>增加平行测定次数可使均值趋近总体真值</w:t>
-      </w:r>
-      <w:r>
-        <w:rPr>
-          <w:rFonts w:hint="eastAsia" w:ascii="Times New Roman" w:hAnsi="Times New Roman" w:eastAsia="Times New Roman" w:cs="Times New Roman"/>
-        </w:rPr>
-        <w:t>。</w:t>
-      </w:r>
-      <w:r>
-        <w:rPr>
-          <w:rFonts w:ascii="Times New Roman" w:hAnsi="Times New Roman" w:eastAsia="Times New Roman" w:cs="Times New Roman"/>
-        </w:rPr>
-        <w:t xml:space="preserve"> </w:t>
-      </w:r>
       <w:r>
         <w:rPr>
           <w:rFonts w:hint="eastAsia" w:ascii="Times New Roman" w:hAnsi="Times New Roman" w:eastAsia="FangSong" w:cs="Times New Roman"/>

--- a/06-学生侧材料/讲义/4-分析化学/有效数字与误差分析-超级充实版（自学完整）.docx
+++ b/06-学生侧材料/讲义/4-分析化学/有效数字与误差分析-超级充实版（自学完整）.docx
@@ -5381,14 +5381,14 @@
               </w:rPr>
               <w:drawing>
                 <wp:inline>
-                  <wp:extent cx="2667000" cy="1944311"/>
+                  <wp:extent cx="2667000" cy="2758335"/>
                   <wp:effectExtent b="0" l="0" r="0" t="0"/>
                   <wp:docPr descr="" title="" id="18" name="Picture"/>
                   <a:graphic>
                     <a:graphicData uri="http://schemas.openxmlformats.org/drawingml/2006/picture">
                       <pic:pic>
                         <pic:nvPicPr>
-                          <pic:cNvPr descr="f178263ac2b346af802a37db132484a685ddca027789e8092fdca25b72303ab7.jpg" id="19" name="Picture"/>
+                          <pic:cNvPr descr="f2dda91bbf4b5c179475a15fc71abd9f4ceaaba060cff205629d53859eda63db.jpg" id="19" name="Picture"/>
                           <pic:cNvPicPr>
                             <a:picLocks noChangeArrowheads="1" noChangeAspect="1"/>
                           </pic:cNvPicPr>
@@ -5402,7 +5402,7 @@
                         <pic:spPr bwMode="auto">
                           <a:xfrm>
                             <a:off x="0" y="0"/>
-                            <a:ext cx="2667000" cy="1944311"/>
+                            <a:ext cx="2667000" cy="2758335"/>
                           </a:xfrm>
                           <a:prstGeom prst="rect">
                             <a:avLst/>

--- a/06-学生侧材料/讲义/4-分析化学/有效数字与误差分析-超级充实版（自学完整）.docx
+++ b/06-学生侧材料/讲义/4-分析化学/有效数字与误差分析-超级充实版（自学完整）.docx
@@ -8052,14 +8052,14 @@
               </w:rPr>
               <w:drawing>
                 <wp:inline>
-                  <wp:extent cx="2381250" cy="1830739"/>
+                  <wp:extent cx="2381250" cy="2265537"/>
                   <wp:effectExtent b="0" l="0" r="0" t="0"/>
                   <wp:docPr descr="" title="" id="24" name="Picture"/>
                   <a:graphic>
                     <a:graphicData uri="http://schemas.openxmlformats.org/drawingml/2006/picture">
                       <pic:pic>
                         <pic:nvPicPr>
-                          <pic:cNvPr descr="a215b815fa6f6456ac8eb9758f085db2a18150f9a2cd64eb993d8a64a527bd98.jpg" id="25" name="Picture"/>
+                          <pic:cNvPr descr="7256fba7dda6e9f86cfcce451b8fd2217735a9a3df9a5291e675a4e5c904c1b3.jpg" id="25" name="Picture"/>
                           <pic:cNvPicPr>
                             <a:picLocks noChangeArrowheads="1" noChangeAspect="1"/>
                           </pic:cNvPicPr>
@@ -8073,7 +8073,7 @@
                         <pic:spPr bwMode="auto">
                           <a:xfrm>
                             <a:off x="0" y="0"/>
-                            <a:ext cx="2381250" cy="1830739"/>
+                            <a:ext cx="2381250" cy="2265537"/>
                           </a:xfrm>
                           <a:prstGeom prst="rect">
                             <a:avLst/>

--- a/06-学生侧材料/讲义/4-分析化学/有效数字与误差分析-超级充实版（自学完整）.docx
+++ b/06-学生侧材料/讲义/4-分析化学/有效数字与误差分析-超级充实版（自学完整）.docx
@@ -21638,11 +21638,11 @@
         </w:tblBorders>
       </w:tblPr>
       <w:tblGrid>
-        <w:gridCol w:w="1320"/>
-        <w:gridCol w:w="1650"/>
-        <w:gridCol w:w="1650"/>
-        <w:gridCol w:w="1650"/>
-        <w:gridCol w:w="1650"/>
+        <w:gridCol w:w="1980"/>
+        <w:gridCol w:w="1056"/>
+        <w:gridCol w:w="990"/>
+        <w:gridCol w:w="1914"/>
+        <w:gridCol w:w="1980"/>
       </w:tblGrid>
       <w:tr>
         <w:trPr>
